--- a/admin/Report/thesis paper/Final Report.docx
+++ b/admin/Report/thesis paper/Final Report.docx
@@ -646,15 +646,16 @@
       <w:r>
         <w:t>Contents</w:t>
       </w:r>
+      <w:bookmarkEnd w:id="20"/>
       <w:commentRangeEnd w:id="21"/>
       <w:r>
         <w:rPr>
           <w:rStyle w:val="CommentReference"/>
-          <w:rFonts w:eastAsiaTheme="minorHAnsi" w:cs="Times New Roman"/>
+          <w:sz w:val="24"/>
+          <w:szCs w:val="26"/>
         </w:rPr>
         <w:commentReference w:id="21"/>
       </w:r>
-      <w:bookmarkEnd w:id="20"/>
     </w:p>
     <w:p>
       <w:pPr>
@@ -2734,7 +2735,8 @@
       <w:r>
         <w:rPr>
           <w:rStyle w:val="CommentReference"/>
-          <w:rFonts w:eastAsiaTheme="minorHAnsi" w:cs="Times New Roman"/>
+          <w:sz w:val="24"/>
+          <w:szCs w:val="26"/>
         </w:rPr>
         <w:commentReference w:id="23"/>
       </w:r>
@@ -2749,7 +2751,8 @@
       <w:r>
         <w:rPr>
           <w:rStyle w:val="CommentReference"/>
-          <w:rFonts w:eastAsiaTheme="minorHAnsi" w:cs="Times New Roman"/>
+          <w:sz w:val="24"/>
+          <w:szCs w:val="26"/>
         </w:rPr>
         <w:commentReference w:id="24"/>
       </w:r>
@@ -2941,7 +2944,8 @@
       <w:r>
         <w:rPr>
           <w:rStyle w:val="CommentReference"/>
-          <w:rFonts w:eastAsiaTheme="minorHAnsi" w:cs="Times New Roman"/>
+          <w:sz w:val="24"/>
+          <w:szCs w:val="26"/>
         </w:rPr>
         <w:commentReference w:id="26"/>
       </w:r>
@@ -2956,7 +2960,8 @@
       <w:r>
         <w:rPr>
           <w:rStyle w:val="CommentReference"/>
-          <w:rFonts w:eastAsiaTheme="minorHAnsi" w:cs="Times New Roman"/>
+          <w:sz w:val="24"/>
+          <w:szCs w:val="26"/>
         </w:rPr>
         <w:commentReference w:id="27"/>
       </w:r>
@@ -3145,134 +3150,24 @@
       <w:r>
         <w:rPr>
           <w:rStyle w:val="CommentReference"/>
+          <w:sz w:val="24"/>
+          <w:szCs w:val="26"/>
         </w:rPr>
         <w:commentReference w:id="29"/>
       </w:r>
       <w:r>
         <w:t>.</w:t>
       </w:r>
-      <w:r>
-        <w:br/>
-      </w:r>
-      <w:r>
-        <w:t>About Chapters</w:t>
-      </w:r>
       <w:bookmarkEnd w:id="28"/>
-    </w:p>
-    <w:p>
-      <w:pPr>
-        <w:pStyle w:val="Quote"/>
-      </w:pPr>
-      <w:r>
-        <w:t>Here’s a</w:t>
-      </w:r>
-      <w:r>
-        <w:t xml:space="preserve">n </w:t>
-      </w:r>
-      <w:r>
-        <w:t xml:space="preserve">example of an </w:t>
-      </w:r>
-      <w:r>
-        <w:t xml:space="preserve">epigraph </w:t>
-      </w:r>
-      <w:r>
-        <w:t xml:space="preserve">at the beginning of a chapter.  </w:t>
-      </w:r>
-      <w:r>
-        <w:t xml:space="preserve">Including epigraphs is not a requirement, and so please simply </w:t>
-      </w:r>
-      <w:r>
-        <w:t>delete this text if</w:t>
-      </w:r>
-      <w:r>
-        <w:t xml:space="preserve"> you are</w:t>
-      </w:r>
-      <w:r>
-        <w:t xml:space="preserve"> not using </w:t>
-      </w:r>
-      <w:r>
-        <w:t>any in your thesis</w:t>
-      </w:r>
-      <w:r>
-        <w:t>.</w:t>
-      </w:r>
-      <w:r>
-        <w:t xml:space="preserve"> </w:t>
-      </w:r>
-    </w:p>
-    <w:p>
-      <w:pPr>
-        <w:pStyle w:val="EpigraphAuthor"/>
-      </w:pPr>
-      <w:r>
-        <w:t>—</w:t>
-      </w:r>
-      <w:r>
-        <w:t>Epigraph</w:t>
-      </w:r>
-      <w:commentRangeStart w:id="30"/>
-      <w:r>
-        <w:t xml:space="preserve"> author</w:t>
-      </w:r>
-      <w:commentRangeEnd w:id="30"/>
-      <w:r>
-        <w:rPr>
-          <w:rStyle w:val="CommentReference"/>
-          <w:shd w:val="clear" w:color="auto" w:fill="auto"/>
-        </w:rPr>
-        <w:commentReference w:id="30"/>
-      </w:r>
-    </w:p>
-    <w:p>
-      <w:pPr>
-        <w:pStyle w:val="BodyText"/>
-      </w:pPr>
-      <w:r>
-        <w:t>There are two ways to add a new chapter. First, you can simply type the name of your new chapter on a separate line and apply the </w:t>
-      </w:r>
-      <w:r>
-        <w:rPr>
-          <w:i/>
-          <w:iCs/>
-        </w:rPr>
-        <w:t>Chapter Title</w:t>
-      </w:r>
-      <w:r>
-        <w:t> (or </w:t>
-      </w:r>
-      <w:r>
-        <w:rPr>
-          <w:i/>
-          <w:iCs/>
-        </w:rPr>
-        <w:t>Heading 2</w:t>
-      </w:r>
-      <w:r>
-        <w:t>) style. That will automatically drop your chapter title down to the next page and you may then begin your next chapter. Alternatively, you can copy this section, from the chapter title down to the section break, and then paste it immediately following the section break.</w:t>
-      </w:r>
-    </w:p>
-    <w:p>
-      <w:pPr>
-        <w:pStyle w:val="BodyText"/>
-      </w:pPr>
-      <w:r>
-        <w:t>Whether you need a section break is largely determined by what you plan to do with the structure of your thesis. If you need more than one column (say, for columns of statistics), for example, you’ll want a section break, then another to switch back to one column.</w:t>
-      </w:r>
-      <w:r>
-        <w:rPr>
-          <w:rStyle w:val="FootnoteReference"/>
-        </w:rPr>
-        <w:footnoteReference w:id="1"/>
-      </w:r>
     </w:p>
     <w:p>
       <w:pPr>
         <w:pStyle w:val="BodyText"/>
         <w:sectPr>
-          <w:headerReference w:type="default" r:id="rId21"/>
-          <w:footerReference w:type="default" r:id="rId22"/>
-          <w:headerReference w:type="first" r:id="rId23"/>
-          <w:footerReference w:type="first" r:id="rId24"/>
+          <w:headerReference w:type="default" r:id="rId20"/>
+          <w:footerReference w:type="default" r:id="rId21"/>
+          <w:headerReference w:type="first" r:id="rId22"/>
+          <w:footerReference w:type="first" r:id="rId23"/>
           <w:pgSz w:w="12240" w:h="15840"/>
           <w:pgMar w:top="1440" w:right="1440" w:bottom="1440" w:left="2160" w:header="720" w:footer="720" w:gutter="0"/>
           <w:pgNumType w:start="1"/>
@@ -3282,95 +3177,52 @@
         </w:sectPr>
       </w:pPr>
       <w:r>
-        <w:t>To insert a new section break, go to the </w:t>
-      </w:r>
-      <w:r>
-        <w:rPr>
-          <w:b/>
-          <w:bCs/>
-        </w:rPr>
-        <w:t>Layout</w:t>
-      </w:r>
-      <w:r>
-        <w:rPr>
-          <w:b/>
-          <w:bCs/>
-        </w:rPr>
-        <w:t xml:space="preserve"> </w:t>
-      </w:r>
-      <w:r>
-        <w:t>tab in the Ribbon. In the Page Setup section, choose the </w:t>
-      </w:r>
-      <w:r>
-        <w:rPr>
-          <w:i/>
-          <w:iCs/>
-        </w:rPr>
-        <w:t>Breaks</w:t>
-      </w:r>
-      <w:r>
-        <w:t> dropdown menu; from the second half of the list, choose </w:t>
-      </w:r>
-      <w:r>
-        <w:rPr>
-          <w:i/>
-          <w:iCs/>
-        </w:rPr>
-        <w:t>Section Break: Next Page</w:t>
-      </w:r>
-      <w:r>
-        <w:t> or </w:t>
-      </w:r>
-      <w:r>
-        <w:rPr>
-          <w:i/>
-          <w:iCs/>
-        </w:rPr>
-        <w:t>Section Break: Continuous</w:t>
-      </w:r>
-      <w:r>
-        <w:t> if you don’t want a page break.</w:t>
+        <w:t xml:space="preserve">Current AI systems demonstrate high performance on ethically complex benchmarks, but this performance reflects pattern-level imitation of human moral judgments rather than ethical discernment grounded in first-person normativity. No widely used dataset fully captures the fluid, multifactorial, and non-truth-apt nature of real-world ethics, particularly under non-cognitivist meta-ethical frameworks. This absence suggests that ethical reasoning benchmarks implicitly assume cognitivism and that dataset-based evaluation may be structurally incapable of detecting consciousness-relevant ethical </w:t>
+      </w:r>
+      <w:r>
+        <w:t>properties.</w:t>
       </w:r>
       <w:r>
         <w:rPr>
           <w:rStyle w:val="FootnoteReference"/>
         </w:rPr>
-        <w:footnoteReference w:id="2"/>
+        <w:footnoteReference w:id="1"/>
       </w:r>
     </w:p>
     <w:p>
       <w:pPr>
         <w:pStyle w:val="Heading2"/>
       </w:pPr>
-      <w:bookmarkStart w:id="31" w:name="_Toc476584781"/>
-      <w:bookmarkStart w:id="32" w:name="_Toc171427380"/>
+      <w:bookmarkStart w:id="30" w:name="_Toc476584781"/>
+      <w:bookmarkStart w:id="31" w:name="_Toc171427380"/>
       <w:r>
         <w:lastRenderedPageBreak/>
         <w:t xml:space="preserve">Chapter </w:t>
       </w:r>
-      <w:commentRangeStart w:id="33"/>
+      <w:commentRangeStart w:id="32"/>
       <w:r>
         <w:t>II</w:t>
       </w:r>
-      <w:commentRangeEnd w:id="33"/>
+      <w:commentRangeEnd w:id="32"/>
       <w:r>
         <w:rPr>
           <w:rStyle w:val="CommentReference"/>
-          <w:rFonts w:eastAsiaTheme="minorHAnsi" w:cs="Times New Roman"/>
-        </w:rPr>
-        <w:commentReference w:id="33"/>
+          <w:sz w:val="24"/>
+          <w:szCs w:val="26"/>
+        </w:rPr>
+        <w:commentReference w:id="32"/>
       </w:r>
       <w:r>
         <w:t>.</w:t>
       </w:r>
+      <w:bookmarkEnd w:id="30"/>
+      <w:r>
+        <w:br/>
+      </w:r>
+      <w:r>
+        <w:t>Chapter Styles</w:t>
+      </w:r>
       <w:bookmarkEnd w:id="31"/>
-      <w:r>
-        <w:br/>
-      </w:r>
-      <w:r>
-        <w:t>Chapter Styles</w:t>
-      </w:r>
-      <w:bookmarkEnd w:id="32"/>
     </w:p>
     <w:p>
       <w:pPr>
@@ -3390,22 +3242,14 @@
       <w:pPr>
         <w:pStyle w:val="Heading3"/>
       </w:pPr>
-      <w:bookmarkStart w:id="34" w:name="_Toc171427381"/>
+      <w:bookmarkStart w:id="33" w:name="_Toc171427381"/>
       <w:r>
         <w:t>Heading 3</w:t>
       </w:r>
       <w:r>
-        <w:t xml:space="preserve">, </w:t>
-      </w:r>
-      <w:proofErr w:type="spellStart"/>
-      <w:r>
-        <w:t>SectionTitle</w:t>
-      </w:r>
-      <w:proofErr w:type="spellEnd"/>
-      <w:r>
-        <w:t>/A-Head</w:t>
-      </w:r>
-      <w:bookmarkEnd w:id="34"/>
+        <w:t>, SectionTitle/A-Head</w:t>
+      </w:r>
+      <w:bookmarkEnd w:id="33"/>
     </w:p>
     <w:p>
       <w:pPr>
@@ -3489,14 +3333,14 @@
       <w:pPr>
         <w:pStyle w:val="Heading4"/>
       </w:pPr>
-      <w:bookmarkStart w:id="35" w:name="_Toc171427382"/>
+      <w:bookmarkStart w:id="34" w:name="_Toc171427382"/>
       <w:r>
         <w:t>Heading</w:t>
       </w:r>
       <w:r>
         <w:t xml:space="preserve"> 4, B-Head</w:t>
       </w:r>
-      <w:bookmarkEnd w:id="35"/>
+      <w:bookmarkEnd w:id="34"/>
     </w:p>
     <w:p>
       <w:pPr>
@@ -3518,11 +3362,82 @@
       <w:pPr>
         <w:pStyle w:val="Heading4"/>
       </w:pPr>
-      <w:bookmarkStart w:id="36" w:name="_Toc171427383"/>
+      <w:bookmarkStart w:id="35" w:name="_Toc171427383"/>
       <w:r>
         <w:lastRenderedPageBreak/>
         <w:t>B-Head Style</w:t>
       </w:r>
+      <w:bookmarkEnd w:id="35"/>
+    </w:p>
+    <w:p>
+      <w:pPr>
+        <w:pStyle w:val="BodyText"/>
+      </w:pPr>
+      <w:r>
+        <w:t xml:space="preserve">The B-Head style (shown in the Quick Styles menu as “B-Head”) is used as a header for a subsection within a section of a chapter. For an example, see “B-Head Style” above. Note: there should always be introductory text for the </w:t>
+      </w:r>
+      <w:r>
+        <w:t>section</w:t>
+      </w:r>
+      <w:r>
+        <w:t xml:space="preserve"> before the </w:t>
+      </w:r>
+      <w:r>
+        <w:t>B-Head</w:t>
+      </w:r>
+      <w:r>
+        <w:t xml:space="preserve">. The style immediately following the </w:t>
+      </w:r>
+      <w:r>
+        <w:t>B-Head</w:t>
+      </w:r>
+      <w:r>
+        <w:t xml:space="preserve"> style will default to the Body Text style, to be used for the introduction of the </w:t>
+      </w:r>
+      <w:r>
+        <w:t>sub</w:t>
+      </w:r>
+      <w:r>
+        <w:t>section.</w:t>
+      </w:r>
+    </w:p>
+    <w:p>
+      <w:pPr>
+        <w:pStyle w:val="BodyText"/>
+      </w:pPr>
+      <w:r>
+        <w:t>B-Heads</w:t>
+      </w:r>
+      <w:r>
+        <w:t xml:space="preserve"> will automatically be added to the Table of Contents, directly below the previous </w:t>
+      </w:r>
+      <w:r>
+        <w:t>section</w:t>
+      </w:r>
+      <w:r>
+        <w:t xml:space="preserve"> title and with a </w:t>
+      </w:r>
+      <w:r>
+        <w:t>one</w:t>
+      </w:r>
+      <w:r>
+        <w:t>-inch indent, each time you update the whole TOC.</w:t>
+      </w:r>
+    </w:p>
+    <w:p>
+      <w:pPr>
+        <w:pStyle w:val="Heading4"/>
+      </w:pPr>
+      <w:bookmarkStart w:id="36" w:name="_Toc171427384"/>
+      <w:r>
+        <w:t>B</w:t>
+      </w:r>
+      <w:r>
+        <w:t>-Head</w:t>
+      </w:r>
+      <w:r>
+        <w:t xml:space="preserve"> Style</w:t>
+      </w:r>
       <w:bookmarkEnd w:id="36"/>
     </w:p>
     <w:p>
@@ -3530,143 +3445,72 @@
         <w:pStyle w:val="BodyText"/>
       </w:pPr>
       <w:r>
-        <w:t xml:space="preserve">The B-Head style (shown in the Quick Styles menu as “B-Head”) is used as a header for a subsection within a section of a chapter. For an example, see “B-Head Style” above. Note: there should always be introductory text for the </w:t>
-      </w:r>
-      <w:r>
-        <w:t>section</w:t>
-      </w:r>
-      <w:r>
-        <w:t xml:space="preserve"> before the </w:t>
-      </w:r>
-      <w:r>
-        <w:t>B-Head</w:t>
-      </w:r>
-      <w:r>
-        <w:t xml:space="preserve">. The style immediately following the </w:t>
-      </w:r>
-      <w:r>
-        <w:t>B-Head</w:t>
-      </w:r>
-      <w:r>
-        <w:t xml:space="preserve"> style will default to the Body Text style, to be used for the introduction of the </w:t>
-      </w:r>
-      <w:r>
-        <w:t>sub</w:t>
-      </w:r>
-      <w:r>
-        <w:t>section.</w:t>
-      </w:r>
+        <w:t>The Body Text style (shown in the Quick Styles menu as “Body Text”) is used for standard paragraph styles. This paragraph is using the Body Text style; the default style for the next paragraph is also Body Text.</w:t>
+      </w:r>
+    </w:p>
+    <w:p>
+      <w:pPr>
+        <w:pStyle w:val="Heading4"/>
+      </w:pPr>
+      <w:bookmarkStart w:id="37" w:name="_Toc171427385"/>
+      <w:r>
+        <w:t>C-Head</w:t>
+      </w:r>
+      <w:r>
+        <w:t xml:space="preserve"> Style and A</w:t>
+      </w:r>
+      <w:r>
+        <w:t xml:space="preserve">ccompanying </w:t>
+      </w:r>
+      <w:r>
+        <w:t>P</w:t>
+      </w:r>
+      <w:r>
+        <w:t>aragraph</w:t>
+      </w:r>
+      <w:bookmarkEnd w:id="37"/>
     </w:p>
     <w:p>
       <w:pPr>
         <w:pStyle w:val="BodyText"/>
       </w:pPr>
       <w:r>
-        <w:t>B-Heads</w:t>
-      </w:r>
-      <w:r>
-        <w:t xml:space="preserve"> will automatically be added to the Table of Contents, directly below the previous </w:t>
-      </w:r>
-      <w:r>
-        <w:t>section</w:t>
-      </w:r>
-      <w:r>
-        <w:t xml:space="preserve"> title and with a </w:t>
-      </w:r>
-      <w:r>
-        <w:t>one</w:t>
-      </w:r>
-      <w:r>
-        <w:t>-inch indent, each time you update the whole TOC.</w:t>
-      </w:r>
-    </w:p>
-    <w:p>
-      <w:pPr>
-        <w:pStyle w:val="Heading4"/>
-      </w:pPr>
-      <w:bookmarkStart w:id="37" w:name="_Toc171427384"/>
-      <w:r>
-        <w:t>B</w:t>
-      </w:r>
-      <w:r>
-        <w:t>-Head</w:t>
-      </w:r>
-      <w:r>
-        <w:t xml:space="preserve"> Style</w:t>
-      </w:r>
-      <w:bookmarkEnd w:id="37"/>
-    </w:p>
-    <w:p>
-      <w:pPr>
-        <w:pStyle w:val="BodyText"/>
-      </w:pPr>
-      <w:r>
-        <w:t>The Body Text style (shown in the Quick Styles menu as “Body Text”) is used for standard paragraph styles. This paragraph is using the Body Text style; the default style for the next paragraph is also Body Text.</w:t>
-      </w:r>
-    </w:p>
-    <w:p>
-      <w:pPr>
-        <w:pStyle w:val="Heading4"/>
-      </w:pPr>
-      <w:bookmarkStart w:id="38" w:name="_Toc171427385"/>
-      <w:r>
+        <w:t>The C-Head style (shown in the Quick Styles menu as “</w:t>
+      </w:r>
+      <w:r>
+        <w:t>C</w:t>
+      </w:r>
+      <w:r>
+        <w:t xml:space="preserve">-Head”) is used as a header for a subsection within a </w:t>
+      </w:r>
+      <w:r>
+        <w:t>subsection</w:t>
+      </w:r>
+      <w:r>
+        <w:t>. For example</w:t>
+      </w:r>
+      <w:r>
+        <w:t>:</w:t>
+      </w:r>
+    </w:p>
+    <w:p>
+      <w:pPr>
+        <w:pStyle w:val="C-BodyText"/>
+      </w:pPr>
+      <w:bookmarkStart w:id="38" w:name="_Toc171427386"/>
+      <w:r>
+        <w:rPr>
+          <w:rStyle w:val="Heading5Char"/>
+        </w:rPr>
+        <w:t xml:space="preserve">Body Text with </w:t>
+      </w:r>
+      <w:r>
+        <w:rPr>
+          <w:rStyle w:val="Heading5Char"/>
+        </w:rPr>
         <w:t>C-Head</w:t>
       </w:r>
-      <w:r>
-        <w:t xml:space="preserve"> Style and A</w:t>
-      </w:r>
-      <w:r>
-        <w:t xml:space="preserve">ccompanying </w:t>
-      </w:r>
-      <w:r>
-        <w:t>P</w:t>
-      </w:r>
-      <w:r>
-        <w:t>aragraph</w:t>
-      </w:r>
       <w:bookmarkEnd w:id="38"/>
-    </w:p>
-    <w:p>
-      <w:pPr>
-        <w:pStyle w:val="BodyText"/>
-      </w:pPr>
-      <w:r>
-        <w:t>The C-Head style (shown in the Quick Styles menu as “</w:t>
-      </w:r>
-      <w:r>
-        <w:t>C</w:t>
-      </w:r>
-      <w:r>
-        <w:t xml:space="preserve">-Head”) is used as a header for a subsection within a </w:t>
-      </w:r>
-      <w:r>
-        <w:t>subsection</w:t>
-      </w:r>
-      <w:r>
-        <w:t>. For example</w:t>
-      </w:r>
-      <w:r>
-        <w:t>:</w:t>
-      </w:r>
-    </w:p>
-    <w:p>
-      <w:pPr>
-        <w:pStyle w:val="C-BodyText"/>
-      </w:pPr>
-      <w:bookmarkStart w:id="39" w:name="_Toc171427386"/>
-      <w:r>
-        <w:rPr>
-          <w:rStyle w:val="Heading5Char"/>
-        </w:rPr>
-        <w:t xml:space="preserve">Body Text with </w:t>
-      </w:r>
-      <w:r>
-        <w:rPr>
-          <w:rStyle w:val="Heading5Char"/>
-        </w:rPr>
-        <w:t>C-Head</w:t>
-      </w:r>
-      <w:bookmarkEnd w:id="39"/>
       <w:r>
         <w:t>. This is a C-Head and accompanying paragraph.</w:t>
       </w:r>
@@ -3736,11 +3580,11 @@
       <w:pPr>
         <w:pStyle w:val="Heading4"/>
       </w:pPr>
-      <w:bookmarkStart w:id="40" w:name="_Toc171427387"/>
+      <w:bookmarkStart w:id="39" w:name="_Toc171427387"/>
       <w:r>
         <w:t>Numbered List Style</w:t>
       </w:r>
-      <w:bookmarkEnd w:id="40"/>
+      <w:bookmarkEnd w:id="39"/>
     </w:p>
     <w:p>
       <w:pPr>
@@ -3808,110 +3652,110 @@
       <w:pPr>
         <w:pStyle w:val="Heading4"/>
       </w:pPr>
-      <w:bookmarkStart w:id="41" w:name="_Toc171427388"/>
+      <w:bookmarkStart w:id="40" w:name="_Toc171427388"/>
       <w:r>
         <w:t>Bulleted List Style</w:t>
       </w:r>
+      <w:bookmarkEnd w:id="40"/>
+    </w:p>
+    <w:p>
+      <w:pPr>
+        <w:pStyle w:val="BodyText"/>
+      </w:pPr>
+      <w:r>
+        <w:t>To create a bulleted list, select the lines of text which you want to make a list (whether they’re already in a Word list structure or not) and choose the “Bulleted List” style in the Quick Styles menu. If the list was in a Word list structure previously, it will simply update the styles. If the list was previously formatted by hand, you will need to check that list items begin and end at the correct points and that any typed bullets are removed.</w:t>
+      </w:r>
+    </w:p>
+    <w:p>
+      <w:pPr>
+        <w:pStyle w:val="BulletedList"/>
+      </w:pPr>
+      <w:r>
+        <w:t xml:space="preserve">This is the </w:t>
+      </w:r>
+      <w:r>
+        <w:t>Bulleted</w:t>
+      </w:r>
+      <w:r>
+        <w:t xml:space="preserve"> list style.</w:t>
+      </w:r>
+    </w:p>
+    <w:p>
+      <w:pPr>
+        <w:pStyle w:val="BulletedList"/>
+      </w:pPr>
+      <w:r>
+        <w:t>To add a list item, simply hit Enter at the end of the previous list item.</w:t>
+      </w:r>
+    </w:p>
+    <w:p>
+      <w:pPr>
+        <w:pStyle w:val="BulletedList"/>
+      </w:pPr>
+      <w:r>
+        <w:t>To end the list, hit Enter and then select the “Body Text” style from the Quick Styles menu.</w:t>
+      </w:r>
+    </w:p>
+    <w:p>
+      <w:pPr>
+        <w:pStyle w:val="BodyText"/>
+      </w:pPr>
+      <w:r>
+        <w:t>This is what some body text after a bulleted list would look l</w:t>
+      </w:r>
+      <w:r>
+        <w:t>i</w:t>
+      </w:r>
+      <w:r>
+        <w:t>ke.</w:t>
+      </w:r>
+    </w:p>
+    <w:p>
+      <w:pPr>
+        <w:pStyle w:val="Heading4"/>
+      </w:pPr>
+      <w:bookmarkStart w:id="41" w:name="_Block_Quote_Style"/>
+      <w:bookmarkStart w:id="42" w:name="_Toc171427389"/>
       <w:bookmarkEnd w:id="41"/>
+      <w:r>
+        <w:t>Block Quote Style</w:t>
+      </w:r>
+      <w:bookmarkEnd w:id="42"/>
     </w:p>
     <w:p>
       <w:pPr>
         <w:pStyle w:val="BodyText"/>
       </w:pPr>
       <w:r>
-        <w:t>To create a bulleted list, select the lines of text which you want to make a list (whether they’re already in a Word list structure or not) and choose the “Bulleted List” style in the Quick Styles menu. If the list was in a Word list structure previously, it will simply update the styles. If the list was previously formatted by hand, you will need to check that list items begin and end at the correct points and that any typed bullets are removed.</w:t>
-      </w:r>
-    </w:p>
-    <w:p>
-      <w:pPr>
-        <w:pStyle w:val="BulletedList"/>
-      </w:pPr>
-      <w:r>
-        <w:t xml:space="preserve">This is the </w:t>
-      </w:r>
-      <w:r>
-        <w:t>Bulleted</w:t>
-      </w:r>
-      <w:r>
-        <w:t xml:space="preserve"> list style.</w:t>
-      </w:r>
-    </w:p>
-    <w:p>
-      <w:pPr>
-        <w:pStyle w:val="BulletedList"/>
-      </w:pPr>
-      <w:r>
-        <w:t>To add a list item, simply hit Enter at the end of the previous list item.</w:t>
-      </w:r>
-    </w:p>
-    <w:p>
-      <w:pPr>
-        <w:pStyle w:val="BulletedList"/>
-      </w:pPr>
-      <w:r>
-        <w:t>To end the list, hit Enter and then select the “Body Text” style from the Quick Styles menu.</w:t>
-      </w:r>
-    </w:p>
-    <w:p>
-      <w:pPr>
-        <w:pStyle w:val="BodyText"/>
-      </w:pPr>
-      <w:r>
-        <w:t>This is what some body text after a bulleted list would look l</w:t>
-      </w:r>
-      <w:r>
-        <w:t>i</w:t>
-      </w:r>
-      <w:r>
-        <w:t>ke.</w:t>
+        <w:t>The Block Quote Style is used for quoting large selections of text, rather than a word or phrase.</w:t>
+      </w:r>
+    </w:p>
+    <w:p>
+      <w:pPr>
+        <w:pStyle w:val="BlockQuote"/>
+      </w:pPr>
+      <w:r>
+        <w:t>Blockquotes are further indented to distinguish them from body text. They’re also single-spaced rather than double-spaced.</w:t>
+      </w:r>
+    </w:p>
+    <w:p>
+      <w:pPr>
+        <w:pStyle w:val="BlockQuote"/>
+      </w:pPr>
+      <w:r>
+        <w:t>A multi-paragraph block quote will look like this, with a space between the paragraphs to differentiate them.</w:t>
       </w:r>
     </w:p>
     <w:p>
       <w:pPr>
         <w:pStyle w:val="Heading4"/>
       </w:pPr>
-      <w:bookmarkStart w:id="42" w:name="_Block_Quote_Style"/>
-      <w:bookmarkStart w:id="43" w:name="_Toc171427389"/>
-      <w:bookmarkEnd w:id="42"/>
-      <w:r>
-        <w:t>Block Quote Style</w:t>
-      </w:r>
-      <w:bookmarkEnd w:id="43"/>
-    </w:p>
-    <w:p>
-      <w:pPr>
-        <w:pStyle w:val="BodyText"/>
-      </w:pPr>
-      <w:r>
-        <w:t>The Block Quote Style is used for quoting large selections of text, rather than a word or phrase.</w:t>
-      </w:r>
-    </w:p>
-    <w:p>
-      <w:pPr>
-        <w:pStyle w:val="BlockQuote"/>
-      </w:pPr>
-      <w:r>
-        <w:t>Blockquotes are further indented to distinguish them from body text. They’re also single-spaced rather than double-spaced.</w:t>
-      </w:r>
-    </w:p>
-    <w:p>
-      <w:pPr>
-        <w:pStyle w:val="BlockQuote"/>
-      </w:pPr>
-      <w:r>
-        <w:t>A multi-paragraph block quote will look like this, with a space between the paragraphs to differentiate them.</w:t>
-      </w:r>
-    </w:p>
-    <w:p>
-      <w:pPr>
-        <w:pStyle w:val="Heading4"/>
-      </w:pPr>
-      <w:bookmarkStart w:id="44" w:name="_Toc171427390"/>
+      <w:bookmarkStart w:id="43" w:name="_Toc171427390"/>
       <w:r>
         <w:lastRenderedPageBreak/>
         <w:t>Figures</w:t>
       </w:r>
-      <w:bookmarkEnd w:id="44"/>
+      <w:bookmarkEnd w:id="43"/>
     </w:p>
     <w:p>
       <w:pPr>
@@ -3927,15 +3771,7 @@
         <w:t xml:space="preserve">ou can </w:t>
       </w:r>
       <w:r>
-        <w:t xml:space="preserve">either copy and paste a figure into the document or use the Insert Pictures command in the Insert ribbon. Once you have the image inserted, click on the picture and select the dropdown menu that appears: make sure the “In Line </w:t>
-      </w:r>
-      <w:proofErr w:type="gramStart"/>
-      <w:r>
-        <w:t>With</w:t>
-      </w:r>
-      <w:proofErr w:type="gramEnd"/>
-      <w:r>
-        <w:t xml:space="preserve"> Text” option is selected</w:t>
+        <w:t>either copy and paste a figure into the document or use the Insert Pictures command in the Insert ribbon. Once you have the image inserted, click on the picture and select the dropdown menu that appears: make sure the “In Line With Text” option is selected</w:t>
       </w:r>
       <w:r>
         <w:t>, in order to keep the picture aligned properly and associated with the correct text. Example</w:t>
@@ -3964,11 +3800,11 @@
         <w:t xml:space="preserve"> from the Styles list.</w:t>
       </w:r>
     </w:p>
+    <w:bookmarkStart w:id="44" w:name="_Toc473816963"/>
     <w:p>
       <w:pPr>
         <w:pStyle w:val="BodyText"/>
       </w:pPr>
-      <w:bookmarkStart w:id="45" w:name="_Toc473816963"/>
       <w:r>
         <w:rPr>
           <w:noProof/>
@@ -4036,7 +3872,7 @@
       <w:pPr>
         <w:pStyle w:val="FigureTitle"/>
       </w:pPr>
-      <w:bookmarkStart w:id="46" w:name="_Toc500510491"/>
+      <w:bookmarkStart w:id="45" w:name="_Toc500510491"/>
       <w:r>
         <w:t xml:space="preserve">Figure 1. </w:t>
       </w:r>
@@ -4049,50 +3885,50 @@
       <w:r>
         <w:t>.</w:t>
       </w:r>
+      <w:bookmarkEnd w:id="44"/>
       <w:bookmarkEnd w:id="45"/>
+    </w:p>
+    <w:p>
+      <w:pPr>
+        <w:pStyle w:val="FigureDescription"/>
+      </w:pPr>
+      <w:r>
+        <w:t>Description of Figure 1, legend brief citation, etc.</w:t>
+      </w:r>
+    </w:p>
+    <w:p>
+      <w:pPr>
+        <w:pStyle w:val="C-BodyText"/>
+      </w:pPr>
+      <w:bookmarkStart w:id="46" w:name="_Toc171427391"/>
+      <w:r>
+        <w:rPr>
+          <w:rStyle w:val="Heading5Char"/>
+        </w:rPr>
+        <w:t>Figure Title Style.</w:t>
+      </w:r>
       <w:bookmarkEnd w:id="46"/>
-    </w:p>
-    <w:p>
-      <w:pPr>
-        <w:pStyle w:val="FigureDescription"/>
-      </w:pPr>
-      <w:r>
-        <w:t>Description of Figure 1, legend brief citation, etc.</w:t>
+      <w:r>
+        <w:t xml:space="preserve"> The Figure Title </w:t>
+      </w:r>
+      <w:r>
+        <w:t>s</w:t>
+      </w:r>
+      <w:r>
+        <w:t>tyle, which appears in the Quick Styles menu as “Figure Title,” is used to name a figure in a way that will appear in the TOC. The title will automatically be added to the List of Figures following an update of the entire table.</w:t>
+      </w:r>
+      <w:r>
+        <w:t xml:space="preserve"> Remember to place a tab between the figure number and the title, as shown above, in order to preserve formatting in the TOC.</w:t>
+      </w:r>
+      <w:r>
+        <w:t xml:space="preserve"> Note: the style of the paragraph following Figure Title defaults to Figure Description.</w:t>
       </w:r>
     </w:p>
     <w:p>
       <w:pPr>
         <w:pStyle w:val="C-BodyText"/>
       </w:pPr>
-      <w:bookmarkStart w:id="47" w:name="_Toc171427391"/>
-      <w:r>
-        <w:rPr>
-          <w:rStyle w:val="Heading5Char"/>
-        </w:rPr>
-        <w:t>Figure Title Style.</w:t>
-      </w:r>
-      <w:bookmarkEnd w:id="47"/>
-      <w:r>
-        <w:t xml:space="preserve"> The Figure Title </w:t>
-      </w:r>
-      <w:r>
-        <w:t>s</w:t>
-      </w:r>
-      <w:r>
-        <w:t>tyle, which appears in the Quick Styles menu as “Figure Title,” is used to name a figure in a way that will appear in the TOC. The title will automatically be added to the List of Figures following an update of the entire table.</w:t>
-      </w:r>
-      <w:r>
-        <w:t xml:space="preserve"> Remember to place a tab between the figure number and the title, as shown above, in order to preserve formatting in the TOC.</w:t>
-      </w:r>
-      <w:r>
-        <w:t xml:space="preserve"> Note: the style of the paragraph following Figure Title defaults to Figure Description.</w:t>
-      </w:r>
-    </w:p>
-    <w:p>
-      <w:pPr>
-        <w:pStyle w:val="C-BodyText"/>
-      </w:pPr>
-      <w:bookmarkStart w:id="48" w:name="_Toc171427392"/>
+      <w:bookmarkStart w:id="47" w:name="_Toc171427392"/>
       <w:r>
         <w:rPr>
           <w:rStyle w:val="Heading5Char"/>
@@ -4100,61 +3936,53 @@
         <w:lastRenderedPageBreak/>
         <w:t>Figure Description Style.</w:t>
       </w:r>
+      <w:bookmarkEnd w:id="47"/>
+      <w:r>
+        <w:t xml:space="preserve"> The Figure Description style, which appears in the Quick Styles menu as “Figure Description,” is used to briefly describe the accompanying figure</w:t>
+      </w:r>
+      <w:r>
+        <w:t>; the space after it separates it from the body text below the figure.</w:t>
+      </w:r>
+    </w:p>
+    <w:p>
+      <w:pPr>
+        <w:pStyle w:val="Heading4"/>
+      </w:pPr>
+      <w:bookmarkStart w:id="48" w:name="_Toc171427393"/>
+      <w:r>
+        <w:t>Tables</w:t>
+      </w:r>
       <w:bookmarkEnd w:id="48"/>
-      <w:r>
-        <w:t xml:space="preserve"> The Figure Description style, which appears in the Quick Styles menu as “Figure Description,” is used to briefly describe the accompanying figure</w:t>
-      </w:r>
-      <w:r>
-        <w:t>; the space after it separates it from the body text below the figure.</w:t>
-      </w:r>
-    </w:p>
-    <w:p>
-      <w:pPr>
-        <w:pStyle w:val="Heading4"/>
-      </w:pPr>
-      <w:bookmarkStart w:id="49" w:name="_Toc171427393"/>
-      <w:r>
-        <w:t>Tables</w:t>
+    </w:p>
+    <w:p>
+      <w:pPr>
+        <w:pStyle w:val="BodyText"/>
+      </w:pPr>
+      <w:r>
+        <w:t>Tables can copied and pasted from another document or created in the Word document itself using the Insert Table command on the Insert tab of the ribbon. A sample table:</w:t>
+      </w:r>
+    </w:p>
+    <w:p>
+      <w:pPr>
+        <w:pStyle w:val="TableTitle"/>
+      </w:pPr>
+      <w:bookmarkStart w:id="49" w:name="_Toc500509875"/>
+      <w:r>
+        <w:t>Table 1</w:t>
+      </w:r>
+      <w:r>
+        <w:t xml:space="preserve">. </w:t>
+      </w:r>
+      <w:r>
+        <w:tab/>
+      </w:r>
+      <w:r>
+        <w:t>Table Title</w:t>
+      </w:r>
+      <w:r>
+        <w:t>.</w:t>
       </w:r>
       <w:bookmarkEnd w:id="49"/>
-    </w:p>
-    <w:p>
-      <w:pPr>
-        <w:pStyle w:val="BodyText"/>
-      </w:pPr>
-      <w:r>
-        <w:t xml:space="preserve">Tables can </w:t>
-      </w:r>
-      <w:proofErr w:type="gramStart"/>
-      <w:r>
-        <w:t>copied</w:t>
-      </w:r>
-      <w:proofErr w:type="gramEnd"/>
-      <w:r>
-        <w:t xml:space="preserve"> and pasted from another document or created in the Word document itself using the Insert Table command on the Insert tab of the ribbon. A sample table:</w:t>
-      </w:r>
-    </w:p>
-    <w:p>
-      <w:pPr>
-        <w:pStyle w:val="TableTitle"/>
-      </w:pPr>
-      <w:bookmarkStart w:id="50" w:name="_Toc500509875"/>
-      <w:r>
-        <w:t>Table 1</w:t>
-      </w:r>
-      <w:r>
-        <w:t xml:space="preserve">. </w:t>
-      </w:r>
-      <w:r>
-        <w:tab/>
-      </w:r>
-      <w:r>
-        <w:t>Table Title</w:t>
-      </w:r>
-      <w:r>
-        <w:t>.</w:t>
-      </w:r>
-      <w:bookmarkEnd w:id="50"/>
     </w:p>
     <w:tbl>
       <w:tblPr>
@@ -4195,19 +4023,9 @@
               <w:pStyle w:val="TableCell"/>
               <w:jc w:val="center"/>
             </w:pPr>
-            <w:proofErr w:type="spellStart"/>
             <w:r>
-              <w:t>Augue</w:t>
+              <w:t>Augue vel tellus</w:t>
             </w:r>
-            <w:proofErr w:type="spellEnd"/>
-            <w:r>
-              <w:t xml:space="preserve"> vel </w:t>
-            </w:r>
-            <w:proofErr w:type="spellStart"/>
-            <w:r>
-              <w:t>tellus</w:t>
-            </w:r>
-            <w:proofErr w:type="spellEnd"/>
           </w:p>
         </w:tc>
         <w:tc>
@@ -4220,13 +4038,8 @@
               <w:jc w:val="center"/>
             </w:pPr>
             <w:r>
-              <w:t xml:space="preserve">Sed </w:t>
+              <w:t>Sed sagittis</w:t>
             </w:r>
-            <w:proofErr w:type="spellStart"/>
-            <w:r>
-              <w:t>sagittis</w:t>
-            </w:r>
-            <w:proofErr w:type="spellEnd"/>
           </w:p>
         </w:tc>
       </w:tr>
@@ -4240,13 +4053,8 @@
               <w:pStyle w:val="TableCell"/>
             </w:pPr>
             <w:r>
-              <w:t xml:space="preserve">Est </w:t>
+              <w:t>Est blandit</w:t>
             </w:r>
-            <w:proofErr w:type="spellStart"/>
-            <w:r>
-              <w:t>blandit</w:t>
-            </w:r>
-            <w:proofErr w:type="spellEnd"/>
           </w:p>
         </w:tc>
         <w:tc>
@@ -4288,13 +4096,8 @@
               <w:pStyle w:val="TableCell"/>
             </w:pPr>
             <w:r>
-              <w:t xml:space="preserve">Sed </w:t>
+              <w:t>Sed est</w:t>
             </w:r>
-            <w:proofErr w:type="spellStart"/>
-            <w:r>
-              <w:t>est</w:t>
-            </w:r>
-            <w:proofErr w:type="spellEnd"/>
           </w:p>
         </w:tc>
         <w:tc>
@@ -4350,7 +4153,7 @@
       <w:pPr>
         <w:pStyle w:val="C-BodyText"/>
       </w:pPr>
-      <w:bookmarkStart w:id="51" w:name="_Toc171427394"/>
+      <w:bookmarkStart w:id="50" w:name="_Toc171427394"/>
       <w:r>
         <w:rPr>
           <w:rStyle w:val="Heading5Char"/>
@@ -4363,32 +4166,32 @@
         </w:rPr>
         <w:t>.</w:t>
       </w:r>
+      <w:bookmarkEnd w:id="50"/>
+      <w:r>
+        <w:t xml:space="preserve"> The Table Title should come immediately before the table itself</w:t>
+      </w:r>
+      <w:r>
+        <w:t>; the style appears in the Quick Styles menu as “Table Title,”</w:t>
+      </w:r>
+      <w:r>
+        <w:t xml:space="preserve"> </w:t>
+      </w:r>
+      <w:r>
+        <w:t>In order to preserve formatting of the TOC entry, insert a Tab character between the table number and the table title, as shown above.</w:t>
+      </w:r>
+    </w:p>
+    <w:p>
+      <w:pPr>
+        <w:pStyle w:val="C-BodyText"/>
+      </w:pPr>
+      <w:bookmarkStart w:id="51" w:name="_Toc171427395"/>
+      <w:r>
+        <w:rPr>
+          <w:rStyle w:val="Heading5Char"/>
+        </w:rPr>
+        <w:t>Table Cell Style.</w:t>
+      </w:r>
       <w:bookmarkEnd w:id="51"/>
-      <w:r>
-        <w:t xml:space="preserve"> The Table Title should come immediately before the table itself</w:t>
-      </w:r>
-      <w:r>
-        <w:t>; the style appears in the Quick Styles menu as “Table Title,”</w:t>
-      </w:r>
-      <w:r>
-        <w:t xml:space="preserve"> </w:t>
-      </w:r>
-      <w:r>
-        <w:t>In order to preserve formatting of the TOC entry, insert a Tab character between the table number and the table title, as shown above.</w:t>
-      </w:r>
-    </w:p>
-    <w:p>
-      <w:pPr>
-        <w:pStyle w:val="C-BodyText"/>
-      </w:pPr>
-      <w:bookmarkStart w:id="52" w:name="_Toc171427395"/>
-      <w:r>
-        <w:rPr>
-          <w:rStyle w:val="Heading5Char"/>
-        </w:rPr>
-        <w:t>Table Cell Style.</w:t>
-      </w:r>
-      <w:bookmarkEnd w:id="52"/>
       <w:r>
         <w:t xml:space="preserve"> To apply this style to the table cells, highlight the table and choose “Table Cell” from the Quick Styles menu. The default will be to left-align the text inside the cells; to center text, as in the second and third columns above, </w:t>
       </w:r>
@@ -4410,7 +4213,7 @@
       <w:pPr>
         <w:pStyle w:val="C-BodyText"/>
       </w:pPr>
-      <w:bookmarkStart w:id="53" w:name="_Toc171427396"/>
+      <w:bookmarkStart w:id="52" w:name="_Toc171427396"/>
       <w:r>
         <w:rPr>
           <w:rStyle w:val="Heading5Char"/>
@@ -4423,28 +4226,46 @@
         </w:rPr>
         <w:t>.</w:t>
       </w:r>
+      <w:bookmarkEnd w:id="52"/>
+      <w:r>
+        <w:t xml:space="preserve"> The Table Description style, shown in the Quick Styles menu as “Table Description,” is used to format the brief description of the table immediately following said table. This style also includes space after to differentiate it from later paragraphs.</w:t>
+      </w:r>
+    </w:p>
+    <w:p>
+      <w:pPr>
+        <w:pStyle w:val="Heading3"/>
+      </w:pPr>
+      <w:bookmarkStart w:id="53" w:name="_Toc171427397"/>
+      <w:r>
+        <w:t>Styles Used in Other Parts of the Document</w:t>
+      </w:r>
       <w:bookmarkEnd w:id="53"/>
-      <w:r>
-        <w:t xml:space="preserve"> The Table Description style, shown in the Quick Styles menu as “Table Description,” is used to format the brief description of the table immediately following said table. This style also includes space after to differentiate it from later paragraphs.</w:t>
-      </w:r>
-    </w:p>
-    <w:p>
-      <w:pPr>
-        <w:pStyle w:val="Heading3"/>
-      </w:pPr>
-      <w:bookmarkStart w:id="54" w:name="_Toc171427397"/>
-      <w:r>
-        <w:t>Styles Used in Other Parts of the Document</w:t>
+    </w:p>
+    <w:p>
+      <w:pPr>
+        <w:pStyle w:val="Heading4"/>
+      </w:pPr>
+      <w:bookmarkStart w:id="54" w:name="_Toc171427398"/>
+      <w:r>
+        <w:t>Title Style</w:t>
       </w:r>
       <w:bookmarkEnd w:id="54"/>
     </w:p>
     <w:p>
       <w:pPr>
+        <w:pStyle w:val="BodyText"/>
+      </w:pPr>
+      <w:r>
+        <w:t>The only time the Title style is used is on the first page of the document. It is exactly 2” from the top of the document.</w:t>
+      </w:r>
+    </w:p>
+    <w:p>
+      <w:pPr>
         <w:pStyle w:val="Heading4"/>
       </w:pPr>
-      <w:bookmarkStart w:id="55" w:name="_Toc171427398"/>
-      <w:r>
-        <w:t>Title Style</w:t>
+      <w:bookmarkStart w:id="55" w:name="_Toc171427399"/>
+      <w:r>
+        <w:t>Author Style</w:t>
       </w:r>
       <w:bookmarkEnd w:id="55"/>
     </w:p>
@@ -4453,16 +4274,16 @@
         <w:pStyle w:val="BodyText"/>
       </w:pPr>
       <w:r>
-        <w:t>The only time the Title style is used is on the first page of the document. It is exactly 2” from the top of the document.</w:t>
+        <w:t>The Author style is also used only on the first page of the document and begins exactly 2” below the title.</w:t>
       </w:r>
     </w:p>
     <w:p>
       <w:pPr>
         <w:pStyle w:val="Heading4"/>
       </w:pPr>
-      <w:bookmarkStart w:id="56" w:name="_Toc171427399"/>
-      <w:r>
-        <w:t>Author Style</w:t>
+      <w:bookmarkStart w:id="56" w:name="_Toc171427400"/>
+      <w:r>
+        <w:t>Centered Text Style</w:t>
       </w:r>
       <w:bookmarkEnd w:id="56"/>
     </w:p>
@@ -4471,16 +4292,17 @@
         <w:pStyle w:val="BodyText"/>
       </w:pPr>
       <w:r>
-        <w:t>The Author style is also used only on the first page of the document and begins exactly 2” below the title.</w:t>
+        <w:t>The Centered Text style is to be used on the first page for the Degree information.</w:t>
       </w:r>
     </w:p>
     <w:p>
       <w:pPr>
         <w:pStyle w:val="Heading4"/>
       </w:pPr>
-      <w:bookmarkStart w:id="57" w:name="_Toc171427400"/>
-      <w:r>
-        <w:t>Centered Text Style</w:t>
+      <w:bookmarkStart w:id="57" w:name="_Toc171427401"/>
+      <w:r>
+        <w:lastRenderedPageBreak/>
+        <w:t>Harvard,Month,Year Style</w:t>
       </w:r>
       <w:bookmarkEnd w:id="57"/>
     </w:p>
@@ -4489,27 +4311,16 @@
         <w:pStyle w:val="BodyText"/>
       </w:pPr>
       <w:r>
-        <w:t>The Centered Text style is to be used on the first page for the Degree information.</w:t>
+        <w:t>The Harvard,Month,Year style is for use on the front page for the University name and the month and year of graduation.</w:t>
       </w:r>
     </w:p>
     <w:p>
       <w:pPr>
         <w:pStyle w:val="Heading4"/>
       </w:pPr>
-      <w:bookmarkStart w:id="58" w:name="_Toc171427401"/>
-      <w:proofErr w:type="spellStart"/>
-      <w:proofErr w:type="gramStart"/>
-      <w:r>
-        <w:lastRenderedPageBreak/>
-        <w:t>Harvard,Month</w:t>
-      </w:r>
-      <w:proofErr w:type="gramEnd"/>
-      <w:r>
-        <w:t>,Year</w:t>
-      </w:r>
-      <w:proofErr w:type="spellEnd"/>
-      <w:r>
-        <w:t xml:space="preserve"> Style</w:t>
+      <w:bookmarkStart w:id="58" w:name="_Toc171427402"/>
+      <w:r>
+        <w:t>Copyright Style</w:t>
       </w:r>
       <w:bookmarkEnd w:id="58"/>
     </w:p>
@@ -4518,29 +4329,16 @@
         <w:pStyle w:val="BodyText"/>
       </w:pPr>
       <w:r>
-        <w:t xml:space="preserve">The </w:t>
-      </w:r>
-      <w:proofErr w:type="spellStart"/>
-      <w:proofErr w:type="gramStart"/>
-      <w:r>
-        <w:t>Harvard,Month</w:t>
-      </w:r>
-      <w:proofErr w:type="gramEnd"/>
-      <w:r>
-        <w:t>,Year</w:t>
-      </w:r>
-      <w:proofErr w:type="spellEnd"/>
-      <w:r>
-        <w:t xml:space="preserve"> style is for use on the front page for the University name and the month and year of graduation.</w:t>
+        <w:t>The Copyright style is for use on the second page for copyright information.</w:t>
       </w:r>
     </w:p>
     <w:p>
       <w:pPr>
         <w:pStyle w:val="Heading4"/>
       </w:pPr>
-      <w:bookmarkStart w:id="59" w:name="_Toc171427402"/>
-      <w:r>
-        <w:t>Copyright Style</w:t>
+      <w:bookmarkStart w:id="59" w:name="_Toc171427403"/>
+      <w:r>
+        <w:t>No-TOC-Heading Style</w:t>
       </w:r>
       <w:bookmarkEnd w:id="59"/>
     </w:p>
@@ -4549,16 +4347,19 @@
         <w:pStyle w:val="BodyText"/>
       </w:pPr>
       <w:r>
-        <w:t>The Copyright style is for use on the second page for copyright information.</w:t>
+        <w:t>The No-TOC-Heading style is for use when chapter-type headings should not be included in the table of contents, such as the Abstract.</w:t>
+      </w:r>
+      <w:r>
+        <w:t xml:space="preserve"> Its appearance is exactly the same as the Chapter Title style but will not be included when the table of contents is updated.</w:t>
       </w:r>
     </w:p>
     <w:p>
       <w:pPr>
         <w:pStyle w:val="Heading4"/>
       </w:pPr>
-      <w:bookmarkStart w:id="60" w:name="_Toc171427403"/>
-      <w:r>
-        <w:t>No-TOC-Heading Style</w:t>
+      <w:bookmarkStart w:id="60" w:name="_Toc171427404"/>
+      <w:r>
+        <w:t>Bibliography Entry Style</w:t>
       </w:r>
       <w:bookmarkEnd w:id="60"/>
     </w:p>
@@ -4567,36 +4368,7 @@
         <w:pStyle w:val="BodyText"/>
       </w:pPr>
       <w:r>
-        <w:t>The No-TOC-Heading style is for use when chapter-type headings should not be included in the table of contents, such as the Abstract.</w:t>
-      </w:r>
-      <w:r>
-        <w:t xml:space="preserve"> Its appearance is exactly the same as the Chapter Title style but will not be included when the table of contents is updated.</w:t>
-      </w:r>
-    </w:p>
-    <w:p>
-      <w:pPr>
-        <w:pStyle w:val="Heading4"/>
-      </w:pPr>
-      <w:bookmarkStart w:id="61" w:name="_Toc171427404"/>
-      <w:r>
-        <w:t>Bibliography Entry Style</w:t>
-      </w:r>
-      <w:bookmarkEnd w:id="61"/>
-    </w:p>
-    <w:p>
-      <w:pPr>
-        <w:pStyle w:val="BodyText"/>
-      </w:pPr>
-      <w:r>
-        <w:t xml:space="preserve">The Bibliography Entry style is single-spaced with a double-space between entries and has a hanging indent of one-half inch. The sample text includes only a few examples of different style guides for different types of </w:t>
-      </w:r>
-      <w:proofErr w:type="gramStart"/>
-      <w:r>
-        <w:t>document</w:t>
-      </w:r>
-      <w:proofErr w:type="gramEnd"/>
-      <w:r>
-        <w:t>: please be sure to format your bibliography entries using the style guide required for your thesis type.</w:t>
+        <w:t>The Bibliography Entry style is single-spaced with a double-space between entries and has a hanging indent of one-half inch. The sample text includes only a few examples of different style guides for different types of document: please be sure to format your bibliography entries using the style guide required for your thesis type.</w:t>
       </w:r>
     </w:p>
     <w:p>
@@ -4675,8 +4447,8 @@
       <w:pPr>
         <w:pStyle w:val="Heading2"/>
       </w:pPr>
-      <w:bookmarkStart w:id="62" w:name="_Toc171427405"/>
-      <w:bookmarkStart w:id="63" w:name="_Hlk100312797"/>
+      <w:bookmarkStart w:id="61" w:name="_Toc171427405"/>
+      <w:bookmarkStart w:id="62" w:name="_Hlk100312797"/>
       <w:r>
         <w:lastRenderedPageBreak/>
         <w:t>Appendix 1</w:t>
@@ -4690,7 +4462,7 @@
       <w:r>
         <w:t>Title</w:t>
       </w:r>
-      <w:bookmarkEnd w:id="62"/>
+      <w:bookmarkEnd w:id="61"/>
     </w:p>
     <w:p>
       <w:pPr>
@@ -4723,7 +4495,7 @@
       <w:pPr>
         <w:pStyle w:val="TableTitle"/>
       </w:pPr>
-      <w:bookmarkStart w:id="64" w:name="_Toc500509876"/>
+      <w:bookmarkStart w:id="63" w:name="_Toc500509876"/>
       <w:r>
         <w:t xml:space="preserve">Table </w:t>
       </w:r>
@@ -4736,7 +4508,7 @@
       <w:r>
         <w:t>Table Title</w:t>
       </w:r>
-      <w:bookmarkEnd w:id="64"/>
+      <w:bookmarkEnd w:id="63"/>
       <w:r>
         <w:t>.</w:t>
       </w:r>
@@ -4779,19 +4551,9 @@
             <w:pPr>
               <w:pStyle w:val="TableCell"/>
             </w:pPr>
-            <w:proofErr w:type="spellStart"/>
             <w:r>
-              <w:t>Augue</w:t>
+              <w:t>Augue vel tellus</w:t>
             </w:r>
-            <w:proofErr w:type="spellEnd"/>
-            <w:r>
-              <w:t xml:space="preserve"> vel </w:t>
-            </w:r>
-            <w:proofErr w:type="spellStart"/>
-            <w:r>
-              <w:t>tellus</w:t>
-            </w:r>
-            <w:proofErr w:type="spellEnd"/>
           </w:p>
         </w:tc>
         <w:tc>
@@ -4803,13 +4565,8 @@
               <w:pStyle w:val="TableCell"/>
             </w:pPr>
             <w:r>
-              <w:t xml:space="preserve">Sed </w:t>
+              <w:t>Sed sagittis</w:t>
             </w:r>
-            <w:proofErr w:type="spellStart"/>
-            <w:r>
-              <w:t>sagittis</w:t>
-            </w:r>
-            <w:proofErr w:type="spellEnd"/>
           </w:p>
         </w:tc>
       </w:tr>
@@ -4823,13 +4580,8 @@
               <w:pStyle w:val="TableCell"/>
             </w:pPr>
             <w:r>
-              <w:t xml:space="preserve">Est </w:t>
+              <w:t>Est blandit</w:t>
             </w:r>
-            <w:proofErr w:type="spellStart"/>
-            <w:r>
-              <w:t>blandit</w:t>
-            </w:r>
-            <w:proofErr w:type="spellEnd"/>
           </w:p>
         </w:tc>
         <w:tc>
@@ -4869,13 +4621,8 @@
               <w:pStyle w:val="TableCell"/>
             </w:pPr>
             <w:r>
-              <w:t xml:space="preserve">Sed </w:t>
+              <w:t>Sed est</w:t>
             </w:r>
-            <w:proofErr w:type="spellStart"/>
-            <w:r>
-              <w:t>est</w:t>
-            </w:r>
-            <w:proofErr w:type="spellEnd"/>
           </w:p>
         </w:tc>
         <w:tc>
@@ -4929,7 +4676,7 @@
       <w:pPr>
         <w:pStyle w:val="Heading2"/>
       </w:pPr>
-      <w:bookmarkStart w:id="65" w:name="_Toc171427406"/>
+      <w:bookmarkStart w:id="64" w:name="_Toc171427406"/>
       <w:r>
         <w:lastRenderedPageBreak/>
         <w:t>Appendix 2</w:t>
@@ -4941,7 +4688,7 @@
         <w:br/>
         <w:t>Title</w:t>
       </w:r>
-      <w:bookmarkEnd w:id="65"/>
+      <w:bookmarkEnd w:id="64"/>
     </w:p>
     <w:p>
       <w:pPr>
@@ -4954,11 +4701,11 @@
         <w:t>.</w:t>
       </w:r>
     </w:p>
+    <w:bookmarkStart w:id="65" w:name="_Toc473816964"/>
     <w:p>
       <w:pPr>
         <w:pStyle w:val="Figure"/>
       </w:pPr>
-      <w:bookmarkStart w:id="66" w:name="_Toc473816964"/>
       <w:r>
         <w:rPr>
           <w:noProof/>
@@ -5027,7 +4774,7 @@
       <w:pPr>
         <w:pStyle w:val="FigureTitle"/>
       </w:pPr>
-      <w:bookmarkStart w:id="67" w:name="_Toc500510492"/>
+      <w:bookmarkStart w:id="66" w:name="_Toc500510492"/>
       <w:r>
         <w:t>Figure 2</w:t>
       </w:r>
@@ -5037,8 +4784,8 @@
       <w:r>
         <w:t>Figure Title</w:t>
       </w:r>
+      <w:bookmarkEnd w:id="65"/>
       <w:bookmarkEnd w:id="66"/>
-      <w:bookmarkEnd w:id="67"/>
       <w:r>
         <w:t>.</w:t>
       </w:r>
@@ -5077,7 +4824,7 @@
         <w:t>your thesis work goes as well as possible for you!</w:t>
       </w:r>
     </w:p>
-    <w:bookmarkStart w:id="68" w:name="_Toc171427407" w:displacedByCustomXml="next"/>
+    <w:bookmarkStart w:id="67" w:name="_Toc171427407" w:displacedByCustomXml="next"/>
     <w:sdt>
       <w:sdtPr>
         <w:alias w:val="Blibiography/reference/Works Cited"/>
@@ -5103,21 +4850,13 @@
         </w:p>
       </w:sdtContent>
     </w:sdt>
-    <w:bookmarkEnd w:id="68" w:displacedByCustomXml="prev"/>
+    <w:bookmarkEnd w:id="67" w:displacedByCustomXml="prev"/>
     <w:p>
       <w:pPr>
         <w:pStyle w:val="BodyText"/>
       </w:pPr>
       <w:r>
-        <w:t xml:space="preserve">Note that you should use just one of the following reference styles, depending on which format style your Thesis Director has asked you to use.  If you have any questions about the correcting formatting for the many different types of sources you might be referencing (e.g. books, articles, online articles, newspaper articles) then check with a publication manual for the particular reference style you are using, and/or use a reference generation program such as Zotero or </w:t>
-      </w:r>
-      <w:proofErr w:type="spellStart"/>
-      <w:r>
-        <w:t>Refworks</w:t>
-      </w:r>
-      <w:proofErr w:type="spellEnd"/>
-      <w:r>
-        <w:t xml:space="preserve">. </w:t>
+        <w:t xml:space="preserve">Note that you should use just one of the following reference styles, depending on which format style your Thesis Director has asked you to use.  If you have any questions about the correcting formatting for the many different types of sources you might be referencing (e.g. books, articles, online articles, newspaper articles) then check with a publication manual for the particular reference style you are using, and/or use a reference generation program such as Zotero or Refworks. </w:t>
       </w:r>
     </w:p>
     <w:p>
@@ -5175,7 +4914,7 @@
       <w:r>
         <w:t xml:space="preserve"> Place of publication: Publisher, Year.</w:t>
       </w:r>
-      <w:bookmarkEnd w:id="63"/>
+      <w:bookmarkEnd w:id="62"/>
     </w:p>
     <w:sectPr>
       <w:pgSz w:w="12240" w:h="15840"/>
@@ -5204,15 +4943,7 @@
         <w:t>The Table of Contents (TOC) is designed to be generated automatically from your headings. It is important not to type in this a</w:t>
       </w:r>
       <w:r>
-        <w:t xml:space="preserve">rea. Instead, </w:t>
-      </w:r>
-      <w:proofErr w:type="gramStart"/>
-      <w:r>
-        <w:t>To</w:t>
-      </w:r>
-      <w:proofErr w:type="gramEnd"/>
-      <w:r>
-        <w:t xml:space="preserve"> update the TOC</w:t>
+        <w:t>rea. Instead, To update the TOC</w:t>
       </w:r>
       <w:r>
         <w:t xml:space="preserve"> right-click anywhere in it (not including the title) and select “Update Field”. You will be given the choice of “Update page numbers only” or “Update entire table”. The former will, as it says, change only the page numbers, and only for items already in the TOC; the latter will update the titles as well, and will add new items in accordance with any new headings/section titles you may have created. These will be determined by the use of the appropriate styles. If a header is missing from the TOC after updating the entire table, check that the header in question is using the appropriate heading style, then update the entire TOC again.</w:t>
@@ -5307,51 +5038,11 @@
         <w:annotationRef/>
       </w:r>
       <w:r>
-        <w:t>You will need to type the chapter number manually for each chapter. Also remember that you need to use a soft return (</w:t>
-      </w:r>
-      <w:proofErr w:type="spellStart"/>
-      <w:r>
-        <w:t>Shift+Enter</w:t>
-      </w:r>
-      <w:proofErr w:type="spellEnd"/>
-      <w:r>
-        <w:t>) between the chapter number and its title.</w:t>
+        <w:t>You will need to type the chapter number manually for each chapter. Also remember that you need to use a soft return (Shift+Enter) between the chapter number and its title.</w:t>
       </w:r>
     </w:p>
   </w:comment>
-  <w:comment w:id="30" w:author="Goldberg Pires, Trudi" w:date="2023-03-09T09:43:00Z" w:initials="GPT">
-    <w:p>
-      <w:pPr>
-        <w:pStyle w:val="CommentText"/>
-      </w:pPr>
-      <w:r>
-        <w:rPr>
-          <w:rStyle w:val="CommentReference"/>
-        </w:rPr>
-        <w:annotationRef/>
-      </w:r>
-      <w:r>
-        <w:t xml:space="preserve">Please manually insert an </w:t>
-      </w:r>
-      <w:proofErr w:type="spellStart"/>
-      <w:r>
-        <w:t>em</w:t>
-      </w:r>
-      <w:proofErr w:type="spellEnd"/>
-      <w:r>
-        <w:t xml:space="preserve"> dash by going to Insert – Symbol – and selecting it from the panel.</w:t>
-      </w:r>
-    </w:p>
-    <w:p>
-      <w:pPr>
-        <w:pStyle w:val="CommentText"/>
-      </w:pPr>
-      <w:r>
-        <w:t>Please delete this text and comment if not using.</w:t>
-      </w:r>
-    </w:p>
-  </w:comment>
-  <w:comment w:id="33" w:author="TEMPLATE NOTES" w:date="2017-02-28T17:50:00Z" w:initials="TN">
+  <w:comment w:id="32" w:author="TEMPLATE NOTES" w:date="2017-02-28T17:50:00Z" w:initials="TN">
     <w:p>
       <w:pPr>
         <w:pStyle w:val="CommentText"/>
@@ -5411,15 +5102,8 @@
   <w15:commentEx w15:paraId="14FACE43" w15:done="0"/>
   <w15:commentEx w15:paraId="74C793F6" w15:done="0"/>
   <w15:commentEx w15:paraId="27844A57" w15:done="0"/>
-  <w15:commentEx w15:paraId="316A0717" w15:done="0"/>
   <w15:commentEx w15:paraId="4B9EC210" w15:done="0"/>
 </w15:commentsEx>
-</file>
-
-<file path=word/commentsExtensible.xml><?xml version="1.0" encoding="utf-8"?>
-<w16cex:commentsExtensible xmlns:wpc="http://schemas.microsoft.com/office/word/2010/wordprocessingCanvas" xmlns:cx="http://schemas.microsoft.com/office/drawing/2014/chartex" xmlns:cx1="http://schemas.microsoft.com/office/drawing/2015/9/8/chartex" xmlns:cx2="http://schemas.microsoft.com/office/drawing/2015/10/21/chartex" xmlns:cx3="http://schemas.microsoft.com/office/drawing/2016/5/9/chartex" xmlns:cx4="http://schemas.microsoft.com/office/drawing/2016/5/10/chartex" xmlns:cx5="http://schemas.microsoft.com/office/drawing/2016/5/11/chartex" xmlns:cx6="http://schemas.microsoft.com/office/drawing/2016/5/12/chartex" xmlns:cx7="http://schemas.microsoft.com/office/drawing/2016/5/13/chartex" xmlns:cx8="http://schemas.microsoft.com/office/drawing/2016/5/14/chartex" xmlns:cr="http://schemas.microsoft.com/office/comments/2020/reactions" xmlns:mc="http://schemas.openxmlformats.org/markup-compatibility/2006" xmlns:aink="http://schemas.microsoft.com/office/drawing/2016/ink" xmlns:am3d="http://schemas.microsoft.com/office/drawing/2017/model3d" xmlns:o="urn:schemas-microsoft-com:office:office" xmlns:oel="http://schemas.microsoft.com/office/2019/extlst" xmlns:r="http://schemas.openxmlformats.org/officeDocument/2006/relationships" xmlns:m="http://schemas.openxmlformats.org/officeDocument/2006/math" xmlns:v="urn:schemas-microsoft-com:vml" xmlns:wp14="http://schemas.microsoft.com/office/word/2010/wordprocessingDrawing" xmlns:wp="http://schemas.openxmlformats.org/drawingml/2006/wordprocessingDrawing" xmlns:w10="urn:schemas-microsoft-com:office:word" xmlns:w="http://schemas.openxmlformats.org/wordprocessingml/2006/main" xmlns:w14="http://schemas.microsoft.com/office/word/2010/wordml" xmlns:w15="http://schemas.microsoft.com/office/word/2012/wordml" xmlns:w16cex="http://schemas.microsoft.com/office/word/2018/wordml/cex" xmlns:w16cid="http://schemas.microsoft.com/office/word/2016/wordml/cid" xmlns:w16="http://schemas.microsoft.com/office/word/2018/wordml" xmlns:w16du="http://schemas.microsoft.com/office/word/2023/wordml/word16du" xmlns:w16sdtdh="http://schemas.microsoft.com/office/word/2020/wordml/sdtdatahash" xmlns:w16sdtfl="http://schemas.microsoft.com/office/word/2024/wordml/sdtformatlock" xmlns:w16se="http://schemas.microsoft.com/office/word/2015/wordml/symex" xmlns:wpg="http://schemas.microsoft.com/office/word/2010/wordprocessingGroup" xmlns:wpi="http://schemas.microsoft.com/office/word/2010/wordprocessingInk" xmlns:wne="http://schemas.microsoft.com/office/word/2006/wordml" xmlns:wps="http://schemas.microsoft.com/office/word/2010/wordprocessingShape" mc:Ignorable="w14 w15 w16se w16cid w16 w16cex w16sdtdh w16sdtfl cr w16du wp14">
-  <w16cex:commentExtensible w16cex:durableId="27B428C5" w16cex:dateUtc="2023-03-09T14:43:00Z"/>
-</w16cex:commentsExtensible>
 </file>
 
 <file path=word/commentsIds.xml><?xml version="1.0" encoding="utf-8"?>
@@ -5430,7 +5114,6 @@
   <w16cid:commentId w16cid:paraId="14FACE43" w16cid:durableId="2485AFE6"/>
   <w16cid:commentId w16cid:paraId="74C793F6" w16cid:durableId="2485AFE7"/>
   <w16cid:commentId w16cid:paraId="27844A57" w16cid:durableId="2485AFE8"/>
-  <w16cid:commentId w16cid:paraId="316A0717" w16cid:durableId="27B428C5"/>
   <w16cid:commentId w16cid:paraId="4B9EC210" w16cid:durableId="2485AFE9"/>
 </w16cid:commentsIds>
 </file>
@@ -5651,25 +5334,6 @@
         <w:footnoteRef/>
       </w:r>
       <w:r>
-        <w:t xml:space="preserve"> This is a footnote</w:t>
-      </w:r>
-      <w:r>
-        <w:t>.</w:t>
-      </w:r>
-    </w:p>
-  </w:footnote>
-  <w:footnote w:id="2">
-    <w:p>
-      <w:pPr>
-        <w:pStyle w:val="FootnoteText"/>
-      </w:pPr>
-      <w:r>
-        <w:rPr>
-          <w:rStyle w:val="FootnoteReference"/>
-        </w:rPr>
-        <w:footnoteRef/>
-      </w:r>
-      <w:r>
         <w:t xml:space="preserve"> This is the format for more than one footnote.</w:t>
       </w:r>
     </w:p>
@@ -6043,9 +5707,6 @@
 <w15:people xmlns:wpc="http://schemas.microsoft.com/office/word/2010/wordprocessingCanvas" xmlns:cx="http://schemas.microsoft.com/office/drawing/2014/chartex" xmlns:cx1="http://schemas.microsoft.com/office/drawing/2015/9/8/chartex" xmlns:cx2="http://schemas.microsoft.com/office/drawing/2015/10/21/chartex" xmlns:cx3="http://schemas.microsoft.com/office/drawing/2016/5/9/chartex" xmlns:cx4="http://schemas.microsoft.com/office/drawing/2016/5/10/chartex" xmlns:cx5="http://schemas.microsoft.com/office/drawing/2016/5/11/chartex" xmlns:cx6="http://schemas.microsoft.com/office/drawing/2016/5/12/chartex" xmlns:cx7="http://schemas.microsoft.com/office/drawing/2016/5/13/chartex" xmlns:cx8="http://schemas.microsoft.com/office/drawing/2016/5/14/chartex" xmlns:mc="http://schemas.openxmlformats.org/markup-compatibility/2006" xmlns:aink="http://schemas.microsoft.com/office/drawing/2016/ink" xmlns:am3d="http://schemas.microsoft.com/office/drawing/2017/model3d" xmlns:o="urn:schemas-microsoft-com:office:office" xmlns:oel="http://schemas.microsoft.com/office/2019/extlst" xmlns:r="http://schemas.openxmlformats.org/officeDocument/2006/relationships" xmlns:m="http://schemas.openxmlformats.org/officeDocument/2006/math" xmlns:v="urn:schemas-microsoft-com:vml" xmlns:wp14="http://schemas.microsoft.com/office/word/2010/wordprocessingDrawing" xmlns:wp="http://schemas.openxmlformats.org/drawingml/2006/wordprocessingDrawing" xmlns:w10="urn:schemas-microsoft-com:office:word" xmlns:w="http://schemas.openxmlformats.org/wordprocessingml/2006/main" xmlns:w14="http://schemas.microsoft.com/office/word/2010/wordml" xmlns:w15="http://schemas.microsoft.com/office/word/2012/wordml" xmlns:w16cex="http://schemas.microsoft.com/office/word/2018/wordml/cex" xmlns:w16cid="http://schemas.microsoft.com/office/word/2016/wordml/cid" xmlns:w16="http://schemas.microsoft.com/office/word/2018/wordml" xmlns:w16du="http://schemas.microsoft.com/office/word/2023/wordml/word16du" xmlns:w16sdtdh="http://schemas.microsoft.com/office/word/2020/wordml/sdtdatahash" xmlns:w16sdtfl="http://schemas.microsoft.com/office/word/2024/wordml/sdtformatlock" xmlns:w16se="http://schemas.microsoft.com/office/word/2015/wordml/symex" xmlns:wpg="http://schemas.microsoft.com/office/word/2010/wordprocessingGroup" xmlns:wpi="http://schemas.microsoft.com/office/word/2010/wordprocessingInk" xmlns:wne="http://schemas.microsoft.com/office/word/2006/wordml" xmlns:wps="http://schemas.microsoft.com/office/word/2010/wordprocessingShape" mc:Ignorable="w14 w15 w16se w16cid w16 w16cex w16sdtdh w16sdtfl w16du wp14">
   <w15:person w15:author="TEMPLATE NOTE">
     <w15:presenceInfo w15:providerId="None" w15:userId="TEMPLATE NOTE"/>
-  </w15:person>
-  <w15:person w15:author="Goldberg Pires, Trudi">
-    <w15:presenceInfo w15:providerId="AD" w15:userId="S::tpires@fas.harvard.edu::e2eaafde-af2e-48c6-a75c-19791c4beb6e"/>
   </w15:person>
 </w15:people>
 </file>
@@ -7663,6 +7324,9 @@
   <w:rsids>
     <w:rsidRoot w:val="009401DB"/>
     <w:rsid w:val="0000368C"/>
+    <w:rsid w:val="00371E6B"/>
+    <w:rsid w:val="006A1CAC"/>
+    <w:rsid w:val="007D12E9"/>
     <w:rsid w:val="009401DB"/>
   </w:rsids>
   <m:mathPr>
@@ -8452,6 +8116,19 @@
 </file>
 
 <file path=customXml/item2.xml><?xml version="1.0" encoding="utf-8"?>
+<?mso-contentType ?>
+<FormTemplates xmlns="http://schemas.microsoft.com/sharepoint/v3/contenttype/forms">
+  <Display>DocumentLibraryForm</Display>
+  <Edit>DocumentLibraryForm</Edit>
+  <New>DocumentLibraryForm</New>
+</FormTemplates>
+</file>
+
+<file path=customXml/item3.xml><?xml version="1.0" encoding="utf-8"?>
+<b:Sources xmlns:b="http://schemas.openxmlformats.org/officeDocument/2006/bibliography" xmlns="http://schemas.openxmlformats.org/officeDocument/2006/bibliography" SelectedStyle="\CHICAGO.XSL" StyleName="Chicago" Version="16"/>
+</file>
+
+<file path=customXml/item4.xml><?xml version="1.0" encoding="utf-8"?>
 <ct:contentTypeSchema xmlns:ct="http://schemas.microsoft.com/office/2006/metadata/contentType" xmlns:ma="http://schemas.microsoft.com/office/2006/metadata/properties/metaAttributes" ct:_="" ma:_="" ma:contentTypeName="Document" ma:contentTypeID="0x010100276E619CE5B0C9458323E0289773CDB2" ma:contentTypeVersion="13" ma:contentTypeDescription="Create a new document." ma:contentTypeScope="" ma:versionID="a63989fa12e49b30413b2cc17eee567c">
   <xsd:schema xmlns:xsd="http://www.w3.org/2001/XMLSchema" xmlns:xs="http://www.w3.org/2001/XMLSchema" xmlns:p="http://schemas.microsoft.com/office/2006/metadata/properties" xmlns:ns2="8fa0fc1d-bd80-47fb-a35f-9b4442274e73" xmlns:ns3="b547c7a7-201d-4fd1-b061-320e39927fa6" targetNamespace="http://schemas.microsoft.com/office/2006/metadata/properties" ma:root="true" ma:fieldsID="97c49544893c4cf780a07531db0e7f35" ns2:_="" ns3:_="">
     <xsd:import namespace="8fa0fc1d-bd80-47fb-a35f-9b4442274e73"/>
@@ -8660,19 +8337,6 @@
 </ct:contentTypeSchema>
 </file>
 
-<file path=customXml/item3.xml><?xml version="1.0" encoding="utf-8"?>
-<b:Sources xmlns:b="http://schemas.openxmlformats.org/officeDocument/2006/bibliography" xmlns="http://schemas.openxmlformats.org/officeDocument/2006/bibliography" SelectedStyle="\CHICAGO.XSL" StyleName="Chicago" Version="16"/>
-</file>
-
-<file path=customXml/item4.xml><?xml version="1.0" encoding="utf-8"?>
-<?mso-contentType ?>
-<FormTemplates xmlns="http://schemas.microsoft.com/sharepoint/v3/contenttype/forms">
-  <Display>DocumentLibraryForm</Display>
-  <Edit>DocumentLibraryForm</Edit>
-  <New>DocumentLibraryForm</New>
-</FormTemplates>
-</file>
-
 <file path=customXml/itemProps1.xml><?xml version="1.0" encoding="utf-8"?>
 <ds:datastoreItem xmlns:ds="http://schemas.openxmlformats.org/officeDocument/2006/customXml" ds:itemID="{2ACA577D-FEEF-482F-BA77-960FB70F6C19}">
   <ds:schemaRefs>
@@ -8685,6 +8349,22 @@
 </file>
 
 <file path=customXml/itemProps2.xml><?xml version="1.0" encoding="utf-8"?>
+<ds:datastoreItem xmlns:ds="http://schemas.openxmlformats.org/officeDocument/2006/customXml" ds:itemID="{9801C557-CEF7-427D-B819-762B914EB920}">
+  <ds:schemaRefs>
+    <ds:schemaRef ds:uri="http://schemas.microsoft.com/sharepoint/v3/contenttype/forms"/>
+  </ds:schemaRefs>
+</ds:datastoreItem>
+</file>
+
+<file path=customXml/itemProps3.xml><?xml version="1.0" encoding="utf-8"?>
+<ds:datastoreItem xmlns:ds="http://schemas.openxmlformats.org/officeDocument/2006/customXml" ds:itemID="{60C05EF6-3C86-4BF8-8F65-939956D2A6F8}">
+  <ds:schemaRefs>
+    <ds:schemaRef ds:uri="http://schemas.openxmlformats.org/officeDocument/2006/bibliography"/>
+  </ds:schemaRefs>
+</ds:datastoreItem>
+</file>
+
+<file path=customXml/itemProps4.xml><?xml version="1.0" encoding="utf-8"?>
 <ds:datastoreItem xmlns:ds="http://schemas.openxmlformats.org/officeDocument/2006/customXml" ds:itemID="{1D4DC707-92E4-4316-A04E-EB82A5B6829D}">
   <ds:schemaRefs>
     <ds:schemaRef ds:uri="http://schemas.microsoft.com/office/2006/metadata/contentType"/>
@@ -8701,20 +8381,4 @@
     <ds:schemaRef ds:uri="http://schemas.microsoft.com/internal/obd"/>
   </ds:schemaRefs>
 </ds:datastoreItem>
-</file>
-
-<file path=customXml/itemProps3.xml><?xml version="1.0" encoding="utf-8"?>
-<ds:datastoreItem xmlns:ds="http://schemas.openxmlformats.org/officeDocument/2006/customXml" ds:itemID="{60C05EF6-3C86-4BF8-8F65-939956D2A6F8}">
-  <ds:schemaRefs>
-    <ds:schemaRef ds:uri="http://schemas.openxmlformats.org/officeDocument/2006/bibliography"/>
-  </ds:schemaRefs>
-</ds:datastoreItem>
-</file>
-
-<file path=customXml/itemProps4.xml><?xml version="1.0" encoding="utf-8"?>
-<ds:datastoreItem xmlns:ds="http://schemas.openxmlformats.org/officeDocument/2006/customXml" ds:itemID="{9801C557-CEF7-427D-B819-762B914EB920}">
-  <ds:schemaRefs>
-    <ds:schemaRef ds:uri="http://schemas.microsoft.com/sharepoint/v3/contenttype/forms"/>
-  </ds:schemaRefs>
-</ds:datastoreItem>
 </file>
--- a/admin/Report/thesis paper/Final Report.docx
+++ b/admin/Report/thesis paper/Final Report.docx
@@ -640,22 +640,9 @@
         <w:br/>
       </w:r>
       <w:r>
-        <w:t xml:space="preserve">Table of </w:t>
-      </w:r>
-      <w:commentRangeStart w:id="21"/>
-      <w:r>
-        <w:t>Contents</w:t>
+        <w:t>Table of Contents</w:t>
       </w:r>
       <w:bookmarkEnd w:id="20"/>
-      <w:commentRangeEnd w:id="21"/>
-      <w:r>
-        <w:rPr>
-          <w:rStyle w:val="CommentReference"/>
-          <w:sz w:val="24"/>
-          <w:szCs w:val="26"/>
-        </w:rPr>
-        <w:commentReference w:id="21"/>
-      </w:r>
     </w:p>
     <w:p>
       <w:pPr>
@@ -2706,7 +2693,7 @@
       <w:pPr>
         <w:pStyle w:val="C-BodyText"/>
         <w:sectPr>
-          <w:headerReference w:type="first" r:id="rId19"/>
+          <w:headerReference w:type="first" r:id="rId16"/>
           <w:pgSz w:w="12240" w:h="15840"/>
           <w:pgMar w:top="1440" w:right="1440" w:bottom="1440" w:left="2160" w:header="720" w:footer="720" w:gutter="0"/>
           <w:pgNumType w:fmt="lowerRoman"/>
@@ -2719,47 +2706,15 @@
       <w:pPr>
         <w:pStyle w:val="Heading2"/>
       </w:pPr>
-      <w:bookmarkStart w:id="22" w:name="_Toc171427377"/>
+      <w:bookmarkStart w:id="21" w:name="_Toc171427377"/>
       <w:r>
         <w:lastRenderedPageBreak/>
-        <w:t xml:space="preserve">List of </w:t>
-      </w:r>
-      <w:commentRangeStart w:id="23"/>
-      <w:r>
-        <w:t>Tables</w:t>
-      </w:r>
-      <w:r>
-        <w:t xml:space="preserve"> </w:t>
-      </w:r>
-      <w:commentRangeEnd w:id="23"/>
-      <w:r>
-        <w:rPr>
-          <w:rStyle w:val="CommentReference"/>
-          <w:sz w:val="24"/>
-          <w:szCs w:val="26"/>
-        </w:rPr>
-        <w:commentReference w:id="23"/>
-      </w:r>
-      <w:r>
-        <w:t>(</w:t>
-      </w:r>
-      <w:commentRangeStart w:id="24"/>
-      <w:r>
-        <w:t>optional</w:t>
-      </w:r>
-      <w:commentRangeEnd w:id="24"/>
-      <w:r>
-        <w:rPr>
-          <w:rStyle w:val="CommentReference"/>
-          <w:sz w:val="24"/>
-          <w:szCs w:val="26"/>
-        </w:rPr>
-        <w:commentReference w:id="24"/>
-      </w:r>
-      <w:r>
-        <w:t>)</w:t>
-      </w:r>
-      <w:bookmarkEnd w:id="22"/>
+        <w:t>List of Tables</w:t>
+      </w:r>
+      <w:r>
+        <w:t xml:space="preserve"> (optional)</w:t>
+      </w:r>
+      <w:bookmarkEnd w:id="21"/>
     </w:p>
     <w:p>
       <w:pPr>
@@ -2928,47 +2883,15 @@
       <w:pPr>
         <w:pStyle w:val="Heading2"/>
       </w:pPr>
-      <w:bookmarkStart w:id="25" w:name="_Toc171427378"/>
+      <w:bookmarkStart w:id="22" w:name="_Toc171427378"/>
       <w:r>
         <w:lastRenderedPageBreak/>
-        <w:t xml:space="preserve">List of </w:t>
-      </w:r>
-      <w:commentRangeStart w:id="26"/>
-      <w:r>
-        <w:t>Figures</w:t>
-      </w:r>
-      <w:r>
-        <w:t xml:space="preserve"> </w:t>
-      </w:r>
-      <w:commentRangeEnd w:id="26"/>
-      <w:r>
-        <w:rPr>
-          <w:rStyle w:val="CommentReference"/>
-          <w:sz w:val="24"/>
-          <w:szCs w:val="26"/>
-        </w:rPr>
-        <w:commentReference w:id="26"/>
-      </w:r>
-      <w:r>
-        <w:t>(</w:t>
-      </w:r>
-      <w:commentRangeStart w:id="27"/>
-      <w:r>
-        <w:t>optional</w:t>
-      </w:r>
-      <w:commentRangeEnd w:id="27"/>
-      <w:r>
-        <w:rPr>
-          <w:rStyle w:val="CommentReference"/>
-          <w:sz w:val="24"/>
-          <w:szCs w:val="26"/>
-        </w:rPr>
-        <w:commentReference w:id="27"/>
-      </w:r>
-      <w:r>
-        <w:t>)</w:t>
-      </w:r>
-      <w:bookmarkEnd w:id="25"/>
+        <w:t>List of Figures</w:t>
+      </w:r>
+      <w:r>
+        <w:t xml:space="preserve"> (optional)</w:t>
+      </w:r>
+      <w:bookmarkEnd w:id="22"/>
     </w:p>
     <w:p>
       <w:pPr>
@@ -3137,37 +3060,225 @@
       <w:pPr>
         <w:pStyle w:val="Heading2"/>
       </w:pPr>
-      <w:bookmarkStart w:id="28" w:name="_Toc171427379"/>
       <w:r>
         <w:lastRenderedPageBreak/>
-        <w:t xml:space="preserve">Chapter </w:t>
-      </w:r>
-      <w:commentRangeStart w:id="29"/>
-      <w:r>
-        <w:t>I</w:t>
-      </w:r>
-      <w:commentRangeEnd w:id="29"/>
-      <w:r>
-        <w:rPr>
-          <w:rStyle w:val="CommentReference"/>
-          <w:sz w:val="24"/>
-          <w:szCs w:val="26"/>
-        </w:rPr>
-        <w:commentReference w:id="29"/>
-      </w:r>
-      <w:r>
-        <w:t>.</w:t>
-      </w:r>
-      <w:bookmarkEnd w:id="28"/>
+        <w:t xml:space="preserve">Chapter 1: </w:t>
+      </w:r>
+      <w:r>
+        <w:t>Introduction</w:t>
+      </w:r>
+    </w:p>
+    <w:p>
+      <w:pPr>
+        <w:pStyle w:val="BodyText"/>
+        <w:rPr>
+          <w:lang w:val="en-SG"/>
+        </w:rPr>
+      </w:pPr>
+      <w:r>
+        <w:rPr>
+          <w:lang w:val="en-SG"/>
+        </w:rPr>
+        <w:t>Ethical judgement in real-world contexts is fluid, multifactorial, and deeply situational. Moral reasoning rarely operates over fixed rules or isolated facts; instead, it emerges from a convergence of competing values, social norms, emotional responses, personal histories, and contextual constraints. What is “right” in one circumstance may be harmful in another. What is condemned in principle may be tolerated in practice. Ethics, in lived human experience, is not merely a problem of classification—it is an act of discernment.</w:t>
+      </w:r>
+    </w:p>
+    <w:p>
+      <w:pPr>
+        <w:pStyle w:val="BodyText"/>
+        <w:rPr>
+          <w:lang w:val="en-SG"/>
+        </w:rPr>
+      </w:pPr>
+      <w:r>
+        <w:rPr>
+          <w:lang w:val="en-SG"/>
+        </w:rPr>
+        <w:t xml:space="preserve">Contemporary artificial intelligence systems, however, approach ethics in a fundamentally different way. Large language models and related architectures operate by learning statistical regularities over vast corpora of human-produced text. When applied to moral tasks, these systems are trained to predict which response </w:t>
+      </w:r>
+      <w:r>
+        <w:rPr>
+          <w:i/>
+          <w:iCs/>
+          <w:lang w:val="en-SG"/>
+        </w:rPr>
+        <w:t>most closely resembles</w:t>
+      </w:r>
+      <w:r>
+        <w:rPr>
+          <w:lang w:val="en-SG"/>
+        </w:rPr>
+        <w:t xml:space="preserve"> those found in curated datasets of ethical judgements. In doing so, moral language is implicitly treated as truth-apt content: “right” and “wrong” become labels to be inferred, much like sentiment or topic categories.</w:t>
+      </w:r>
+    </w:p>
+    <w:p>
+      <w:pPr>
+        <w:pStyle w:val="BodyText"/>
+        <w:rPr>
+          <w:lang w:val="en-SG"/>
+        </w:rPr>
+      </w:pPr>
+      <w:r>
+        <w:rPr>
+          <w:lang w:val="en-SG"/>
+        </w:rPr>
+        <w:t>This raises a foundational question:</w:t>
+      </w:r>
+      <w:r>
+        <w:rPr>
+          <w:lang w:val="en-SG"/>
+        </w:rPr>
+        <w:br/>
+        <w:t>Can a system that operates solely through statistical pattern recognition meaningfully engage with ethics as it is practised in the real world?</w:t>
+      </w:r>
+    </w:p>
+    <w:p>
+      <w:pPr>
+        <w:pStyle w:val="BodyText"/>
+        <w:rPr>
+          <w:lang w:val="en-SG"/>
+        </w:rPr>
+      </w:pPr>
+      <w:r>
+        <w:rPr>
+          <w:lang w:val="en-SG"/>
+        </w:rPr>
+        <w:t xml:space="preserve">More sharply, ethical judgement often involves not merely selecting among pre-existing options, but </w:t>
+      </w:r>
+      <w:r>
+        <w:rPr>
+          <w:i/>
+          <w:iCs/>
+          <w:lang w:val="en-SG"/>
+        </w:rPr>
+        <w:t>creating</w:t>
+      </w:r>
+      <w:r>
+        <w:rPr>
+          <w:lang w:val="en-SG"/>
+        </w:rPr>
+        <w:t xml:space="preserve"> a response from within a landscape of uncertainty—where no rule cleanly applies, and where competing goods must be weighed. Humans do not simply retrieve moral answers; they </w:t>
+      </w:r>
+      <w:r>
+        <w:rPr>
+          <w:i/>
+          <w:iCs/>
+          <w:lang w:val="en-SG"/>
+        </w:rPr>
+        <w:t>form</w:t>
+      </w:r>
+      <w:r>
+        <w:rPr>
+          <w:lang w:val="en-SG"/>
+        </w:rPr>
+        <w:t xml:space="preserve"> them, drawing on affect, imagination, lived </w:t>
+      </w:r>
+      <w:r>
+        <w:rPr>
+          <w:lang w:val="en-SG"/>
+        </w:rPr>
+        <w:lastRenderedPageBreak/>
+        <w:t>experience, and self-reflection. Ethical reasoning is thus generative in a sense that exceeds recombination of prior examples.</w:t>
+      </w:r>
+    </w:p>
+    <w:p>
+      <w:pPr>
+        <w:pStyle w:val="BodyText"/>
+        <w:rPr>
+          <w:lang w:val="en-SG"/>
+        </w:rPr>
+      </w:pPr>
+      <w:r>
+        <w:rPr>
+          <w:lang w:val="en-SG"/>
+        </w:rPr>
+        <w:t>If ethical discernment requires this form of situated, generative engagement, then a further question emerges:</w:t>
+      </w:r>
+      <w:r>
+        <w:rPr>
+          <w:lang w:val="en-SG"/>
+        </w:rPr>
+        <w:br/>
+        <w:t>Is the capacity for ethics inseparable from consciousness?</w:t>
+      </w:r>
+    </w:p>
+    <w:p>
+      <w:pPr>
+        <w:pStyle w:val="BodyText"/>
+        <w:rPr>
+          <w:lang w:val="en-SG"/>
+        </w:rPr>
+      </w:pPr>
+      <w:r>
+        <w:rPr>
+          <w:lang w:val="en-SG"/>
+        </w:rPr>
+        <w:t xml:space="preserve">Under this view, moral judgement is not merely cognitive, but expressive. It reflects an internal stance—an orientation toward the world—rather than a detached evaluation of facts. If only conscious beings can genuinely </w:t>
+      </w:r>
+      <w:r>
+        <w:rPr>
+          <w:i/>
+          <w:iCs/>
+          <w:lang w:val="en-SG"/>
+        </w:rPr>
+        <w:t>take</w:t>
+      </w:r>
+      <w:r>
+        <w:rPr>
+          <w:lang w:val="en-SG"/>
+        </w:rPr>
+        <w:t xml:space="preserve"> such stances, then ethical competence may function as a marker of consciousness rather than merely intelligence.</w:t>
+      </w:r>
+    </w:p>
+    <w:p>
+      <w:pPr>
+        <w:pStyle w:val="BodyText"/>
+        <w:rPr>
+          <w:lang w:val="en-SG"/>
+        </w:rPr>
+      </w:pPr>
+      <w:r>
+        <w:rPr>
+          <w:lang w:val="en-SG"/>
+        </w:rPr>
+        <w:t xml:space="preserve">This project investigates the tension between these two paradigms. On one side lies the human conception of ethics as fluid, expressive, and contextually grounded. On the other lies the computational framing of ethics as a predictive task over labelled data. By examining how current AI systems behave on moral datasets and probes, this work asks whether existing benchmarks measure ethical </w:t>
+      </w:r>
+      <w:r>
+        <w:rPr>
+          <w:i/>
+          <w:iCs/>
+          <w:lang w:val="en-SG"/>
+        </w:rPr>
+        <w:t>understanding</w:t>
+      </w:r>
+      <w:r>
+        <w:rPr>
+          <w:lang w:val="en-SG"/>
+        </w:rPr>
+        <w:t xml:space="preserve"> or merely ethical </w:t>
+      </w:r>
+      <w:r>
+        <w:rPr>
+          <w:i/>
+          <w:iCs/>
+          <w:lang w:val="en-SG"/>
+        </w:rPr>
+        <w:t>imitation</w:t>
+      </w:r>
+      <w:r>
+        <w:rPr>
+          <w:lang w:val="en-SG"/>
+        </w:rPr>
+        <w:t>, and whether success on such tasks can meaningfully be interpreted as evidence of moral reasoning—or even proto-consciousness—at all.</w:t>
+      </w:r>
     </w:p>
     <w:p>
       <w:pPr>
         <w:pStyle w:val="BodyText"/>
         <w:sectPr>
-          <w:headerReference w:type="default" r:id="rId20"/>
-          <w:footerReference w:type="default" r:id="rId21"/>
-          <w:headerReference w:type="first" r:id="rId22"/>
-          <w:footerReference w:type="first" r:id="rId23"/>
+          <w:headerReference w:type="default" r:id="rId17"/>
+          <w:footerReference w:type="default" r:id="rId18"/>
+          <w:headerReference w:type="first" r:id="rId19"/>
+          <w:footerReference w:type="first" r:id="rId20"/>
           <w:pgSz w:w="12240" w:h="15840"/>
           <w:pgMar w:top="1440" w:right="1440" w:bottom="1440" w:left="2160" w:header="720" w:footer="720" w:gutter="0"/>
           <w:pgNumType w:start="1"/>
@@ -3177,12 +3288,6 @@
         </w:sectPr>
       </w:pPr>
       <w:r>
-        <w:t xml:space="preserve">Current AI systems demonstrate high performance on ethically complex benchmarks, but this performance reflects pattern-level imitation of human moral judgments rather than ethical discernment grounded in first-person normativity. No widely used dataset fully captures the fluid, multifactorial, and non-truth-apt nature of real-world ethics, particularly under non-cognitivist meta-ethical frameworks. This absence suggests that ethical reasoning benchmarks implicitly assume cognitivism and that dataset-based evaluation may be structurally incapable of detecting consciousness-relevant ethical </w:t>
-      </w:r>
-      <w:r>
-        <w:t>properties.</w:t>
-      </w:r>
-      <w:r>
         <w:rPr>
           <w:rStyle w:val="FootnoteReference"/>
         </w:rPr>
@@ -3193,1248 +3298,64 @@
       <w:pPr>
         <w:pStyle w:val="Heading2"/>
       </w:pPr>
-      <w:bookmarkStart w:id="30" w:name="_Toc476584781"/>
-      <w:bookmarkStart w:id="31" w:name="_Toc171427380"/>
+      <w:bookmarkStart w:id="23" w:name="_Toc171427380"/>
       <w:r>
         <w:lastRenderedPageBreak/>
+        <w:t>Chapter 2: Ethics, Cognitive and Moral Language</w:t>
+      </w:r>
+    </w:p>
+    <w:p>
+      <w:pPr>
+        <w:pStyle w:val="Heading4"/>
+      </w:pPr>
+      <w:r>
+        <w:t>2.1 Normative Ethics vs Meta-Ethics</w:t>
+      </w:r>
+      <w:r>
+        <w:br/>
+        <w:t>2.2 Cognitivist Accounts of Moral Judgement</w:t>
+      </w:r>
+      <w:r>
+        <w:br/>
+        <w:t>2.3 Non-Cognitivism and Emotivism</w:t>
+      </w:r>
+      <w:r>
+        <w:br/>
+        <w:t>2.4 Moral Language as Expressive Act</w:t>
+      </w:r>
+      <w:r>
+        <w:br/>
+        <w:t>2.5 Ethical Discernment and Situated Agency</w:t>
+      </w:r>
+      <w:r>
+        <w:br/>
+        <w:t>2.6 Ethics and Consciousness</w:t>
+      </w:r>
+      <w:r>
+        <w:br/>
+        <w:t>2.7 Implications for Artificial Agent</w:t>
+      </w:r>
+    </w:p>
+    <w:p>
+      <w:pPr>
+        <w:pStyle w:val="Heading2"/>
+      </w:pPr>
+      <w:r>
         <w:t xml:space="preserve">Chapter </w:t>
       </w:r>
-      <w:commentRangeStart w:id="32"/>
-      <w:r>
-        <w:t>II</w:t>
-      </w:r>
-      <w:commentRangeEnd w:id="32"/>
-      <w:r>
-        <w:rPr>
-          <w:rStyle w:val="CommentReference"/>
-          <w:sz w:val="24"/>
-          <w:szCs w:val="26"/>
-        </w:rPr>
-        <w:commentReference w:id="32"/>
-      </w:r>
-      <w:r>
-        <w:t>.</w:t>
-      </w:r>
-      <w:bookmarkEnd w:id="30"/>
-      <w:r>
-        <w:br/>
-      </w:r>
-      <w:r>
-        <w:t>Chapter Styles</w:t>
-      </w:r>
-      <w:bookmarkEnd w:id="31"/>
-    </w:p>
-    <w:p>
-      <w:pPr>
-        <w:pStyle w:val="BodyText"/>
-      </w:pPr>
-      <w:r>
-        <w:t>There are several styles that are used within chapters that you’ll need to know how to use.</w:t>
-      </w:r>
-      <w:r>
-        <w:t xml:space="preserve"> Other styles in the document are used in specific circumstances only, but we’ll cover those later.</w:t>
-      </w:r>
-      <w:r>
-        <w:t xml:space="preserve"> </w:t>
-      </w:r>
-    </w:p>
-    <w:p>
-      <w:pPr>
-        <w:pStyle w:val="Heading3"/>
-      </w:pPr>
-      <w:bookmarkStart w:id="33" w:name="_Toc171427381"/>
-      <w:r>
-        <w:t>Heading 3</w:t>
-      </w:r>
-      <w:r>
-        <w:t>, SectionTitle/A-Head</w:t>
-      </w:r>
-      <w:bookmarkEnd w:id="33"/>
-    </w:p>
-    <w:p>
-      <w:pPr>
-        <w:pStyle w:val="BodyText"/>
-      </w:pPr>
-      <w:r>
-        <w:t xml:space="preserve">The Chapter Title </w:t>
-      </w:r>
-      <w:r>
-        <w:t xml:space="preserve">or “Major heading” </w:t>
-      </w:r>
-      <w:r>
-        <w:t>style</w:t>
-      </w:r>
-      <w:r>
-        <w:t xml:space="preserve"> (shown in the Quick Styles menu as “Ch Title”)</w:t>
-      </w:r>
-      <w:r>
-        <w:t xml:space="preserve"> is used at the beginning of each chapter, including the appendices. For an example, see “Chapter 1 About Chapters” above.</w:t>
-      </w:r>
-      <w:r>
-        <w:t xml:space="preserve"> The first line of the title text will always begin 2” from the top of the page.</w:t>
-      </w:r>
-      <w:r>
-        <w:t xml:space="preserve"> </w:t>
-      </w:r>
-      <w:r>
-        <w:t>The style immediately following the Chapter Title style will default to the Body Text style, to be used for the introduction of the chapter.</w:t>
-      </w:r>
-    </w:p>
-    <w:p>
-      <w:pPr>
-        <w:pStyle w:val="BodyText"/>
-      </w:pPr>
-      <w:r>
-        <w:t>Chapter titles will automatically be included in the Table of Contents, but in order for them to appear after they’re first added, you’ll need to right-click on the TOC and choose “Update entire table.”</w:t>
-      </w:r>
-      <w:r>
-        <w:t xml:space="preserve"> To</w:t>
-      </w:r>
-      <w:r>
-        <w:t xml:space="preserve"> ensure that the chapter title</w:t>
-      </w:r>
-      <w:r>
-        <w:t xml:space="preserve"> is formatted correctly</w:t>
-      </w:r>
-      <w:r>
-        <w:t xml:space="preserve"> both on the page and in the corresponding TOC entry</w:t>
-      </w:r>
-      <w:r>
-        <w:t>, there are two commands you’ll need to use for each:</w:t>
-      </w:r>
-    </w:p>
-    <w:p>
-      <w:pPr>
-        <w:pStyle w:val="BulletedList"/>
-      </w:pPr>
-      <w:r>
-        <w:t xml:space="preserve">In the TOC entry for Chapter 1, you’ll notice that there’s a half-inch space between the words “Chapter 1:” and the chapter title. This is accomplished by using a Tab character in the title itself. The Chapter Title style has been designed </w:t>
-      </w:r>
-      <w:r>
-        <w:lastRenderedPageBreak/>
-        <w:t>so that this Tab character will not interfere with the centering of the header and therefore will not appear to be present on this page at all; if the TOC entry does not contain that half-inch space, remember to add a Tab character.</w:t>
-      </w:r>
-    </w:p>
-    <w:p>
-      <w:pPr>
-        <w:pStyle w:val="BulletedList"/>
-      </w:pPr>
-      <w:r>
-        <w:t>In the Chapter 1 example above, you’ll notice that the chapter title falls on two different lines, with the words “Chapter 1:” on the first line and the chapter title itself on the second line. If you use the Enter key to separate these (called a “hard return”), they will appear much farther apart on the page and will appear in the TOC as two separate entries. To prevent this, you’ll need to use what’s called a “soft-return” by pressing Shift + Enter</w:t>
-      </w:r>
-      <w:r>
-        <w:t xml:space="preserve"> (just after the Tab character mentioned previously)</w:t>
-      </w:r>
-      <w:r>
-        <w:t>. This command tells the computer that you want the second line to be considered part of the same header or paragraph even as it appears on a new line.</w:t>
+      <w:r>
+        <w:t>3</w:t>
+      </w:r>
+      <w:r>
+        <w:t xml:space="preserve">: </w:t>
+      </w:r>
+      <w:r>
+        <w:t>Related Work and Existing Benchmarks</w:t>
       </w:r>
     </w:p>
     <w:p>
       <w:pPr>
         <w:pStyle w:val="Heading4"/>
-      </w:pPr>
-      <w:bookmarkStart w:id="34" w:name="_Toc171427382"/>
-      <w:r>
-        <w:t>Heading</w:t>
-      </w:r>
-      <w:r>
-        <w:t xml:space="preserve"> 4, B-Head</w:t>
-      </w:r>
-      <w:bookmarkEnd w:id="34"/>
-    </w:p>
-    <w:p>
-      <w:pPr>
-        <w:pStyle w:val="BodyText"/>
-      </w:pPr>
-      <w:r>
-        <w:t>The Section Title or A-Head style (shown in the Quick Styles menu as “Sect Title”) is used as a header for a section within a chapter. For an example, see “Chapter Styles” above. Note: there should always be introductory text for the chapter before the Section Title. The style immediately following the Section Title style will default to the Body Text style, to be used for the introduction of the section.</w:t>
-      </w:r>
-    </w:p>
-    <w:p>
-      <w:pPr>
-        <w:pStyle w:val="BodyText"/>
-      </w:pPr>
-      <w:r>
-        <w:t>Section titles will automatically be added to the Table of Contents, directly below the previous chapter title and with a half-inch indent, each time you update the whole TOC.</w:t>
-      </w:r>
-    </w:p>
-    <w:p>
-      <w:pPr>
-        <w:pStyle w:val="Heading4"/>
-      </w:pPr>
-      <w:bookmarkStart w:id="35" w:name="_Toc171427383"/>
-      <w:r>
-        <w:lastRenderedPageBreak/>
-        <w:t>B-Head Style</w:t>
-      </w:r>
-      <w:bookmarkEnd w:id="35"/>
-    </w:p>
-    <w:p>
-      <w:pPr>
-        <w:pStyle w:val="BodyText"/>
-      </w:pPr>
-      <w:r>
-        <w:t xml:space="preserve">The B-Head style (shown in the Quick Styles menu as “B-Head”) is used as a header for a subsection within a section of a chapter. For an example, see “B-Head Style” above. Note: there should always be introductory text for the </w:t>
-      </w:r>
-      <w:r>
-        <w:t>section</w:t>
-      </w:r>
-      <w:r>
-        <w:t xml:space="preserve"> before the </w:t>
-      </w:r>
-      <w:r>
-        <w:t>B-Head</w:t>
-      </w:r>
-      <w:r>
-        <w:t xml:space="preserve">. The style immediately following the </w:t>
-      </w:r>
-      <w:r>
-        <w:t>B-Head</w:t>
-      </w:r>
-      <w:r>
-        <w:t xml:space="preserve"> style will default to the Body Text style, to be used for the introduction of the </w:t>
-      </w:r>
-      <w:r>
-        <w:t>sub</w:t>
-      </w:r>
-      <w:r>
-        <w:t>section.</w:t>
-      </w:r>
-    </w:p>
-    <w:p>
-      <w:pPr>
-        <w:pStyle w:val="BodyText"/>
-      </w:pPr>
-      <w:r>
-        <w:t>B-Heads</w:t>
-      </w:r>
-      <w:r>
-        <w:t xml:space="preserve"> will automatically be added to the Table of Contents, directly below the previous </w:t>
-      </w:r>
-      <w:r>
-        <w:t>section</w:t>
-      </w:r>
-      <w:r>
-        <w:t xml:space="preserve"> title and with a </w:t>
-      </w:r>
-      <w:r>
-        <w:t>one</w:t>
-      </w:r>
-      <w:r>
-        <w:t>-inch indent, each time you update the whole TOC.</w:t>
-      </w:r>
-    </w:p>
-    <w:p>
-      <w:pPr>
-        <w:pStyle w:val="Heading4"/>
-      </w:pPr>
-      <w:bookmarkStart w:id="36" w:name="_Toc171427384"/>
-      <w:r>
-        <w:t>B</w:t>
-      </w:r>
-      <w:r>
-        <w:t>-Head</w:t>
-      </w:r>
-      <w:r>
-        <w:t xml:space="preserve"> Style</w:t>
-      </w:r>
-      <w:bookmarkEnd w:id="36"/>
-    </w:p>
-    <w:p>
-      <w:pPr>
-        <w:pStyle w:val="BodyText"/>
-      </w:pPr>
-      <w:r>
-        <w:t>The Body Text style (shown in the Quick Styles menu as “Body Text”) is used for standard paragraph styles. This paragraph is using the Body Text style; the default style for the next paragraph is also Body Text.</w:t>
-      </w:r>
-    </w:p>
-    <w:p>
-      <w:pPr>
-        <w:pStyle w:val="Heading4"/>
-      </w:pPr>
-      <w:bookmarkStart w:id="37" w:name="_Toc171427385"/>
-      <w:r>
-        <w:t>C-Head</w:t>
-      </w:r>
-      <w:r>
-        <w:t xml:space="preserve"> Style and A</w:t>
-      </w:r>
-      <w:r>
-        <w:t xml:space="preserve">ccompanying </w:t>
-      </w:r>
-      <w:r>
-        <w:t>P</w:t>
-      </w:r>
-      <w:r>
-        <w:t>aragraph</w:t>
-      </w:r>
-      <w:bookmarkEnd w:id="37"/>
-    </w:p>
-    <w:p>
-      <w:pPr>
-        <w:pStyle w:val="BodyText"/>
-      </w:pPr>
-      <w:r>
-        <w:t>The C-Head style (shown in the Quick Styles menu as “</w:t>
-      </w:r>
-      <w:r>
-        <w:t>C</w:t>
-      </w:r>
-      <w:r>
-        <w:t xml:space="preserve">-Head”) is used as a header for a subsection within a </w:t>
-      </w:r>
-      <w:r>
-        <w:t>subsection</w:t>
-      </w:r>
-      <w:r>
-        <w:t>. For example</w:t>
-      </w:r>
-      <w:r>
-        <w:t>:</w:t>
-      </w:r>
-    </w:p>
-    <w:p>
-      <w:pPr>
-        <w:pStyle w:val="C-BodyText"/>
-      </w:pPr>
-      <w:bookmarkStart w:id="38" w:name="_Toc171427386"/>
-      <w:r>
-        <w:rPr>
-          <w:rStyle w:val="Heading5Char"/>
-        </w:rPr>
-        <w:t xml:space="preserve">Body Text with </w:t>
-      </w:r>
-      <w:r>
-        <w:rPr>
-          <w:rStyle w:val="Heading5Char"/>
-        </w:rPr>
-        <w:t>C-Head</w:t>
-      </w:r>
-      <w:bookmarkEnd w:id="38"/>
-      <w:r>
-        <w:t>. This is a C-Head and accompanying paragraph.</w:t>
-      </w:r>
-      <w:r>
-        <w:t xml:space="preserve"> </w:t>
-      </w:r>
-      <w:r>
-        <w:t>Note that the C-Head is on the same line as the rest of the paragraph; it’s not indented; and there is no additional spa</w:t>
-      </w:r>
-      <w:r>
-        <w:t>ce before the C-Head as there is with other headers.</w:t>
-      </w:r>
-    </w:p>
-    <w:p>
-      <w:pPr>
-        <w:pStyle w:val="BodyText"/>
-      </w:pPr>
-      <w:r>
-        <w:t>C-Heads will automatically be added to the Table of Contents, directly below the previous subsection title and with a 1.5-inch indent, each time you update the whole TOC.</w:t>
-      </w:r>
-    </w:p>
-    <w:p>
-      <w:pPr>
-        <w:pStyle w:val="BodyText"/>
-      </w:pPr>
-      <w:r>
-        <w:lastRenderedPageBreak/>
-        <w:t>To apply the C-Head style, select the paragraph to which it belongs and click on the “Body Text w/ C-Head” style in the Quick Styles menu; then select the C-Head itself and click on the “C-Head” style.</w:t>
-      </w:r>
-    </w:p>
-    <w:p>
-      <w:pPr>
-        <w:pStyle w:val="BodyText"/>
-      </w:pPr>
-      <w:r>
-        <w:t xml:space="preserve">Remember, </w:t>
-      </w:r>
-      <w:r>
-        <w:t xml:space="preserve">there should always be introductory text for the </w:t>
-      </w:r>
-      <w:r>
-        <w:t>sub</w:t>
-      </w:r>
-      <w:r>
-        <w:t xml:space="preserve">section before the </w:t>
-      </w:r>
-      <w:r>
-        <w:t>C</w:t>
-      </w:r>
-      <w:r>
-        <w:t xml:space="preserve">-Head. The style immediately following the </w:t>
-      </w:r>
-      <w:r>
-        <w:t>C</w:t>
-      </w:r>
-      <w:r>
-        <w:t xml:space="preserve">-Head style will default </w:t>
-      </w:r>
-      <w:r>
-        <w:t>to the Body Text style</w:t>
-      </w:r>
-      <w:r>
-        <w:t>.</w:t>
-      </w:r>
-    </w:p>
-    <w:p>
-      <w:pPr>
-        <w:pStyle w:val="Heading4"/>
-      </w:pPr>
-      <w:bookmarkStart w:id="39" w:name="_Toc171427387"/>
-      <w:r>
-        <w:t>Numbered List Style</w:t>
-      </w:r>
-      <w:bookmarkEnd w:id="39"/>
-    </w:p>
-    <w:p>
-      <w:pPr>
-        <w:pStyle w:val="BodyText"/>
-      </w:pPr>
-      <w:r>
-        <w:t>To create a numbered list, select the lines of text which you want to make a list (whether they’re already in a Word list structure or not) and choose the “Numbered List” style in the Quick Styles menu. If the list was in a Word list structure previously, it will simply update the styles. If the list was previously formatted by hand, you will need to check that list items begin and end at the correct points and that any typed numbering is removed.</w:t>
-      </w:r>
-    </w:p>
-    <w:p>
-      <w:pPr>
-        <w:pStyle w:val="NumberedList"/>
-      </w:pPr>
-      <w:r>
-        <w:t xml:space="preserve">This is the </w:t>
-      </w:r>
-      <w:r>
-        <w:t>Numbered</w:t>
-      </w:r>
-      <w:r>
-        <w:t xml:space="preserve"> l</w:t>
-      </w:r>
-      <w:r>
-        <w:t>ist</w:t>
-      </w:r>
-      <w:r>
-        <w:t xml:space="preserve"> s</w:t>
-      </w:r>
-      <w:r>
-        <w:t>tyle</w:t>
-      </w:r>
-      <w:r>
-        <w:t>.</w:t>
-      </w:r>
-    </w:p>
-    <w:p>
-      <w:pPr>
-        <w:pStyle w:val="NumberedList"/>
-      </w:pPr>
-      <w:r>
-        <w:t>To add a list item, simply hit Enter at the end of the previous list item.</w:t>
-      </w:r>
-    </w:p>
-    <w:p>
-      <w:pPr>
-        <w:pStyle w:val="NumberedList"/>
-      </w:pPr>
-      <w:r>
-        <w:t>To end the list, hit Enter and then select the “Body Text” style from the Quick Styles menu.</w:t>
-      </w:r>
-    </w:p>
-    <w:p>
-      <w:pPr>
-        <w:pStyle w:val="BodyText"/>
-      </w:pPr>
-      <w:r>
-        <w:t xml:space="preserve">If you wish to create a second numbered list, follow the directions for creating a list above, then right-click on the list and choose “Restart at 1.” If this does not work, right-click and choose “Set Numbering Value” and set it to create a new list starting from 1. If either of these methods creates a list starting with 1 but with the second item in the </w:t>
-      </w:r>
-      <w:r>
-        <w:lastRenderedPageBreak/>
-        <w:t>list continuing numbering from a previous list, you may need to right-click on that second item and again choose “Set Numbering Value,” this time choosing to start from 2.</w:t>
-      </w:r>
-    </w:p>
-    <w:p>
-      <w:pPr>
-        <w:pStyle w:val="Heading4"/>
-      </w:pPr>
-      <w:bookmarkStart w:id="40" w:name="_Toc171427388"/>
-      <w:r>
-        <w:t>Bulleted List Style</w:t>
-      </w:r>
-      <w:bookmarkEnd w:id="40"/>
-    </w:p>
-    <w:p>
-      <w:pPr>
-        <w:pStyle w:val="BodyText"/>
-      </w:pPr>
-      <w:r>
-        <w:t>To create a bulleted list, select the lines of text which you want to make a list (whether they’re already in a Word list structure or not) and choose the “Bulleted List” style in the Quick Styles menu. If the list was in a Word list structure previously, it will simply update the styles. If the list was previously formatted by hand, you will need to check that list items begin and end at the correct points and that any typed bullets are removed.</w:t>
-      </w:r>
-    </w:p>
-    <w:p>
-      <w:pPr>
-        <w:pStyle w:val="BulletedList"/>
-      </w:pPr>
-      <w:r>
-        <w:t xml:space="preserve">This is the </w:t>
-      </w:r>
-      <w:r>
-        <w:t>Bulleted</w:t>
-      </w:r>
-      <w:r>
-        <w:t xml:space="preserve"> list style.</w:t>
-      </w:r>
-    </w:p>
-    <w:p>
-      <w:pPr>
-        <w:pStyle w:val="BulletedList"/>
-      </w:pPr>
-      <w:r>
-        <w:t>To add a list item, simply hit Enter at the end of the previous list item.</w:t>
-      </w:r>
-    </w:p>
-    <w:p>
-      <w:pPr>
-        <w:pStyle w:val="BulletedList"/>
-      </w:pPr>
-      <w:r>
-        <w:t>To end the list, hit Enter and then select the “Body Text” style from the Quick Styles menu.</w:t>
-      </w:r>
-    </w:p>
-    <w:p>
-      <w:pPr>
-        <w:pStyle w:val="BodyText"/>
-      </w:pPr>
-      <w:r>
-        <w:t>This is what some body text after a bulleted list would look l</w:t>
-      </w:r>
-      <w:r>
-        <w:t>i</w:t>
-      </w:r>
-      <w:r>
-        <w:t>ke.</w:t>
-      </w:r>
-    </w:p>
-    <w:p>
-      <w:pPr>
-        <w:pStyle w:val="Heading4"/>
-      </w:pPr>
-      <w:bookmarkStart w:id="41" w:name="_Block_Quote_Style"/>
-      <w:bookmarkStart w:id="42" w:name="_Toc171427389"/>
-      <w:bookmarkEnd w:id="41"/>
-      <w:r>
-        <w:t>Block Quote Style</w:t>
-      </w:r>
-      <w:bookmarkEnd w:id="42"/>
-    </w:p>
-    <w:p>
-      <w:pPr>
-        <w:pStyle w:val="BodyText"/>
-      </w:pPr>
-      <w:r>
-        <w:t>The Block Quote Style is used for quoting large selections of text, rather than a word or phrase.</w:t>
-      </w:r>
-    </w:p>
-    <w:p>
-      <w:pPr>
-        <w:pStyle w:val="BlockQuote"/>
-      </w:pPr>
-      <w:r>
-        <w:t>Blockquotes are further indented to distinguish them from body text. They’re also single-spaced rather than double-spaced.</w:t>
-      </w:r>
-    </w:p>
-    <w:p>
-      <w:pPr>
-        <w:pStyle w:val="BlockQuote"/>
-      </w:pPr>
-      <w:r>
-        <w:t>A multi-paragraph block quote will look like this, with a space between the paragraphs to differentiate them.</w:t>
-      </w:r>
-    </w:p>
-    <w:p>
-      <w:pPr>
-        <w:pStyle w:val="Heading4"/>
-      </w:pPr>
-      <w:bookmarkStart w:id="43" w:name="_Toc171427390"/>
-      <w:r>
-        <w:lastRenderedPageBreak/>
-        <w:t>Figures</w:t>
-      </w:r>
-      <w:bookmarkEnd w:id="43"/>
-    </w:p>
-    <w:p>
-      <w:pPr>
-        <w:pStyle w:val="BodyText"/>
-      </w:pPr>
-      <w:r>
-        <w:t xml:space="preserve">To insert a figure, </w:t>
-      </w:r>
-      <w:r>
-        <w:t>place your cursor at the beginning of the Figure Title line. Y</w:t>
-      </w:r>
-      <w:r>
-        <w:t xml:space="preserve">ou can </w:t>
-      </w:r>
-      <w:r>
-        <w:t>either copy and paste a figure into the document or use the Insert Pictures command in the Insert ribbon. Once you have the image inserted, click on the picture and select the dropdown menu that appears: make sure the “In Line With Text” option is selected</w:t>
-      </w:r>
-      <w:r>
-        <w:t>, in order to keep the picture aligned properly and associated with the correct text. Example</w:t>
-      </w:r>
-      <w:r>
-        <w:t xml:space="preserve"> (the gray box is merely a placeholder to show you how it should look)</w:t>
-      </w:r>
-      <w:r>
-        <w:t>:</w:t>
-      </w:r>
-    </w:p>
-    <w:p>
-      <w:pPr>
-        <w:pStyle w:val="BodyText"/>
-      </w:pPr>
-      <w:r>
-        <w:t xml:space="preserve">In order not to be drawn into your Table of Figures, you need to assign your figure its own paragraph and style. Click to the right of the figure, making sure your cursor is to the left of the paragraph marker, and select </w:t>
-      </w:r>
-      <w:r>
-        <w:rPr>
-          <w:i/>
-        </w:rPr>
-        <w:t>Figure</w:t>
-      </w:r>
-      <w:r>
-        <w:t xml:space="preserve"> from the Styles list.</w:t>
-      </w:r>
-    </w:p>
-    <w:bookmarkStart w:id="44" w:name="_Toc473816963"/>
-    <w:p>
-      <w:pPr>
-        <w:pStyle w:val="BodyText"/>
-      </w:pPr>
-      <w:r>
-        <w:rPr>
-          <w:noProof/>
-        </w:rPr>
-        <mc:AlternateContent>
-          <mc:Choice Requires="wps">
-            <w:drawing>
-              <wp:inline distT="0" distB="0" distL="0" distR="0" wp14:anchorId="30470671" wp14:editId="2FCEE595">
-                <wp:extent cx="5157216" cy="1005840"/>
-                <wp:effectExtent l="0" t="0" r="24765" b="22860"/>
-                <wp:docPr id="4" name="Rectangle 4" descr="Image of grey box"/>
-                <wp:cNvGraphicFramePr/>
-                <a:graphic xmlns:a="http://schemas.openxmlformats.org/drawingml/2006/main">
-                  <a:graphicData uri="http://schemas.microsoft.com/office/word/2010/wordprocessingShape">
-                    <wps:wsp>
-                      <wps:cNvSpPr/>
-                      <wps:spPr>
-                        <a:xfrm>
-                          <a:off x="0" y="0"/>
-                          <a:ext cx="5157216" cy="1005840"/>
-                        </a:xfrm>
-                        <a:prstGeom prst="rect">
-                          <a:avLst/>
-                        </a:prstGeom>
-                      </wps:spPr>
-                      <wps:style>
-                        <a:lnRef idx="2">
-                          <a:schemeClr val="accent3">
-                            <a:shade val="50000"/>
-                          </a:schemeClr>
-                        </a:lnRef>
-                        <a:fillRef idx="1">
-                          <a:schemeClr val="accent3"/>
-                        </a:fillRef>
-                        <a:effectRef idx="0">
-                          <a:schemeClr val="accent3"/>
-                        </a:effectRef>
-                        <a:fontRef idx="minor">
-                          <a:schemeClr val="lt1"/>
-                        </a:fontRef>
-                      </wps:style>
-                      <wps:bodyPr rot="0" spcFirstLastPara="0" vertOverflow="overflow" horzOverflow="overflow" vert="horz" wrap="square" lIns="91440" tIns="45720" rIns="91440" bIns="45720" numCol="1" spcCol="0" rtlCol="0" fromWordArt="0" anchor="ctr" anchorCtr="0" forceAA="0" compatLnSpc="1">
-                        <a:prstTxWarp prst="textNoShape">
-                          <a:avLst/>
-                        </a:prstTxWarp>
-                        <a:noAutofit/>
-                      </wps:bodyPr>
-                    </wps:wsp>
-                  </a:graphicData>
-                </a:graphic>
-              </wp:inline>
-            </w:drawing>
-          </mc:Choice>
-          <mc:Fallback>
-            <w:pict>
-              <v:rect w14:anchorId="541875C2" id="Rectangle 4" o:spid="_x0000_s1026" alt="Image of grey box" style="width:406.1pt;height:79.2pt;visibility:visible;mso-wrap-style:square;mso-left-percent:-10001;mso-top-percent:-10001;mso-position-horizontal:absolute;mso-position-horizontal-relative:char;mso-position-vertical:absolute;mso-position-vertical-relative:line;mso-left-percent:-10001;mso-top-percent:-10001;v-text-anchor:middle" o:gfxdata="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" fillcolor="#a5a5a5 [3206]" strokecolor="#525252 [1606]" strokeweight="1pt">
-                <w10:anchorlock/>
-              </v:rect>
-            </w:pict>
-          </mc:Fallback>
-        </mc:AlternateContent>
-      </w:r>
-    </w:p>
-    <w:p>
-      <w:pPr>
-        <w:pStyle w:val="FigureTitle"/>
-      </w:pPr>
-      <w:bookmarkStart w:id="45" w:name="_Toc500510491"/>
-      <w:r>
-        <w:t xml:space="preserve">Figure 1. </w:t>
-      </w:r>
-      <w:r>
-        <w:tab/>
-      </w:r>
-      <w:r>
-        <w:t>Figure Title</w:t>
-      </w:r>
-      <w:r>
-        <w:t>.</w:t>
-      </w:r>
-      <w:bookmarkEnd w:id="44"/>
-      <w:bookmarkEnd w:id="45"/>
-    </w:p>
-    <w:p>
-      <w:pPr>
-        <w:pStyle w:val="FigureDescription"/>
-      </w:pPr>
-      <w:r>
-        <w:t>Description of Figure 1, legend brief citation, etc.</w:t>
-      </w:r>
-    </w:p>
-    <w:p>
-      <w:pPr>
-        <w:pStyle w:val="C-BodyText"/>
-      </w:pPr>
-      <w:bookmarkStart w:id="46" w:name="_Toc171427391"/>
-      <w:r>
-        <w:rPr>
-          <w:rStyle w:val="Heading5Char"/>
-        </w:rPr>
-        <w:t>Figure Title Style.</w:t>
-      </w:r>
-      <w:bookmarkEnd w:id="46"/>
-      <w:r>
-        <w:t xml:space="preserve"> The Figure Title </w:t>
-      </w:r>
-      <w:r>
-        <w:t>s</w:t>
-      </w:r>
-      <w:r>
-        <w:t>tyle, which appears in the Quick Styles menu as “Figure Title,” is used to name a figure in a way that will appear in the TOC. The title will automatically be added to the List of Figures following an update of the entire table.</w:t>
-      </w:r>
-      <w:r>
-        <w:t xml:space="preserve"> Remember to place a tab between the figure number and the title, as shown above, in order to preserve formatting in the TOC.</w:t>
-      </w:r>
-      <w:r>
-        <w:t xml:space="preserve"> Note: the style of the paragraph following Figure Title defaults to Figure Description.</w:t>
-      </w:r>
-    </w:p>
-    <w:p>
-      <w:pPr>
-        <w:pStyle w:val="C-BodyText"/>
-      </w:pPr>
-      <w:bookmarkStart w:id="47" w:name="_Toc171427392"/>
-      <w:r>
-        <w:rPr>
-          <w:rStyle w:val="Heading5Char"/>
-        </w:rPr>
-        <w:lastRenderedPageBreak/>
-        <w:t>Figure Description Style.</w:t>
-      </w:r>
-      <w:bookmarkEnd w:id="47"/>
-      <w:r>
-        <w:t xml:space="preserve"> The Figure Description style, which appears in the Quick Styles menu as “Figure Description,” is used to briefly describe the accompanying figure</w:t>
-      </w:r>
-      <w:r>
-        <w:t>; the space after it separates it from the body text below the figure.</w:t>
-      </w:r>
-    </w:p>
-    <w:p>
-      <w:pPr>
-        <w:pStyle w:val="Heading4"/>
-      </w:pPr>
-      <w:bookmarkStart w:id="48" w:name="_Toc171427393"/>
-      <w:r>
-        <w:t>Tables</w:t>
-      </w:r>
-      <w:bookmarkEnd w:id="48"/>
-    </w:p>
-    <w:p>
-      <w:pPr>
-        <w:pStyle w:val="BodyText"/>
-      </w:pPr>
-      <w:r>
-        <w:t>Tables can copied and pasted from another document or created in the Word document itself using the Insert Table command on the Insert tab of the ribbon. A sample table:</w:t>
-      </w:r>
-    </w:p>
-    <w:p>
-      <w:pPr>
-        <w:pStyle w:val="TableTitle"/>
-      </w:pPr>
-      <w:bookmarkStart w:id="49" w:name="_Toc500509875"/>
-      <w:r>
-        <w:t>Table 1</w:t>
-      </w:r>
-      <w:r>
-        <w:t xml:space="preserve">. </w:t>
-      </w:r>
-      <w:r>
-        <w:tab/>
-      </w:r>
-      <w:r>
-        <w:t>Table Title</w:t>
-      </w:r>
-      <w:r>
-        <w:t>.</w:t>
-      </w:r>
-      <w:bookmarkEnd w:id="49"/>
-    </w:p>
-    <w:tbl>
-      <w:tblPr>
-        <w:tblW w:w="0" w:type="auto"/>
-        <w:tblCellMar>
-          <w:top w:w="216" w:type="dxa"/>
-          <w:left w:w="216" w:type="dxa"/>
-          <w:bottom w:w="288" w:type="dxa"/>
-          <w:right w:w="216" w:type="dxa"/>
-        </w:tblCellMar>
-        <w:tblLook w:val="04A0" w:firstRow="1" w:lastRow="0" w:firstColumn="1" w:lastColumn="0" w:noHBand="0" w:noVBand="1"/>
-      </w:tblPr>
-      <w:tblGrid>
-        <w:gridCol w:w="2880"/>
-        <w:gridCol w:w="2878"/>
-        <w:gridCol w:w="2882"/>
-      </w:tblGrid>
-      <w:tr>
-        <w:tc>
-          <w:tcPr>
-            <w:tcW w:w="2880" w:type="dxa"/>
-          </w:tcPr>
-          <w:p>
-            <w:pPr>
-              <w:pStyle w:val="TableCell"/>
-            </w:pPr>
-            <w:r>
-              <w:t>Lorem ipsum</w:t>
-            </w:r>
-          </w:p>
-        </w:tc>
-        <w:tc>
-          <w:tcPr>
-            <w:tcW w:w="2878" w:type="dxa"/>
-          </w:tcPr>
-          <w:p>
-            <w:pPr>
-              <w:pStyle w:val="TableCell"/>
-              <w:jc w:val="center"/>
-            </w:pPr>
-            <w:r>
-              <w:t>Augue vel tellus</w:t>
-            </w:r>
-          </w:p>
-        </w:tc>
-        <w:tc>
-          <w:tcPr>
-            <w:tcW w:w="2882" w:type="dxa"/>
-          </w:tcPr>
-          <w:p>
-            <w:pPr>
-              <w:pStyle w:val="TableCell"/>
-              <w:jc w:val="center"/>
-            </w:pPr>
-            <w:r>
-              <w:t>Sed sagittis</w:t>
-            </w:r>
-          </w:p>
-        </w:tc>
-      </w:tr>
-      <w:tr>
-        <w:tc>
-          <w:tcPr>
-            <w:tcW w:w="2880" w:type="dxa"/>
-          </w:tcPr>
-          <w:p>
-            <w:pPr>
-              <w:pStyle w:val="TableCell"/>
-            </w:pPr>
-            <w:r>
-              <w:t>Est blandit</w:t>
-            </w:r>
-          </w:p>
-        </w:tc>
-        <w:tc>
-          <w:tcPr>
-            <w:tcW w:w="2878" w:type="dxa"/>
-          </w:tcPr>
-          <w:p>
-            <w:pPr>
-              <w:pStyle w:val="TableCell"/>
-              <w:jc w:val="center"/>
-            </w:pPr>
-            <w:r>
-              <w:t>0</w:t>
-            </w:r>
-          </w:p>
-        </w:tc>
-        <w:tc>
-          <w:tcPr>
-            <w:tcW w:w="2882" w:type="dxa"/>
-          </w:tcPr>
-          <w:p>
-            <w:pPr>
-              <w:pStyle w:val="TableCell"/>
-              <w:jc w:val="center"/>
-            </w:pPr>
-            <w:r>
-              <w:t>1</w:t>
-            </w:r>
-          </w:p>
-        </w:tc>
-      </w:tr>
-      <w:tr>
-        <w:tc>
-          <w:tcPr>
-            <w:tcW w:w="2880" w:type="dxa"/>
-          </w:tcPr>
-          <w:p>
-            <w:pPr>
-              <w:pStyle w:val="TableCell"/>
-            </w:pPr>
-            <w:r>
-              <w:t>Sed est</w:t>
-            </w:r>
-          </w:p>
-        </w:tc>
-        <w:tc>
-          <w:tcPr>
-            <w:tcW w:w="2878" w:type="dxa"/>
-          </w:tcPr>
-          <w:p>
-            <w:pPr>
-              <w:pStyle w:val="TableCell"/>
-              <w:jc w:val="center"/>
-            </w:pPr>
-            <w:r>
-              <w:t>0</w:t>
-            </w:r>
-          </w:p>
-        </w:tc>
-        <w:tc>
-          <w:tcPr>
-            <w:tcW w:w="2882" w:type="dxa"/>
-          </w:tcPr>
-          <w:p>
-            <w:pPr>
-              <w:pStyle w:val="TableCell"/>
-              <w:jc w:val="center"/>
-            </w:pPr>
-            <w:r>
-              <w:t>1</w:t>
-            </w:r>
-          </w:p>
-        </w:tc>
-      </w:tr>
-    </w:tbl>
-    <w:p>
-      <w:pPr>
-        <w:pStyle w:val="TableDescription"/>
-      </w:pPr>
-      <w:r>
-        <w:t>Table description style</w:t>
-      </w:r>
-      <w:r>
-        <w:t>, legend, brief citation etc.</w:t>
-      </w:r>
-    </w:p>
-    <w:p>
-      <w:pPr>
-        <w:pStyle w:val="BodyText"/>
-      </w:pPr>
-      <w:r>
-        <w:t>Following insertion using either method, table styles should be applied as follows.</w:t>
-      </w:r>
-    </w:p>
-    <w:p>
-      <w:pPr>
-        <w:pStyle w:val="C-BodyText"/>
-      </w:pPr>
-      <w:bookmarkStart w:id="50" w:name="_Toc171427394"/>
-      <w:r>
-        <w:rPr>
-          <w:rStyle w:val="Heading5Char"/>
-        </w:rPr>
-        <w:t>Table Title Style</w:t>
-      </w:r>
-      <w:r>
-        <w:rPr>
-          <w:rStyle w:val="Heading5Char"/>
-        </w:rPr>
-        <w:t>.</w:t>
-      </w:r>
-      <w:bookmarkEnd w:id="50"/>
-      <w:r>
-        <w:t xml:space="preserve"> The Table Title should come immediately before the table itself</w:t>
-      </w:r>
-      <w:r>
-        <w:t>; the style appears in the Quick Styles menu as “Table Title,”</w:t>
-      </w:r>
-      <w:r>
-        <w:t xml:space="preserve"> </w:t>
-      </w:r>
-      <w:r>
-        <w:t>In order to preserve formatting of the TOC entry, insert a Tab character between the table number and the table title, as shown above.</w:t>
-      </w:r>
-    </w:p>
-    <w:p>
-      <w:pPr>
-        <w:pStyle w:val="C-BodyText"/>
-      </w:pPr>
-      <w:bookmarkStart w:id="51" w:name="_Toc171427395"/>
-      <w:r>
-        <w:rPr>
-          <w:rStyle w:val="Heading5Char"/>
-        </w:rPr>
-        <w:t>Table Cell Style.</w:t>
-      </w:r>
-      <w:bookmarkEnd w:id="51"/>
-      <w:r>
-        <w:t xml:space="preserve"> To apply this style to the table cells, highlight the table and choose “Table Cell” from the Quick Styles menu. The default will be to left-align the text inside the cells; to center text, as in the second and third columns above, </w:t>
-      </w:r>
-      <w:r>
-        <w:t xml:space="preserve">you can </w:t>
-      </w:r>
-      <w:r>
-        <w:t xml:space="preserve">simply select </w:t>
-      </w:r>
-      <w:r>
-        <w:lastRenderedPageBreak/>
-        <w:t>those cells and</w:t>
-      </w:r>
-      <w:r>
-        <w:t xml:space="preserve"> choose Center. To control vertical alignment as necessary, select the applicable cells and choose the Layout tab that appears in the ribbon. On the right in the Alignment section, choose the graphic that matches the alignment you prefer, from top left to bottom right to centered horizontally and vertically.</w:t>
-      </w:r>
-    </w:p>
-    <w:p>
-      <w:pPr>
-        <w:pStyle w:val="C-BodyText"/>
-      </w:pPr>
-      <w:bookmarkStart w:id="52" w:name="_Toc171427396"/>
-      <w:r>
-        <w:rPr>
-          <w:rStyle w:val="Heading5Char"/>
-        </w:rPr>
-        <w:t>Table Description Style</w:t>
-      </w:r>
-      <w:r>
-        <w:rPr>
-          <w:rStyle w:val="Heading5Char"/>
-        </w:rPr>
-        <w:t>.</w:t>
-      </w:r>
-      <w:bookmarkEnd w:id="52"/>
-      <w:r>
-        <w:t xml:space="preserve"> The Table Description style, shown in the Quick Styles menu as “Table Description,” is used to format the brief description of the table immediately following said table. This style also includes space after to differentiate it from later paragraphs.</w:t>
-      </w:r>
-    </w:p>
-    <w:p>
-      <w:pPr>
-        <w:pStyle w:val="Heading3"/>
-      </w:pPr>
-      <w:bookmarkStart w:id="53" w:name="_Toc171427397"/>
-      <w:r>
-        <w:t>Styles Used in Other Parts of the Document</w:t>
-      </w:r>
-      <w:bookmarkEnd w:id="53"/>
-    </w:p>
-    <w:p>
-      <w:pPr>
-        <w:pStyle w:val="Heading4"/>
-      </w:pPr>
-      <w:bookmarkStart w:id="54" w:name="_Toc171427398"/>
-      <w:r>
-        <w:t>Title Style</w:t>
-      </w:r>
-      <w:bookmarkEnd w:id="54"/>
-    </w:p>
-    <w:p>
-      <w:pPr>
-        <w:pStyle w:val="BodyText"/>
-      </w:pPr>
-      <w:r>
-        <w:t>The only time the Title style is used is on the first page of the document. It is exactly 2” from the top of the document.</w:t>
-      </w:r>
-    </w:p>
-    <w:p>
-      <w:pPr>
-        <w:pStyle w:val="Heading4"/>
-      </w:pPr>
-      <w:bookmarkStart w:id="55" w:name="_Toc171427399"/>
-      <w:r>
-        <w:t>Author Style</w:t>
-      </w:r>
-      <w:bookmarkEnd w:id="55"/>
-    </w:p>
-    <w:p>
-      <w:pPr>
-        <w:pStyle w:val="BodyText"/>
-      </w:pPr>
-      <w:r>
-        <w:t>The Author style is also used only on the first page of the document and begins exactly 2” below the title.</w:t>
-      </w:r>
-    </w:p>
-    <w:p>
-      <w:pPr>
-        <w:pStyle w:val="Heading4"/>
-      </w:pPr>
-      <w:bookmarkStart w:id="56" w:name="_Toc171427400"/>
-      <w:r>
-        <w:t>Centered Text Style</w:t>
-      </w:r>
-      <w:bookmarkEnd w:id="56"/>
-    </w:p>
-    <w:p>
-      <w:pPr>
-        <w:pStyle w:val="BodyText"/>
-      </w:pPr>
-      <w:r>
-        <w:t>The Centered Text style is to be used on the first page for the Degree information.</w:t>
-      </w:r>
-    </w:p>
-    <w:p>
-      <w:pPr>
-        <w:pStyle w:val="Heading4"/>
-      </w:pPr>
-      <w:bookmarkStart w:id="57" w:name="_Toc171427401"/>
-      <w:r>
-        <w:lastRenderedPageBreak/>
-        <w:t>Harvard,Month,Year Style</w:t>
-      </w:r>
-      <w:bookmarkEnd w:id="57"/>
-    </w:p>
-    <w:p>
-      <w:pPr>
-        <w:pStyle w:val="BodyText"/>
-      </w:pPr>
-      <w:r>
-        <w:t>The Harvard,Month,Year style is for use on the front page for the University name and the month and year of graduation.</w:t>
-      </w:r>
-    </w:p>
-    <w:p>
-      <w:pPr>
-        <w:pStyle w:val="Heading4"/>
-      </w:pPr>
-      <w:bookmarkStart w:id="58" w:name="_Toc171427402"/>
-      <w:r>
-        <w:t>Copyright Style</w:t>
-      </w:r>
-      <w:bookmarkEnd w:id="58"/>
-    </w:p>
-    <w:p>
-      <w:pPr>
-        <w:pStyle w:val="BodyText"/>
-      </w:pPr>
-      <w:r>
-        <w:t>The Copyright style is for use on the second page for copyright information.</w:t>
-      </w:r>
-    </w:p>
-    <w:p>
-      <w:pPr>
-        <w:pStyle w:val="Heading4"/>
-      </w:pPr>
-      <w:bookmarkStart w:id="59" w:name="_Toc171427403"/>
-      <w:r>
-        <w:t>No-TOC-Heading Style</w:t>
-      </w:r>
-      <w:bookmarkEnd w:id="59"/>
-    </w:p>
-    <w:p>
-      <w:pPr>
-        <w:pStyle w:val="BodyText"/>
-      </w:pPr>
-      <w:r>
-        <w:t>The No-TOC-Heading style is for use when chapter-type headings should not be included in the table of contents, such as the Abstract.</w:t>
-      </w:r>
-      <w:r>
-        <w:t xml:space="preserve"> Its appearance is exactly the same as the Chapter Title style but will not be included when the table of contents is updated.</w:t>
-      </w:r>
-    </w:p>
-    <w:p>
-      <w:pPr>
-        <w:pStyle w:val="Heading4"/>
-      </w:pPr>
-      <w:bookmarkStart w:id="60" w:name="_Toc171427404"/>
-      <w:r>
-        <w:t>Bibliography Entry Style</w:t>
-      </w:r>
-      <w:bookmarkEnd w:id="60"/>
-    </w:p>
-    <w:p>
-      <w:pPr>
-        <w:pStyle w:val="BodyText"/>
-      </w:pPr>
-      <w:r>
-        <w:t>The Bibliography Entry style is single-spaced with a double-space between entries and has a hanging indent of one-half inch. The sample text includes only a few examples of different style guides for different types of document: please be sure to format your bibliography entries using the style guide required for your thesis type.</w:t>
-      </w:r>
-    </w:p>
-    <w:p>
-      <w:pPr>
-        <w:pStyle w:val="BibliographyEntry"/>
-      </w:pPr>
-      <w:r>
-        <w:t xml:space="preserve">Last Name, Full First Name. </w:t>
-      </w:r>
-      <w:r>
-        <w:rPr>
-          <w:i/>
-        </w:rPr>
-        <w:t>Basic MLA Style Only</w:t>
-      </w:r>
-      <w:r>
-        <w:t>. City: Publisher, Year. Print.</w:t>
-      </w:r>
-    </w:p>
-    <w:p>
-      <w:pPr>
-        <w:pStyle w:val="BibliographyEntry"/>
-      </w:pPr>
-      <w:r>
-        <w:t xml:space="preserve">Last Name, First and Middle Initials (Year). </w:t>
-      </w:r>
-      <w:r>
-        <w:rPr>
-          <w:i/>
-        </w:rPr>
-        <w:t>Basic APA Style Only.</w:t>
-      </w:r>
-      <w:r>
-        <w:t xml:space="preserve"> City, State Abbreviation: Publisher.</w:t>
-      </w:r>
-    </w:p>
-    <w:p>
-      <w:pPr>
-        <w:pStyle w:val="BibliographyEntry"/>
-      </w:pPr>
-      <w:r>
-        <w:t xml:space="preserve">Last Name, First Name. </w:t>
-      </w:r>
-      <w:r>
-        <w:rPr>
-          <w:i/>
-        </w:rPr>
-        <w:t>Basic CMS Style Only, Requires Footnotes or Endnotes.</w:t>
-      </w:r>
-      <w:r>
-        <w:t xml:space="preserve"> Place of publication: Publisher, Year.</w:t>
-      </w:r>
-    </w:p>
-    <w:p>
-      <w:pPr>
-        <w:pStyle w:val="BodyText"/>
-      </w:pPr>
-    </w:p>
-    <w:p>
-      <w:pPr>
-        <w:pStyle w:val="BodyText"/>
-      </w:pPr>
-    </w:p>
-    <w:p>
-      <w:pPr>
-        <w:pStyle w:val="BodyText"/>
         <w:sectPr>
           <w:pgSz w:w="12240" w:h="15840"/>
           <w:pgMar w:top="1440" w:right="1440" w:bottom="1440" w:left="2160" w:header="720" w:footer="720" w:gutter="0"/>
@@ -4442,228 +3363,428 @@
           <w:docGrid w:linePitch="360"/>
         </w:sectPr>
       </w:pPr>
+      <w:r>
+        <w:t>3.1 Ethics in Artificial Intelligence</w:t>
+      </w:r>
+      <w:r>
+        <w:br/>
+        <w:t>3.2 Moral Reasoning in Machine Learning</w:t>
+      </w:r>
+      <w:r>
+        <w:br/>
+        <w:t>3.3 Overview of Major Moral Datasets</w:t>
+      </w:r>
+      <w:r>
+        <w:br/>
+        <w:t>   3.3.1 ETHICS</w:t>
+      </w:r>
+      <w:r>
+        <w:br/>
+        <w:t xml:space="preserve">   3.3.2 </w:t>
+      </w:r>
+      <w:proofErr w:type="spellStart"/>
+      <w:r>
+        <w:t>NormBank</w:t>
+      </w:r>
+      <w:proofErr w:type="spellEnd"/>
+      <w:r>
+        <w:br/>
+        <w:t xml:space="preserve">   3.3.3 </w:t>
+      </w:r>
+      <w:proofErr w:type="spellStart"/>
+      <w:r>
+        <w:t>MoralBench</w:t>
+      </w:r>
+      <w:proofErr w:type="spellEnd"/>
+      <w:r>
+        <w:br/>
+        <w:t>   3.3.4 Delphi and Related Systems</w:t>
+      </w:r>
+      <w:r>
+        <w:br/>
+        <w:t>3.4 Implicit Cognitivism in Benchmark Design</w:t>
+      </w:r>
+      <w:r>
+        <w:br/>
+        <w:t>3.5 Limitations of Current Evaluation Paradigms</w:t>
+      </w:r>
+      <w:r>
+        <w:br/>
+        <w:t>3.6 Gaps in Existing Literature</w:t>
+      </w:r>
+      <w:r>
+        <w:br/>
+      </w:r>
     </w:p>
     <w:p>
       <w:pPr>
         <w:pStyle w:val="Heading2"/>
       </w:pPr>
-      <w:bookmarkStart w:id="61" w:name="_Toc171427405"/>
-      <w:bookmarkStart w:id="62" w:name="_Hlk100312797"/>
       <w:r>
         <w:lastRenderedPageBreak/>
-        <w:t>Appendix 1</w:t>
-      </w:r>
-      <w:r>
-        <w:t>.</w:t>
+        <w:t xml:space="preserve">Chapter </w:t>
+      </w:r>
+      <w:r>
+        <w:t>4</w:t>
+      </w:r>
+      <w:r>
+        <w:t xml:space="preserve">: </w:t>
+      </w:r>
+      <w:r>
+        <w:t>Theoretical Framework</w:t>
+      </w:r>
+    </w:p>
+    <w:p>
+      <w:pPr>
+        <w:pStyle w:val="Heading4"/>
+      </w:pPr>
+      <w:r>
+        <w:t>4.1 Ethics as Non-Truth-Apt Discourse</w:t>
       </w:r>
       <w:r>
         <w:br/>
-      </w:r>
-      <w:r>
-        <w:t>Title</w:t>
-      </w:r>
-      <w:bookmarkEnd w:id="61"/>
+        <w:t>4.2 Moral Expression vs Moral Description</w:t>
+      </w:r>
+      <w:r>
+        <w:br/>
+        <w:t>4.3 Normative Authority and Value Imposition</w:t>
+      </w:r>
+      <w:r>
+        <w:br/>
+        <w:t>4.4 Overconfidence and Normative Flattening</w:t>
+      </w:r>
+      <w:r>
+        <w:br/>
+        <w:t>4.5 Ethics as Generative Discernment</w:t>
+      </w:r>
+      <w:r>
+        <w:br/>
+        <w:t xml:space="preserve">4.6 </w:t>
+      </w:r>
+      <w:proofErr w:type="spellStart"/>
+      <w:r>
+        <w:t>Operationalising</w:t>
+      </w:r>
+      <w:proofErr w:type="spellEnd"/>
+      <w:r>
+        <w:t xml:space="preserve"> Meta-Ethical Distinctions</w:t>
+      </w:r>
+      <w:r>
+        <w:br/>
+        <w:t>4.7 Conceptual Model of Ethical Misalignment in AI</w:t>
+      </w:r>
+    </w:p>
+    <w:p>
+      <w:pPr>
+        <w:pStyle w:val="Heading2"/>
+      </w:pPr>
+      <w:r>
+        <w:t xml:space="preserve">Chapter </w:t>
+      </w:r>
+      <w:r>
+        <w:t>5</w:t>
+      </w:r>
+      <w:r>
+        <w:t xml:space="preserve">: </w:t>
+      </w:r>
+      <w:proofErr w:type="spellStart"/>
+      <w:r>
+        <w:t>Methdology</w:t>
+      </w:r>
+      <w:proofErr w:type="spellEnd"/>
+    </w:p>
+    <w:p>
+      <w:pPr>
+        <w:pStyle w:val="Heading4"/>
+      </w:pPr>
+      <w:r>
+        <w:t>5.1 Research Design</w:t>
+      </w:r>
+      <w:r>
+        <w:br/>
+        <w:t>5.2 Dataset Selection and Rationale</w:t>
+      </w:r>
+      <w:r>
+        <w:br/>
+        <w:t>5.3 Model Selection</w:t>
+      </w:r>
+      <w:r>
+        <w:br/>
+        <w:t>5.4 Prompt and Probe Construction</w:t>
+      </w:r>
+      <w:r>
+        <w:br/>
+        <w:t>5.5 Experimental Conditions</w:t>
+      </w:r>
+      <w:r>
+        <w:br/>
+        <w:t>5.6 Evaluation Criteria</w:t>
+      </w:r>
+      <w:r>
+        <w:br/>
+        <w:t>5.7 Ethical Considerations</w:t>
+      </w:r>
+      <w:r>
+        <w:br/>
+        <w:t>5.8 Reproducibility and Transparency</w:t>
+      </w:r>
+    </w:p>
+    <w:p>
+      <w:pPr>
+        <w:pStyle w:val="Heading2"/>
+      </w:pPr>
+      <w:r>
+        <w:t xml:space="preserve">Chapter </w:t>
+      </w:r>
+      <w:r>
+        <w:t>6: Experimental Framework</w:t>
+      </w:r>
+    </w:p>
+    <w:p>
+      <w:pPr>
+        <w:pStyle w:val="Heading4"/>
+      </w:pPr>
+      <w:r>
+        <w:lastRenderedPageBreak/>
+        <w:t>6.1 Task Categories</w:t>
+      </w:r>
+      <w:r>
+        <w:br/>
+        <w:t>   6.1.1 Moral Disagreement Scenarios</w:t>
+      </w:r>
+      <w:r>
+        <w:br/>
+        <w:t>   6.1.2 Expressive vs Descriptive Prompts</w:t>
+      </w:r>
+      <w:r>
+        <w:br/>
+        <w:t>   6.1.3 Contextual Ambiguity Tasks</w:t>
+      </w:r>
+      <w:r>
+        <w:br/>
+        <w:t>6.2 Metrics</w:t>
+      </w:r>
+      <w:r>
+        <w:br/>
+        <w:t>   6.2.1 Moral Overconfidence Index</w:t>
+      </w:r>
+      <w:r>
+        <w:br/>
+        <w:t>   6.2.2 Normative Flattening Score</w:t>
+      </w:r>
+      <w:r>
+        <w:br/>
+        <w:t>   6.2.3 Expressive–Cognitive Confusion Rate</w:t>
+      </w:r>
+      <w:r>
+        <w:br/>
+        <w:t>6.3 Baseline Models</w:t>
+      </w:r>
+      <w:r>
+        <w:br/>
+        <w:t>6.4 Experimental Pipeline</w:t>
+      </w:r>
+      <w:r>
+        <w:br/>
+        <w:t>6.5 Statistical Analysis Methods</w:t>
+      </w:r>
+    </w:p>
+    <w:p>
+      <w:pPr>
+        <w:pStyle w:val="Heading2"/>
+      </w:pPr>
+      <w:r>
+        <w:t xml:space="preserve">Chapter </w:t>
+      </w:r>
+      <w:r>
+        <w:t>7</w:t>
+      </w:r>
+      <w:r>
+        <w:t xml:space="preserve">: </w:t>
+      </w:r>
+      <w:r>
+        <w:t>Results</w:t>
+      </w:r>
+    </w:p>
+    <w:p>
+      <w:pPr>
+        <w:pStyle w:val="Heading4"/>
+      </w:pPr>
+      <w:r>
+        <w:t>7.1 Overall Model Performance</w:t>
+      </w:r>
+      <w:r>
+        <w:br/>
+        <w:t xml:space="preserve">7.2 </w:t>
+      </w:r>
+      <w:proofErr w:type="spellStart"/>
+      <w:r>
+        <w:t>Behaviour</w:t>
+      </w:r>
+      <w:proofErr w:type="spellEnd"/>
+      <w:r>
+        <w:t xml:space="preserve"> Under Moral Disagreement</w:t>
+      </w:r>
+      <w:r>
+        <w:br/>
+        <w:t>7.3 Expressive vs Descriptive Failure Modes</w:t>
+      </w:r>
+      <w:r>
+        <w:br/>
+        <w:t>7.4 Normative Bias Patterns</w:t>
+      </w:r>
+      <w:r>
+        <w:br/>
+        <w:t>7.5 Cross-Model Comparisons</w:t>
+      </w:r>
+      <w:r>
+        <w:br/>
+        <w:t>7.6 Quantitative Summar</w:t>
+      </w:r>
+    </w:p>
+    <w:p>
+      <w:pPr>
+        <w:pStyle w:val="Heading2"/>
+      </w:pPr>
+      <w:r>
+        <w:t xml:space="preserve">Chapter </w:t>
+      </w:r>
+      <w:r>
+        <w:t>8</w:t>
+      </w:r>
+      <w:r>
+        <w:t xml:space="preserve">: </w:t>
+      </w:r>
+      <w:r>
+        <w:t>Analysis and Implications</w:t>
+      </w:r>
+    </w:p>
+    <w:p>
+      <w:pPr>
+        <w:pStyle w:val="Heading4"/>
+      </w:pPr>
+      <w:r>
+        <w:lastRenderedPageBreak/>
+        <w:t>8.1 Interpretation of Findings</w:t>
+      </w:r>
+      <w:r>
+        <w:br/>
+        <w:t>8.2 Ethics as Imitation vs Discernment</w:t>
+      </w:r>
+      <w:r>
+        <w:br/>
+        <w:t>8.3 The Illusion of Moral Competence</w:t>
+      </w:r>
+      <w:r>
+        <w:br/>
+        <w:t>8.4 Implications for AI Safety</w:t>
+      </w:r>
+      <w:r>
+        <w:br/>
+        <w:t>8.5 Implications for Governance and Regulation</w:t>
+      </w:r>
+      <w:r>
+        <w:br/>
+        <w:t>8.6 Relevance to Theories of Consciousness</w:t>
+      </w:r>
+      <w:r>
+        <w:br/>
+        <w:t>8.7 Limits of Statistical Moral Modelling</w:t>
+      </w:r>
+    </w:p>
+    <w:p>
+      <w:pPr>
+        <w:pStyle w:val="Heading2"/>
+      </w:pPr>
+      <w:r>
+        <w:t xml:space="preserve">Chapter </w:t>
+      </w:r>
+      <w:r>
+        <w:t>9</w:t>
+      </w:r>
+      <w:r>
+        <w:t xml:space="preserve">: </w:t>
+      </w:r>
+      <w:r>
+        <w:t>Conclusion and Future Work</w:t>
+      </w:r>
+    </w:p>
+    <w:p>
+      <w:pPr>
+        <w:pStyle w:val="Heading4"/>
+        <w:rPr>
+          <w:lang w:val="en-SG"/>
+        </w:rPr>
+      </w:pPr>
+      <w:r>
+        <w:rPr>
+          <w:lang w:val="en-SG"/>
+        </w:rPr>
+        <w:t>9.1 Summary of Contributions</w:t>
+      </w:r>
+      <w:r>
+        <w:rPr>
+          <w:lang w:val="en-SG"/>
+        </w:rPr>
+        <w:br/>
+        <w:t>9.2 Answers to Research Questions</w:t>
+      </w:r>
+      <w:r>
+        <w:rPr>
+          <w:lang w:val="en-SG"/>
+        </w:rPr>
+        <w:br/>
+        <w:t>9.3 Theoretical Significance</w:t>
+      </w:r>
+      <w:r>
+        <w:rPr>
+          <w:lang w:val="en-SG"/>
+        </w:rPr>
+        <w:br/>
+        <w:t>9.4 Practical Applications</w:t>
+      </w:r>
+      <w:r>
+        <w:rPr>
+          <w:lang w:val="en-SG"/>
+        </w:rPr>
+        <w:br/>
+        <w:t>9.5 Limitations</w:t>
+      </w:r>
+      <w:r>
+        <w:rPr>
+          <w:lang w:val="en-SG"/>
+        </w:rPr>
+        <w:br/>
+        <w:t>9.6 Directions for Future Research</w:t>
+      </w:r>
     </w:p>
     <w:p>
       <w:pPr>
         <w:pStyle w:val="BodyText"/>
-      </w:pPr>
-      <w:r>
-        <w:t>The following tables can be copied and pasted into other sections of this document, then changed to the appropriate size and filled with content.</w:t>
-      </w:r>
+        <w:ind w:firstLine="0"/>
+        <w:rPr>
+          <w:lang w:val="en-SG"/>
+        </w:rPr>
+      </w:pPr>
     </w:p>
     <w:p>
       <w:pPr>
         <w:pStyle w:val="BodyText"/>
       </w:pPr>
-      <w:r>
-        <w:t>To add a row, hover your mouse to the left of one of the gray lines between or after rows; to add a column, hover your mouse above one of the gray lines between or after columns. In either case, a thicker line will appear with a “+” sign at the top; click this</w:t>
-      </w:r>
-      <w:r>
-        <w:t xml:space="preserve"> to add a row or column. Note that when doing so, the width of columns and height of rows will distribute evenly.</w:t>
-      </w:r>
     </w:p>
     <w:p>
       <w:pPr>
         <w:pStyle w:val="BodyText"/>
       </w:pPr>
-      <w:r>
-        <w:t>To delete cells, highlight them and right-click, choosing the Delete Cells option. This will give you two types of options: you can delete only the highlighted cells and choose whether to move the remaining cells up or left; or you can delete the entire row or column that the highlighted cells belong to.</w:t>
-      </w:r>
-    </w:p>
-    <w:p>
-      <w:pPr>
-        <w:pStyle w:val="TableTitle"/>
-      </w:pPr>
-      <w:bookmarkStart w:id="63" w:name="_Toc500509876"/>
-      <w:r>
-        <w:t xml:space="preserve">Table </w:t>
-      </w:r>
-      <w:r>
-        <w:t>2</w:t>
-      </w:r>
-      <w:r>
-        <w:t xml:space="preserve">. </w:t>
-      </w:r>
-      <w:r>
-        <w:t>Table Title</w:t>
-      </w:r>
-      <w:bookmarkEnd w:id="63"/>
-      <w:r>
-        <w:t>.</w:t>
-      </w:r>
-    </w:p>
-    <w:tbl>
-      <w:tblPr>
-        <w:tblW w:w="0" w:type="auto"/>
-        <w:tblCellMar>
-          <w:top w:w="216" w:type="dxa"/>
-          <w:left w:w="216" w:type="dxa"/>
-          <w:bottom w:w="288" w:type="dxa"/>
-          <w:right w:w="216" w:type="dxa"/>
-        </w:tblCellMar>
-        <w:tblLook w:val="04A0" w:firstRow="1" w:lastRow="0" w:firstColumn="1" w:lastColumn="0" w:noHBand="0" w:noVBand="1"/>
-      </w:tblPr>
-      <w:tblGrid>
-        <w:gridCol w:w="2880"/>
-        <w:gridCol w:w="2878"/>
-        <w:gridCol w:w="2882"/>
-      </w:tblGrid>
-      <w:tr>
-        <w:tc>
-          <w:tcPr>
-            <w:tcW w:w="3116" w:type="dxa"/>
-          </w:tcPr>
-          <w:p>
-            <w:pPr>
-              <w:pStyle w:val="TableCell"/>
-            </w:pPr>
-            <w:r>
-              <w:t>Lorem ipsum</w:t>
-            </w:r>
-          </w:p>
-        </w:tc>
-        <w:tc>
-          <w:tcPr>
-            <w:tcW w:w="3117" w:type="dxa"/>
-          </w:tcPr>
-          <w:p>
-            <w:pPr>
-              <w:pStyle w:val="TableCell"/>
-            </w:pPr>
-            <w:r>
-              <w:t>Augue vel tellus</w:t>
-            </w:r>
-          </w:p>
-        </w:tc>
-        <w:tc>
-          <w:tcPr>
-            <w:tcW w:w="3117" w:type="dxa"/>
-          </w:tcPr>
-          <w:p>
-            <w:pPr>
-              <w:pStyle w:val="TableCell"/>
-            </w:pPr>
-            <w:r>
-              <w:t>Sed sagittis</w:t>
-            </w:r>
-          </w:p>
-        </w:tc>
-      </w:tr>
-      <w:tr>
-        <w:tc>
-          <w:tcPr>
-            <w:tcW w:w="3116" w:type="dxa"/>
-          </w:tcPr>
-          <w:p>
-            <w:pPr>
-              <w:pStyle w:val="TableCell"/>
-            </w:pPr>
-            <w:r>
-              <w:t>Est blandit</w:t>
-            </w:r>
-          </w:p>
-        </w:tc>
-        <w:tc>
-          <w:tcPr>
-            <w:tcW w:w="3117" w:type="dxa"/>
-          </w:tcPr>
-          <w:p>
-            <w:pPr>
-              <w:pStyle w:val="TableCell"/>
-            </w:pPr>
-            <w:r>
-              <w:t>0</w:t>
-            </w:r>
-          </w:p>
-        </w:tc>
-        <w:tc>
-          <w:tcPr>
-            <w:tcW w:w="3117" w:type="dxa"/>
-          </w:tcPr>
-          <w:p>
-            <w:pPr>
-              <w:pStyle w:val="TableCell"/>
-            </w:pPr>
-            <w:r>
-              <w:t>1</w:t>
-            </w:r>
-          </w:p>
-        </w:tc>
-      </w:tr>
-      <w:tr>
-        <w:tc>
-          <w:tcPr>
-            <w:tcW w:w="3116" w:type="dxa"/>
-          </w:tcPr>
-          <w:p>
-            <w:pPr>
-              <w:pStyle w:val="TableCell"/>
-            </w:pPr>
-            <w:r>
-              <w:t>Sed est</w:t>
-            </w:r>
-          </w:p>
-        </w:tc>
-        <w:tc>
-          <w:tcPr>
-            <w:tcW w:w="3117" w:type="dxa"/>
-          </w:tcPr>
-          <w:p>
-            <w:pPr>
-              <w:pStyle w:val="TableCell"/>
-            </w:pPr>
-            <w:r>
-              <w:t>0</w:t>
-            </w:r>
-          </w:p>
-        </w:tc>
-        <w:tc>
-          <w:tcPr>
-            <w:tcW w:w="3117" w:type="dxa"/>
-          </w:tcPr>
-          <w:p>
-            <w:pPr>
-              <w:pStyle w:val="TableCell"/>
-            </w:pPr>
-            <w:r>
-              <w:t>1</w:t>
-            </w:r>
-          </w:p>
-        </w:tc>
-      </w:tr>
-    </w:tbl>
-    <w:p>
-      <w:pPr>
-        <w:pStyle w:val="TableDescription"/>
-      </w:pPr>
-      <w:r>
-        <w:t>Table description style</w:t>
-      </w:r>
     </w:p>
     <w:p>
       <w:pPr>
         <w:pStyle w:val="BodyText"/>
+      </w:pPr>
+    </w:p>
+    <w:p>
+      <w:pPr>
+        <w:pStyle w:val="Heading2"/>
         <w:sectPr>
           <w:pgSz w:w="12240" w:h="15840"/>
           <w:pgMar w:top="1440" w:right="1440" w:bottom="1440" w:left="2160" w:header="720" w:footer="720" w:gutter="0"/>
@@ -4671,160 +3792,13 @@
           <w:docGrid w:linePitch="360"/>
         </w:sectPr>
       </w:pPr>
-    </w:p>
-    <w:p>
-      <w:pPr>
-        <w:pStyle w:val="Heading2"/>
-      </w:pPr>
-      <w:bookmarkStart w:id="64" w:name="_Toc171427406"/>
-      <w:r>
-        <w:lastRenderedPageBreak/>
-        <w:t>Appendix 2</w:t>
-      </w:r>
-      <w:r>
-        <w:t>.</w:t>
-      </w:r>
       <w:r>
         <w:br/>
-        <w:t>Title</w:t>
-      </w:r>
-      <w:bookmarkEnd w:id="64"/>
-    </w:p>
-    <w:p>
-      <w:pPr>
-        <w:pStyle w:val="BodyText"/>
-      </w:pPr>
-      <w:r>
-        <w:t>The following is placeholder text to show you how an appendix might fill out with an image, figure title and description. Delete and replace with your own as necessary</w:t>
-      </w:r>
-      <w:r>
-        <w:t>.</w:t>
-      </w:r>
-    </w:p>
-    <w:bookmarkStart w:id="65" w:name="_Toc473816964"/>
-    <w:p>
-      <w:pPr>
-        <w:pStyle w:val="Figure"/>
-      </w:pPr>
-      <w:r>
-        <w:rPr>
-          <w:noProof/>
-          <w:shd w:val="clear" w:color="auto" w:fill="auto"/>
-        </w:rPr>
-        <mc:AlternateContent>
-          <mc:Choice Requires="wps">
-            <w:drawing>
-              <wp:inline distT="0" distB="0" distL="0" distR="0" wp14:anchorId="2F4A5860" wp14:editId="522D2D25">
-                <wp:extent cx="5157216" cy="1005840"/>
-                <wp:effectExtent l="0" t="0" r="24765" b="22860"/>
-                <wp:docPr id="1" name="Rectangle 1" descr="Image of grey box"/>
-                <wp:cNvGraphicFramePr/>
-                <a:graphic xmlns:a="http://schemas.openxmlformats.org/drawingml/2006/main">
-                  <a:graphicData uri="http://schemas.microsoft.com/office/word/2010/wordprocessingShape">
-                    <wps:wsp>
-                      <wps:cNvSpPr/>
-                      <wps:spPr>
-                        <a:xfrm>
-                          <a:off x="0" y="0"/>
-                          <a:ext cx="5157216" cy="1005840"/>
-                        </a:xfrm>
-                        <a:prstGeom prst="rect">
-                          <a:avLst/>
-                        </a:prstGeom>
-                      </wps:spPr>
-                      <wps:style>
-                        <a:lnRef idx="2">
-                          <a:schemeClr val="accent3">
-                            <a:shade val="50000"/>
-                          </a:schemeClr>
-                        </a:lnRef>
-                        <a:fillRef idx="1">
-                          <a:schemeClr val="accent3"/>
-                        </a:fillRef>
-                        <a:effectRef idx="0">
-                          <a:schemeClr val="accent3"/>
-                        </a:effectRef>
-                        <a:fontRef idx="minor">
-                          <a:schemeClr val="lt1"/>
-                        </a:fontRef>
-                      </wps:style>
-                      <wps:bodyPr rot="0" spcFirstLastPara="0" vertOverflow="overflow" horzOverflow="overflow" vert="horz" wrap="square" lIns="91440" tIns="45720" rIns="91440" bIns="45720" numCol="1" spcCol="0" rtlCol="0" fromWordArt="0" anchor="ctr" anchorCtr="0" forceAA="0" compatLnSpc="1">
-                        <a:prstTxWarp prst="textNoShape">
-                          <a:avLst/>
-                        </a:prstTxWarp>
-                        <a:noAutofit/>
-                      </wps:bodyPr>
-                    </wps:wsp>
-                  </a:graphicData>
-                </a:graphic>
-              </wp:inline>
-            </w:drawing>
-          </mc:Choice>
-          <mc:Fallback>
-            <w:pict>
-              <v:rect w14:anchorId="1CF398C0" id="Rectangle 1" o:spid="_x0000_s1026" alt="Image of grey box" style="width:406.1pt;height:79.2pt;visibility:visible;mso-wrap-style:square;mso-left-percent:-10001;mso-top-percent:-10001;mso-position-horizontal:absolute;mso-position-horizontal-relative:char;mso-position-vertical:absolute;mso-position-vertical-relative:line;mso-left-percent:-10001;mso-top-percent:-10001;v-text-anchor:middle" o:gfxdata="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" fillcolor="#a5a5a5 [3206]" strokecolor="#525252 [1606]" strokeweight="1pt">
-                <w10:anchorlock/>
-              </v:rect>
-            </w:pict>
-          </mc:Fallback>
-        </mc:AlternateContent>
-      </w:r>
-    </w:p>
-    <w:p>
-      <w:pPr>
-        <w:pStyle w:val="FigureTitle"/>
-      </w:pPr>
-      <w:bookmarkStart w:id="66" w:name="_Toc500510492"/>
-      <w:r>
-        <w:t>Figure 2</w:t>
-      </w:r>
-      <w:r>
-        <w:t xml:space="preserve">. </w:t>
-      </w:r>
-      <w:r>
-        <w:t>Figure Title</w:t>
-      </w:r>
-      <w:bookmarkEnd w:id="65"/>
-      <w:bookmarkEnd w:id="66"/>
-      <w:r>
-        <w:t>.</w:t>
-      </w:r>
-    </w:p>
-    <w:p>
-      <w:pPr>
-        <w:pStyle w:val="FigureDescription"/>
-      </w:pPr>
-      <w:r>
-        <w:t xml:space="preserve">Sample text for Figure </w:t>
-      </w:r>
-      <w:r>
-        <w:t>2</w:t>
-      </w:r>
-      <w:r>
-        <w:t xml:space="preserve"> description</w:t>
-      </w:r>
-    </w:p>
-    <w:p>
-      <w:pPr>
-        <w:pStyle w:val="BodyText"/>
-        <w:sectPr>
-          <w:pgSz w:w="12240" w:h="15840"/>
-          <w:pgMar w:top="1440" w:right="1440" w:bottom="1440" w:left="2160" w:header="720" w:footer="720" w:gutter="0"/>
-          <w:cols w:space="720"/>
-          <w:docGrid w:linePitch="360"/>
-        </w:sectPr>
-      </w:pPr>
-      <w:r>
-        <w:t>We hope that this thesis template helps you to concentrate on the substance of your writing as opposed to spending time on formatting details, and that</w:t>
-      </w:r>
-      <w:r>
-        <w:t xml:space="preserve"> </w:t>
-      </w:r>
-      <w:r>
-        <w:t>your thesis work goes as well as possible for you!</w:t>
-      </w:r>
-    </w:p>
-    <w:bookmarkStart w:id="67" w:name="_Toc171427407" w:displacedByCustomXml="next"/>
+      </w:r>
+      <w:bookmarkStart w:id="24" w:name="_Hlk100312797"/>
+      <w:bookmarkEnd w:id="23"/>
+    </w:p>
+    <w:bookmarkStart w:id="25" w:name="_Toc171427407" w:displacedByCustomXml="next"/>
     <w:sdt>
       <w:sdtPr>
         <w:alias w:val="Blibiography/reference/Works Cited"/>
@@ -4850,13 +3824,21 @@
         </w:p>
       </w:sdtContent>
     </w:sdt>
-    <w:bookmarkEnd w:id="67" w:displacedByCustomXml="prev"/>
+    <w:bookmarkEnd w:id="25" w:displacedByCustomXml="prev"/>
     <w:p>
       <w:pPr>
         <w:pStyle w:val="BodyText"/>
       </w:pPr>
       <w:r>
-        <w:t xml:space="preserve">Note that you should use just one of the following reference styles, depending on which format style your Thesis Director has asked you to use.  If you have any questions about the correcting formatting for the many different types of sources you might be referencing (e.g. books, articles, online articles, newspaper articles) then check with a publication manual for the particular reference style you are using, and/or use a reference generation program such as Zotero or Refworks. </w:t>
+        <w:t xml:space="preserve">Note that you should use just one of the following reference styles, depending on which format style your Thesis Director has asked you to use.  If you have any questions about the correcting formatting for the many different types of sources you might be referencing (e.g. books, articles, online articles, newspaper articles) then check with a publication manual for the particular reference style you are using, and/or use a reference generation program such as Zotero or </w:t>
+      </w:r>
+      <w:proofErr w:type="spellStart"/>
+      <w:r>
+        <w:t>Refworks</w:t>
+      </w:r>
+      <w:proofErr w:type="spellEnd"/>
+      <w:r>
+        <w:t xml:space="preserve">. </w:t>
       </w:r>
     </w:p>
     <w:p>
@@ -4914,7 +3896,7 @@
       <w:r>
         <w:t xml:space="preserve"> Place of publication: Publisher, Year.</w:t>
       </w:r>
-      <w:bookmarkEnd w:id="62"/>
+      <w:bookmarkEnd w:id="24"/>
     </w:p>
     <w:sectPr>
       <w:pgSz w:w="12240" w:h="15840"/>
@@ -4924,198 +3906,6 @@
     </w:sectPr>
   </w:body>
 </w:document>
-</file>
-
-<file path=word/comments.xml><?xml version="1.0" encoding="utf-8"?>
-<w:comments xmlns:wpc="http://schemas.microsoft.com/office/word/2010/wordprocessingCanvas" xmlns:cx="http://schemas.microsoft.com/office/drawing/2014/chartex" xmlns:cx1="http://schemas.microsoft.com/office/drawing/2015/9/8/chartex" xmlns:cx2="http://schemas.microsoft.com/office/drawing/2015/10/21/chartex" xmlns:cx3="http://schemas.microsoft.com/office/drawing/2016/5/9/chartex" xmlns:cx4="http://schemas.microsoft.com/office/drawing/2016/5/10/chartex" xmlns:cx5="http://schemas.microsoft.com/office/drawing/2016/5/11/chartex" xmlns:cx6="http://schemas.microsoft.com/office/drawing/2016/5/12/chartex" xmlns:cx7="http://schemas.microsoft.com/office/drawing/2016/5/13/chartex" xmlns:cx8="http://schemas.microsoft.com/office/drawing/2016/5/14/chartex" xmlns:mc="http://schemas.openxmlformats.org/markup-compatibility/2006" xmlns:aink="http://schemas.microsoft.com/office/drawing/2016/ink" xmlns:am3d="http://schemas.microsoft.com/office/drawing/2017/model3d" xmlns:o="urn:schemas-microsoft-com:office:office" xmlns:oel="http://schemas.microsoft.com/office/2019/extlst" xmlns:r="http://schemas.openxmlformats.org/officeDocument/2006/relationships" xmlns:m="http://schemas.openxmlformats.org/officeDocument/2006/math" xmlns:v="urn:schemas-microsoft-com:vml" xmlns:wp14="http://schemas.microsoft.com/office/word/2010/wordprocessingDrawing" xmlns:wp="http://schemas.openxmlformats.org/drawingml/2006/wordprocessingDrawing" xmlns:w10="urn:schemas-microsoft-com:office:word" xmlns:w="http://schemas.openxmlformats.org/wordprocessingml/2006/main" xmlns:w14="http://schemas.microsoft.com/office/word/2010/wordml" xmlns:w15="http://schemas.microsoft.com/office/word/2012/wordml" xmlns:w16cex="http://schemas.microsoft.com/office/word/2018/wordml/cex" xmlns:w16cid="http://schemas.microsoft.com/office/word/2016/wordml/cid" xmlns:w16="http://schemas.microsoft.com/office/word/2018/wordml" xmlns:w16du="http://schemas.microsoft.com/office/word/2023/wordml/word16du" xmlns:w16sdtdh="http://schemas.microsoft.com/office/word/2020/wordml/sdtdatahash" xmlns:w16sdtfl="http://schemas.microsoft.com/office/word/2024/wordml/sdtformatlock" xmlns:w16se="http://schemas.microsoft.com/office/word/2015/wordml/symex" xmlns:wpg="http://schemas.microsoft.com/office/word/2010/wordprocessingGroup" xmlns:wpi="http://schemas.microsoft.com/office/word/2010/wordprocessingInk" xmlns:wne="http://schemas.microsoft.com/office/word/2006/wordml" xmlns:wps="http://schemas.microsoft.com/office/word/2010/wordprocessingShape" mc:Ignorable="w14 w15 w16se w16cid w16 w16cex w16sdtdh w16sdtfl w16du wp14">
-  <w:comment w:id="21" w:author="TEMPLATE NOTE" w:date="2017-02-01T15:03:00Z" w:initials="TN">
-    <w:p>
-      <w:pPr>
-        <w:pStyle w:val="CommentText"/>
-      </w:pPr>
-      <w:r>
-        <w:rPr>
-          <w:rStyle w:val="CommentReference"/>
-        </w:rPr>
-        <w:annotationRef/>
-      </w:r>
-      <w:r>
-        <w:t>The Table of Contents (TOC) is designed to be generated automatically from your headings. It is important not to type in this a</w:t>
-      </w:r>
-      <w:r>
-        <w:t>rea. Instead, To update the TOC</w:t>
-      </w:r>
-      <w:r>
-        <w:t xml:space="preserve"> right-click anywhere in it (not including the title) and select “Update Field”. You will be given the choice of “Update page numbers only” or “Update entire table”. The former will, as it says, change only the page numbers, and only for items already in the TOC; the latter will update the titles as well, and will add new items in accordance with any new headings/section titles you may have created. These will be determined by the use of the appropriate styles. If a header is missing from the TOC after updating the entire table, check that the header in question is using the appropriate heading style, then update the entire TOC again.</w:t>
-      </w:r>
-    </w:p>
-  </w:comment>
-  <w:comment w:id="23" w:author="TEMPLATE NOTE" w:date="2017-02-01T15:03:00Z" w:initials="TN">
-    <w:p>
-      <w:pPr>
-        <w:pStyle w:val="CommentText"/>
-      </w:pPr>
-      <w:r>
-        <w:rPr>
-          <w:rStyle w:val="CommentReference"/>
-        </w:rPr>
-        <w:annotationRef/>
-      </w:r>
-      <w:r>
-        <w:t>To update the List of Tables, which is a specialized TOC, right-click anywhere in it (not including the title) and select “Update Field”. You will be given the choice of “Update page numbers only” or “Update entire table”. The former will, as it says, change only the page numbers, and only for items already in the TOC; the latter will update the titles as well, and will add new items in accordance with any new table titles you may have created. These will be determined by the use of the appropriate styles. If a table title is missing from the list after updating the entire table, check that the table title in question is using the Table Title style, then update the entire TOC again.</w:t>
-      </w:r>
-    </w:p>
-  </w:comment>
-  <w:comment w:id="24" w:author="TEMPLATE NOTE" w:date="2017-02-01T15:03:00Z" w:initials="TN">
-    <w:p>
-      <w:pPr>
-        <w:pStyle w:val="CommentText"/>
-      </w:pPr>
-      <w:r>
-        <w:rPr>
-          <w:rStyle w:val="CommentReference"/>
-        </w:rPr>
-        <w:annotationRef/>
-      </w:r>
-      <w:r>
-        <w:t xml:space="preserve">If not using a List of Tables, delete this section by selecting it in its entirety, including the title and the Section Break, and pressing Backspace or Delete. To see the Section Break, show formatting symbols by clicking the </w:t>
-      </w:r>
-      <w:r>
-        <w:t>¶</w:t>
-      </w:r>
-      <w:r>
-        <w:t xml:space="preserve"> button in the Paragraph section of the Home ribbon, or by pressing Ctrl+Shift+8. Repeat the command to hide them again. Failure to delete the Section Break along with the text will result in a superfluous blank page; accidentally deleting a Section Break you didn’t intend to will remove the page break between sections.</w:t>
-      </w:r>
-    </w:p>
-  </w:comment>
-  <w:comment w:id="26" w:author="TEMPLATE NOTE" w:date="2017-02-01T15:02:00Z" w:initials="TN">
-    <w:p>
-      <w:pPr>
-        <w:pStyle w:val="CommentText"/>
-      </w:pPr>
-      <w:r>
-        <w:rPr>
-          <w:rStyle w:val="CommentReference"/>
-        </w:rPr>
-        <w:annotationRef/>
-      </w:r>
-      <w:r>
-        <w:t>To update the List of Figures, which is a specialized TOC, right-click anywhere in it (not including the title) and select “Update Field”. You will be given the choice of “Update page numbers only” or “Update entire table”. The former will, as it says, change only the page numbers, and only for items already in the TOC; the latter will update the titles as well, and will add new items in accordance with any new figure titles you may have created. These will be determined by the use of the appropriate styles. If a figure title is missing from the list after updating the entire table, check that the figure title in question is using the Figure Title style, then update the entire TOC again.</w:t>
-      </w:r>
-    </w:p>
-  </w:comment>
-  <w:comment w:id="27" w:author="TEMPLATE NOTE" w:date="2017-02-01T15:02:00Z" w:initials="TN">
-    <w:p>
-      <w:pPr>
-        <w:pStyle w:val="CommentText"/>
-      </w:pPr>
-      <w:r>
-        <w:rPr>
-          <w:rStyle w:val="CommentReference"/>
-        </w:rPr>
-        <w:annotationRef/>
-      </w:r>
-      <w:r>
-        <w:t xml:space="preserve">If not using a List of Figures, delete this section by selecting it in its entirety, including the title and the Section Break, and pressing Backspace or Delete. To see the Section Break, show formatting symbols by clicking the </w:t>
-      </w:r>
-      <w:r>
-        <w:t>¶</w:t>
-      </w:r>
-      <w:r>
-        <w:t xml:space="preserve"> button in the Paragraph section of the Home ribbon, or by pressing Ctrl+Shift+8. Repeat the command to hide them again. Failure to delete the Section Break along with the text will result in a superfluous blank page; accidentally deleting a Section Break you didn’t intend to will remove the page break between sections.</w:t>
-      </w:r>
-    </w:p>
-  </w:comment>
-  <w:comment w:id="29" w:author="TEMPLATE NOTES" w:date="2017-02-02T14:39:00Z" w:initials="TN">
-    <w:p>
-      <w:pPr>
-        <w:pStyle w:val="CommentText"/>
-      </w:pPr>
-      <w:r>
-        <w:rPr>
-          <w:rStyle w:val="CommentReference"/>
-        </w:rPr>
-        <w:annotationRef/>
-      </w:r>
-      <w:r>
-        <w:t>You will need to type the chapter number manually for each chapter. Also remember that you need to use a soft return (Shift+Enter) between the chapter number and its title.</w:t>
-      </w:r>
-    </w:p>
-  </w:comment>
-  <w:comment w:id="32" w:author="TEMPLATE NOTES" w:date="2017-02-28T17:50:00Z" w:initials="TN">
-    <w:p>
-      <w:pPr>
-        <w:pStyle w:val="CommentText"/>
-      </w:pPr>
-      <w:r>
-        <w:rPr>
-          <w:rStyle w:val="CommentReference"/>
-        </w:rPr>
-        <w:annotationRef/>
-      </w:r>
-      <w:r>
-        <w:t>In order to get the proper spacing for a chapter heading, go to the Layout tab and click on the Breaks button, then select Next Page under Section Breaks.</w:t>
-      </w:r>
-      <w:r>
-        <w:t xml:space="preserve"> (</w:t>
-      </w:r>
-      <w:r>
-        <w:rPr>
-          <w:b/>
-        </w:rPr>
-        <w:t>Note</w:t>
-      </w:r>
-      <w:r>
-        <w:t>:</w:t>
-      </w:r>
-      <w:r>
-        <w:t xml:space="preserve"> </w:t>
-      </w:r>
-      <w:r>
-        <w:t xml:space="preserve">typically, </w:t>
-      </w:r>
-      <w:r>
-        <w:t>Word will insert a stray paragraph return</w:t>
-      </w:r>
-      <w:r>
-        <w:t xml:space="preserve"> above your heading</w:t>
-      </w:r>
-      <w:r>
-        <w:t xml:space="preserve"> that will need to be deleted</w:t>
-      </w:r>
-      <w:r>
-        <w:t>.</w:t>
-      </w:r>
-      <w:r>
-        <w:t>)</w:t>
-      </w:r>
-    </w:p>
-  </w:comment>
-</w:comments>
-</file>
-
-<file path=word/commentsExtended.xml><?xml version="1.0" encoding="utf-8"?>
-<w15:commentsEx xmlns:wpc="http://schemas.microsoft.com/office/word/2010/wordprocessingCanvas" xmlns:cx="http://schemas.microsoft.com/office/drawing/2014/chartex" xmlns:cx1="http://schemas.microsoft.com/office/drawing/2015/9/8/chartex" xmlns:cx2="http://schemas.microsoft.com/office/drawing/2015/10/21/chartex" xmlns:cx3="http://schemas.microsoft.com/office/drawing/2016/5/9/chartex" xmlns:cx4="http://schemas.microsoft.com/office/drawing/2016/5/10/chartex" xmlns:cx5="http://schemas.microsoft.com/office/drawing/2016/5/11/chartex" xmlns:cx6="http://schemas.microsoft.com/office/drawing/2016/5/12/chartex" xmlns:cx7="http://schemas.microsoft.com/office/drawing/2016/5/13/chartex" xmlns:cx8="http://schemas.microsoft.com/office/drawing/2016/5/14/chartex" xmlns:mc="http://schemas.openxmlformats.org/markup-compatibility/2006" xmlns:aink="http://schemas.microsoft.com/office/drawing/2016/ink" xmlns:am3d="http://schemas.microsoft.com/office/drawing/2017/model3d" xmlns:o="urn:schemas-microsoft-com:office:office" xmlns:oel="http://schemas.microsoft.com/office/2019/extlst" xmlns:r="http://schemas.openxmlformats.org/officeDocument/2006/relationships" xmlns:m="http://schemas.openxmlformats.org/officeDocument/2006/math" xmlns:v="urn:schemas-microsoft-com:vml" xmlns:wp14="http://schemas.microsoft.com/office/word/2010/wordprocessingDrawing" xmlns:wp="http://schemas.openxmlformats.org/drawingml/2006/wordprocessingDrawing" xmlns:w10="urn:schemas-microsoft-com:office:word" xmlns:w="http://schemas.openxmlformats.org/wordprocessingml/2006/main" xmlns:w14="http://schemas.microsoft.com/office/word/2010/wordml" xmlns:w15="http://schemas.microsoft.com/office/word/2012/wordml" xmlns:w16cex="http://schemas.microsoft.com/office/word/2018/wordml/cex" xmlns:w16cid="http://schemas.microsoft.com/office/word/2016/wordml/cid" xmlns:w16="http://schemas.microsoft.com/office/word/2018/wordml" xmlns:w16du="http://schemas.microsoft.com/office/word/2023/wordml/word16du" xmlns:w16sdtdh="http://schemas.microsoft.com/office/word/2020/wordml/sdtdatahash" xmlns:w16sdtfl="http://schemas.microsoft.com/office/word/2024/wordml/sdtformatlock" xmlns:w16se="http://schemas.microsoft.com/office/word/2015/wordml/symex" xmlns:wpg="http://schemas.microsoft.com/office/word/2010/wordprocessingGroup" xmlns:wpi="http://schemas.microsoft.com/office/word/2010/wordprocessingInk" xmlns:wne="http://schemas.microsoft.com/office/word/2006/wordml" xmlns:wps="http://schemas.microsoft.com/office/word/2010/wordprocessingShape" mc:Ignorable="w14 w15 w16se w16cid w16 w16cex w16sdtdh w16sdtfl w16du wp14">
-  <w15:commentEx w15:paraId="7BF796B1" w15:done="0"/>
-  <w15:commentEx w15:paraId="645D00D4" w15:done="0"/>
-  <w15:commentEx w15:paraId="5EF5C105" w15:done="0"/>
-  <w15:commentEx w15:paraId="14FACE43" w15:done="0"/>
-  <w15:commentEx w15:paraId="74C793F6" w15:done="0"/>
-  <w15:commentEx w15:paraId="27844A57" w15:done="0"/>
-  <w15:commentEx w15:paraId="4B9EC210" w15:done="0"/>
-</w15:commentsEx>
-</file>
-
-<file path=word/commentsIds.xml><?xml version="1.0" encoding="utf-8"?>
-<w16cid:commentsIds xmlns:wpc="http://schemas.microsoft.com/office/word/2010/wordprocessingCanvas" xmlns:cx="http://schemas.microsoft.com/office/drawing/2014/chartex" xmlns:cx1="http://schemas.microsoft.com/office/drawing/2015/9/8/chartex" xmlns:cx2="http://schemas.microsoft.com/office/drawing/2015/10/21/chartex" xmlns:cx3="http://schemas.microsoft.com/office/drawing/2016/5/9/chartex" xmlns:cx4="http://schemas.microsoft.com/office/drawing/2016/5/10/chartex" xmlns:cx5="http://schemas.microsoft.com/office/drawing/2016/5/11/chartex" xmlns:cx6="http://schemas.microsoft.com/office/drawing/2016/5/12/chartex" xmlns:cx7="http://schemas.microsoft.com/office/drawing/2016/5/13/chartex" xmlns:cx8="http://schemas.microsoft.com/office/drawing/2016/5/14/chartex" xmlns:mc="http://schemas.openxmlformats.org/markup-compatibility/2006" xmlns:aink="http://schemas.microsoft.com/office/drawing/2016/ink" xmlns:am3d="http://schemas.microsoft.com/office/drawing/2017/model3d" xmlns:o="urn:schemas-microsoft-com:office:office" xmlns:oel="http://schemas.microsoft.com/office/2019/extlst" xmlns:r="http://schemas.openxmlformats.org/officeDocument/2006/relationships" xmlns:m="http://schemas.openxmlformats.org/officeDocument/2006/math" xmlns:v="urn:schemas-microsoft-com:vml" xmlns:wp14="http://schemas.microsoft.com/office/word/2010/wordprocessingDrawing" xmlns:wp="http://schemas.openxmlformats.org/drawingml/2006/wordprocessingDrawing" xmlns:w10="urn:schemas-microsoft-com:office:word" xmlns:w="http://schemas.openxmlformats.org/wordprocessingml/2006/main" xmlns:w14="http://schemas.microsoft.com/office/word/2010/wordml" xmlns:w15="http://schemas.microsoft.com/office/word/2012/wordml" xmlns:w16cex="http://schemas.microsoft.com/office/word/2018/wordml/cex" xmlns:w16cid="http://schemas.microsoft.com/office/word/2016/wordml/cid" xmlns:w16="http://schemas.microsoft.com/office/word/2018/wordml" xmlns:w16du="http://schemas.microsoft.com/office/word/2023/wordml/word16du" xmlns:w16sdtdh="http://schemas.microsoft.com/office/word/2020/wordml/sdtdatahash" xmlns:w16sdtfl="http://schemas.microsoft.com/office/word/2024/wordml/sdtformatlock" xmlns:w16se="http://schemas.microsoft.com/office/word/2015/wordml/symex" xmlns:wpg="http://schemas.microsoft.com/office/word/2010/wordprocessingGroup" xmlns:wpi="http://schemas.microsoft.com/office/word/2010/wordprocessingInk" xmlns:wne="http://schemas.microsoft.com/office/word/2006/wordml" xmlns:wps="http://schemas.microsoft.com/office/word/2010/wordprocessingShape" mc:Ignorable="w14 w15 w16se w16cid w16 w16cex w16sdtdh w16sdtfl w16du wp14">
-  <w16cid:commentId w16cid:paraId="7BF796B1" w16cid:durableId="2485AFE3"/>
-  <w16cid:commentId w16cid:paraId="645D00D4" w16cid:durableId="2485AFE4"/>
-  <w16cid:commentId w16cid:paraId="5EF5C105" w16cid:durableId="2485AFE5"/>
-  <w16cid:commentId w16cid:paraId="14FACE43" w16cid:durableId="2485AFE6"/>
-  <w16cid:commentId w16cid:paraId="74C793F6" w16cid:durableId="2485AFE7"/>
-  <w16cid:commentId w16cid:paraId="27844A57" w16cid:durableId="2485AFE8"/>
-  <w16cid:commentId w16cid:paraId="4B9EC210" w16cid:durableId="2485AFE9"/>
-</w16cid:commentsIds>
 </file>
 
 <file path=word/endnotes.xml><?xml version="1.0" encoding="utf-8"?>
@@ -5701,14 +4491,6 @@
   </w:num>
   <w:numIdMacAtCleanup w:val="3"/>
 </w:numbering>
-</file>
-
-<file path=word/people.xml><?xml version="1.0" encoding="utf-8"?>
-<w15:people xmlns:wpc="http://schemas.microsoft.com/office/word/2010/wordprocessingCanvas" xmlns:cx="http://schemas.microsoft.com/office/drawing/2014/chartex" xmlns:cx1="http://schemas.microsoft.com/office/drawing/2015/9/8/chartex" xmlns:cx2="http://schemas.microsoft.com/office/drawing/2015/10/21/chartex" xmlns:cx3="http://schemas.microsoft.com/office/drawing/2016/5/9/chartex" xmlns:cx4="http://schemas.microsoft.com/office/drawing/2016/5/10/chartex" xmlns:cx5="http://schemas.microsoft.com/office/drawing/2016/5/11/chartex" xmlns:cx6="http://schemas.microsoft.com/office/drawing/2016/5/12/chartex" xmlns:cx7="http://schemas.microsoft.com/office/drawing/2016/5/13/chartex" xmlns:cx8="http://schemas.microsoft.com/office/drawing/2016/5/14/chartex" xmlns:mc="http://schemas.openxmlformats.org/markup-compatibility/2006" xmlns:aink="http://schemas.microsoft.com/office/drawing/2016/ink" xmlns:am3d="http://schemas.microsoft.com/office/drawing/2017/model3d" xmlns:o="urn:schemas-microsoft-com:office:office" xmlns:oel="http://schemas.microsoft.com/office/2019/extlst" xmlns:r="http://schemas.openxmlformats.org/officeDocument/2006/relationships" xmlns:m="http://schemas.openxmlformats.org/officeDocument/2006/math" xmlns:v="urn:schemas-microsoft-com:vml" xmlns:wp14="http://schemas.microsoft.com/office/word/2010/wordprocessingDrawing" xmlns:wp="http://schemas.openxmlformats.org/drawingml/2006/wordprocessingDrawing" xmlns:w10="urn:schemas-microsoft-com:office:word" xmlns:w="http://schemas.openxmlformats.org/wordprocessingml/2006/main" xmlns:w14="http://schemas.microsoft.com/office/word/2010/wordml" xmlns:w15="http://schemas.microsoft.com/office/word/2012/wordml" xmlns:w16cex="http://schemas.microsoft.com/office/word/2018/wordml/cex" xmlns:w16cid="http://schemas.microsoft.com/office/word/2016/wordml/cid" xmlns:w16="http://schemas.microsoft.com/office/word/2018/wordml" xmlns:w16du="http://schemas.microsoft.com/office/word/2023/wordml/word16du" xmlns:w16sdtdh="http://schemas.microsoft.com/office/word/2020/wordml/sdtdatahash" xmlns:w16sdtfl="http://schemas.microsoft.com/office/word/2024/wordml/sdtformatlock" xmlns:w16se="http://schemas.microsoft.com/office/word/2015/wordml/symex" xmlns:wpg="http://schemas.microsoft.com/office/word/2010/wordprocessingGroup" xmlns:wpi="http://schemas.microsoft.com/office/word/2010/wordprocessingInk" xmlns:wne="http://schemas.microsoft.com/office/word/2006/wordml" xmlns:wps="http://schemas.microsoft.com/office/word/2010/wordprocessingShape" mc:Ignorable="w14 w15 w16se w16cid w16 w16cex w16sdtdh w16sdtfl w16du wp14">
-  <w15:person w15:author="TEMPLATE NOTE">
-    <w15:presenceInfo w15:providerId="None" w15:userId="TEMPLATE NOTE"/>
-  </w15:person>
-</w15:people>
 </file>
 
 <file path=word/styles.xml><?xml version="1.0" encoding="utf-8"?>
@@ -7328,6 +6110,8 @@
     <w:rsid w:val="006A1CAC"/>
     <w:rsid w:val="007D12E9"/>
     <w:rsid w:val="009401DB"/>
+    <w:rsid w:val="00D2747B"/>
+    <w:rsid w:val="00FE3591"/>
   </w:rsids>
   <m:mathPr>
     <m:mathFont m:val="Cambria Math"/>
@@ -8105,30 +6889,6 @@
 </file>
 
 <file path=customXml/item1.xml><?xml version="1.0" encoding="utf-8"?>
-<p:properties xmlns:p="http://schemas.microsoft.com/office/2006/metadata/properties" xmlns:xsi="http://www.w3.org/2001/XMLSchema-instance" xmlns:pc="http://schemas.microsoft.com/office/infopath/2007/PartnerControls">
-  <documentManagement>
-    <TaxCatchAll xmlns="b547c7a7-201d-4fd1-b061-320e39927fa6" xsi:nil="true"/>
-    <lcf76f155ced4ddcb4097134ff3c332f xmlns="8fa0fc1d-bd80-47fb-a35f-9b4442274e73">
-      <Terms xmlns="http://schemas.microsoft.com/office/infopath/2007/PartnerControls"/>
-    </lcf76f155ced4ddcb4097134ff3c332f>
-  </documentManagement>
-</p:properties>
-</file>
-
-<file path=customXml/item2.xml><?xml version="1.0" encoding="utf-8"?>
-<?mso-contentType ?>
-<FormTemplates xmlns="http://schemas.microsoft.com/sharepoint/v3/contenttype/forms">
-  <Display>DocumentLibraryForm</Display>
-  <Edit>DocumentLibraryForm</Edit>
-  <New>DocumentLibraryForm</New>
-</FormTemplates>
-</file>
-
-<file path=customXml/item3.xml><?xml version="1.0" encoding="utf-8"?>
-<b:Sources xmlns:b="http://schemas.openxmlformats.org/officeDocument/2006/bibliography" xmlns="http://schemas.openxmlformats.org/officeDocument/2006/bibliography" SelectedStyle="\CHICAGO.XSL" StyleName="Chicago" Version="16"/>
-</file>
-
-<file path=customXml/item4.xml><?xml version="1.0" encoding="utf-8"?>
 <ct:contentTypeSchema xmlns:ct="http://schemas.microsoft.com/office/2006/metadata/contentType" xmlns:ma="http://schemas.microsoft.com/office/2006/metadata/properties/metaAttributes" ct:_="" ma:_="" ma:contentTypeName="Document" ma:contentTypeID="0x010100276E619CE5B0C9458323E0289773CDB2" ma:contentTypeVersion="13" ma:contentTypeDescription="Create a new document." ma:contentTypeScope="" ma:versionID="a63989fa12e49b30413b2cc17eee567c">
   <xsd:schema xmlns:xsd="http://www.w3.org/2001/XMLSchema" xmlns:xs="http://www.w3.org/2001/XMLSchema" xmlns:p="http://schemas.microsoft.com/office/2006/metadata/properties" xmlns:ns2="8fa0fc1d-bd80-47fb-a35f-9b4442274e73" xmlns:ns3="b547c7a7-201d-4fd1-b061-320e39927fa6" targetNamespace="http://schemas.microsoft.com/office/2006/metadata/properties" ma:root="true" ma:fieldsID="97c49544893c4cf780a07531db0e7f35" ns2:_="" ns3:_="">
     <xsd:import namespace="8fa0fc1d-bd80-47fb-a35f-9b4442274e73"/>
@@ -8337,34 +7097,31 @@
 </ct:contentTypeSchema>
 </file>
 
-<file path=customXml/itemProps1.xml><?xml version="1.0" encoding="utf-8"?>
-<ds:datastoreItem xmlns:ds="http://schemas.openxmlformats.org/officeDocument/2006/customXml" ds:itemID="{2ACA577D-FEEF-482F-BA77-960FB70F6C19}">
-  <ds:schemaRefs>
-    <ds:schemaRef ds:uri="http://schemas.microsoft.com/office/2006/metadata/properties"/>
-    <ds:schemaRef ds:uri="http://schemas.microsoft.com/office/infopath/2007/PartnerControls"/>
-    <ds:schemaRef ds:uri="b547c7a7-201d-4fd1-b061-320e39927fa6"/>
-    <ds:schemaRef ds:uri="8fa0fc1d-bd80-47fb-a35f-9b4442274e73"/>
-  </ds:schemaRefs>
-</ds:datastoreItem>
+<file path=customXml/item2.xml><?xml version="1.0" encoding="utf-8"?>
+<b:Sources xmlns:b="http://schemas.openxmlformats.org/officeDocument/2006/bibliography" xmlns="http://schemas.openxmlformats.org/officeDocument/2006/bibliography" SelectedStyle="\CHICAGO.XSL" StyleName="Chicago" Version="16"/>
 </file>
 
-<file path=customXml/itemProps2.xml><?xml version="1.0" encoding="utf-8"?>
-<ds:datastoreItem xmlns:ds="http://schemas.openxmlformats.org/officeDocument/2006/customXml" ds:itemID="{9801C557-CEF7-427D-B819-762B914EB920}">
-  <ds:schemaRefs>
-    <ds:schemaRef ds:uri="http://schemas.microsoft.com/sharepoint/v3/contenttype/forms"/>
-  </ds:schemaRefs>
-</ds:datastoreItem>
+<file path=customXml/item3.xml><?xml version="1.0" encoding="utf-8"?>
+<?mso-contentType ?>
+<FormTemplates xmlns="http://schemas.microsoft.com/sharepoint/v3/contenttype/forms">
+  <Display>DocumentLibraryForm</Display>
+  <Edit>DocumentLibraryForm</Edit>
+  <New>DocumentLibraryForm</New>
+</FormTemplates>
 </file>
 
-<file path=customXml/itemProps3.xml><?xml version="1.0" encoding="utf-8"?>
-<ds:datastoreItem xmlns:ds="http://schemas.openxmlformats.org/officeDocument/2006/customXml" ds:itemID="{60C05EF6-3C86-4BF8-8F65-939956D2A6F8}">
-  <ds:schemaRefs>
-    <ds:schemaRef ds:uri="http://schemas.openxmlformats.org/officeDocument/2006/bibliography"/>
-  </ds:schemaRefs>
-</ds:datastoreItem>
+<file path=customXml/item4.xml><?xml version="1.0" encoding="utf-8"?>
+<p:properties xmlns:p="http://schemas.microsoft.com/office/2006/metadata/properties" xmlns:xsi="http://www.w3.org/2001/XMLSchema-instance" xmlns:pc="http://schemas.microsoft.com/office/infopath/2007/PartnerControls">
+  <documentManagement>
+    <TaxCatchAll xmlns="b547c7a7-201d-4fd1-b061-320e39927fa6" xsi:nil="true"/>
+    <lcf76f155ced4ddcb4097134ff3c332f xmlns="8fa0fc1d-bd80-47fb-a35f-9b4442274e73">
+      <Terms xmlns="http://schemas.microsoft.com/office/infopath/2007/PartnerControls"/>
+    </lcf76f155ced4ddcb4097134ff3c332f>
+  </documentManagement>
+</p:properties>
 </file>
 
-<file path=customXml/itemProps4.xml><?xml version="1.0" encoding="utf-8"?>
+<file path=customXml/itemProps1.xml><?xml version="1.0" encoding="utf-8"?>
 <ds:datastoreItem xmlns:ds="http://schemas.openxmlformats.org/officeDocument/2006/customXml" ds:itemID="{1D4DC707-92E4-4316-A04E-EB82A5B6829D}">
   <ds:schemaRefs>
     <ds:schemaRef ds:uri="http://schemas.microsoft.com/office/2006/metadata/contentType"/>
@@ -8381,4 +7138,31 @@
     <ds:schemaRef ds:uri="http://schemas.microsoft.com/internal/obd"/>
   </ds:schemaRefs>
 </ds:datastoreItem>
+</file>
+
+<file path=customXml/itemProps2.xml><?xml version="1.0" encoding="utf-8"?>
+<ds:datastoreItem xmlns:ds="http://schemas.openxmlformats.org/officeDocument/2006/customXml" ds:itemID="{60C05EF6-3C86-4BF8-8F65-939956D2A6F8}">
+  <ds:schemaRefs>
+    <ds:schemaRef ds:uri="http://schemas.openxmlformats.org/officeDocument/2006/bibliography"/>
+  </ds:schemaRefs>
+</ds:datastoreItem>
+</file>
+
+<file path=customXml/itemProps3.xml><?xml version="1.0" encoding="utf-8"?>
+<ds:datastoreItem xmlns:ds="http://schemas.openxmlformats.org/officeDocument/2006/customXml" ds:itemID="{9801C557-CEF7-427D-B819-762B914EB920}">
+  <ds:schemaRefs>
+    <ds:schemaRef ds:uri="http://schemas.microsoft.com/sharepoint/v3/contenttype/forms"/>
+  </ds:schemaRefs>
+</ds:datastoreItem>
+</file>
+
+<file path=customXml/itemProps4.xml><?xml version="1.0" encoding="utf-8"?>
+<ds:datastoreItem xmlns:ds="http://schemas.openxmlformats.org/officeDocument/2006/customXml" ds:itemID="{2ACA577D-FEEF-482F-BA77-960FB70F6C19}">
+  <ds:schemaRefs>
+    <ds:schemaRef ds:uri="http://schemas.microsoft.com/office/2006/metadata/properties"/>
+    <ds:schemaRef ds:uri="http://schemas.microsoft.com/office/infopath/2007/PartnerControls"/>
+    <ds:schemaRef ds:uri="b547c7a7-201d-4fd1-b061-320e39927fa6"/>
+    <ds:schemaRef ds:uri="8fa0fc1d-bd80-47fb-a35f-9b4442274e73"/>
+  </ds:schemaRefs>
+</ds:datastoreItem>
 </file>
--- a/admin/Report/thesis paper/Final Report.docx
+++ b/admin/Report/thesis paper/Final Report.docx
@@ -18,7 +18,6 @@
     <w:p>
       <w:pPr>
         <w:pStyle w:val="BodyText"/>
-        <w:jc w:val="center"/>
       </w:pPr>
       <w:r>
         <w:t xml:space="preserve">Training a Model on Moral </w:t>
@@ -1751,10 +1750,9 @@
         </w:p>
       </w:sdtContent>
     </w:sdt>
-    <w:p/>
-    <w:p>
-      <w:pPr>
-        <w:pStyle w:val="C-BodyText"/>
+    <w:bookmarkEnd w:id="5"/>
+    <w:p>
+      <w:pPr>
         <w:sectPr>
           <w:headerReference w:type="first" r:id="rId11"/>
           <w:pgSz w:w="12240" w:h="15840"/>
@@ -1765,20 +1763,6 @@
         </w:sectPr>
       </w:pPr>
     </w:p>
-    <w:p/>
-    <w:p/>
-    <w:bookmarkEnd w:id="5"/>
-    <w:p>
-      <w:pPr>
-        <w:sectPr>
-          <w:pgSz w:w="12240" w:h="15840"/>
-          <w:pgMar w:top="1440" w:right="1440" w:bottom="1440" w:left="2160" w:header="720" w:footer="720" w:gutter="0"/>
-          <w:pgNumType w:fmt="lowerRoman"/>
-          <w:cols w:space="720"/>
-          <w:docGrid w:linePitch="360"/>
-        </w:sectPr>
-      </w:pPr>
-    </w:p>
     <w:p>
       <w:pPr>
         <w:pStyle w:val="Heading2"/>
@@ -1803,71 +1787,23 @@
       </w:r>
       <w:proofErr w:type="spellEnd"/>
       <w:r>
-        <w:t xml:space="preserve">, and MFRC, with two reasoning benchmarks, </w:t>
+        <w:t>, and MFRC, with two reasoning benchmarks, MoralBench and MoReBench Public, and a custom interpretive benchmark built around five proxy families. The aim is not to claim moral understanding or consciousness, but to compare different forms of ethical and interpretive behaviour in a structured and reproducible way.</w:t>
+      </w:r>
+    </w:p>
+    <w:p>
+      <w:pPr>
+        <w:pStyle w:val="BodyText"/>
+      </w:pPr>
+      <w:r>
+        <w:t xml:space="preserve">The results show that performance is strongly benchmark-dependent. Transformer models generally outperform classical baselines in supervised tasks, although </w:t>
       </w:r>
       <w:proofErr w:type="spellStart"/>
       <w:r>
-        <w:t>MoralBench</w:t>
+        <w:t>NormBank</w:t>
       </w:r>
       <w:proofErr w:type="spellEnd"/>
       <w:r>
-        <w:t xml:space="preserve"> and </w:t>
-      </w:r>
-      <w:proofErr w:type="spellStart"/>
-      <w:r>
-        <w:t>MoReBench</w:t>
-      </w:r>
-      <w:proofErr w:type="spellEnd"/>
-      <w:r>
-        <w:t xml:space="preserve"> Public, and a custom interpretive benchmark built around five proxy families. The aim is not to claim moral understanding or consciousness, but to compare different forms of ethical and interpretive behaviour in a structured and reproducible way.</w:t>
-      </w:r>
-    </w:p>
-    <w:p>
-      <w:pPr>
-        <w:pStyle w:val="BodyText"/>
-      </w:pPr>
-      <w:r>
-        <w:t xml:space="preserve">The results show that performance is strongly benchmark-dependent. Transformer models generally outperform classical baselines in supervised tasks, although </w:t>
-      </w:r>
-      <w:proofErr w:type="spellStart"/>
-      <w:r>
-        <w:t>NormBank</w:t>
-      </w:r>
-      <w:proofErr w:type="spellEnd"/>
-      <w:r>
-        <w:t xml:space="preserve"> is affected by likely label leakage. In prompt-based reasoning, </w:t>
-      </w:r>
-      <w:proofErr w:type="spellStart"/>
-      <w:r>
-        <w:t>chatgpt_web</w:t>
-      </w:r>
-      <w:proofErr w:type="spellEnd"/>
-      <w:r>
-        <w:t xml:space="preserve"> performs strongest overall, while in the interpretive benchmark </w:t>
-      </w:r>
-      <w:proofErr w:type="spellStart"/>
-      <w:r>
-        <w:t>chatgpt_web</w:t>
-      </w:r>
-      <w:proofErr w:type="spellEnd"/>
-      <w:r>
-        <w:t xml:space="preserve"> and </w:t>
-      </w:r>
-      <w:proofErr w:type="spellStart"/>
-      <w:r>
-        <w:t>deepseek_web</w:t>
-      </w:r>
-      <w:proofErr w:type="spellEnd"/>
-      <w:r>
-        <w:t xml:space="preserve"> outperform </w:t>
-      </w:r>
-      <w:proofErr w:type="spellStart"/>
-      <w:r>
-        <w:t>claude_web</w:t>
-      </w:r>
-      <w:proofErr w:type="spellEnd"/>
-      <w:r>
-        <w:t xml:space="preserve"> on most proxy dimensions. The thesis concludes that AI ethics evaluation should be treated as a layered measurement problem rather than a single benchmark score.</w:t>
+        <w:t xml:space="preserve"> is affected by likely label leakage. In prompt-based reasoning, chatgpt_web performs strongest overall, while in the interpretive benchmark chatgpt_web and deepseek_web outperform claude_web on most proxy dimensions. The thesis concludes that AI ethics evaluation should be treated as a layered measurement problem rather than a single benchmark score.</w:t>
       </w:r>
     </w:p>
     <w:p>
@@ -1900,7 +1836,28 @@
         <w:pStyle w:val="BodyText"/>
       </w:pPr>
       <w:r>
-        <w:t>Artificial intelligence systems are increasingly used in domains where outputs must be not only accurate, but also socially and morally appropriate. Large language models are now applied in settings such as decision support, moderation, education, and healthcare, meaning they can influence beliefs, actions, and institutional processes at scale (</w:t>
+        <w:t xml:space="preserve">AI systems are increasingly used in domains where outputs must be not only accurate, but also socially and morally appropriate. Large language models now influence decisions and communication in settings such as moderation, education, and healthcare </w:t>
+      </w:r>
+      <w:r>
+        <w:fldChar w:fldCharType="begin"/>
+      </w:r>
+      <w:r>
+        <w:instrText xml:space="preserve"> ADDIN ZOTERO_ITEM CSL_CITATION {"citationID":"y6sIXFZB","properties":{"unsorted":false,"formattedCitation":"(Bommasani et al., 2021; Weidinger et al., 2021)","plainCitation":"(Bommasani et al., 2021; Weidinger et al., 2021)","noteIndex":0},"citationItems":[{"id":3,"uris":["http://zotero.org/users/local/DrAYrfxe/items/D7RWSS72"],"itemData":{"id":3,"type":"article","abstract":"AI is undergoing a paradigm shift with the rise of models (e.g., BERT, DALL-E, GPT-3) that are trained on broad data at scale and are adaptable to a wide range of downstream tasks. We call these models foundation models to underscore their critically central yet incomplete character. This report provides a thorough account of the opportunities and risks of foundation models, ranging from their capabilities (e.g., language, vision, robotics, reasoning, human interaction) and technical principles(e.g., model architectures, training procedures, data, systems, security, evaluation, theory) to their applications (e.g., law, healthcare, education) and societal impact (e.g., inequity, misuse, economic and environmental impact, legal and ethical considerations). Though foundation models are based on standard deep learning and transfer learning, their scale results in new emergent capabilities,and their effectiveness across so many tasks incentivizes homogenization. Homogenization provides powerful leverage but demands caution, as the defects of the foundation model are inherited by all the adapted models downstream. Despite the impending widespread deployment of foundation models, we currently lack a clear understanding of how they work, when they fail, and what they are even capable of due to their emergent properties. To tackle these questions, we believe much of the critical research on foundation models will require deep interdisciplinary collaboration commensurate with their fundamentally sociotechnical nature.","DOI":"10.48550/ARXIV.2108.07258","license":"Creative Commons Attribution 4.0 International","note":"version: 3","publisher":"arXiv","source":"DOI.org (Datacite)","title":"On the Opportunities and Risks of Foundation Models","URL":"https://arxiv.org/abs/2108.07258","author":[{"family":"Bommasani","given":"Rishi"},{"family":"Hudson","given":"Drew A."},{"family":"Adeli","given":"Ehsan"},{"family":"Altman","given":"Russ"},{"family":"Arora","given":"Simran"},{"family":"Arx","given":"Sydney","non-dropping-particle":"von"},{"family":"Bernstein","given":"Michael S."},{"family":"Bohg","given":"Jeannette"},{"family":"Bosselut","given":"Antoine"},{"family":"Brunskill","given":"Emma"},{"family":"Brynjolfsson","given":"Erik"},{"family":"Buch","given":"Shyamal"},{"family":"Card","given":"Dallas"},{"family":"Castellon","given":"Rodrigo"},{"family":"Chatterji","given":"Niladri"},{"family":"Chen","given":"Annie"},{"family":"Creel","given":"Kathleen"},{"family":"Davis","given":"Jared Quincy"},{"family":"Demszky","given":"Dora"},{"family":"Donahue","given":"Chris"},{"family":"Doumbouya","given":"Moussa"},{"family":"Durmus","given":"Esin"},{"family":"Ermon","given":"Stefano"},{"family":"Etchemendy","given":"John"},{"family":"Ethayarajh","given":"Kawin"},{"family":"Fei-Fei","given":"Li"},{"family":"Finn","given":"Chelsea"},{"family":"Gale","given":"Trevor"},{"family":"Gillespie","given":"Lauren"},{"family":"Goel","given":"Karan"},{"family":"Goodman","given":"Noah"},{"family":"Grossman","given":"Shelby"},{"family":"Guha","given":"Neel"},{"family":"Hashimoto","given":"Tatsunori"},{"family":"Henderson","given":"Peter"},{"family":"Hewitt","given":"John"},{"family":"Ho","given":"Daniel E."},{"family":"Hong","given":"Jenny"},{"family":"Hsu","given":"Kyle"},{"family":"Huang","given":"Jing"},{"family":"Icard","given":"Thomas"},{"family":"Jain","given":"Saahil"},{"family":"Jurafsky","given":"Dan"},{"family":"Kalluri","given":"Pratyusha"},{"family":"Karamcheti","given":"Siddharth"},{"family":"Keeling","given":"Geoff"},{"family":"Khani","given":"Fereshte"},{"family":"Khattab","given":"Omar"},{"family":"Koh","given":"Pang Wei"},{"family":"Krass","given":"Mark"},{"family":"Krishna","given":"Ranjay"},{"family":"Kuditipudi","given":"Rohith"},{"family":"Kumar","given":"Ananya"},{"family":"Ladhak","given":"Faisal"},{"family":"Lee","given":"Mina"},{"family":"Lee","given":"Tony"},{"family":"Leskovec","given":"Jure"},{"family":"Levent","given":"Isabelle"},{"family":"Li","given":"Xiang Lisa"},{"family":"Li","given":"Xuechen"},{"family":"Ma","given":"Tengyu"},{"family":"Malik","given":"Ali"},{"family":"Manning","given":"Christopher D."},{"family":"Mirchandani","given":"Suvir"},{"family":"Mitchell","given":"Eric"},{"family":"Munyikwa","given":"Zanele"},{"family":"Nair","given":"Suraj"},{"family":"Narayan","given":"Avanika"},{"family":"Narayanan","given":"Deepak"},{"family":"Newman","given":"Ben"},{"family":"Nie","given":"Allen"},{"family":"Niebles","given":"Juan Carlos"},{"family":"Nilforoshan","given":"Hamed"},{"family":"Nyarko","given":"Julian"},{"family":"Ogut","given":"Giray"},{"family":"Orr","given":"Laurel"},{"family":"Papadimitriou","given":"Isabel"},{"family":"Park","given":"Joon Sung"},{"family":"Piech","given":"Chris"},{"family":"Portelance","given":"Eva"},{"family":"Potts","given":"Christopher"},{"family":"Raghunathan","given":"Aditi"},{"family":"Reich","given":"Rob"},{"family":"Ren","given":"Hongyu"},{"family":"Rong","given":"Frieda"},{"family":"Roohani","given":"Yusuf"},{"family":"Ruiz","given":"Camilo"},{"family":"Ryan","given":"Jack"},{"family":"Ré","given":"Christopher"},{"family":"Sadigh","given":"Dorsa"},{"family":"Sagawa","given":"Shiori"},{"family":"Santhanam","given":"Keshav"},{"family":"Shih","given":"Andy"},{"family":"Srinivasan","given":"Krishnan"},{"family":"Tamkin","given":"Alex"},{"family":"Taori","given":"Rohan"},{"family":"Thomas","given":"Armin W."},{"family":"Tramèr","given":"Florian"},{"family":"Wang","given":"Rose E."},{"family":"Wang","given":"William"},{"family":"Wu","given":"Bohan"},{"family":"Wu","given":"Jiajun"},{"family":"Wu","given":"Yuhuai"},{"family":"Xie","given":"Sang Michael"},{"family":"Yasunaga","given":"Michihiro"},{"family":"You","given":"Jiaxuan"},{"family":"Zaharia","given":"Matei"},{"family":"Zhang","given":"Michael"},{"family":"Zhang","given":"Tianyi"},{"family":"Zhang","given":"Xikun"},{"family":"Zhang","given":"Yuhui"},{"family":"Zheng","given":"Lucia"},{"family":"Zhou","given":"Kaitlyn"},{"family":"Liang","given":"Percy"}],"accessed":{"date-parts":[["2026",3,28]]},"issued":{"date-parts":[["2021"]]}}},{"id":15,"uris":["http://zotero.org/users/local/DrAYrfxe/items/XF44DUFA"],"itemData":{"id":15,"type":"article","abstract":"This paper aims to help structure the risk landscape associated with large-scale Language Models (LMs). In order to foster advances in responsible innovation, an in-depth understanding of the potential risks posed by these models is needed. A wide range of established and anticipated risks are analysed in detail, drawing on multidisciplinary expertise and literature from computer science, linguistics, and social sciences. We outline six specific risk areas: I. Discrimination, Exclusion and Toxicity, II. Information Hazards, III. Misinformation Harms, V. Malicious Uses, V. Human-Computer Interaction Harms, VI. Automation, Access, and Environmental Harms. The first area concerns the perpetuation of stereotypes, unfair discrimination, exclusionary norms, toxic language, and lower performance by social group for LMs. The second focuses on risks from private data leaks or LMs correctly inferring sensitive information. The third addresses risks arising from poor, false or misleading information including in sensitive domains, and knock-on risks such as the erosion of trust in shared information. The fourth considers risks from actors who try to use LMs to cause harm. The fifth focuses on risks specific to LLMs used to underpin conversational agents that interact with human users, including unsafe use, manipulation or deception. The sixth discusses the risk of environmental harm, job automation, and other challenges that may have a disparate effect on different social groups or communities. In total, we review 21 risks in-depth. We discuss the points of origin of different risks and point to potential mitigation approaches. Lastly, we discuss organisational responsibi</w:instrText>
+      </w:r>
+      <w:r>
+        <w:rPr>
+          <w:lang w:val="it-IT"/>
+        </w:rPr>
+        <w:instrText>lities in implementing mitigations, and t</w:instrText>
+      </w:r>
+      <w:r>
+        <w:instrText xml:space="preserve">he role of collaboration and participation. We highlight directions for further research, particularly on expanding the toolkit for assessing and evaluating the outlined risks in LMs.","DOI":"10.48550/arXiv.2112.04359","note":"arXiv:2112.04359 [cs]","number":"arXiv:2112.04359","publisher":"arXiv","source":"arXiv.org","title":"Ethical and social risks of harm from Language Models","URL":"http://arxiv.org/abs/2112.04359","author":[{"family":"Weidinger","given":"Laura"},{"family":"Mellor","given":"John"},{"family":"Rauh","given":"Maribeth"},{"family":"Griffin","given":"Conor"},{"family":"Uesato","given":"Jonathan"},{"family":"Huang","given":"Po-Sen"},{"family":"Cheng","given":"Myra"},{"family":"Glaese","given":"Mia"},{"family":"Balle","given":"Borja"},{"family":"Kasirzadeh","given":"Atoosa"},{"family":"Kenton","given":"Zac"},{"family":"Brown","given":"Sasha"},{"family":"Hawkins","given":"Will"},{"family":"Stepleton","given":"Tom"},{"family":"Biles","given":"Courtney"},{"family":"Birhane","given":"Abeba"},{"family":"Haas","given":"Julia"},{"family":"Rimell","given":"Laura"},{"family":"Hendricks","given":"Lisa Anne"},{"family":"Isaac","given":"William"},{"family":"Legassick","given":"Sean"},{"family":"Irving","given":"Geoffrey"},{"family":"Gabriel","given":"Iason"}],"accessed":{"date-parts":[["2026",3,28]]},"issued":{"date-parts":[["2021",12,8]]}}}],"schema":"https://github.com/citation-style-language/schema/raw/master/csl-citation.json"} </w:instrText>
+      </w:r>
+      <w:r>
+        <w:fldChar w:fldCharType="separate"/>
+      </w:r>
+      <w:r>
+        <w:t>(</w:t>
       </w:r>
       <w:proofErr w:type="spellStart"/>
       <w:r>
@@ -1908,42 +1865,93 @@
       </w:r>
       <w:proofErr w:type="spellEnd"/>
       <w:r>
-        <w:t xml:space="preserve"> et al., 2021; Weidinger et al., 2022). At the same time, AI ethics cannot be reduced to a single technical property, but involves issues such as fairness, responsibility, transparency, privacy, harm prevention, and governance (Jobin, Ienca, &amp; </w:t>
-      </w:r>
-      <w:proofErr w:type="spellStart"/>
-      <w:r>
-        <w:t>Vayena</w:t>
-      </w:r>
-      <w:proofErr w:type="spellEnd"/>
-      <w:r>
-        <w:t>, 2019). This creates a central challenge: how should the moral and socially normative behaviour of AI systems be evaluated in a methodologically defensible way?</w:t>
+        <w:t xml:space="preserve"> et al., 2021; Weidinger et al., 2021)</w:t>
+      </w:r>
+      <w:r>
+        <w:fldChar w:fldCharType="end"/>
+      </w:r>
+      <w:r>
+        <w:t xml:space="preserve">. </w:t>
+      </w:r>
+      <w:r>
+        <w:t xml:space="preserve">Yet AI ethics cannot be reduced to a single technical property, creating a central challenge: how should the moral and socially normative behaviour of AI systems be evaluated </w:t>
+      </w:r>
+      <w:r>
+        <w:fldChar w:fldCharType="begin"/>
+      </w:r>
+      <w:r>
+        <w:instrText xml:space="preserve"> ADDIN ZOTERO_ITEM CSL_CITATION {"citationID":"qaz8emWV","properties":{"unsorted":false,"formattedCitation":"(Jobin et al., 2019)","plainCitation":"(Jobin et al., 2019)","noteIndex":0},"citationItems":[{"id":13,"uris":["http://zotero.org/users/local/DrAYrfxe/items/MMS5IZK5"],"itemData":{"id":13,"type":"article-journal","container-title":"Nature Machine Intelligence","DOI":"10.1038/s42256-019-0088-2","ISSN":"2522-5839","issue":"9","journalAbbreviation":"Nat Mach Intell","language":"en","page":"389-399","source":"DOI.org (Crossref)","title":"The global landscape of AI ethics guidelines","volume":"1","author":[{"family":"Jobin","given":"Anna"},{"family":"Ienca","given":"Marcello"},{"family":"Vayena","given":"Effy"}],"issued":{"date-parts":[["2019",9,2]]}}}],"schema":"https://github.com/citation-style-language/schema/raw/master/csl-citation.json"} </w:instrText>
+      </w:r>
+      <w:r>
+        <w:fldChar w:fldCharType="separate"/>
+      </w:r>
+      <w:r>
+        <w:t>(Jobin et al., 2019)</w:t>
+      </w:r>
+      <w:r>
+        <w:fldChar w:fldCharType="end"/>
+      </w:r>
+      <w:r>
+        <w:t>?</w:t>
       </w:r>
     </w:p>
     <w:p>
       <w:pPr>
         <w:pStyle w:val="BodyText"/>
       </w:pPr>
-      <w:r>
-        <w:t xml:space="preserve">This question is especially important for language models because language is the medium through which moral judgements, norms, and reasoning are expressed. Fluency alone does not demonstrate ethical reliability or stable reasoning (Bender et al., 2021). Recent work has therefore moved toward benchmark-based evaluation using labelled judgements, structured dilemmas, and theory-informed prompts (Hendrycks et al., 2021; Ji et al., 2024; Chiu et al., 2025). This project builds on that shift by treating morality-related AI evaluation as a layered problem rather than a single task, separating supervised classification, open-ended reasoning, and interpretive proxy analysis (Butlin et al., 2023; Dehaene, Lau, &amp; </w:t>
-      </w:r>
-      <w:proofErr w:type="spellStart"/>
-      <w:r>
-        <w:t>Kouider</w:t>
-      </w:r>
-      <w:proofErr w:type="spellEnd"/>
-      <w:r>
-        <w:t>, 2017).</w:t>
-      </w:r>
     </w:p>
     <w:p>
       <w:pPr>
         <w:pStyle w:val="BodyText"/>
       </w:pPr>
-    </w:p>
-    <w:p>
-      <w:pPr>
-        <w:pStyle w:val="BodyText"/>
-      </w:pPr>
+      <w:r>
+        <w:t xml:space="preserve">For language models, this matters because language is the medium through which moral judgements, norms, and reasoning are expressed. Fluency alone does not demonstrate ethical reliability </w:t>
+      </w:r>
+      <w:r>
+        <w:fldChar w:fldCharType="begin"/>
+      </w:r>
+      <w:r>
+        <w:instrText xml:space="preserve"> ADDIN ZOTERO_ITEM CSL_CITATION {"citationID":"2BKW1QmU","properties":{"unsorted":false,"formattedCitation":"(Bender et al., 2021)","plainCitation":"(Bender et al., 2021)","noteIndex":0},"citationItems":[{"id":2,"uris":["http://zotero.org/users/local/DrAYrfxe/items/HI8KXJ3K"],"itemData":{"id":2,"type":"paper-conference","container-title":"Proceedings of the 2021 ACM Conference on Fairness, Accountability, and Transparency","DOI":"10.1145/3442188.3445922","event-title":"FAccT '21: 2021 ACM Conference on Fairness, Accountability, and Transparency","ISBN":"978-1-4503-8309-7","language":"en","page":"610-623","publisher":"ACM","publisher-place":"Virtual Event Canada","source":"DOI.org (Crossref)","title":"On the Dangers of Stochastic Parrots: Can Language Models Be Too Big? </w:instrText>
+      </w:r>
+      <w:r>
+        <w:rPr>
+          <w:rFonts w:ascii="Segoe UI Emoji" w:hAnsi="Segoe UI Emoji" w:cs="Segoe UI Emoji"/>
+        </w:rPr>
+        <w:instrText>🦜</w:instrText>
+      </w:r>
+      <w:r>
+        <w:instrText xml:space="preserve">","title-short":"On the Dangers of Stochastic Parrots","URL":"https://dl.acm.org/doi/10.1145/3442188.3445922","author":[{"family":"Bender","given":"Emily M."},{"family":"Gebru","given":"Timnit"},{"family":"McMillan-Major","given":"Angelina"},{"family":"Shmitchell","given":"Shmargaret"}],"accessed":{"date-parts":[["2026",3,28]]},"issued":{"date-parts":[["2021",3,3]]}}}],"schema":"https://github.com/citation-style-language/schema/raw/master/csl-citation.json"} </w:instrText>
+      </w:r>
+      <w:r>
+        <w:fldChar w:fldCharType="separate"/>
+      </w:r>
+      <w:r>
+        <w:t>(Bender et al., 2021)</w:t>
+      </w:r>
+      <w:r>
+        <w:fldChar w:fldCharType="end"/>
+      </w:r>
+      <w:r>
+        <w:t xml:space="preserve">. This project responds by treating AI ethics evaluation as a layered problem spanning supervised classification, open-ended reasoning, and interpretive proxy analysis </w:t>
+      </w:r>
+      <w:r>
+        <w:fldChar w:fldCharType="begin"/>
+      </w:r>
+      <w:r>
+        <w:instrText xml:space="preserve"> ADDIN ZOTERO_ITEM CSL_CITATION {"citationID":"JyogNpar","properties":{"unsorted":false,"formattedCitation":"(Butlin et al., 2023; Chiu et al., 2025; Hendrycks et al., 2023; Ji et al., 2024)","plainCitation":"(Butlin et al., 2023; Chiu et al., 2025; Hendrycks et al., 2023; Ji et al., 2024)","noteIndex":0},"citationItems":[{"id":5,"uris":["http://zotero.org/users/local/DrAYrfxe/items/DGC6GY8P"],"itemData":{"id":5,"type":"article","abstract":"Whether current or near-term AI systems could be conscious is a topic of scientific interest and increasing public concern. This report argues for, and exemplifies, a rigorous and empirically grounded approach to AI consciousness: assessing existing AI systems in detail, in light of our best-supported neuroscientific theories of consciousness. We survey several prominent scientific theories of consciousness, including recurrent processing theory, global workspace theory, higher-order theories, predictive processing, and attention schema theory. From these theories we derive \"indicator properties\" of consciousness, elucidated in computational terms that allow us to assess AI systems for these properties. We use these indicator properties to assess several recent AI systems, and we discuss how future systems might implement them. Our analysis suggests that no current AI systems are conscious, but also suggests that there are no obvious technical barriers to building AI systems which satisfy these indicators.","DOI":"10.48550/ARXIV.2308.08708","license":"Creative Commons Attribution Non Commercial Share Alike 4.0 International","note":"version: 3","publisher":"arXiv","source":"DOI.org (Datacite)","title":"Consciousness in Artificial Intelligence: Insights from the Science of Consciousness","title-short":"Consciousness in Artificial Intelligence","URL":"https://arxiv.org/abs/2308.08708","author":[{"family":"Butlin","given":"Patrick"},{"family":"Long","given":"Robert"},{"family":"Elmoznino","given":"Eric"},{"family":"Bengio","given":"Yoshua"},{"family":"Birch","given":"Jonathan"},{"family":"Constant","given":"Axel"},{"family":"Deane","given":"George"},{"family":"Fleming","given":"Stephen M."},{"family":"Frith","given":"Chris"},{"family":"Ji","given":"Xu"},{"family":"Kanai","given":"Ryota"},{"family":"Klein","given":"Colin"},{"family":"Lindsay","given":"Grace"},{"family":"Michel","given":"Matthias"},{"family":"Mudrik","given":"Liad"},{"family":"Peters","given":"Megan A. K."},{"family":"Schwitzgebel","given":"Eric"},{"family":"Simon","given":"Jonathan"},{"family":"VanRullen","given":"Rufin"}],"accessed":{"date-parts":[["2026",3,28]]},"issued":{"date-parts":[["2023"]]}}},{"id":6,"uris":["http://zotero.org/users/local/DrAYrfxe/items/QLIUPQWQ"],"itemData":{"id":6,"type":"article","abstract":"As AI systems progress, we rely more on them to make decisions with us and for us. To ensure that such decisions are aligned with human values, it is imperative for us to understand not only what decisions they make but also how they come to those decisions. Reasoning language models, which provide both final responses and (partially transparent) intermediate thinking traces, present a timely opportunity to study AI procedural reasoning. Unlike math and code problems which often have objectively correct answers, moral dilemmas are an excellent testbed for process-focused evaluation because they allow for multiple defensible conclusions. To do so, we present MoReBench: 1,000 moral scenarios, each paired with a set of rubric criteria that experts consider essential to include (or avoid) when reasoning about the scenarios. MoReBench contains over 23 thousand criteria including identifying moral considerations, weighing trade-offs, and giving actionable recommendations to cover cases on AI advising humans moral decisions as well as making moral decisions autonomously. Separately, we curate MoReBench-Theory: 150 examples to test whether AI can reason under five major frameworks in normative ethics. Our results show that scaling laws and existing benchmarks on math, code, and scientific reasoning tasks fail to predict models' abilities to perform moral reasoning. Models also show partiality towards specific moral frameworks (e.g., Benthamite Act Utilitarianism and Kantian Deontology), which might be side effects of popular training paradigms. Together, these benchmarks advance process-focused reasoning evaluation towards safer and more transparent AI.","DOI":"10.48550/arXiv.2510.16380","note":"arXiv:2510.16380 [cs]","number":"arXiv:2510.16380","publisher":"arXiv","source":"arXiv.org","title":"MoReBench: Evaluating Procedural and Pluralistic Moral Reasoning in Language Models, More than Outcomes","title-short":"MoReBench","URL":"http://arxiv.org/abs/2510.16380","author":[{"family":"Chiu","given":"Yu Ying"},{"family":"Lee","given":"Michael S."},{"family":"Calcott","given":"Rachel"},{"family":"Handoko","given":"Brandon"},{"family":"Font-Reaulx","given":"Paul","dropping-particle":"de"},{"family":"Rodriguez","given":"Paula"},{"family":"Zhang","given":"Chen Bo Calvin"},{"family":"Han","given":"Ziwen"},{"family":"Sehwag","given":"Udari Madhushani"},{"family":"Maurya","given":"Yash"},{"family":"Knight","given":"Christina Q."},{"family":"Lloyd","given":"Harry R."},{"family":"Bacus","given":"Florence"},{"family":"Mazeika","given":"Mantas"},{"family":"Liu","given":"Bing"},{"family":"Choi","given":"Yejin"},{"family":"Gordon","given":"Mitchell L."},{"family":"Levine","given":"Sydney"}],"accessed":{"date-parts":[["2026",3,28]]},"issued":{"date-parts":[["2025",10,18]]}}},{"id":74,"uris":["http://zotero.org/users/local/DrAYrfxe/items/FH9YZEUJ"],"itemData":{"id":74,"type":"article","abstract":"We show how to assess a language model's knowledge of basic concepts of morality. We introduce the ETHICS dataset, a new benchmark that spans concepts in justice, well-being, duties, virtues, and commonsense morality. Models predict widespread moral judgments about diverse text scenarios. This requires connecting physical and social world knowledge to value judgements, a capability that may enable us to steer chatbot outputs or eventually regularize open-ended reinforcement learning agents. With the ETHICS dataset, we find that current language models have a promising but incomplete ability to predict basic human ethical judgements. Our work shows that progress can be made on machine ethics today, and it provides a steppingstone toward AI that is aligned with human values.","DOI":"10.48550/arXiv.2008.02275","note":"arXiv:2008.02275 [cs]","number":"arXiv:2008.02275","publisher":"arXiv","source":"arXiv.org","title":"Aligning AI With Shared Human Values","URL":"http://arxiv.org/abs/2008.02275","author":[{"family":"Hendrycks","given":"Dan"},{"family":"Burns","given":"Collin"},{"family":"Basart","given":"Steven"},{"family":"Critch","given":"Andrew"},{"family":"Li","given":"Jerry"},{"family":"Song","given":"Dawn"},{"family":"Steinhardt","given":"Jacob"}],"accessed":{"date-parts":[["2026",3,28]]},"issued":{"date-parts":[["2023",2,17]]}}},{"id":49,"uris":["http://zotero.org/users/local/DrAYrfxe/items/8WDULLHP"],"itemData":{"id":49,"type":"article","abstract":"In the rapidly evolving field of artificial intelligence, large language models (LLMs) have emerged as powerful tools for a myriad of applications, from natural language processing to decision-making support systems. However, as these models become increasingly integrated into societal frameworks, the imperative to ensure they operate within ethical and moral boundaries has never been more critical. This paper introduces a novel benchmark designed to measure and compare the moral reasoning capabilities of LLMs. We present the first comprehensive dataset specifically curated to probe the moral dimensions of LLM outputs, addressing a wide range of ethical dilemmas and scenarios reflective of real-world complexities.\n The main contribution of this work lies in the development of benchmark datasets and metrics for assessing the moral identity of LLMs, which accounts for nuance, contextual sensitivity, and alignment with human ethical standards. Our methodology involves a multi-faceted approach, combining quantitative analysis with qualitative insights from ethics scholars to ensure a thorough evaluation of model performance. By applying our benchmark across several leading LLMs, we uncover significant variations in moral reasoning capabilities of different models. These findings highlight the importance of considering moral reasoning in the development and evaluation of LLMs, as well as the need for ongoing research to address the biases and limitations uncovered in our study. We publicly release the benchmark at https://drive.google.com/drive/u/0/folders/1k93YZJserYc2CkqP8d4B3M3sgd3kA8W7 and also open-source the code of the project at https://github.com/agiresearch/MoralBench.","DOI":"10.48550/ARXIV.2406.04428","license":"arXiv.org perpetual, non-exclusive license","note":"version: 2","publisher":"arXiv","source":"DOI.org (Datacite)","title":"MoralBench: Moral Evaluation of LLMs","title-short":"MoralBench","URL":"https://arxiv.org/abs/2406.04428","author":[{"family":"Ji","given":"Jianchao"},{"family":"Chen","given":"Yutong"},{"family":"Jin","given":"Mingyu"},{"family":"Xu","given":"Wujiang"},{"family":"Hua","given":"Wenyue"},{"family":"Zhang","given":"Yongfeng"}],"accessed":{"date-parts":[["2026",3,28]]},"issued":{"date-parts":[["2024"]]}}}],"schema":"https://github.com/citation-style-language/schema/raw/master/csl-citation.json"} </w:instrText>
+      </w:r>
+      <w:r>
+        <w:fldChar w:fldCharType="separate"/>
+      </w:r>
+      <w:r>
+        <w:t>(Butlin et al., 2023; Chiu et al., 2025; Hendrycks et al., 2023; Ji et al., 2024)</w:t>
+      </w:r>
+      <w:r>
+        <w:fldChar w:fldCharType="end"/>
+      </w:r>
+      <w:r>
+        <w:t xml:space="preserve"> </w:t>
+      </w:r>
     </w:p>
     <w:p>
       <w:pPr>
@@ -1954,32 +1962,102 @@
         </w:numPr>
       </w:pPr>
       <w:r>
+        <w:t>Problem Statement</w:t>
+      </w:r>
+    </w:p>
+    <w:p>
+      <w:pPr>
+        <w:pStyle w:val="BodyText"/>
+      </w:pPr>
+      <w:r>
+        <w:t xml:space="preserve">Although many benchmarks now exist for AI ethics and moral reasoning, coherent evaluation design remains limited. Supervised datasets, prompt benchmarks, lexicons, and interpretive metrics are often treated as interchangeable even though they support different kinds of claims. Labelled datasets such as ETHICS enable direct benchmark comparison, but they do not capture open-ended reasoning quality or prompt consistency, while prompt-based benchmarks reveal richer reasoning behaviour but are harder to score rigorously </w:t>
+      </w:r>
+      <w:r>
+        <w:fldChar w:fldCharType="begin"/>
+      </w:r>
+      <w:r>
+        <w:instrText xml:space="preserve"> ADDIN ZOTERO_ITEM CSL_CITATION {"citationID":"acLZlnOE","properties":{"unsorted":false,"formattedCitation":"(Hendrycks et al., 2023)","plainCitation":"(Hendrycks et al., 2023)","noteIndex":0},"citationItems":[{"id":74,"uris":["http://zotero.org/users/local/DrAYrfxe/items/FH9YZEUJ"],"itemData":{"id":74,"type":"article","abstract":"We show how to assess a language model's knowledge of basic concepts of morality. We introduce the ETHICS dataset, a new benchmark that spans concepts in justice, well-being, duties, virtues, and commonsense morality. Models predict widespread moral judgments about diverse text scenarios. This requires connecting physical and social world knowledge to value judgements, a capability that may enable us to steer chatbot outputs or eventually regularize open-ended reinforcement learning agents. With the ETHICS dataset, we find that current language models have a promising but incomplete ability to predict basic human ethical judgements. Our work shows that progress can be made on machine ethics today, and it provides a steppingstone toward AI that is aligned with human values.","DOI":"10.48550/arXiv.2008.02275","note":"arXiv:2008.02275 [cs]","number":"arXiv:2008.02275","publisher":"arXiv","source":"arXiv.org","title":"Aligning AI With Shared Human Values","URL":"http://arxiv.org/abs/2008.02275","author":[{"family":"Hendrycks","given":"Dan"},{"family":"Burns","given":"Collin"},{"family":"Basart","given":"Steven"},{"family":"Critch","given":"Andrew"},{"family":"Li","given":"Jerry"},{"family":"Song","given":"Dawn"},{"family":"Steinhardt","given":"Jacob"}],"accessed":{"date-parts":[["2026",3,28]]},"issued":{"date-parts":[["2023",2,17]]}}}],"schema":"https://github.com/citation-style-language/schema/raw/master/csl-citation.json"} </w:instrText>
+      </w:r>
+      <w:r>
+        <w:fldChar w:fldCharType="separate"/>
+      </w:r>
+      <w:r>
+        <w:t>(Hendrycks et al., 2023)</w:t>
+      </w:r>
+      <w:r>
+        <w:fldChar w:fldCharType="end"/>
+      </w:r>
+      <w:r>
+        <w:t>.</w:t>
+      </w:r>
+    </w:p>
+    <w:p>
+      <w:pPr>
+        <w:pStyle w:val="BodyText"/>
+      </w:pPr>
+      <w:r>
         <w:lastRenderedPageBreak/>
-        <w:t>Problem Statement</w:t>
-      </w:r>
-    </w:p>
-    <w:p>
-      <w:pPr>
-        <w:pStyle w:val="BodyText"/>
-      </w:pPr>
-      <w:r>
-        <w:t>Although many benchmarks now exist for AI ethics and moral reasoning, coherent evaluation design remains limited. Supervised datasets, prompt benchmarks, lexicons, and interpretive metrics are often treated as interchangeable even though they support different kinds of claims. Labelled datasets such as ETHICS enable direct benchmark comparison, but they do not capture open-ended reasoning quality or prompt consistency, while prompt-based benchmarks reveal richer reasoning behaviour but are harder to score rigorously (Hendrycks et al., 2021).</w:t>
-      </w:r>
-    </w:p>
-    <w:p>
-      <w:pPr>
-        <w:pStyle w:val="BodyText"/>
-      </w:pPr>
-      <w:r>
-        <w:t xml:space="preserve">A second issue is that evaluation often prioritises outcome-level correctness over reasoning quality, explanation, and internal consistency, even though open-ended moral tasks may permit several defensible answers of unequal quality (Chiu et al., 2025; Zhou et al., 2024). A third issue concerns interpretive claims about advanced AI systems. Fluency or self-reference does not justify claims about awareness or consciousness, and consciousness science instead supports cautious, theory-informed indicators that can be operationalised and tested without anthropomorphic overreach (Dehaene, Lau, &amp; </w:t>
-      </w:r>
-      <w:proofErr w:type="spellStart"/>
-      <w:r>
-        <w:t>Kouider</w:t>
-      </w:r>
-      <w:proofErr w:type="spellEnd"/>
-      <w:r>
-        <w:t>, 2017; Butlin et al., 2023; Graziano &amp; Webb, 2015).</w:t>
+        <w:t xml:space="preserve">A second issue is that evaluation often prioritises outcome-level correctness over reasoning quality, explanation, and internal consistency, even though open-ended moral tasks may permit several defensible answers of unequal quality </w:t>
+      </w:r>
+      <w:r>
+        <w:fldChar w:fldCharType="begin"/>
+      </w:r>
+      <w:r>
+        <w:instrText xml:space="preserve"> ADDIN ZOTERO_ITEM CSL_CITATION {"citationID":"YzZJKWEZ","properties":{"unsorted":false,"formattedCitation":"(Chiu et al., 2025; Zhou et al., 2024)","plainCitation":"(Chiu et al., 2025; Zhou et al., 2024)","noteIndex":0},"citationItems":[{"id":6,"uris":["http://zotero.org/users/local/DrAYrfxe/items/QLIUPQWQ"],"itemData":{"id":6,"type":"article","abstract":"As AI systems progress, we rely more on them to make decisions with us and for us. To ensure that such decisions are aligned with human values, it is imperative for us to understand not only what decisions they make but also how they come to those decisions. Reasoning language models, which provide both final responses and (partially transparent) intermediate thinking traces, present a timely opportunity to study AI procedural reasoning. Unlike math and code problems which often have objectively correct answers, moral dilemmas are an excellent testbed for process-focused evaluation because they allow for multiple defensible conclusions. To do so, we present MoReBench: 1,000 moral scenarios, each paired with a set of rubric criteria that experts consider essential to include (or avoid) when reasoning about the scenarios. MoReBench contains over 23 thousand criteria including identifying moral considerations, weighing trade-offs, and giving actionable recommendations to cover cases on AI advising humans moral decisions as well as making moral decisions autonomously. Separately, we curate MoReBench-Theory: 150 examples to test whether AI can reason under five major frameworks in normative ethics. Our results show that scaling laws and existing benchmarks on math, code, and scientific reasoning tasks fail to predict models' abilities to perform moral reasoning. Models also show partiality towards specific moral frameworks (e.g., Benthamite Act Utilitarianism and Kantian Deontology), which might be side effects of popular training paradigms. Together, these benchmarks advance process-focused reasoning evaluation towards safer and more transparent AI.","DOI":"10.48550/arXiv.2510.16380","note":"arXiv:2510.16380 [cs]","number":"arXiv:2510.16380","publisher":"arXiv","source":"arXiv.org","title":"MoReBench: Evaluating Procedural and Pluralistic Moral Reasoning in Language Models, More than Outcomes","title-short":"MoReBench","URL":"http://arxiv.org/abs/2510.16380","author":[{"family":"Chiu","given":"Yu Ying"},{"family":"Lee","given":"Michael S."},{"family":"Calcott","given":"Rachel"},{"family":"Handoko","given":"Brandon"},{"family":"Font-Reaulx","given":"Paul","dropping-particle":"de"},{"family":"Rodriguez","given":"Paula"},{"family":"Zhang","given":"Chen Bo Calvin"},{"family":"Han","given":"Ziwen"},{"family":"Sehwag","given":"Udari Madhushani"},{"family"</w:instrText>
+      </w:r>
+      <w:r>
+        <w:rPr>
+          <w:lang w:val="it-IT"/>
+        </w:rPr>
+        <w:instrText xml:space="preserve">:"Maurya","given":"Yash"},{"family":"Knight","given":"Christina Q."},{"family":"Lloyd","given":"Harry R."},{"family":"Bacus","given":"Florence"},{"family":"Mazeika","given":"Mantas"},{"family":"Liu","given":"Bing"},{"family":"Choi","given":"Yejin"},{"family":"Gordon","given":"Mitchell L."},{"family":"Levine","given":"Sydney"}],"accessed":{"date-parts":[["2026",3,28]]},"issued":{"date-parts":[["2025",10,18]]}}},{"id":18,"uris":["http://zotero.org/users/local/DrAYrfxe/items/CDYCUHR4"],"itemData":{"id":18,"type":"paper-conference","container-title":"Findings of the Association for Computational Linguistics: NAACL 2024","DOI":"10.18653/v1/2024.findings-naacl.144","event-title":"Findings of the Association for Computational Linguistics: NAACL 2024","language":"en","page":"2227-2242","publisher":"Association for Computational Linguistics","publisher-place":"Mexico City, Mexico","source":"DOI.org (Crossref)","title":"Rethinking Machine Ethics – Can LLMs Perform Moral Reasoning through the Lens of Moral Theories?","URL":"https://aclanthology.org/2024.findings-naacl.144","author":[{"family":"Zhou","given":"Jingyan"},{"family":"Hu","given":"Minda"},{"family":"Li","given":"Junan"},{"family":"Zhang","given":"Xiaoying"},{"family":"Wu","given":"Xixin"},{"family":"King","given":"Irwin"},{"family":"Meng","given":"Helen"}],"accessed":{"date-parts":[["2026",3,28]]},"issued":{"date-parts":[["2024"]]}}}],"schema":"https://github.com/citation-style-language/schema/raw/master/csl-citation.json"} </w:instrText>
+      </w:r>
+      <w:r>
+        <w:fldChar w:fldCharType="separate"/>
+      </w:r>
+      <w:r>
+        <w:rPr>
+          <w:lang w:val="it-IT"/>
+        </w:rPr>
+        <w:t>(Chiu et al., 2025; Zhou et al., 2024)</w:t>
+      </w:r>
+      <w:r>
+        <w:fldChar w:fldCharType="end"/>
+      </w:r>
+      <w:r>
+        <w:rPr>
+          <w:lang w:val="it-IT"/>
+        </w:rPr>
+        <w:t xml:space="preserve">. </w:t>
+      </w:r>
+      <w:r>
+        <w:t xml:space="preserve">A third issue concerns interpretive claims about advanced AI systems. Fluency or self-reference does not justify claims about awareness or consciousness, and consciousness science instead supports cautious, theory-informed indicators that can be operationalised and tested without anthropomorphic overreach </w:t>
+      </w:r>
+      <w:r>
+        <w:fldChar w:fldCharType="begin"/>
+      </w:r>
+      <w:r>
+        <w:instrText xml:space="preserve"> ADDIN ZOTERO_ITEM CSL_CITATION {"citationID":"LoIfZifV","properties":{"unsorted":false,"formattedCitation":"(Butlin et al., 2023; Dehaene et al., 2017; Graziano &amp; Webb, 2015)","plainCitation":"(Butlin et al., 2023; Dehaene et al., 2017; Graziano &amp; Webb, 2015)","noteIndex":0},"citationItems":[{"id":5,"uris":["http://zotero.org/users/local/DrAYrfxe/items/DGC6GY8P"],"itemData":{"id":5,"type":"article","abstract":"Whether current or near-term AI systems could be conscious is a topic of scientific interest and increasing public concern. This report argues for, and exemplifies, a rigorous and empirically grounded approach to AI consciousness: assessing existing AI systems in detail, in light of our best-supported neuroscientific theories of consciousness. We survey several prominent scientific theories of consciousness, including recurrent processing theory, global workspace theory, higher-order theories, predictive processing, and attention schema theory. From these theories we derive \"indicator properties\" of consciousness, elucidated in computational terms that allow us to assess AI systems for these properties. We use these indicator properties to assess several recent AI systems, and we discuss how future systems might implement them. Our analysis suggests that no current AI systems are conscious, but also suggests that there are no obvious technical barriers to building AI systems which satisfy these indicators.","DOI":"10.48550/ARXIV.2308.08708","license":"Creative Commons Attribution Non Commercial Share Alike 4.0 International","note":"version: 3","publisher":"arXiv","source":"DOI.org (Datacite)","title":"Consciousness in Artificial Intelligence: Insights from the Science of Consciousness","title-short":"Consciousness in Artificial Intelligence","URL":"https://arxiv.org/abs/2308.08708","author":[{"family":"Butlin","given":"Patrick"},{"family":"Long","given":"Robert"},{"family":"Elmoznino","given":"Eric"},{"family":"Bengio","given":"Yoshua"},{"family":"Birch","given":"Jonathan"},{"family":"Constant","given":"Axel"},{"family":"Deane","given":"George"},{"family":"Fleming","given":"Stephen M."},{"family":"Frith","given":"Chris"},{"family":"Ji","given":"Xu"},{"family":"Kanai","given":"Ryota"},{"family":"Klein","given":"Colin"},{"family":"Lindsay","given":"Grace"},{"family":"Michel","given":"Matthias"},{"family":"Mudrik","given":"Liad"},{"family":"Peters","given":"Megan A. K."},{"family":"Schwitzgebel","given":"Eric"},{"family":"Simon","given":"Jonathan"},{"family":"VanRullen","given":"Rufin"}],"accessed":{"date-parts":[["2026",3,28]]},"issued":{"date-parts":[["2023"]]}}},{"id":9,"uris":["http://zotero.org/users/local/DrAYrfxe/items/Z85YEKUC"],"itemData":{"id":9,"type":"article-journal","abstract":"The controversial question of whether machines may ever be conscious must be based on a careful consideration of how consciousness arises in the only physical system that undoubtedly possesses it: the human brain. We suggest that the word “consciousness” conflates two different types of information-processing computations in the brain: the selection of information for global broadcasting, thus making it flexibly available for computation and report (C1, consciousness in the first sense), and the self-monitoring of those computations, leading to a subjective sense of certainty or error (C2, consciousness in the second sense). We argue that despite their recent successes, current mac</w:instrText>
+      </w:r>
+      <w:r>
+        <w:rPr>
+          <w:lang w:val="it-IT"/>
+        </w:rPr>
+        <w:instrText xml:space="preserve">hines are still mostly implementing </w:instrText>
+      </w:r>
+      <w:r>
+        <w:instrText xml:space="preserve">computations that reflect unconscious processing (C0) in the human brain. We review the psychological and neural science of unconscious (C0) and conscious computations (C1 and C2) and outline how they may inspire novel machine architectures.","container-title":"Science","DOI":"10.1126/science.aan8871","ISSN":"0036-8075, 1095-9203","issue":"6362","journalAbbreviation":"Science","language":"en","page":"486-492","source":"DOI.org (Crossref)","title":"What is consciousness, and could machines have it?","volume":"358","author":[{"family":"Dehaene","given":"Stanislas"},{"family":"Lau","given":"Hakwan"},{"family":"Kouider","given":"Sid"}],"issued":{"date-parts":[["2017",10,27]]}}},{"id":11,"uris":["http://zotero.org/users/local/DrAYrfxe/items/LC3PWEGU"],"itemData":{"id":11,"type":"article-journal","container-title":"Frontiers in Psychology","DOI":"10.3389/fpsyg.2015.00500","ISSN":"1664-1078","journalAbbreviation":"Front. Psychol.","source":"DOI.org (Crossref)","title":"The attention schema theory: a mechanistic account of subjective awareness","title-short":"The attention schema theory","URL":"http://journal.frontiersin.org/article/10.3389/fpsyg.2015.00500/abstract","volume":"06","author":[{"family":"Graziano","given":"Michael S. A."},{"family":"Webb","given":"Taylor W."}],"accessed":{"date-parts":[["2026",3,28]]},"issued":{"date-parts":[["2015",4,23]]}}}],"schema":"https://github.com/citation-style-language/schema/raw/master/csl-citation.json"} </w:instrText>
+      </w:r>
+      <w:r>
+        <w:fldChar w:fldCharType="separate"/>
+      </w:r>
+      <w:r>
+        <w:t>(Butlin et al., 2023; Dehaene et al., 2017; Graziano &amp; Webb, 2015)</w:t>
+      </w:r>
+      <w:r>
+        <w:fldChar w:fldCharType="end"/>
+      </w:r>
+      <w:r>
+        <w:t>.</w:t>
       </w:r>
     </w:p>
     <w:p>
@@ -2091,64 +2169,27 @@
     <w:p>
       <w:pPr>
         <w:pStyle w:val="BodyText"/>
-        <w:rPr>
-          <w:lang w:val="en-US"/>
-        </w:rPr>
-      </w:pPr>
-      <w:r>
-        <w:rPr>
-          <w:lang w:val="en-US"/>
-        </w:rPr>
-        <w:t xml:space="preserve">This project is </w:t>
-      </w:r>
-      <w:proofErr w:type="spellStart"/>
-      <w:r>
-        <w:rPr>
-          <w:lang w:val="en-US"/>
-        </w:rPr>
-        <w:t>organised</w:t>
-      </w:r>
-      <w:proofErr w:type="spellEnd"/>
-      <w:r>
-        <w:rPr>
-          <w:lang w:val="en-US"/>
-        </w:rPr>
-        <w:t xml:space="preserve"> around three research questions. The first asks how different AI models perform across supervised moral datasets using labelled data and standard classification metrics. The second asks how different AI models behave on open-ended moral reasoning benchmarks, shifting attention from label prediction to reasoning quality, context sensitivity, and response structure. The third asks what observable metrics might indicate consciousness-like </w:t>
-      </w:r>
-      <w:proofErr w:type="spellStart"/>
-      <w:r>
-        <w:rPr>
-          <w:lang w:val="en-US"/>
-        </w:rPr>
-        <w:t>behaviour</w:t>
-      </w:r>
-      <w:proofErr w:type="spellEnd"/>
-      <w:r>
-        <w:rPr>
-          <w:lang w:val="en-US"/>
-        </w:rPr>
-        <w:t xml:space="preserve"> in AI systems. This final question is interpretive rather than definitive, focusing on whether theory-informed proxy indicators such as self-</w:t>
-      </w:r>
-      <w:r>
-        <w:rPr>
-          <w:lang w:val="en-US"/>
-        </w:rPr>
-        <w:lastRenderedPageBreak/>
-        <w:t>model consistency, metacognitive calibration, identity persistence, cross-context integration, and agency coherence can be measured systematically and compared across models (</w:t>
-      </w:r>
-      <w:proofErr w:type="spellStart"/>
-      <w:r>
-        <w:rPr>
-          <w:lang w:val="en-US"/>
-        </w:rPr>
-        <w:t>Butlin</w:t>
-      </w:r>
-      <w:proofErr w:type="spellEnd"/>
-      <w:r>
-        <w:rPr>
-          <w:lang w:val="en-US"/>
-        </w:rPr>
-        <w:t xml:space="preserve"> et al., 2023).</w:t>
+      </w:pPr>
+      <w:r>
+        <w:t xml:space="preserve">This project is organised around three research questions. The first asks how different AI models perform across supervised moral datasets using labelled data and standard classification metrics. The second asks how different AI models behave on open-ended moral reasoning benchmarks, shifting attention from label prediction to reasoning quality, context sensitivity, and response structure. The third asks what observable metrics might indicate consciousness-like behaviour in AI systems. This final question is interpretive rather than definitive, focusing on whether theory-informed proxy indicators such as self-model consistency, metacognitive calibration, identity persistence, cross-context integration, and agency coherence can be measured systematically and compared across models </w:t>
+      </w:r>
+      <w:r>
+        <w:fldChar w:fldCharType="begin"/>
+      </w:r>
+      <w:r>
+        <w:instrText xml:space="preserve"> ADDIN ZOTERO_ITEM CSL_CITATION {"citationID":"n4wbhVPt","properties":{"unsorted":false,"formattedCitation":"(Butlin et al., 2023)","plainCitation":"(Butlin et al., 2023)","noteIndex":0},"citationItems":[{"id":5,"uris":["http://zotero.org/users/local/DrAYrfxe/items/DGC6GY8P"],"itemData":{"id":5,"type":"article","abstract":"Whether current or near-term AI systems could be conscious is a topic of scientific interest and increasing public concern. This report argues for, and exemplifies, a rigorous and empirically grounded approach to AI consciousness: assessing existing AI systems in detail, in light of our best-supported neuroscientific theories of consciousness. We survey several prominent scientific theories of consciousness, including recurrent processing theory, global workspace theory, higher-order theories, predictive processing, and attention schema theory. From these theories we derive \"indicator properties\" of consciousness, elucidated in computational terms that allow us to assess AI systems for these properties. We use these indicator properties to assess several recent AI systems, and we discuss how future systems might implement them. Our analysis suggests that no current AI systems are conscious, but also suggests that there are no obvious technical barriers to building AI systems which satisfy these indicators.","DOI":"10.48550/ARXIV.2308.08708","license":"Creative Commons Attribution Non Commercial Share Alike 4.0 International","note":"version: 3","publisher":"arXiv","source":"DOI.org (Datacite)","title":"Consciousness in Artificial Intelligence: Insights from the Science of Consciousness","title-short":"Consciousness in Artificial Intelligence","URL":"https://arxiv.org/abs/2308.08708","author":[{"family":"Butlin","given":"Patrick"},{"family":"Long","given":"Robert"},{"family":"Elmoznino","given":"Eric"},{"family":"Bengio","given":"Yoshua"},{"family":"Birch","given":"Jonathan"},{"family":"Constant","given":"Axel"},{"family":"Deane","given":"George"},{"family":"Fleming","given":"Stephen M."},{"family":"Frith","given":"Chris"},{"family":"Ji","given":"Xu"},{"family":"Kanai","given":"Ryota"},{"family":"Klein","given":"Colin"},{"family":"Lindsay","given":"Grace"},{"family":"Michel","given":"Matthias"},{"family":"Mudrik","given":"Liad"},{"family":"Peters","given":"Megan A. K."},{"family":"Schwitzgebel","given":"Eric"},{"family":"Simon","given":"Jonathan"},{"family":"VanRullen","given":"Rufin"}],"accessed":{"date-parts":[["2026",3,28]]},"issued":{"date-parts":[["2023"]]}}}],"schema":"https://github.com/citation-style-language/schema/raw/master/csl-citation.json"} </w:instrText>
+      </w:r>
+      <w:r>
+        <w:fldChar w:fldCharType="separate"/>
+      </w:r>
+      <w:r>
+        <w:t>(Butlin et al., 2023)</w:t>
+      </w:r>
+      <w:r>
+        <w:fldChar w:fldCharType="end"/>
+      </w:r>
+      <w:r>
+        <w:t xml:space="preserve"> </w:t>
       </w:r>
     </w:p>
     <w:p>
@@ -2168,7 +2209,11 @@
         <w:pStyle w:val="BodyText"/>
       </w:pPr>
       <w:r>
-        <w:t xml:space="preserve">The project is limited to text-based AI systems and text-based benchmark resources. It does not attempt to make metaphysical claims about consciousness or produce a universal theory of machine morality. Instead, it focuses on building an evaluation framework using the datasets available in the project repository. The supervised layer uses ETHICS, </w:t>
+        <w:t xml:space="preserve">The project is limited to text-based AI systems and text-based benchmark resources. It does not attempt to make metaphysical claims about consciousness or produce a universal theory of machine morality. Instead, it focuses on building an evaluation framework using the </w:t>
+      </w:r>
+      <w:r>
+        <w:lastRenderedPageBreak/>
+        <w:t xml:space="preserve">datasets available in the project repository. The supervised layer uses ETHICS, </w:t>
       </w:r>
       <w:proofErr w:type="spellStart"/>
       <w:r>
@@ -2184,23 +2229,7 @@
         <w:pStyle w:val="BodyText"/>
       </w:pPr>
       <w:r>
-        <w:t xml:space="preserve">The reasoning layer uses </w:t>
-      </w:r>
-      <w:proofErr w:type="spellStart"/>
-      <w:r>
-        <w:t>MoralBench</w:t>
-      </w:r>
-      <w:proofErr w:type="spellEnd"/>
-      <w:r>
-        <w:t xml:space="preserve"> and </w:t>
-      </w:r>
-      <w:proofErr w:type="spellStart"/>
-      <w:r>
-        <w:t>MoReBench</w:t>
-      </w:r>
-      <w:proofErr w:type="spellEnd"/>
-      <w:r>
-        <w:t>. The interpretive layer uses a synthetic benchmark of theory-informed prompts and scoring criteria.</w:t>
+        <w:t>The reasoning layer uses MoralBench and MoReBench. The interpretive layer uses a synthetic benchmark of theory-informed prompts and scoring criteria.</w:t>
       </w:r>
     </w:p>
     <w:p>
@@ -2246,6 +2275,9 @@
     <w:p>
       <w:pPr>
         <w:pStyle w:val="BodyText"/>
+        <w:rPr>
+          <w:lang w:val="it-IT"/>
+        </w:rPr>
       </w:pPr>
       <w:r>
         <w:t>This project makes four main contributions. First, it proposes a three-layer benchmark design separating supervised moral classification, open-ended moral reasoning, and interpretive proxy evaluation (Hendrycks et al., 2021; Ji et al., 2024; Chiu et al., 2025; Butlin et al., 2023). Second, it provides a reproducible repository structure linking raw data, processed data, benchmark layers, code, notebooks, and outputs (</w:t>
@@ -2256,15 +2288,61 @@
       </w:r>
       <w:proofErr w:type="spellEnd"/>
       <w:r>
-        <w:t xml:space="preserve"> et al., 2021; Liang et al., 2023). Third, it delivers baseline empirical comparisons across supervised moral datasets using classical machine learning models and transformer encoders (Hendrycks et al., 2021; Ziems et al., 2023; Trager et al., 2022). Fourth, it introduces an interpretive evaluation framework for consciousness-like behaviour grounded in contemporary consciousness science rather than anthropomorphic intuition (Dehaene, Lau, &amp; </w:t>
-      </w:r>
-      <w:proofErr w:type="spellStart"/>
-      <w:r>
-        <w:t>Kouider</w:t>
-      </w:r>
-      <w:proofErr w:type="spellEnd"/>
-      <w:r>
-        <w:t>, 2017; Butlin et al., 2023; Graziano &amp; Webb, 2015).</w:t>
+        <w:t xml:space="preserve"> et al., 2021; Liang et al., 2023). Third, it delivers baseline empirical comparisons across supervised moral datasets using classical machine learning models and transformer encoders </w:t>
+      </w:r>
+      <w:r>
+        <w:fldChar w:fldCharType="begin"/>
+      </w:r>
+      <w:r>
+        <w:instrText xml:space="preserve"> ADDIN ZOTERO_ITEM CSL_CITATION {"citationID":"nF5qcxgt","properties":{"unsorted":false,"formattedCitation":"(Butlin et al., 2023; Graziano &amp; Webb, 2015; Hendrycks et al., 2023)","plainCitation":"(Butlin et al., 2023; Graziano &amp; Webb, 2015; Hendrycks et al., 2023)","noteIndex":0},"citationItems":[{"id":5,"uris":["http://zotero.org/users/local/DrAYrfxe/items/DGC6GY8P"],"itemData":{"id":5,"type":"article","abstract":"Whether current or near-term AI systems could be conscious is a topic of scientific interest and increasing public concern. This report argues for, and exemplifies, a rigorous and empirically grounded approach to AI consciousness: assessing existing AI systems in detail, in light of our best-supported neuroscientific theories of consciousness. We survey several prominent scientific theories of consciousness, including recurrent processing theory, global workspace theory, higher-order theories, predictive processing, and attention schema theory. From these theories we derive \"indicator properties\" of consciousness, elucidated in computational terms that allow us to assess AI systems for these properties. We use these indicator properties to assess several recent AI systems, and we discuss how future systems might implement them. Our analysis suggests that no current AI systems are conscious, but also suggests that there are no obvious technical barriers to building AI systems which satisfy these indicators.","DOI":"10.48550/ARXIV.2308.08708","license":"Creative Commons Attribution Non Commercial Share Alike 4.0 International","note":"version: 3","publisher":"arXiv","source":"DOI.org (Datacite)","title":"Consciousness in Artificial Intelligence: Insights from the Science of Consciousness","title-short":"Consciousness in Artificial Intelligence","URL":"https://arxiv.org/abs/2308.08708","author":[{"family":"Butlin","given":"Patrick"},{"family":"Long","given":"Robert"},{"family":"Elmoznino","given":"Eric"},{"family":"Bengio","given":"Yoshua"},{"family":"Birch","given":"Jonathan"},{"family":"Constant","given":"Axel"},{"family":"Deane","given":"George"},{"family":"Fleming","given":"Stephen M."},{"family":"Frith","given":"Chris"},{"family":"Ji","given":"Xu"},{"family":"Kanai","given":"Ryota"},{"family":"Klein","given":"Colin"},{"family":"Lindsay","given":"Grace"},{"family":"Michel","given":"Matthias"},{"family":"Mudrik","given":"Liad"},{"family":"Peters","given":"Megan A. K."},{"family":"Schwitzgebel","given":"Eric"},{"family":"Simon","given":"Jonathan"},{"family":"VanRullen","given":"Rufin"}],"accessed":{"date-parts":[["2026",3,28]]},"issued":{"date-parts":[["2023"]]}}},{"id":11,"uris":["http://zotero.org/users/local/DrAYrfxe/items/LC3PWEGU"],"itemData":{"id":11,"type":"article-journal","container-title":"Frontiers in Psychology","DOI":"10.3389/fpsyg.2015.00500","ISSN":"1664-1078","journalAbbreviation":"Front. Psychol.","source":"DOI.org (Crossref)","title":"The attention schema theory: a mechanistic account of subjective awareness","title-short":"The attention schema theory","URL":"http://journal.frontiersin.org/article/10.3389/fpsyg.2015.00500/abstract","volume":"06","author":[{"family":"Graziano","given":"Michael S. A."},{"family":"Webb","given":"Taylor W."}],"accessed":{"date-parts":[["2026",3,28]]},"issued":{"date-parts":[["2015",4,23]]}}},{"id":74,"uris":["http://zotero.org/users/local/DrAYrfxe/items/FH9YZE</w:instrText>
+      </w:r>
+      <w:r>
+        <w:rPr>
+          <w:lang w:val="it-IT"/>
+        </w:rPr>
+        <w:instrText>UJ"],"itemData":{"id":74,"type":"article","abstract":"We show</w:instrText>
+      </w:r>
+      <w:r>
+        <w:instrText xml:space="preserve"> how to assess a language model's knowledge of basic concepts of morality. We introduce the ETHICS dataset, a new benchmark that spans concepts in justice, well-being, duties, virtues, and commonsense morality. Models predict widespread moral judgments about diverse text scenarios. This requires connecting physical and social world knowledge to value judgements, a capability that may enable us to steer chatbot outputs or eventually regularize open-ended reinforcement learning agents. With the ETHICS dataset, we find that current language models have a promising but incomplete ability to predict basic human ethical judgements. Our work shows that progress can be made on machine ethics today, and it provides a steppingstone toward AI that is aligned with human values.","DOI":"10.48550/arXiv.2008.02275","note":"arXiv:2008.02275 [cs]","number":"arXiv:2008.02275","publisher":"arXiv","source":"arXiv.org","title":"Aligning AI With Shared Human Values","URL":"http://arxiv.org/abs/2008.02275","author":[{"family":"Hendrycks","given":"Dan"},{"family":"Burns","given":"Collin"},{"family":"Basart","given":"Steven"},{"family":"Critch","given":"Andrew"},{"family":"Li","given":"Jerry"},{"family":"Song","given":"Dawn"},{"family":"Steinhardt","given":"Jacob"}],"accessed":{"date-parts":[["2026",3,28]]},"issued":{"date-parts":[["2023",2,17]]}}}],"schema":"https://github.com/citation-style-language/schema/raw/master/csl-citation.json"} </w:instrText>
+      </w:r>
+      <w:r>
+        <w:fldChar w:fldCharType="separate"/>
+      </w:r>
+      <w:r>
+        <w:t>(Butlin et al., 2023; Graziano &amp; Webb, 2015; Hendrycks et al., 2023)</w:t>
+      </w:r>
+      <w:r>
+        <w:fldChar w:fldCharType="end"/>
+      </w:r>
+      <w:r>
+        <w:t xml:space="preserve"> </w:t>
+      </w:r>
+      <w:r>
+        <w:t xml:space="preserve">Fourth, it introduces an interpretive evaluation framework for consciousness-like behaviour grounded in contemporary consciousness science rather than anthropomorphic intuition </w:t>
+      </w:r>
+      <w:r>
+        <w:fldChar w:fldCharType="begin"/>
+      </w:r>
+      <w:r>
+        <w:instrText xml:space="preserve"> ADDIN ZOTERO_ITEM CSL_CITATION {"citationID":"JkH3p5jD","properties":{"unsorted":false,"formattedCitation":"(Butlin et al., 2023; Dehaene et al., 2017; Graziano &amp; Webb, 2015)","plainCitation":"(Butlin et al., 2023; Dehaene et al., 2017; Graziano &amp; Webb, 2015)","noteIndex":0},"citationItems":[{"id":5,"uris":["http://zotero.org/users/local/DrAYrfxe/items/DGC6GY8P"],"itemData":{"id":5,"type":"article","abstract":"Whether current or near-term AI systems could be conscious is a topic of scientific interest and increasing public concern. This report argues for, and exemplifies, a rigorous and empirically grounded approach to AI consciousness: assessing existing AI systems in detail, in light of our best-supported neuroscientific theories of consciousness. We survey several prominent scientific theories of consciousness, including recurrent processing theory, global workspace theory, higher-order theories, predictive processing, and attention schema theory. From these theories we derive \"indicator properties\" of consciousness, elucidated in computational terms that allow us to assess AI systems for these properties. We use these indicator properties to assess several recent AI systems, and we discuss how future systems might implement them. Our analysis suggests that no current AI systems are conscious, but also suggests that there are no obvious technical barriers to building AI systems which satisfy these indicators.","DOI":"10.48550/ARXIV.2308.08708","license":"Creative Commons Attribution Non Commercial Share Alike 4.0 International","note":"version: 3","publisher":"arXiv","source":"DOI.org (Datacite)","title":"Consciousness in Artificial Intelligence: Insights from the Science of Consciousness","title-short":"Consciousness in Artificial Intelligence","URL":"https://arxiv.org/abs/2308.08708","author":[{"family":"Butlin","given":"Patrick"},{"family":"Long","given":"Robert"},{"family":"Elmoznino","given":"Eric"},{"family":"Bengio","given":"Yoshua"},{"family":"Birch","given":"Jonathan"},{"family":"Constant","given":"Axel"},{"family":"Deane","given":"George"},{"family":"Fleming","given":"Stephen M."},{"family":"Frith","given":"Chris"},{"family":"Ji","given":"Xu"},{"family":"Kanai","given":"Ryota"},{"family":"Klein","given":"Colin"},{"family":"Lindsay","given":"Grace"},{"family":"Michel","given":"Matthias"},{"family":"Mudrik","given":"Liad"},{"family":"Peters","given":"Megan A. K."},{"family":"Schwitzgebel","given":"Eric"},{"family":"Simon","given":"Jonathan"},{"family":"VanRullen","given":"Rufin"}],"accessed":{"date-parts":[["2026",3,28]]},"issued":{"date-parts":[["2023"]]}}},{"id":9,"uris":["http://zotero.org/users/local/DrAYrfxe/items/Z85YEKUC"],"itemData":{"id":9,"type":"article-journal","abstract":"The controversial question of whether machines may ever be conscious must be based on a careful consideration of how consciousness arises in the only physical system that undoubtedly possesses it: the human brain. We suggest that the word “consciousness” conflates two different types of information-processing computations in the brain: the selection of information for global broadcasting, thus making it flexibly available for computation and report (C1, consciousness in the first sense), and the self-monitoring of those computations, leading to a subjective sense of certainty or error (C2, consciousness in the second sense). We argue that despite their recent successes, current mac</w:instrText>
+      </w:r>
+      <w:r>
+        <w:rPr>
+          <w:lang w:val="it-IT"/>
+        </w:rPr>
+        <w:instrText xml:space="preserve">hines are still mostly implementing computations that reflect unconscious processing (C0) in the human brain. We review the psychological and neural science of unconscious (C0) and conscious computations (C1 and C2) and outline how they may inspire novel machine architectures.","container-title":"Science","DOI":"10.1126/science.aan8871","ISSN":"0036-8075, 1095-9203","issue":"6362","journalAbbreviation":"Science","language":"en","page":"486-492","source":"DOI.org (Crossref)","title":"What is consciousness, and could machines have it?","volume":"358","author":[{"family":"Dehaene","given":"Stanislas"},{"family":"Lau","given":"Hakwan"},{"family":"Kouider","given":"Sid"}],"issued":{"date-parts":[["2017",10,27]]}}},{"id":11,"uris":["http://zotero.org/users/local/DrAYrfxe/items/LC3PWEGU"],"itemData":{"id":11,"type":"article-journal","container-title":"Frontiers in Psychology","DOI":"10.3389/fpsyg.2015.00500","ISSN":"1664-1078","journalAbbreviation":"Front. Psychol.","source":"DOI.org (Crossref)","title":"The attention schema theory: a mechanistic account of subjective awareness","title-short":"The attention schema theory","URL":"http://journal.frontiersin.org/article/10.3389/fpsyg.2015.00500/abstract","volume":"06","author":[{"family":"Graziano","given":"Michael S. A."},{"family":"Webb","given":"Taylor W."}],"accessed":{"date-parts":[["2026",3,28]]},"issued":{"date-parts":[["2015",4,23]]}}}],"schema":"https://github.com/citation-style-language/schema/raw/master/csl-citation.json"} </w:instrText>
+      </w:r>
+      <w:r>
+        <w:fldChar w:fldCharType="separate"/>
+      </w:r>
+      <w:r>
+        <w:rPr>
+          <w:lang w:val="it-IT"/>
+        </w:rPr>
+        <w:t>(Butlin et al., 2023; Dehaene et al., 2017; Graziano &amp; Webb, 2015)</w:t>
+      </w:r>
+      <w:r>
+        <w:fldChar w:fldCharType="end"/>
       </w:r>
     </w:p>
     <w:p>
@@ -2297,11 +2375,25 @@
         <w:pStyle w:val="BodyText"/>
       </w:pPr>
       <w:r>
-        <w:t xml:space="preserve">Moral reasoning in AI can be approached in two broad ways. A bottom-up approach evaluates models on datasets of human judgements, as in ETHICS and Delphi, though such systems can also reproduce bias and inconsistency (Hendrycks et al., 2021; Jiang et al., </w:t>
-      </w:r>
-      <w:r>
-        <w:lastRenderedPageBreak/>
-        <w:t>2021; Jain et al., 2024). A top-down approach instead asks whether models can reason within or across explicit ethical frameworks rather than simply match majority judgements (Zhou et al., 2024).</w:t>
+        <w:t xml:space="preserve">Moral reasoning in AI can be approached in two broad ways. A bottom-up approach evaluates models on datasets of human judgements, as in ETHICS and Delphi, though such systems can also reproduce bias and inconsistency (Hendrycks et al., 2021; Jiang et al., 2021; Jain et al., 2024). A top-down approach instead asks whether models can reason within or across explicit ethical frameworks rather than simply match majority judgements </w:t>
+      </w:r>
+      <w:r>
+        <w:fldChar w:fldCharType="begin"/>
+      </w:r>
+      <w:r>
+        <w:instrText xml:space="preserve"> ADDIN ZOTERO_ITEM CSL_CITATION {"citationID":"3JfIgQQz","properties":{"unsorted":false,"formattedCitation":"(Zhou et al., 2024)","plainCitation":"(Zhou et al., 2024)","noteIndex":0},"citationItems":[{"id":18,"uris":["http://zotero.org/users/local/DrAYrfxe/items/CDYCUHR4"],"itemData":{"id":18,"type":"paper-conference","container-title":"Findings of the Association for Computational Linguistics: NAACL 2024","DOI":"10.18653/v1/2024.findings-naacl.144","event-title":"Findings of the Association for Computational Linguistics: NAACL 2024","language":"en","page":"2227-2242","publisher":"Association for Computational Linguistics","publisher-place":"Mexico City, Mexico","source":"DOI.org (Crossref)","title":"Rethinking Machine Ethics – Can LLMs Perform Moral Reasoning through the Lens of Moral Theories?","URL":"https://aclanthology.org/2024.findings-naacl.144","author":[{"family":"Zhou","given":"Jingyan"},{"family":"Hu","given":"Minda"},{"family":"Li","given":"Junan"},{"family":"Zhang","given":"Xiaoying"},{"family":"Wu","given":"Xixin"},{"family":"King","given":"Irwin"},{"family":"Meng","given":"Helen"}],"accessed":{"date-parts":[["2026",3,28]]},"issued":{"date-parts":[["2024"]]}}}],"schema":"https://github.com/citation-style-language/schema/raw/master/csl-citation.json"} </w:instrText>
+      </w:r>
+      <w:r>
+        <w:fldChar w:fldCharType="separate"/>
+      </w:r>
+      <w:r>
+        <w:t>(Zhou et al., 2024)</w:t>
+      </w:r>
+      <w:r>
+        <w:fldChar w:fldCharType="end"/>
+      </w:r>
+      <w:r>
+        <w:t>.</w:t>
       </w:r>
     </w:p>
     <w:p>
@@ -2309,23 +2401,7 @@
         <w:pStyle w:val="BodyText"/>
       </w:pPr>
       <w:r>
-        <w:t xml:space="preserve">This project treats moral reasoning as layered, comparing models both as supervised predictors of labelled judgements and as open-ended reasoners on dilemma-based benchmarks such as </w:t>
-      </w:r>
-      <w:proofErr w:type="spellStart"/>
-      <w:r>
-        <w:t>MoralBench</w:t>
-      </w:r>
-      <w:proofErr w:type="spellEnd"/>
-      <w:r>
-        <w:t xml:space="preserve"> and </w:t>
-      </w:r>
-      <w:proofErr w:type="spellStart"/>
-      <w:r>
-        <w:t>MoReBench</w:t>
-      </w:r>
-      <w:proofErr w:type="spellEnd"/>
-      <w:r>
-        <w:t xml:space="preserve"> (Ji et al., 2024; Chiu et al., 2025).</w:t>
+        <w:t>This project treats moral reasoning as layered, comparing models both as supervised predictors of labelled judgements and as open-ended reasoners on dilemma-based benchmarks such as MoralBench and MoReBench (Ji et al., 2024; Chiu et al., 2025).</w:t>
       </w:r>
     </w:p>
     <w:p>
@@ -2337,63 +2413,128 @@
         </w:numPr>
       </w:pPr>
       <w:r>
+        <w:lastRenderedPageBreak/>
         <w:t>Norms, Judgments, and Ethical Language</w:t>
       </w:r>
     </w:p>
     <w:p>
       <w:pPr>
         <w:pStyle w:val="BodyText"/>
-        <w:rPr>
-          <w:lang w:val="en-US"/>
-        </w:rPr>
-      </w:pPr>
-      <w:r>
-        <w:rPr>
-          <w:lang w:val="en-US"/>
-        </w:rPr>
-        <w:t>Moral content is expressed through judgements, values, norms, and context-sensitive narratives, not just labels. Moral Foundations Theory has been influential because it treats morality as plural and provides a vocabulary for recurring foundations such as care, fairness, loyalty, authority, and sanctity (Graham et al., 2013). Computational work has extended this through lexicons such as the Moral Foundations Dictionary and the extended Moral Foundations Dictionary, although these remain limited in handling context and dilemma-style reasoning (Frimer et al., 2019; Hopp et al., 2021). This project therefore treats them as supporting resources rather than substitutes for benchmark evaluation.</w:t>
+      </w:pPr>
+      <w:r>
+        <w:t xml:space="preserve">Moral content is expressed not only through labels, but also through values, norms, and context-sensitive narratives. Moral Foundations Theory has been influential because it treats morality as plural and provides a vocabulary for recurring foundations such as care, fairness, loyalty, authority, and sanctity </w:t>
+      </w:r>
+      <w:r>
+        <w:fldChar w:fldCharType="begin"/>
+      </w:r>
+      <w:r>
+        <w:instrText xml:space="preserve"> ADDIN ZOTERO_ITEM CSL_CITATION {"citationID":"baoUbd3I","properties":{"unsorted":false,"formattedCitation":"(Graham et al., 2013)","plainCitation":"(Graham et al., 2013)","noteIndex":0},"citationItems":[{"id":24,"uris":["http://zotero.org/users/local/DrAYrfxe/items/WU9XFE3J"],"itemData":{"id":24,"type":"chapter","container-title":"Advances in Experimental Social Psychology","DOI":"10.1016/B978-0-12-407236-7.00002-4","ISBN":"978-0-12-407236-7","language":"en","page":"55-130","publisher":"Elsevier","source":"DOI.org (Crossref)","title":"Moral Foundations Theory","URL":"https://linkinghub.elsevier.com/retrieve/pii/B9780124072367000024","volume":"47","author":[{"family":"Graham","given":"Jesse"},{"family":"Haidt","given":"Jonathan"},{"family":"Koleva","given":"Sena"},{"family":"Motyl","given":"Matt"},{"family":"Iyer","given":"Ravi"},{"family":"Wojcik","given":"Sean P."},{"family":"Ditto","given":"Peter H."}],"accessed":{"date-parts":[["2026",3,28]]},"issued":{"date-parts":[["2013"]]}}}],"schema":"https://github.com/citation-style-language/schema/raw/master/csl-citation.json"} </w:instrText>
+      </w:r>
+      <w:r>
+        <w:fldChar w:fldCharType="separate"/>
+      </w:r>
+      <w:r>
+        <w:t>(Graham et al., 2013)</w:t>
+      </w:r>
+      <w:r>
+        <w:fldChar w:fldCharType="end"/>
+      </w:r>
+      <w:r>
+        <w:t>. Computational work has extended this through lexicons such as the Moral Foundations Dictionary and the extended Moral Foundations Dictionary, though these remain limited in handling context and dilemma-style reasoning</w:t>
+      </w:r>
+      <w:r>
+        <w:fldChar w:fldCharType="begin"/>
+      </w:r>
+      <w:r>
+        <w:instrText xml:space="preserve"> ADDIN ZOTERO_ITEM CSL_CITATION {"citationID":"UDU5hslj","properties":{"unsorted":false,"formattedCitation":"(Hopp et al., 2021)","plainCitation":"(Hopp et al., 2021)","noteIndex":0},"citationItems":[{"id":25,"uris":["http://zotero.org/users/local/DrAYrfxe/items/DYVWC3AG"],"itemData":{"id":25,"type":"article-journal","container-title":"Behavior Research Methods","DOI":"10.3758/s13428-020-01433-0","ISSN":"1554-3528","issue":"1","journalAbbreviation":"Behav Res","language":"en","page":"232-246","source":"DOI.org (Crossref)","title":"The extended Moral Foundations Dictionary (eMFD): Development and applications of a crowd-sourced approach to extracting moral intuitions from text","title-short":"The extended Moral Foundations Dictionary (eMFD)","volume":"53","author":[{"family":"Hopp","given":"Frederic R."},{"family":"Fisher","given":"Jacob T."},{"family":"Cornell","given":"Devin"},{"family":"Huskey","given":"Richard"},{"family":"Weber","given":"René"}],"issued":{"date-parts":[["2021",2]]}}}],"schema":"https://github.com/citation-style-language/schema/raw/master/csl-citation.json"} </w:instrText>
+      </w:r>
+      <w:r>
+        <w:fldChar w:fldCharType="separate"/>
+      </w:r>
+      <w:r>
+        <w:t>(Hopp et al., 2021)</w:t>
+      </w:r>
+      <w:r>
+        <w:fldChar w:fldCharType="end"/>
+      </w:r>
+      <w:r>
+        <w:t>. This project therefore treats them as supporting resources rather than substitutes for benchmark evaluation.</w:t>
       </w:r>
     </w:p>
     <w:p>
       <w:pPr>
         <w:pStyle w:val="BodyText"/>
         <w:rPr>
-          <w:lang w:val="en-US"/>
-        </w:rPr>
-      </w:pPr>
-      <w:r>
-        <w:rPr>
-          <w:lang w:val="en-US"/>
-        </w:rPr>
+          <w:lang w:val="it-IT"/>
+        </w:rPr>
+      </w:pPr>
+      <w:r>
         <w:t xml:space="preserve">A further distinction is between moral judgement and social normativity. Norms depend more explicitly on roles, settings, and expectations, which is why </w:t>
       </w:r>
       <w:proofErr w:type="spellStart"/>
       <w:r>
-        <w:rPr>
-          <w:lang w:val="en-US"/>
-        </w:rPr>
         <w:t>NormBank</w:t>
       </w:r>
       <w:proofErr w:type="spellEnd"/>
       <w:r>
-        <w:rPr>
-          <w:lang w:val="en-US"/>
-        </w:rPr>
-        <w:t xml:space="preserve"> is useful as a context-sensitive benchmark (Ziems et al., 2023). More broadly, moral language evaluation must also account for the risks of language models themselves, since fluent outputs can reproduce stereotypes, misinformation, and misleadingly confident moral-sounding responses without demonstrating genuine understanding (</w:t>
-      </w:r>
-      <w:proofErr w:type="spellStart"/>
-      <w:r>
-        <w:rPr>
-          <w:lang w:val="en-US"/>
-        </w:rPr>
-        <w:t>Bommasani</w:t>
-      </w:r>
-      <w:proofErr w:type="spellEnd"/>
-      <w:r>
-        <w:rPr>
-          <w:lang w:val="en-US"/>
-        </w:rPr>
-        <w:t xml:space="preserve"> et al., 2021; Weidinger et al., 2022; Bender et al., 2021).</w:t>
+        <w:t xml:space="preserve"> is useful as a context-sensitive benchmark </w:t>
+      </w:r>
+      <w:r>
+        <w:fldChar w:fldCharType="begin"/>
+      </w:r>
+      <w:r>
+        <w:instrText xml:space="preserve"> ADDIN ZOTERO_ITEM CSL_CITATION {"citationID":"PmsBU3yW","properties":{"unsorted":false,"formattedCitation":"(Ziems et al., 2023)","plainCitation":"(Ziems et al., 2023)","noteIndex":0},"citationItems":[{"id":32,"uris":["http://zotero.org/users/local/DrAYrfxe/items/463AKMZ6"],"itemData":{"id":32,"type":"paper-conference","container-title":"Proceedings of the 61st Annual Meeting of the Association for Computational Linguistics (Volume 1: Long Papers)","DOI":"10.18653/v1/2023.acl-long.429","event-title":"Proceedings of the 61st Annual Meeting of the Association for Computational Linguistics (Volume 1: Long Papers)","language":"en","page":"7756-7776","publisher":"Association for Computational Linguistics","publisher-place":"Toronto, Canada","source":"DOI.org (Crossref)","title":"NormBank: A Knowledge Bank of Situational Social Norms","title-short":"NormBank","URL":"https://aclanthology.org/2023.acl-long.429","author":[{"family":"Ziems","given":"Caleb"},{"family":"Dwivedi-Yu","given":"Jane"},{"family":"Wang","given":"Yi-Chia"},{"family":"Halevy","given":"Alon"},{"family":"Yang","given":"Diyi"}],"accessed":{"date-parts":[["2026",3,28]]},"issued":{"date-parts":[["2023"]]}}}],"schema":"https://github.com/citation-style-language/schema/raw/master/csl-citation.json"} </w:instrText>
+      </w:r>
+      <w:r>
+        <w:fldChar w:fldCharType="separate"/>
+      </w:r>
+      <w:r>
+        <w:t>(Ziems et al., 2023)</w:t>
+      </w:r>
+      <w:r>
+        <w:fldChar w:fldCharType="end"/>
+      </w:r>
+      <w:r>
+        <w:t xml:space="preserve">. Moral language evaluation must also account for the risks of language models themselves, since fluent outputs can reproduce stereotypes, misinformation, and misleadingly confident moral-sounding responses without demonstrating genuine understanding </w:t>
+      </w:r>
+      <w:r>
+        <w:fldChar w:fldCharType="begin"/>
+      </w:r>
+      <w:r>
+        <w:instrText xml:space="preserve"> ADDIN ZOTERO_ITEM CSL_CITATION {"citationID":"DxfE97RW","properties":{"unsorted":false,"formattedCitation":"(Bender et al., 2021; Bommasani et al., 2021; Weidinger et al., 2021)","plainCitation":"(Bender et al., 2021; Bommasani et al., 2021; Weidinger et al., 2021)","noteIndex":0},"citationItems":[{"id":2,"uris":["http://zotero.org/users/local/DrAYrfxe/items/HI8KXJ3K"],"itemData":{"id":2,"type":"paper-conference","container-title":"Proceedings of the 2021 ACM Conference on Fairness, Accountability, and Transparency","DOI":"10.1145/3442188.3445922","event-title":"FAccT '21: 2021 ACM Conference on Fairness, Accountability, and Transparency","ISBN":"978-1-4503-8309-7","language":"en","page":"610-623","publisher":"ACM","publisher-place":"Virtual Event Canada","source":"DOI.org (Crossref)","title":"On the Dangers of Stochastic Parrots: Can Language Models Be Too Big? </w:instrText>
+      </w:r>
+      <w:r>
+        <w:rPr>
+          <w:rFonts w:ascii="Segoe UI Emoji" w:hAnsi="Segoe UI Emoji" w:cs="Segoe UI Emoji"/>
+        </w:rPr>
+        <w:instrText>🦜</w:instrText>
+      </w:r>
+      <w:r>
+        <w:instrText>","title-short":"On the Dangers of Stochastic Parrots","URL":"https://dl.acm.org/doi/10.1145/3442188.3445922","author":[{"family":"Bender","given":"Emily M."},{"family":"Gebru","given":"Timnit"},{"family":"McMillan-Major","given":"Angelina"},{"family":"Shmitchell","given":"Shmargaret"}],"accessed":{"date-parts":[["2026",3,28]]},"issued":{"date-parts":[["2021",3,3]]}}},{"id":3,"uris":["http://zotero.org/users/local/DrAYrfxe/items/D7RWSS72"],"itemData":{"id":3,"type":"article","abstract":"AI is undergoing a paradigm shift with the rise of models (e.g., BERT, DALL-E, GPT-3) that are trained on broad data at scale and are adaptable to a wide range of downstream tasks. We call these models foundation models to underscore their critically central yet incomplete character. This report provides a thorough account of the opportunities and risks of foundation models, ranging from their capabilities (e.g., language, vision, robotics, reasoning, human interaction) and technical principles(e.g., model architectures, training procedures, data, systems, security, evaluation, theory) to their applications (e.g., law, healthcare, education) and societal impact (e.g., inequity, misuse, economic and environmental impact, legal and ethical considerations). Though foundation models are based on standard deep learning and transfer learning, their scale results in new emergent capabilities,and their effectiveness across so many tasks incentivizes homogenization. Homogenization provides powerful leverage but demands caution, as the defects of the foundation model are inherited by all the adapted models downstream. Despite the impending widespread deployment of foundation models, we currently lack a clear understanding of how they work, when they fail, and what they are even capable of due to their emergent properties. To tackle these questions, we believe much of the critical research on foundation models will require deep interdisciplinary collaboration commensurate with their fundamentally sociotechnical nature.","DOI":"10.48550/ARXIV.2108.07258","license":"Creative Commons Attribution 4.0 International","note":"version: 3","publisher":"arXiv","source":"DOI.org (Datacite)","title":"On the Opportunities and Risks of Foundation Models","URL":"https://arxiv.org/abs/2108.07258","author":[{"family":"Bommasani","given":"Rishi"},{"family":"Hudson","given":"Drew A."},{"family":"Adeli","given":"Ehsan"},{"family":"Altman","given":"Russ"},{"family":"Arora","given":"Simran"},{"family":"Arx","given":"Sydney","non-dropping-particle":"von"},{"family":"Bernstein","given":"Michael S."},{"family":"Bohg","given":"Jeannette"},{"family":"Bosselut","given":"Antoine"},{"family":"Brunskill","given":"Emma"},{"family":"Brynjolfsson","given":"Erik"},{"family":"Buch","given":"Shyamal"},{"family":"Card","given":"Dallas"},{"family":"Castellon","given":"Rodrigo"},{"family":"Chatterji","given":"Niladri"},{"family":"Chen","given":"Annie"},{"family":"Creel","given":"Kathleen"},{"family":"Davis","given":"Jared Quincy"},{"family":"Demszky","given":"Dora"},{"family":"Donahue","given":"Chris"},{"family":"Doumbouya","given":"Moussa"},{"family":"Durmus","given":"Esin"},{"family":"Ermon","given":"Stefano"},{"family":"Etchemendy","given":"John"},{"family":"Ethayarajh","given":"Kawin"},{"family":"Fei-Fei","given":"Li"},{"family":"Finn","given":"Chelsea"},{"family":"Gale","given":"Trevor"},{"family":"Gillespie","given":"Lauren"},{"family":"Goel","given":"Karan"},{"family":"Goodman","given":"Noah"},{"family":"Grossman","given":"Shelby"},{"family":"Guha","given":"Neel"},{"family":"Hashimoto","given":"Tatsunori"},{"family":"Henderson","given":"Peter"},{"family":"Hewitt","given":"John"},{"family":"Ho","given":"Daniel E."},{"family":"Hong","given":"Jenny"},{"family":"Hsu","given":"Kyle"},{"family":"Huang","given":"Jing"},{"family":"Icard","given":"Thomas"},{"family":"Jain","given":"Saahil"},{"family":"Jurafsky","given":"Dan"},{"family":"Kalluri","given":"Pratyusha"},{"family":"Karamcheti","given":"Siddharth"},{"family":"Keeling","given":"Geoff"},{"family":"Khani","given":"Fereshte"},{"family":"Khattab","given":"Omar"},{"family":"Koh","given":"Pang Wei"},{"family":"Krass","given":"Mark"},{"family":"Krishna","given":"Ranjay"},{"family":"Kuditipudi","given":"Rohith"},{"family":"Kumar","given":"Ananya"},{"family":"Ladhak","given":"Faisal"},{"family":"Lee","given":"Mina"},{"family":"Lee","given":"Tony"},{"family":"Leskovec","given":"Jure"},{"family":"Levent","given":"Isabelle"},{"family":"Li","given":"Xiang Lisa"},{"family":"Li","given":"Xuechen"},{"family":"Ma","given":"Tengyu"},{"family":"Malik","given":"Ali"},{"family":"Manning","given":"Christopher D."},{"family":"Mirchandani","given":"Suvir"},{"family":"Mitchell","given":"Eric"},{"family":"Munyikwa","given":"Zanele"},{"family":"Nair","given":"Suraj"},{"family":"Narayan","given":"Avanika"},{"family":"Narayanan","given":"Deepak"},{"family":"Newman","given":"Ben"},{"family":"Nie","given":"Allen"},{"family":"Niebles","given":"Juan Carlos"},{"family":"Nilforoshan","given":"Hamed"},{"family":"Nyarko","given":"Julian"},{"family":"Ogut","given":"Giray"},{"family":"Orr","given":"Laurel"},{"family":"Papadimitriou","given":"Isabel"},{"family":"Park","given":"Joon Sung"},{"family":"Piech","given":"Chris"},{"family":"Portelance","given":"Eva"},{"family":"Potts","given":"Christopher"},{"family":"Raghunathan","given":"Aditi"},{"family":"Reich","given":"Rob"},{"family":"Ren","given":"Hongyu"},{"family":"Rong","given":"Frieda"},{"family":"Roohani","given":"Yusuf"},{"family":"Ruiz","given":"Camilo"},{"family":"Ryan","given":"Jack"},{"family":"Ré","given":"Christopher"},{"family":"Sadigh","given":"Dorsa"},{"family":"Sagawa","given":"Shiori"},{"family":"Santhanam","given":"Keshav"},{"family":"Shih","given":"Andy"},{"family":"Srinivasan","given":"Krishnan"},{"family":"Tamkin","given":"Alex"},{"family":"Taori","given":"Rohan"},{"family":"Thomas","given":"Armin W."},{"family":"Tramèr","given":"Florian"},{"family":"Wang","given":"Rose E."},{"family":"Wang","given":"William"},{"family":"Wu","given":"Bohan"},{"family":"Wu","given":"Jiajun"},{"family":"Wu","given":"Yuhuai"},{"family":"Xie","given":"Sang Michael"},{"family":"Yasunaga","given":"Michihiro"},{"family":"You","given":"Jiaxuan"},{"family":"Zaharia","given":"Matei"},{"family":"Zhang","given":"Michael"},{"family":"Zhang","given":"Tianyi"},{"family":"Zhang","given":"Xikun"},{"family":"Zhang","given":"Yuhui"},{"family":"Zheng","given":"Lucia"},{"family":"Zhou","given":"Kaitlyn"},{"family":"Liang","given":"Percy"}],"accessed":{"date-parts":[["2026",3,28]]},"issued":{"date-parts":[["2021"]]}}},{"id":15,"uris":["http://zotero.org/users/local/DrAYrfxe/items/XF44DUFA"],"itemData":{"id":15,"type":"article","abstract":"This paper aims to help structure the risk landscape associated with large-scale Language Models (LMs). In order to foster advances in responsible innovation, an in-depth understanding of the potential risks posed by these models is needed. A wide range of established and anticipated risks are analysed in detail, drawing on multidisciplinary expertise and literature from computer science, linguistics, and social sciences. We outline six specific risk areas: I. Discrimination, Exclusion and Toxicity, II. Information Hazards, III. Misinformation Harms, V. Malicious Uses, V. Human-Computer Interaction Harms, VI. Automation, Access, and Environmental Harms. The first area concerns the perpetuation of stereotypes, unfair discrimination, exclusionary norms, toxic language, and lower performance by social group for LMs. The second focuses on risks from private data leaks or LMs correctly inferring sensitive information. The third addresses risks arising from poor, false or misleading information including in sensitive domains, and knock-on risks such as the erosion of trust in shared information. The fourth considers risks from actors who try to use LMs to cause harm. The fifth focuses on risks specific to LLMs used to underpin conversational agents that interact with human users, including unsafe use, manipulation or deception. The sixth discusses the risk of environmental harm, job automation, and other challenges that may have a disparate effect on different social groups or communities. In total, we review 21 risks in-depth. We discuss the points of origin of different risks and point to potential mitigation approaches. Lastly, we discuss organisational responsibi</w:instrText>
+      </w:r>
+      <w:r>
+        <w:rPr>
+          <w:lang w:val="it-IT"/>
+        </w:rPr>
+        <w:instrText xml:space="preserve">lities in implementing mitigations, and the role of collaboration and participation. We highlight directions for further research, particularly on expanding the toolkit for assessing and evaluating the outlined risks in LMs.","DOI":"10.48550/arXiv.2112.04359","note":"arXiv:2112.04359 [cs]","number":"arXiv:2112.04359","publisher":"arXiv","source":"arXiv.org","title":"Ethical and social risks of harm from Language Models","URL":"http://arxiv.org/abs/2112.04359","author":[{"family":"Weidinger","given":"Laura"},{"family":"Mellor","given":"John"},{"family":"Rauh","given":"Maribeth"},{"family":"Griffin","given":"Conor"},{"family":"Uesato","given":"Jonathan"},{"family":"Huang","given":"Po-Sen"},{"family":"Cheng","given":"Myra"},{"family":"Glaese","given":"Mia"},{"family":"Balle","given":"Borja"},{"family":"Kasirzadeh","given":"Atoosa"},{"family":"Kenton","given":"Zac"},{"family":"Brown","given":"Sasha"},{"family":"Hawkins","given":"Will"},{"family":"Stepleton","given":"Tom"},{"family":"Biles","given":"Courtney"},{"family":"Birhane","given":"Abeba"},{"family":"Haas","given":"Julia"},{"family":"Rimell","given":"Laura"},{"family":"Hendricks","given":"Lisa Anne"},{"family":"Isaac","given":"William"},{"family":"Legassick","given":"Sean"},{"family":"Irving","given":"Geoffrey"},{"family":"Gabriel","given":"Iason"}],"accessed":{"date-parts":[["2026",3,28]]},"issued":{"date-parts":[["2021",12,8]]}}}],"schema":"https://github.com/citation-style-language/schema/raw/master/csl-citation.json"} </w:instrText>
+      </w:r>
+      <w:r>
+        <w:fldChar w:fldCharType="separate"/>
+      </w:r>
+      <w:r>
+        <w:rPr>
+          <w:lang w:val="it-IT"/>
+        </w:rPr>
+        <w:t>(Bender et al., 2021; Bommasani et al., 2021; Weidinger et al., 2021)</w:t>
+      </w:r>
+      <w:r>
+        <w:fldChar w:fldCharType="end"/>
+      </w:r>
+      <w:r>
+        <w:rPr>
+          <w:lang w:val="it-IT"/>
+        </w:rPr>
+        <w:t>.</w:t>
       </w:r>
     </w:p>
     <w:p>
@@ -2458,7 +2599,6 @@
         <w:rPr>
           <w:noProof/>
         </w:rPr>
-        <w:lastRenderedPageBreak/>
         <w:drawing>
           <wp:inline distT="0" distB="0" distL="0" distR="0" wp14:anchorId="739869EB" wp14:editId="7E6AF8FA">
             <wp:extent cx="5478780" cy="2413788"/>
@@ -2551,6 +2691,7 @@
         <w:pStyle w:val="Heading4"/>
       </w:pPr>
       <w:r>
+        <w:lastRenderedPageBreak/>
         <w:t xml:space="preserve">3.2 </w:t>
       </w:r>
       <w:r>
@@ -2562,94 +2703,7 @@
         <w:pStyle w:val="BodyText"/>
       </w:pPr>
       <w:r>
-        <w:rPr>
-          <w:lang w:val="en-US"/>
-        </w:rPr>
-        <w:t xml:space="preserve">Open-ended moral reasoning benchmarks differ from supervised datasets because they evaluate not only what answer a model gives, but how that answer is justified. </w:t>
-      </w:r>
-      <w:proofErr w:type="spellStart"/>
-      <w:r>
-        <w:rPr>
-          <w:lang w:val="en-US"/>
-        </w:rPr>
-        <w:t>MoralBench</w:t>
-      </w:r>
-      <w:proofErr w:type="spellEnd"/>
-      <w:r>
-        <w:rPr>
-          <w:lang w:val="en-US"/>
-        </w:rPr>
-        <w:t xml:space="preserve"> and </w:t>
-      </w:r>
-      <w:proofErr w:type="spellStart"/>
-      <w:r>
-        <w:rPr>
-          <w:lang w:val="en-US"/>
-        </w:rPr>
-        <w:t>MoReBench</w:t>
-      </w:r>
-      <w:proofErr w:type="spellEnd"/>
-      <w:r>
-        <w:rPr>
-          <w:lang w:val="en-US"/>
-        </w:rPr>
-        <w:t xml:space="preserve"> are therefore better understood as reasoning benchmarks than as classification tasks. </w:t>
-      </w:r>
-      <w:proofErr w:type="spellStart"/>
-      <w:r>
-        <w:rPr>
-          <w:lang w:val="en-US"/>
-        </w:rPr>
-        <w:t>MoralBench</w:t>
-      </w:r>
-      <w:proofErr w:type="spellEnd"/>
-      <w:r>
-        <w:rPr>
-          <w:lang w:val="en-US"/>
-        </w:rPr>
-        <w:t xml:space="preserve"> focuses on generated moral responses in conversational settings, while </w:t>
-      </w:r>
-      <w:proofErr w:type="spellStart"/>
-      <w:r>
-        <w:rPr>
-          <w:lang w:val="en-US"/>
-        </w:rPr>
-        <w:t>MoReBench</w:t>
-      </w:r>
-      <w:proofErr w:type="spellEnd"/>
-      <w:r>
-        <w:rPr>
-          <w:lang w:val="en-US"/>
-        </w:rPr>
-        <w:t xml:space="preserve"> </w:t>
-      </w:r>
-      <w:proofErr w:type="spellStart"/>
-      <w:r>
-        <w:rPr>
-          <w:lang w:val="en-US"/>
-        </w:rPr>
-        <w:t>emphasises</w:t>
-      </w:r>
-      <w:proofErr w:type="spellEnd"/>
-      <w:r>
-        <w:rPr>
-          <w:lang w:val="en-US"/>
-        </w:rPr>
-        <w:t xml:space="preserve"> procedural and pluralistic reasoning beyond outcome-only evaluation (Ji et al., 2024; Chiu et al., 2025). These benchmarks are central to this project because Research Question 2 concerns open-ended model </w:t>
-      </w:r>
-      <w:proofErr w:type="spellStart"/>
-      <w:r>
-        <w:rPr>
-          <w:lang w:val="en-US"/>
-        </w:rPr>
-        <w:t>behaviour</w:t>
-      </w:r>
-      <w:proofErr w:type="spellEnd"/>
-      <w:r>
-        <w:rPr>
-          <w:lang w:val="en-US"/>
-        </w:rPr>
-        <w:t xml:space="preserve"> rather than label prediction alone.</w:t>
+        <w:t>Open-ended moral reasoning benchmarks differ from supervised datasets because they evaluate not only what answer a model gives, but how that answer is justified. MoralBench and MoReBench are therefore better understood as reasoning benchmarks than as classification tasks. MoralBench focuses on generated moral responses in conversational settings, while MoReBench emphasises procedural and pluralistic reasoning beyond outcome-only evaluation (Ji et al., 2024; Chiu et al., 2025). These benchmarks are central to this project because Research Question 2 concerns open-ended model behaviour rather than label prediction alone.</w:t>
       </w:r>
     </w:p>
     <w:p>
@@ -2718,10 +2772,6 @@
     <w:p>
       <w:pPr>
         <w:pStyle w:val="Caption"/>
-        <w:rPr>
-          <w:i w:val="0"/>
-          <w:iCs w:val="0"/>
-        </w:rPr>
       </w:pPr>
       <w:r>
         <w:t xml:space="preserve">Figure </w:t>
@@ -2768,29 +2818,36 @@
         <w:pStyle w:val="BodyText"/>
       </w:pPr>
       <w:r>
-        <w:t xml:space="preserve">A smaller but increasingly important body of work asks whether AI systems can be evaluated using interpretive metrics associated with self-monitoring, awareness, or </w:t>
-      </w:r>
-      <w:r>
+        <w:t xml:space="preserve">A smaller but increasingly important body of work asks whether AI systems can be evaluated using interpretive metrics associated with self-monitoring, awareness, or consciousness-like behaviour. This literature generally argues against strong claims based on surface fluency alone, and instead recommends theory-informed indicator-based approaches. Butlin et al. (2023) provide the clearest bridge from consciousness science to AI evaluation by mapping major theories of consciousness to observable indicators that might be assessed in artificial systems. Related work emphasises global accessibility, higher-order self-representation, and coherent integration as recurring theoretical themes </w:t>
+      </w:r>
+      <w:r>
+        <w:fldChar w:fldCharType="begin"/>
+      </w:r>
+      <w:r>
+        <w:instrText xml:space="preserve"> ADDIN ZOTERO_ITEM CSL_CITATION {"citationID":"zuTgUnpQ","properties":{"unsorted":false,"formattedCitation":"(Dehaene et al., 2017; Graziano &amp; Webb, 2015; Lau &amp; Rosenthal, 2011)","plainCitation":"(Dehaene et al., 2017; Graziano &amp; Webb, 2015; Lau &amp; Rosenthal, 2011)","noteIndex":0},"citationItems":[{"id":9,"uris":["http://zotero.org/users/local/DrAYrfxe/items/Z85YEKUC"],"itemData":{"id":9,"type":"article-journal","abstract":"The controversial question of whether machines may ever be conscious must be based on a careful consideration of how consciousness arises in the only physical system that undoubtedly possesses it: the human brain. We suggest that the word “consciousness” conflates two different types of information-processing computations in the brain: the selection of information for global broadcasting, thus making it flexibly available for computation and report (C1, consciousness in the first sense), and the self-monitoring of those computations, leading to a subjective sense of certainty or error (C2, consciousness in the second sense). We argue that despite their recent successes, current machines are still mostly implementing computations that reflect unconscious processing (C0) in the human brain. We review the psychological and neural science of unconscious (C0) and conscious computations (C1 and C2) and outline how they may inspire novel machine architectures.","container-title":"Science","DOI":"10.1126/science.aan8871","ISSN":"0036-8075, 1095-9203","issue":"6362","journalAbbreviation":"Science","language":"en","page":"486-492","source":"DOI.org (Crossref)","title":"What is consciousness, and could machines have it?","volume":"358","author":[{"family":"Dehaene","given":"Stanislas"},{"family":"Lau","given":"Hakwan"},{"family":"Kouider","given":"Sid"}],"issued":{"date-parts":[["2017",10,27]]}}},{"id":11,"uris":["http://zotero.org/users/local/DrAYrfxe/items/LC3PWEGU"],"itemData":{"id":11,"type":"article-journal","container-title":"Frontiers in Psychology","DOI":"10.3389/fpsyg.2015.00500","ISSN":"1664-1078","journalAbbreviation":"Front. Psychol.","source":"DOI.org (Crossref)","title":"The attention schema theory: a mechanistic account of subjective awareness","title-short":"The attention schema theory","URL":"http://journal.frontiersin.org/article/10.3389/fpsyg.2015.00500/abstract","volume":"06","author":[{"family":"Graziano","given":"Michael S. A."},{"family":"Webb","given":"Taylor W."}],"accessed":{"date-parts":[["2026",3,28]]},"issued":{"date-parts":[["2015",4,23]]}}},{"id":28,"uris":["http://zotero.org/users/local/DrAYrfxe/items/CZLZU43W"],"itemData":{"id":28,"type":"article-journal","container-title":"Trends in Cognitive Sciences","DOI":"10.1016/j.tics.2011.05.009","ISSN":"13646613","issue":"8","journalAbbreviation":"Trends in Cognitive Sciences","language":"en","license":"https://www.elsevier.com/tdm/userlicense/1.0/","page":"365-373","source":"DOI.org (Crossref)","title":"Empirical support for higher-order theories of conscious awareness","volume":"15","author":[{"family":"Lau","given":"Hakwan"},{"family":"Rosenthal","given":"David"}],"issued":{"date-parts":[["2011",8]]}}}],"schema":"https://github.com/citation-style-language/schema/raw/master/csl-citation.json"} </w:instrText>
+      </w:r>
+      <w:r>
+        <w:fldChar w:fldCharType="separate"/>
+      </w:r>
+      <w:r>
+        <w:t>(Dehaene et al., 2017; Graziano &amp; Webb, 2015; Lau &amp; Rosenthal, 2011)</w:t>
+      </w:r>
+      <w:r>
+        <w:fldChar w:fldCharType="end"/>
+      </w:r>
+      <w:r>
+        <w:t>. In this project, these ideas motivate the interpretive benchmark layer and support the use of proxy metrics such as self-model consistency, metacognitive calibration, identity persistence, cross-context integration, and agency coherence.</w:t>
+      </w:r>
+    </w:p>
+    <w:p>
+      <w:pPr>
+        <w:pStyle w:val="BodyText"/>
+      </w:pPr>
+      <w:r>
+        <w:rPr>
+          <w:noProof/>
+        </w:rPr>
         <w:lastRenderedPageBreak/>
-        <w:t xml:space="preserve">consciousness-like behaviour. This literature generally argues against strong claims based on surface fluency alone, and instead recommends theory-informed indicator-based approaches. Butlin et al. (2023) provide the clearest bridge from consciousness science to AI evaluation by mapping major theories of consciousness to observable indicators that might be assessed in artificial systems. Related work emphasises global accessibility, higher-order self-representation, and coherent integration as recurring theoretical themes (Dehaene, Lau and </w:t>
-      </w:r>
-      <w:proofErr w:type="spellStart"/>
-      <w:r>
-        <w:t>Kouider</w:t>
-      </w:r>
-      <w:proofErr w:type="spellEnd"/>
-      <w:r>
-        <w:t>, 2017; Lau and Rosenthal, 2011; Graziano and Webb, 2015). In this project, these ideas motivate the interpretive benchmark layer and support the use of proxy metrics such as self-model consistency, metacognitive calibration, identity persistence, cross-context integration, and agency coherence.</w:t>
-      </w:r>
-    </w:p>
-    <w:p>
-      <w:pPr>
-        <w:pStyle w:val="BodyText"/>
-      </w:pPr>
-      <w:r>
-        <w:rPr>
-          <w:noProof/>
-        </w:rPr>
         <w:drawing>
           <wp:inline distT="0" distB="0" distL="0" distR="0" wp14:anchorId="3531BCF8" wp14:editId="1C235DD4">
             <wp:extent cx="5478780" cy="2984500"/>
@@ -2922,7 +2979,25 @@
       </w:r>
       <w:proofErr w:type="spellEnd"/>
       <w:r>
-        <w:t>, which generally provide stronger contextual representations and better downstream performance on language tasks (Devlin et al., 2019; Liu et al., 2019; Sanh et al., 2019; He et al., 2021). At the same time, prompt-based evaluation has become increasingly important, since many moral reasoning tasks depend on generation, explanation, and response quality rather than only class prediction. This project therefore compares both classical and transformer-based supervised models for Research Question 1, while using prompt-based evaluation for Research Questions 2 and 3.</w:t>
+        <w:t xml:space="preserve">, which generally provide stronger contextual representations and better downstream performance on language tasks </w:t>
+      </w:r>
+      <w:r>
+        <w:fldChar w:fldCharType="begin"/>
+      </w:r>
+      <w:r>
+        <w:instrText xml:space="preserve"> ADDIN ZOTERO_ITEM CSL_CITATION {"citationID":"GZlTVpYE","properties":{"unsorted":false,"formattedCitation":"(Devlin et al., 2019; Liu et al., 2019; Sanh et al., 2020)","plainCitation":"(Devlin et al., 2019; Liu et al., 2019; Sanh et al., 2020)","noteIndex":0},"citationItems":[{"id":39,"uris":["http://zotero.org/users/local/DrAYrfxe/items/R7N9UBLS"],"itemData":{"id":39,"type":"paper-conference","container-title":"Proceedings of the 2019 Conference of the North","DOI":"10.18653/v1/N19-1423","event-title":"Proceedings of the 2019 Conference of the North","language":"en","page":"4171-4186","publisher":"Association for Computational Linguistics","publisher-place":"Minneapolis, Minnesota","source":"DOI.org (Crossref)","title":"[No title found]","URL":"http://aclweb.org/anthology/N19-1423","author":[{"family":"Devlin","given":"Jacob"},{"family":"Chang","given":"Ming-Wei"},{"family":"Lee","given":"Kenton"},{"family":"Toutanova","given":"Kristina"}],"accessed":{"date-parts":[["2026",3,28]]},"issued":{"date-parts":[["2019"]]}}},{"id":80,"uris":["http://zotero.org/users/local/DrAYrfxe/items/ZHSDDJPE"],"itemData":{"id":80,"type":"article","abstract":"Language model pretraining has led to significant performance gains but careful comparison between different approaches is challenging. Training is computationally expensive, often done on private datasets of different sizes, and, as we will show, hyperparameter choices have significant impact on the final results. We present a replication study of BERT pretraining (Devlin et al., 2019) that carefully measures the impact of many key hyperparameters and training data size. We find that BERT was significantly undertrained, and can match or exceed the performance of every model published after it. Our best model achieves state-of-the-art results on GLUE, RACE and SQuAD. These results highlight the importance of previously overlooked design choices, and raise questions about the source of recently reported improvements. We release our models and code.","DOI":"10.48550/arXiv.1907.11692","note":"arXiv:1907.11692 [cs]","number":"arXiv:1907.11692","publisher":"arXiv","source":"arXiv.org","title":"RoBERTa: A Robustly Optimized BERT Pretraining Approach","title-short":"RoBERTa","URL":"http://arxiv.org/abs/1907.11692","author":[{"family":"Liu","given":"Yinhan"},{"family":"Ott","given":"Myle"},{"family":"Goyal","given":"Naman"},{"family":"Du","given":"Jingfei"},{"family":"Joshi","given":"Mandar"},{"family":"Chen","given":"Danqi"},{"family":"Levy","given":"Omer"},{"family":"Lewis","given":"Mike"},{"family":"Zettlemoyer","given":"Luke"},{"family":"Stoyanov","given":"Veselin"}],"accessed":{"date-parts":[["2026",3,28]]},"issued":{"date-parts":[["2019",7,26]]}}},{"id":83,"uris":["http://zotero.org/users/local/DrAYrfxe/items/3XC7Q83Y"],"itemData":{"id":83,"type":"article","abstract":"As Transfer Learning from large-scale pre-trained models becomes more prevalent in Natural Language Processing (NLP), operating these large models in on-the-edge and/or under constrained computational training or inference budgets remains challenging. In this work, we propose a method to pre-train a smaller general-purpose language representation model, called DistilBERT, which can then be fine-tuned with good performances on a wide range of tasks like its larger counterparts. While most prior work investigated the use of distillation for building task-specific models, we leverage knowledge distillation during the pre-training phase and show that it is possible to reduce the size of a BERT model by 40%, while retaining 97% of its language understanding capabilities and being 60% faster. To leverage the inductive biases learned by larger models during pre-training, we introduce a triple loss combining language modeling, distillation and cosine-distance losses. Our smaller, faster and lighter model is cheaper to pre-train and we demonstrate its capabilities for on-device computations in a proof-of-concept experiment and a comparative on-device study.","DOI":"10.48550/arXiv.1910.01108","note":"arXiv:1910.01108 [cs]","number":"arXiv:1910.01108","publisher":"arXiv","source":"arXiv.org","title":"DistilBERT, a distilled version of BERT: smaller, faster, cheaper and lighter","title-short":"DistilBERT, a distilled version of BERT","URL":"http://arxiv.org/abs/1910.01108","author":[{"family":"Sanh","given":"Victor"},{"family":"Debut","given":"Lysandre"},{"family":"Chaumond","given":"Julien"},{"family":"Wolf","given":"Thomas"}],"accessed":{"date-parts":[["2026",3,28]]},"issued":{"date-parts":[["2020",3,1]]}}}],"schema":"https://github.com/citation-style-language/schema/raw/master/csl-citation.json"} </w:instrText>
+      </w:r>
+      <w:r>
+        <w:fldChar w:fldCharType="separate"/>
+      </w:r>
+      <w:r>
+        <w:t>(Devlin et al., 2019; Liu et al., 2019; Sanh et al., 2020)</w:t>
+      </w:r>
+      <w:r>
+        <w:fldChar w:fldCharType="end"/>
+      </w:r>
+      <w:r>
+        <w:t xml:space="preserve"> At the same time, prompt-based evaluation has become increasingly important, since many moral reasoning tasks depend on generation, explanation, and response quality rather than only class prediction. This project therefore compares both classical and transformer-based supervised models for Research Question 1, while using prompt-based evaluation for Research Questions 2 and 3.</w:t>
       </w:r>
     </w:p>
     <w:p>
@@ -2933,7 +3008,6 @@
         <w:rPr>
           <w:noProof/>
         </w:rPr>
-        <w:lastRenderedPageBreak/>
         <w:drawing>
           <wp:inline distT="0" distB="0" distL="0" distR="0" wp14:anchorId="23E53449" wp14:editId="39994A92">
             <wp:extent cx="5478145" cy="1876425"/>
@@ -3020,6 +3094,7 @@
       </w:pPr>
       <w:bookmarkStart w:id="10" w:name="_Toc225616035"/>
       <w:r>
+        <w:lastRenderedPageBreak/>
         <w:t xml:space="preserve">Chapter 4: </w:t>
       </w:r>
       <w:r>
@@ -3155,7 +3230,40 @@
         <w:pStyle w:val="BodyText"/>
       </w:pPr>
       <w:r>
-        <w:t>Research Question 2 asks how different AI models behave on open-ended moral reasoning benchmarks. The theoretical premise is that moral reasoning cannot be reduced to outcome labels alone, because moral dilemmas often involve competing obligations, incomplete information, and context-dependent trade-offs. Drawing on recent work in machine ethics, this question treats reasoning quality, procedural completeness, and theory sensitivity as key objects of analysis (Zhou et al., 2024; Chiu et al., 2025). The emphasis is therefore on how models justify their conclusions, whether they handle conflicting constraints coherently, and whether they remain consistent across prompt variants. In this framework, open-ended reasoning is treated as a behaviour to be evaluated, not simply as text to be classified.</w:t>
+        <w:t xml:space="preserve">Research Question 2 asks how different AI models behave on open-ended moral reasoning benchmarks. The theoretical premise is that moral reasoning cannot be reduced to outcome labels alone, because moral dilemmas often involve competing obligations, incomplete information, and context-dependent trade-offs. Drawing on recent work in machine ethics, this question treats reasoning quality, procedural completeness, and theory sensitivity as key objects of analysis </w:t>
+      </w:r>
+      <w:r>
+        <w:fldChar w:fldCharType="begin"/>
+      </w:r>
+      <w:r>
+        <w:instrText xml:space="preserve"> ADDIN ZOTERO_ITEM CSL_CITATION {"citationID":"gDASKE5O","properties":{"unsorted":false,"formattedCitation":"(Chiu et al., 2025; Zhou et al., 2024)","plainCitation":"(Chiu et al., 2025; Zhou et al., 2024)","noteIndex":0},"citationItems":[{"id":6,"uris":["http://zotero.org/users/local/DrAYrfxe/items/QLIUPQWQ"],"itemData":{"id":6,"type":"article","abstract":"As AI systems progress, we rely more on them to make decisions with us and for us. To ensure that such decisions are aligned with human values, it is imperative for us to understand not only what decisions they make but also how they come to those decisions. Reasoning language models, which provide both final responses and (partially transparent) intermediate thinking traces, present a timely opportunity to study AI procedural reasoning. Unlike math and code problems which often have objectively correct answers, moral dilemmas are an excellent testbed for process-focused evaluation because they allow for multiple defensible conclusions. To do so, we present MoReBench: 1,000 moral scenarios, each paired with a set of rubric criteria that experts consider essential to include (or avoid) when reasoning about the scenarios. MoReBench contains over 23 thousand criteria including identifying moral considerations, weighing trade-offs, and giving actionable recommendations to cover cases on AI advising humans moral decisions as well as making moral decisions autonomously. Separately, we curate MoReBench-Theory: 150 examples to test whether AI can reason under five major frameworks in normative ethics. Our results show that scaling laws and existing benchmarks on math, code, and scientific reasoning tasks fail to predict models' abilities to perform moral reasoning. Models also show partiality towards specific moral frameworks (e.g., Benthamite Act Utilitarianism and Kantian Deontology), which might be side effects of popular training paradigms. Together, these benchmarks advance process-focused reasoning evaluation towards safer and more transparent AI.","DOI":"10.48550/arXiv.2510.16380","note":"arXiv:2510.16380 [cs]","number":"arXiv:2510.16380","publisher":"arXiv","source":"arXiv.org","title":"MoReBench: Evaluating Procedural and Pluralistic Moral Reasoning in Language Models, More than Outcomes","title-short":"MoReBench","URL":"http://arxiv.org/abs/2510.16380","author":[{"family":"Chiu","given":"Yu Ying"},{"family":"Lee","given":"Michael S."},{"family":"Calcott","given":"Rachel"},{"family":"Handoko","given":"Brandon"},{"family":"Font-Reaulx","given":"Paul","dropping-particle":"de"},{"family":"Rodriguez","given":"Paula"},{"family":"Zhang","given":"Chen Bo Calvin"},{"family":"Han","given":"Ziwen"},{"family":"Sehwag","given":"Udari Madhushani"},{"family"</w:instrText>
+      </w:r>
+      <w:r>
+        <w:rPr>
+          <w:lang w:val="it-IT"/>
+        </w:rPr>
+        <w:instrText xml:space="preserve">:"Maurya","given":"Yash"},{"family":"Knight","given":"Christina Q."},{"family":"Lloyd","given":"Harry R."},{"family":"Bacus","given":"Florence"},{"family":"Mazeika","given":"Mantas"},{"family":"Liu","given":"Bing"},{"family":"Choi","given":"Yejin"},{"family":"Gordon","given":"Mitchell L."},{"family":"Levine","given":"Sydney"}],"accessed":{"date-parts":[["2026",3,28]]},"issued":{"date-parts":[["2025",10,18]]}}},{"id":18,"uris":["http://zotero.org/users/local/DrAYrfxe/items/CDYCUHR4"],"itemData":{"id":18,"type":"paper-conference","container-title":"Findings of the Association for Computational Linguistics: NAACL 2024","DOI":"10.18653/v1/2024.findings-naacl.144","event-title":"Findings of the Association for Computational Linguistics: NAACL 2024","language":"en","page":"2227-2242","publisher":"Association for Computational Linguistics","publisher-place":"Mexico City, Mexico","source":"DOI.org (Crossref)","title":"Rethinking Machine Ethics – Can LLMs Perform Moral Reasoning through the Lens of Moral Theories?","URL":"https://aclanthology.org/2024.findings-naacl.144","author":[{"family":"Zhou","given":"Jingyan"},{"family":"Hu","given":"Minda"},{"family":"Li","given":"Junan"},{"family":"Zhang","given":"Xiaoying"},{"family":"Wu","given":"Xixin"},{"family":"King","given":"Irwin"},{"family":"Meng","given":"Helen"}],"accessed":{"date-parts":[["2026",3,28]]},"issued":{"date-parts":[["2024"]]}}}],"schema":"https://github.com/citation-style-language/schema/raw/master/csl-citation.json"} </w:instrText>
+      </w:r>
+      <w:r>
+        <w:fldChar w:fldCharType="separate"/>
+      </w:r>
+      <w:r>
+        <w:rPr>
+          <w:lang w:val="it-IT"/>
+        </w:rPr>
+        <w:t>(Chiu et al., 2025; Zhou et al., 2024)</w:t>
+      </w:r>
+      <w:r>
+        <w:fldChar w:fldCharType="end"/>
+      </w:r>
+      <w:r>
+        <w:rPr>
+          <w:lang w:val="it-IT"/>
+        </w:rPr>
+        <w:t xml:space="preserve">. </w:t>
+      </w:r>
+      <w:r>
+        <w:t>The emphasis is therefore on how models justify their conclusions, whether they handle conflicting constraints coherently, and whether they remain consistent across prompt variants. In this framework, open-ended reasoning is treated as a behaviour to be evaluated, not simply as text to be classified.</w:t>
       </w:r>
     </w:p>
     <w:p>
@@ -3166,7 +3274,6 @@
         <w:rPr>
           <w:noProof/>
         </w:rPr>
-        <w:lastRenderedPageBreak/>
         <w:drawing>
           <wp:inline distT="0" distB="0" distL="0" distR="0" wp14:anchorId="5CD32FE8" wp14:editId="500C7005">
             <wp:extent cx="5454650" cy="652145"/>
@@ -3267,22 +3374,50 @@
     <w:p>
       <w:pPr>
         <w:pStyle w:val="BodyText"/>
-      </w:pPr>
-      <w:r>
-        <w:t xml:space="preserve">Research Question 3 asks what observable metrics might indicate consciousness-like behaviour in AI systems. Its framing is intentionally cautious: rather than asking whether a model is conscious, the project draws on scientific theories of consciousness to define proxy dimensions that can be measured through language-based interaction. Global workspace, higher-order, attention schema, and predictive approaches together motivate the project’s proxy metrics without licensing any final ontological claim (Dehaene, Lau, &amp; </w:t>
-      </w:r>
-      <w:proofErr w:type="spellStart"/>
-      <w:r>
-        <w:t>Kouider</w:t>
-      </w:r>
-      <w:proofErr w:type="spellEnd"/>
-      <w:r>
-        <w:t>, 2017; Lau &amp; Rosenthal, 2011; Graziano &amp; Webb, 2015; Friston, 2010).</w:t>
+        <w:rPr>
+          <w:lang w:val="it-IT"/>
+        </w:rPr>
+      </w:pPr>
+      <w:r>
+        <w:t xml:space="preserve">Research Question 3 asks what observable metrics might indicate consciousness-like behaviour in AI systems. Its framing is intentionally cautious: rather than asking whether a model is conscious, the project draws on scientific theories of consciousness to define proxy dimensions that can be measured through language-based interaction. Global workspace, higher-order, attention schema, and predictive approaches together motivate the project’s proxy metrics without licensing any final ontological claim </w:t>
+      </w:r>
+      <w:r>
+        <w:fldChar w:fldCharType="begin"/>
+      </w:r>
+      <w:r>
+        <w:instrText xml:space="preserve"> ADDIN ZOTERO_ITEM CSL_CITATION {"citationID":"D8ozoPP5","properties":{"unsorted":false,"formattedCitation":"(Dehaene et al., 2017; Friston, 2010; Graziano &amp; Webb, 2015; Lau &amp; Rosenthal, 2011)","plainCitation":"(Dehaene et al., 2017; Friston, 2010; Graziano &amp; Webb, 2015; Lau &amp; Rosenthal, 2011)","noteIndex":0},"citationItems":[{"id":9,"uris":["http://zotero.org/users/local/DrAYrfxe/items/Z85YEKUC"],"itemData":{"id":9,"type":"article-journal","abstract":"The controversial question of whether machines may ever be conscious must be based on a careful consideration of how consciousness arises in the only physical system that undoubtedly possesses it: the human brain. We suggest that the word “consciousness” conflates two different types of information-processing computations in the brain: the selection of information for global broadcasting, thus making it flexibly available for computation and report (C1, consciousness in the first sense), and the self-monitoring of those computations, leading to a subjective sense of certainty or error (C2, consciousness in the second sense). We argue that despite their recent successes, current machines are still mostly implementing computations that reflect unconscious processing (C0) in the human brain. We review the psychological and neural science of unconscious (C0) and conscious computations (C1 and C2) and outline how they may inspire novel machine architectures.","container-title":"Science","DOI":"10.1126/science.aan8871","ISSN":"0036-8075, 1095-9203","issue":"6362","journalAbbreviation":"Science","language":"en","page":"486-492","source":"DOI.org (Crossref)","title":"What is consciousness, and could machines have it?","volume":"358","author":[{"family":"Dehaene","given":"Stanislas"},{"family":"Lau","given":"Hakwan"},{"family":"Kouider","given":"Sid"}],"issued":{"date-parts":[["2017",10,27]]}}},{"id":23,"uris":["http://zotero.org/users/local/DrAYrfxe/items/5EV6SGC4"],"itemData":{"id":23,"type":"article-journal","container-title":"Nature Reviews Neuroscience","DOI":"10.1038/nrn2787","ISSN":"1471-003X, 1471-0048","issue":"2","journalAbbreviation":"Nat Rev Neurosci","language":"en","page":"127-138","source":"DOI.org (Crossref)","title":"The free-energy principle: a unified brain theory?","title-short":"The free-energy principle","v</w:instrText>
+      </w:r>
+      <w:r>
+        <w:rPr>
+          <w:lang w:val="it-IT"/>
+        </w:rPr>
+        <w:instrText xml:space="preserve">olume":"11","author":[{"family":"Friston","given":"Karl"}],"issued":{"date-parts":[["2010",2]]}}},{"id":11,"uris":["http://zotero.org/users/local/DrAYrfxe/items/LC3PWEGU"],"itemData":{"id":11,"type":"article-journal","container-title":"Frontiers in Psychology","DOI":"10.3389/fpsyg.2015.00500","ISSN":"1664-1078","journalAbbreviation":"Front. Psychol.","source":"DOI.org (Crossref)","title":"The attention schema theory: a mechanistic account of subjective awareness","title-short":"The attention schema theory","URL":"http://journal.frontiersin.org/article/10.3389/fpsyg.2015.00500/abstract","volume":"06","author":[{"family":"Graziano","given":"Michael S. A."},{"family":"Webb","given":"Taylor W."}],"accessed":{"date-parts":[["2026",3,28]]},"issued":{"date-parts":[["2015",4,23]]}}},{"id":28,"uris":["http://zotero.org/users/local/DrAYrfxe/items/CZLZU43W"],"itemData":{"id":28,"type":"article-journal","container-title":"Trends in Cognitive Sciences","DOI":"10.1016/j.tics.2011.05.009","ISSN":"13646613","issue":"8","journalAbbreviation":"Trends in Cognitive Sciences","language":"en","license":"https://www.elsevier.com/tdm/userlicense/1.0/","page":"365-373","source":"DOI.org (Crossref)","title":"Empirical support for higher-order theories of conscious awareness","volume":"15","author":[{"family":"Lau","given":"Hakwan"},{"family":"Rosenthal","given":"David"}],"issued":{"date-parts":[["2011",8]]}}}],"schema":"https://github.com/citation-style-language/schema/raw/master/csl-citation.json"} </w:instrText>
+      </w:r>
+      <w:r>
+        <w:fldChar w:fldCharType="separate"/>
+      </w:r>
+      <w:r>
+        <w:rPr>
+          <w:lang w:val="it-IT"/>
+        </w:rPr>
+        <w:t>(Dehaene et al., 2017; Friston, 2010; Graziano &amp; Webb, 2015; Lau &amp; Rosenthal, 2011)</w:t>
+      </w:r>
+      <w:r>
+        <w:fldChar w:fldCharType="end"/>
+      </w:r>
+      <w:r>
+        <w:rPr>
+          <w:lang w:val="it-IT"/>
+        </w:rPr>
+        <w:t>.</w:t>
       </w:r>
     </w:p>
     <w:p>
       <w:pPr>
         <w:pStyle w:val="BodyText"/>
+        <w:rPr>
+          <w:lang w:val="it-IT"/>
+        </w:rPr>
       </w:pPr>
     </w:p>
     <w:tbl>
@@ -3333,6 +3468,7 @@
               <w:pStyle w:val="BodyText"/>
             </w:pPr>
             <w:r>
+              <w:lastRenderedPageBreak/>
               <w:t>Proxy metric</w:t>
             </w:r>
           </w:p>
@@ -4052,7 +4188,6 @@
               <w:pStyle w:val="BodyText"/>
             </w:pPr>
             <w:r>
-              <w:lastRenderedPageBreak/>
               <w:t>Reasoning</w:t>
             </w:r>
           </w:p>
@@ -4383,7 +4518,11 @@
         <w:t>consciousness-like proxy behaviour</w:t>
       </w:r>
       <w:r>
-        <w:t> refers to measurable properties such as self-model consistency, metacognitive calibration, identity persistence, cross-context integration, and agency coherence. These definitions are necessary because the terms “moral reasoning” and “consciousness-like behaviour” are otherwise too broad to support reproducible evaluation.</w:t>
+        <w:t xml:space="preserve"> refers to measurable properties such as self-model consistency, metacognitive calibration, identity persistence, cross-context integration, and agency coherence. These </w:t>
+      </w:r>
+      <w:r>
+        <w:lastRenderedPageBreak/>
+        <w:t>definitions are necessary because the terms “moral reasoning” and “consciousness-like behaviour” are otherwise too broad to support reproducible evaluation.</w:t>
       </w:r>
     </w:p>
     <w:p>
@@ -4458,7 +4597,6 @@
         <w:rPr>
           <w:noProof/>
         </w:rPr>
-        <w:lastRenderedPageBreak/>
         <w:drawing>
           <wp:inline distT="0" distB="0" distL="0" distR="0" wp14:anchorId="74A31C48" wp14:editId="688523DE">
             <wp:extent cx="5478145" cy="2952115"/>
@@ -4560,7 +4698,11 @@
         <w:pStyle w:val="BodyText"/>
       </w:pPr>
       <w:r>
-        <w:t>The workflow proceeds from raw acquisition to exploratory inspection, cleaning and preprocessing, benchmark-layer construction, experiment execution, and final result analysis. Raw files are first preserved under Data/raw/ to maintain provenance. Exploratory data analysis is then used to inspect structure and quality before modelling assumptions are imposed. Preprocessing scripts convert heterogeneous sources into standardised processed outputs. Benchmark-building scripts then separate those outputs by methodological role, after which either supervised training or prompt-based evaluation is applied. This modular flow was chosen to prevent each experiment from creating its own ad hoc data path and to ensure that every result can be traced back to a defined source and transformation step.</w:t>
+        <w:t xml:space="preserve">The workflow proceeds from raw acquisition to exploratory inspection, cleaning and preprocessing, benchmark-layer construction, experiment execution, and final result analysis. Raw files are first preserved under Data/raw/ to maintain provenance. Exploratory data analysis is then used to inspect structure and quality before modelling assumptions are imposed. Preprocessing scripts convert heterogeneous sources into standardised processed outputs. Benchmark-building scripts then separate those outputs by methodological role, after which either supervised training or prompt-based evaluation is applied. This modular flow was chosen to prevent each experiment from creating its own </w:t>
+      </w:r>
+      <w:r>
+        <w:lastRenderedPageBreak/>
+        <w:t>ad hoc data path and to ensure that every result can be traced back to a defined source and transformation step.</w:t>
       </w:r>
     </w:p>
     <w:p>
@@ -4675,7 +4817,6 @@
         <w:pStyle w:val="Heading4"/>
       </w:pPr>
       <w:r>
-        <w:lastRenderedPageBreak/>
         <w:t>5.4 Exploratory Data Analysis</w:t>
       </w:r>
     </w:p>
@@ -4686,6 +4827,11 @@
       <w:r>
         <w:t>Exploratory data analysis serves as a methodological gate before preprocessing and modelling. The purpose of EDA in this project is to inspect dataset size, split structure, class balance, missing values, duplicate risk, text-length distribution, and label semantics. This is especially important because the project combines trainable labelled datasets with prompt-based and resource-style datasets that differ substantially in structure. EDA therefore functions not only as a descriptive stage, but also as a justification for later cleaning and benchmark decisions. For example, it helps identify which datasets are trainable, which are evaluation-only, and which should remain support resources rather than being forced into a training pipeline.</w:t>
       </w:r>
+    </w:p>
+    <w:p>
+      <w:pPr>
+        <w:pStyle w:val="BodyText"/>
+      </w:pPr>
     </w:p>
     <w:tbl>
       <w:tblPr>
@@ -4733,7 +4879,6 @@
           <w:p>
             <w:pPr>
               <w:pStyle w:val="BodyText"/>
-              <w:jc w:val="left"/>
             </w:pPr>
             <w:r>
               <w:t>Dataset</w:t>
@@ -4761,7 +4906,6 @@
           <w:p>
             <w:pPr>
               <w:pStyle w:val="BodyText"/>
-              <w:jc w:val="left"/>
             </w:pPr>
             <w:r>
               <w:t>Rows</w:t>
@@ -4789,7 +4933,6 @@
           <w:p>
             <w:pPr>
               <w:pStyle w:val="BodyText"/>
-              <w:jc w:val="left"/>
             </w:pPr>
             <w:r>
               <w:t>Split structure</w:t>
@@ -4817,7 +4960,6 @@
           <w:p>
             <w:pPr>
               <w:pStyle w:val="BodyText"/>
-              <w:jc w:val="left"/>
             </w:pPr>
             <w:r>
               <w:t>Label balance</w:t>
@@ -4847,7 +4989,6 @@
           <w:p>
             <w:pPr>
               <w:pStyle w:val="BodyText"/>
-              <w:jc w:val="left"/>
             </w:pPr>
             <w:r>
               <w:t>ETHICS</w:t>
@@ -4875,7 +5016,6 @@
           <w:p>
             <w:pPr>
               <w:pStyle w:val="BodyText"/>
-              <w:jc w:val="left"/>
             </w:pPr>
             <w:r>
               <w:t>135,423</w:t>
@@ -4903,7 +5043,6 @@
           <w:p>
             <w:pPr>
               <w:pStyle w:val="BodyText"/>
-              <w:jc w:val="left"/>
             </w:pPr>
             <w:r>
               <w:t xml:space="preserve">train | test | </w:t>
@@ -4947,7 +5086,6 @@
           <w:p>
             <w:pPr>
               <w:pStyle w:val="BodyText"/>
-              <w:jc w:val="left"/>
             </w:pPr>
             <w:r>
               <w:t>0: 69,402 | 1: 42,200</w:t>
@@ -4977,7 +5115,6 @@
           <w:p>
             <w:pPr>
               <w:pStyle w:val="BodyText"/>
-              <w:jc w:val="left"/>
             </w:pPr>
             <w:proofErr w:type="spellStart"/>
             <w:r>
@@ -5007,7 +5144,6 @@
           <w:p>
             <w:pPr>
               <w:pStyle w:val="BodyText"/>
-              <w:jc w:val="left"/>
             </w:pPr>
             <w:r>
               <w:t>155,423</w:t>
@@ -5035,7 +5171,6 @@
           <w:p>
             <w:pPr>
               <w:pStyle w:val="BodyText"/>
-              <w:jc w:val="left"/>
             </w:pPr>
             <w:r>
               <w:t>train 124,920 | dev 15,008 | test 15,495</w:t>
@@ -5063,7 +5198,6 @@
           <w:p>
             <w:pPr>
               <w:pStyle w:val="BodyText"/>
-              <w:jc w:val="left"/>
             </w:pPr>
             <w:r>
               <w:t>taboo 68,057 | normal 59,507 | expected 27,859</w:t>
@@ -5093,7 +5227,6 @@
           <w:p>
             <w:pPr>
               <w:pStyle w:val="BodyText"/>
-              <w:jc w:val="left"/>
             </w:pPr>
             <w:r>
               <w:t>MFRC</w:t>
@@ -5121,7 +5254,6 @@
           <w:p>
             <w:pPr>
               <w:pStyle w:val="BodyText"/>
-              <w:jc w:val="left"/>
             </w:pPr>
             <w:r>
               <w:t>17,884</w:t>
@@ -5149,7 +5281,6 @@
           <w:p>
             <w:pPr>
               <w:pStyle w:val="BodyText"/>
-              <w:jc w:val="left"/>
             </w:pPr>
             <w:r>
               <w:t>train only</w:t>
@@ -5177,7 +5308,6 @@
           <w:p>
             <w:pPr>
               <w:pStyle w:val="BodyText"/>
-              <w:jc w:val="left"/>
             </w:pPr>
             <w:r>
               <w:t>Non-Moral dominant; 8 aggregated labels</w:t>
@@ -5207,13 +5337,10 @@
           <w:p>
             <w:pPr>
               <w:pStyle w:val="BodyText"/>
-              <w:jc w:val="left"/>
             </w:pPr>
-            <w:proofErr w:type="spellStart"/>
             <w:r>
               <w:t>MoralBench</w:t>
             </w:r>
-            <w:proofErr w:type="spellEnd"/>
           </w:p>
         </w:tc>
         <w:tc>
@@ -5237,7 +5364,6 @@
           <w:p>
             <w:pPr>
               <w:pStyle w:val="BodyText"/>
-              <w:jc w:val="left"/>
             </w:pPr>
             <w:r>
               <w:t>88 items</w:t>
@@ -5265,7 +5391,6 @@
           <w:p>
             <w:pPr>
               <w:pStyle w:val="BodyText"/>
-              <w:jc w:val="left"/>
             </w:pPr>
             <w:r>
               <w:t>evaluation only</w:t>
@@ -5293,7 +5418,6 @@
           <w:p>
             <w:pPr>
               <w:pStyle w:val="BodyText"/>
-              <w:jc w:val="left"/>
             </w:pPr>
             <w:r>
               <w:t>no supervised labels</w:t>
@@ -5323,15 +5447,9 @@
           <w:p>
             <w:pPr>
               <w:pStyle w:val="BodyText"/>
-              <w:jc w:val="left"/>
             </w:pPr>
-            <w:proofErr w:type="spellStart"/>
-            <w:r>
-              <w:t>MoReBench</w:t>
-            </w:r>
-            <w:proofErr w:type="spellEnd"/>
-            <w:r>
-              <w:t xml:space="preserve"> Public</w:t>
+            <w:r>
+              <w:t>MoReBench Public</w:t>
             </w:r>
           </w:p>
         </w:tc>
@@ -5356,7 +5474,6 @@
           <w:p>
             <w:pPr>
               <w:pStyle w:val="BodyText"/>
-              <w:jc w:val="left"/>
             </w:pPr>
             <w:r>
               <w:t>500 items</w:t>
@@ -5384,7 +5501,6 @@
           <w:p>
             <w:pPr>
               <w:pStyle w:val="BodyText"/>
-              <w:jc w:val="left"/>
             </w:pPr>
             <w:r>
               <w:t>evaluation only</w:t>
@@ -5412,7 +5528,6 @@
           <w:p>
             <w:pPr>
               <w:pStyle w:val="BodyText"/>
-              <w:jc w:val="left"/>
             </w:pPr>
             <w:r>
               <w:t>rubric-scored responses</w:t>
@@ -5442,15 +5557,10 @@
           <w:p>
             <w:pPr>
               <w:pStyle w:val="BodyText"/>
-              <w:jc w:val="left"/>
             </w:pPr>
-            <w:proofErr w:type="spellStart"/>
-            <w:r>
-              <w:t>MoReBench</w:t>
-            </w:r>
-            <w:proofErr w:type="spellEnd"/>
-            <w:r>
-              <w:t xml:space="preserve"> Theory</w:t>
+            <w:r>
+              <w:lastRenderedPageBreak/>
+              <w:t>MoReBench Theory</w:t>
             </w:r>
           </w:p>
         </w:tc>
@@ -5475,7 +5585,6 @@
           <w:p>
             <w:pPr>
               <w:pStyle w:val="BodyText"/>
-              <w:jc w:val="left"/>
             </w:pPr>
             <w:r>
               <w:t>150 items</w:t>
@@ -5503,7 +5612,6 @@
           <w:p>
             <w:pPr>
               <w:pStyle w:val="BodyText"/>
-              <w:jc w:val="left"/>
             </w:pPr>
             <w:r>
               <w:t>evaluation only</w:t>
@@ -5531,7 +5639,6 @@
           <w:p>
             <w:pPr>
               <w:pStyle w:val="BodyText"/>
-              <w:jc w:val="left"/>
             </w:pPr>
             <w:r>
               <w:t>theory-linked rubric items</w:t>
@@ -5580,7 +5687,6 @@
         <w:rPr>
           <w:noProof/>
         </w:rPr>
-        <w:lastRenderedPageBreak/>
         <w:drawing>
           <wp:inline distT="0" distB="0" distL="0" distR="0" wp14:anchorId="434D2F8B" wp14:editId="3E2CCEAC">
             <wp:extent cx="5943600" cy="3152775"/>
@@ -5698,23 +5804,7 @@
         <w:pStyle w:val="BodyText"/>
       </w:pPr>
       <w:r>
-        <w:t xml:space="preserve">Task-specific handling is also applied. In ETHICS, trainable labelled rows are separated from evaluation-only rows. In MFRC, richer annotation structures are aggregated into a flatter benchmark form while more detailed representations are preserved separately. In prompt-based benchmarks such as </w:t>
-      </w:r>
-      <w:proofErr w:type="spellStart"/>
-      <w:r>
-        <w:t>MoralBench</w:t>
-      </w:r>
-      <w:proofErr w:type="spellEnd"/>
-      <w:r>
-        <w:t xml:space="preserve"> and </w:t>
-      </w:r>
-      <w:proofErr w:type="spellStart"/>
-      <w:r>
-        <w:t>MoReBench</w:t>
-      </w:r>
-      <w:proofErr w:type="spellEnd"/>
-      <w:r>
-        <w:t>, the main transformation is prompt standardisation so that prompt items, metadata, and rubric information can be passed consistently into the prompt-evaluation pipeline.</w:t>
+        <w:t>Task-specific handling is also applied. In ETHICS, trainable labelled rows are separated from evaluation-only rows. In MFRC, richer annotation structures are aggregated into a flatter benchmark form while more detailed representations are preserved separately. In prompt-based benchmarks such as MoralBench and MoReBench, the main transformation is prompt standardisation so that prompt items, metadata, and rubric information can be passed consistently into the prompt-evaluation pipeline.</w:t>
       </w:r>
     </w:p>
     <w:p>
@@ -5725,6 +5815,7 @@
         <w:rPr>
           <w:noProof/>
         </w:rPr>
+        <w:lastRenderedPageBreak/>
         <w:drawing>
           <wp:inline distT="0" distB="0" distL="0" distR="0" wp14:anchorId="2633F59A" wp14:editId="7EDDC2DD">
             <wp:extent cx="5943600" cy="1047750"/>
@@ -5828,38 +5919,103 @@
         <w:pStyle w:val="Heading4"/>
       </w:pPr>
       <w:r>
-        <w:lastRenderedPageBreak/>
         <w:t>5.6 Processed Schema and Inclusion Criteria</w:t>
       </w:r>
     </w:p>
     <w:p>
       <w:pPr>
         <w:pStyle w:val="BodyText"/>
-      </w:pPr>
-      <w:r>
-        <w:t>To support a single codebase across multiple datasets, the project uses a common processed schema where possible. Typical fields include item_id, text, label, dataset, task, split, source_file, metadata, is_trainable, and </w:t>
+        <w:rPr>
+          <w:lang w:val="en-US"/>
+        </w:rPr>
+      </w:pPr>
+      <w:r>
+        <w:rPr>
+          <w:lang w:val="en-US"/>
+        </w:rPr>
+        <w:t xml:space="preserve">To support a single codebase across multiple datasets, the project uses a common processed schema where possible. Core fields include </w:t>
       </w:r>
       <w:proofErr w:type="spellStart"/>
       <w:r>
+        <w:rPr>
+          <w:lang w:val="en-US"/>
+        </w:rPr>
+        <w:t>item_id</w:t>
+      </w:r>
+      <w:proofErr w:type="spellEnd"/>
+      <w:r>
+        <w:rPr>
+          <w:lang w:val="en-US"/>
+        </w:rPr>
+        <w:t xml:space="preserve">, text, label, dataset, task, split, </w:t>
+      </w:r>
+      <w:proofErr w:type="spellStart"/>
+      <w:r>
+        <w:rPr>
+          <w:lang w:val="en-US"/>
+        </w:rPr>
+        <w:t>source_file</w:t>
+      </w:r>
+      <w:proofErr w:type="spellEnd"/>
+      <w:r>
+        <w:rPr>
+          <w:lang w:val="en-US"/>
+        </w:rPr>
+        <w:t xml:space="preserve">, metadata, </w:t>
+      </w:r>
+      <w:proofErr w:type="spellStart"/>
+      <w:r>
+        <w:rPr>
+          <w:lang w:val="en-US"/>
+        </w:rPr>
+        <w:t>is_trainable</w:t>
+      </w:r>
+      <w:proofErr w:type="spellEnd"/>
+      <w:r>
+        <w:rPr>
+          <w:lang w:val="en-US"/>
+        </w:rPr>
+        <w:t xml:space="preserve">, and </w:t>
+      </w:r>
+      <w:proofErr w:type="spellStart"/>
+      <w:r>
+        <w:rPr>
+          <w:lang w:val="en-US"/>
+        </w:rPr>
         <w:t>is_eval_only</w:t>
       </w:r>
       <w:proofErr w:type="spellEnd"/>
       <w:r>
-        <w:t>. Although not every dataset uses every field in the same way, the shared schema provides a consistent interface for loading, inspection, and downstream evaluation.</w:t>
+        <w:rPr>
+          <w:lang w:val="en-US"/>
+        </w:rPr>
+        <w:t>. This provides a consistent interface for loading, inspection, and downstream evaluation.</w:t>
       </w:r>
     </w:p>
     <w:p>
       <w:pPr>
         <w:pStyle w:val="BodyText"/>
-      </w:pPr>
-      <w:r>
-        <w:t xml:space="preserve">Inclusion and exclusion decisions are made at the benchmark level rather than implicitly inside model code. Rows are included in the supervised layer only if they are sufficiently normalised and treated as trainable within the processed design. Evaluation-only, structurally ambiguous, or non-supervised resources are preserved </w:t>
-      </w:r>
-      <w:r>
-        <w:t>were</w:t>
-      </w:r>
-      <w:r>
-        <w:t xml:space="preserve"> useful, but excluded from Research Question 1. This makes the scope of each experiment explicit and reduces the risk of category errors.</w:t>
+        <w:rPr>
+          <w:lang w:val="en-US"/>
+        </w:rPr>
+      </w:pPr>
+      <w:r>
+        <w:rPr>
+          <w:lang w:val="en-US"/>
+        </w:rPr>
+        <w:t xml:space="preserve">Inclusion and exclusion decisions are made at the benchmark level rather than inside model code. Rows enter the supervised layer only if they are sufficiently </w:t>
+      </w:r>
+      <w:r>
+        <w:rPr>
+          <w:lang w:val="en-US"/>
+        </w:rPr>
+        <w:t>normalized</w:t>
+      </w:r>
+      <w:r>
+        <w:rPr>
+          <w:lang w:val="en-US"/>
+        </w:rPr>
+        <w:t xml:space="preserve"> and treated as trainable in the processed design. Evaluation-only, structurally ambiguous, or non-supervised resources are preserved where useful, but excluded from Research Question 1. This keeps the scope of each experiment explicit and reduces category errors.</w:t>
       </w:r>
     </w:p>
     <w:p>
@@ -5889,23 +6045,7 @@
       </w:r>
       <w:proofErr w:type="spellEnd"/>
       <w:r>
-        <w:t xml:space="preserve">, and MFRC form the supervised layer; </w:t>
-      </w:r>
-      <w:proofErr w:type="spellStart"/>
-      <w:r>
-        <w:t>MoralBench</w:t>
-      </w:r>
-      <w:proofErr w:type="spellEnd"/>
-      <w:r>
-        <w:t xml:space="preserve"> and </w:t>
-      </w:r>
-      <w:proofErr w:type="spellStart"/>
-      <w:r>
-        <w:t>MoReBench</w:t>
-      </w:r>
-      <w:proofErr w:type="spellEnd"/>
-      <w:r>
-        <w:t xml:space="preserve"> form the reasoning layer; the interpretive benchmark forms the proxy layer; and MFD2 is retained as a supporting analytical resource. This layered design makes the project’s analytical logic explicit in both the codebase and the filesystem.</w:t>
+        <w:t>, and MFRC form the supervised layer; MoralBench and MoReBench form the reasoning layer; the interpretive benchmark forms the proxy layer; and MFD2 is retained as a supporting analytical resource. This layered design makes the project’s analytical logic explicit in both the codebase and the filesystem.</w:t>
       </w:r>
     </w:p>
     <w:p>
@@ -6001,6 +6141,7 @@
         <w:pStyle w:val="Heading4"/>
       </w:pPr>
       <w:r>
+        <w:lastRenderedPageBreak/>
         <w:t>5.8 Modeling and Evaluation Design</w:t>
       </w:r>
     </w:p>
@@ -6009,7 +6150,7 @@
         <w:pStyle w:val="BodyText"/>
       </w:pPr>
       <w:r>
-        <w:t>The supervised modelling design uses a staged comparison strategy. Classical baselines are run first, followed by transformer-based encoders fine-tuned for downstream classification. Evaluation is performed on held-out data using multiple complementary metrics so that model quality is not reduced to accuracy alone. This design provides a clear empirical baseline for Research Question 1 while preserving a distinction between initial comparison and any later tuning.</w:t>
+        <w:t>The supervised modelling design uses staged comparison. Classical baselines are run first, followed by transformer encoders fine-tuned for downstream classification. Evaluation is performed on held-out data using multiple metrics, not accuracy alone. This provides the empirical baseline for Research Question 1.</w:t>
       </w:r>
     </w:p>
     <w:p>
@@ -6017,11 +6158,7 @@
         <w:pStyle w:val="BodyText"/>
       </w:pPr>
       <w:r>
-        <w:lastRenderedPageBreak/>
-        <w:t>For prompt-based tasks, the project uses a separate response-collection and scoring design. This distinction is important because Research Questions 2 and 3 concern generated answers rather than predicted labels. Prompt-based benchmarks therefore require stored raw outputs, heuristic or rubric-aligned scoring, and aggregation at the item, scenario, and model levels rather than standard train-test evaluation.</w:t>
-      </w:r>
-      <w:r>
-        <w:t>]</w:t>
+        <w:t>Prompt-based tasks use a separate response-collection and scoring design because Research Questions 2 and 3 concern generated answers rather than predicted labels. These benchmarks require stored raw outputs, heuristic or rubric-aligned scoring, and aggregation at the item, scenario, and model levels rather than standard train-test evaluation.</w:t>
       </w:r>
     </w:p>
     <w:p>
@@ -6339,7 +6476,7 @@
         <w:t>Matthew’s</w:t>
       </w:r>
       <w:r>
-        <w:t xml:space="preserve"> correlation coefficient, with additional probability-based metrics reported where available. These assess how well models predict labelled moral or normative judgements on supervised datasets.</w:t>
+        <w:t xml:space="preserve"> correlation coefficient, with probability-based metrics reported where available. These assess prediction quality on supervised moral and normative datasets.</w:t>
       </w:r>
     </w:p>
     <w:p>
@@ -6347,7 +6484,15 @@
         <w:pStyle w:val="BodyText"/>
       </w:pPr>
       <w:r>
-        <w:t xml:space="preserve">For Research Question 2, the project uses heuristic or rubric-aligned scores to assess the adequacy and structure of generated moral reasoning. </w:t>
+        <w:t>For Research Question 2, the project uses heuristic or rubric-aligned scores to assess the adequacy and structure of generated moral reasoning. For Research Question 3, it uses theory-informed proxy scores for self-model consistency, metacognitive calibration, identity persistence, cross-context integration, and agency coherence. These assess behavioural regularities, not consciousness itself.</w:t>
+      </w:r>
+    </w:p>
+    <w:p>
+      <w:pPr>
+        <w:pStyle w:val="Heading4"/>
+      </w:pPr>
+      <w:r>
+        <w:t>5.11 Reproducibility and Version Control</w:t>
       </w:r>
     </w:p>
     <w:p>
@@ -6355,13 +6500,7 @@
         <w:pStyle w:val="BodyText"/>
       </w:pPr>
       <w:r>
-        <w:t xml:space="preserve">For Research Question 3, it uses theory-informed proxy scores for self-model consistency, metacognitive calibration, identity persistence, cross-context integration, and agency coherence. These do not measure consciousness </w:t>
-      </w:r>
-      <w:r>
-        <w:t>itself;</w:t>
-      </w:r>
-      <w:r>
-        <w:t xml:space="preserve"> only behavioural regularities aligned with the project’s proxy definitions.</w:t>
+        <w:t>Reproducibility is addressed through version-controlled code, fixed script entry points, structured output directories, and saved run configurations. The project also distinguishes completed benchmark runs from smoke tests and partial runs, which is important when the same pipeline supports both validation and final experimentation. Logs, saved models, and output tables are written automatically where possible. This supports both internal debugging and external verification.</w:t>
       </w:r>
     </w:p>
     <w:p>
@@ -6369,7 +6508,7 @@
         <w:pStyle w:val="Heading4"/>
       </w:pPr>
       <w:r>
-        <w:t>5.11 Reproducibility and Version Control</w:t>
+        <w:t>5.12 Risks, Assumptions, and Validity Threats</w:t>
       </w:r>
     </w:p>
     <w:p>
@@ -6377,27 +6516,11 @@
         <w:pStyle w:val="BodyText"/>
       </w:pPr>
       <w:r>
-        <w:t>Reproducibility is addressed through version-controlled code, fixed script entry points, structured output directories, and saved run configurations. The project also distinguishes completed benchmark runs from smoke tests and partial runs, which is important when the same pipeline supports both validation and final experimentation. Logs, saved models, and output tables are written automatically where possible. This supports both internal debugging and external verification.</w:t>
-      </w:r>
-    </w:p>
-    <w:p>
-      <w:pPr>
-        <w:pStyle w:val="Heading4"/>
-      </w:pPr>
-      <w:r>
-        <w:t>5.12 Risks, Assumptions, and Validity Threats</w:t>
-      </w:r>
-    </w:p>
-    <w:p>
-      <w:pPr>
-        <w:pStyle w:val="BodyText"/>
-      </w:pPr>
-      <w:r>
-        <w:t xml:space="preserve">Several validity threats apply across the pipeline. Supervised datasets may encode annotation bias, prompt benchmarks may be sensitive to wording and heuristic scoring, and interpretive proxy metrics are especially vulnerable to overinterpretation. Although the </w:t>
+        <w:t xml:space="preserve">Several validity threats apply across the pipeline. Supervised datasets may encode annotation bias, prompt benchmarks may be sensitive to wording and heuristic scoring, and interpretive proxy metrics are especially vulnerable to overinterpretation. Although the project mitigates these risks through benchmark separation, raw-output preservation, and </w:t>
       </w:r>
       <w:r>
         <w:lastRenderedPageBreak/>
-        <w:t>project mitigates these risks through benchmark separation, raw-output preservation, and documented preprocessing, the results should still be treated as benchmark-specific rather than universal claims about moral competence or consciousness.</w:t>
+        <w:t>documented preprocessing, the results should still be treated as benchmark-specific rather than universal claims about moral competence or consciousness.</w:t>
       </w:r>
     </w:p>
     <w:p>
@@ -7151,31 +7274,7 @@
       </w:r>
       <w:r>
         <w:lastRenderedPageBreak/>
-        <w:t xml:space="preserve">training. In the final benchmark design, this layer contains </w:t>
-      </w:r>
-      <w:proofErr w:type="spellStart"/>
-      <w:r>
-        <w:t>MoralBench</w:t>
-      </w:r>
-      <w:proofErr w:type="spellEnd"/>
-      <w:r>
-        <w:t xml:space="preserve">, </w:t>
-      </w:r>
-      <w:proofErr w:type="spellStart"/>
-      <w:r>
-        <w:t>MoReBench</w:t>
-      </w:r>
-      <w:proofErr w:type="spellEnd"/>
-      <w:r>
-        <w:t xml:space="preserve"> Public, and </w:t>
-      </w:r>
-      <w:proofErr w:type="spellStart"/>
-      <w:r>
-        <w:t>MoReBench</w:t>
-      </w:r>
-      <w:proofErr w:type="spellEnd"/>
-      <w:r>
-        <w:t xml:space="preserve"> Theory. These are not flat training datasets. They are prompt-oriented evaluation resources designed to test explanation, deliberation, constraint handling, and open-ended moral response behaviour.</w:t>
+        <w:t>training. In the final benchmark design, this layer contains MoralBench, MoReBench Public, and MoReBench Theory. These are not flat training datasets. They are prompt-oriented evaluation resources designed to test explanation, deliberation, constraint handling, and open-ended moral response behaviour.</w:t>
       </w:r>
     </w:p>
     <w:p>
@@ -7183,33 +7282,15 @@
         <w:pStyle w:val="Heading5"/>
       </w:pPr>
       <w:r>
-        <w:t xml:space="preserve">6.4.1 </w:t>
-      </w:r>
-      <w:proofErr w:type="spellStart"/>
-      <w:r>
-        <w:t>MoralBench</w:t>
-      </w:r>
-      <w:proofErr w:type="spellEnd"/>
+        <w:t>6.4.1 MoralBench</w:t>
+      </w:r>
     </w:p>
     <w:p>
       <w:pPr>
         <w:pStyle w:val="BodyText"/>
       </w:pPr>
-      <w:proofErr w:type="spellStart"/>
-      <w:r>
-        <w:t>MoralBench</w:t>
-      </w:r>
-      <w:proofErr w:type="spellEnd"/>
-      <w:r>
-        <w:t xml:space="preserve"> is used as a prompt-based benchmark for generated moral responses (Ji et al., 2024). In raw form, it contains prompt items rather than train-test labels for ordinary supervised learning. Preprocessing standardises these into a prompt-item table with stable item identifiers and task metadata. In the final benchmark layer, </w:t>
-      </w:r>
-      <w:proofErr w:type="spellStart"/>
-      <w:r>
-        <w:t>MoralBench</w:t>
-      </w:r>
-      <w:proofErr w:type="spellEnd"/>
-      <w:r>
-        <w:t xml:space="preserve"> contributes </w:t>
+      <w:r>
+        <w:t>MoralBench is used as a prompt-based benchmark for generated moral responses (Ji et al., 2024). In raw form, it contains prompt items rather than train-test labels for ordinary supervised learning. Preprocessing standardises these into a prompt-item table with stable item identifiers and task metadata. In the final benchmark layer, MoralBench contributes </w:t>
       </w:r>
       <w:r>
         <w:rPr>
@@ -7227,15 +7308,7 @@
         <w:pStyle w:val="BodyText"/>
       </w:pPr>
       <w:r>
-        <w:t xml:space="preserve">Its role in the thesis is to support open-ended evaluation of response structure and moral-positioning behaviour rather than classification accuracy. This makes </w:t>
-      </w:r>
-      <w:proofErr w:type="spellStart"/>
-      <w:r>
-        <w:t>MoralBench</w:t>
-      </w:r>
-      <w:proofErr w:type="spellEnd"/>
-      <w:r>
-        <w:t xml:space="preserve"> important for Research Question 2, even though it cannot simply be treated as another supervised benchmark.</w:t>
+        <w:t>Its role in the thesis is to support open-ended evaluation of response structure and moral-positioning behaviour rather than classification accuracy. This makes MoralBench important for Research Question 2, even though it cannot simply be treated as another supervised benchmark.</w:t>
       </w:r>
     </w:p>
     <w:p>
@@ -7349,36 +7422,15 @@
         <w:pStyle w:val="C-BodyText"/>
       </w:pPr>
       <w:r>
-        <w:t xml:space="preserve">6.4.2 </w:t>
-      </w:r>
-      <w:proofErr w:type="spellStart"/>
-      <w:r>
-        <w:t>MoReBench</w:t>
-      </w:r>
-      <w:proofErr w:type="spellEnd"/>
-      <w:r>
-        <w:t xml:space="preserve"> Public</w:t>
+        <w:t>6.4.2 MoReBench Public</w:t>
       </w:r>
     </w:p>
     <w:p>
       <w:pPr>
         <w:pStyle w:val="BodyText"/>
       </w:pPr>
-      <w:proofErr w:type="spellStart"/>
-      <w:r>
-        <w:t>MoReBench</w:t>
-      </w:r>
-      <w:proofErr w:type="spellEnd"/>
-      <w:r>
-        <w:t xml:space="preserve"> Public is used to assess procedural and pluralistic moral reasoning under open-ended conditions (Chiu et al., 2025). In raw form, it contains richer dilemma and rubric information than a simple prompt-answer table. Preprocessing therefore produces a structured benchmark file and a supplementary rubric-item expansion so that both prompt execution and rubric-based inspection remain possible. In the final benchmark layer, </w:t>
-      </w:r>
-      <w:proofErr w:type="spellStart"/>
-      <w:r>
-        <w:t>MoReBench</w:t>
-      </w:r>
-      <w:proofErr w:type="spellEnd"/>
-      <w:r>
-        <w:t xml:space="preserve"> Public contributes </w:t>
+      <w:r>
+        <w:t>MoReBench Public is used to assess procedural and pluralistic moral reasoning under open-ended conditions (Chiu et al., 2025). In raw form, it contains richer dilemma and rubric information than a simple prompt-answer table. Preprocessing therefore produces a structured benchmark file and a supplementary rubric-item expansion so that both prompt execution and rubric-based inspection remain possible. In the final benchmark layer, MoReBench Public contributes </w:t>
       </w:r>
       <w:r>
         <w:rPr>
@@ -7527,36 +7579,15 @@
         <w:pStyle w:val="C-BodyText"/>
       </w:pPr>
       <w:r>
-        <w:t xml:space="preserve">6.4.3 </w:t>
-      </w:r>
-      <w:proofErr w:type="spellStart"/>
-      <w:r>
-        <w:t>MoReBench</w:t>
-      </w:r>
-      <w:proofErr w:type="spellEnd"/>
-      <w:r>
-        <w:t xml:space="preserve"> Theory</w:t>
+        <w:t>6.4.3 MoReBench Theory</w:t>
       </w:r>
     </w:p>
     <w:p>
       <w:pPr>
         <w:pStyle w:val="BodyText"/>
       </w:pPr>
-      <w:proofErr w:type="spellStart"/>
-      <w:r>
-        <w:t>MoReBench</w:t>
-      </w:r>
-      <w:proofErr w:type="spellEnd"/>
-      <w:r>
-        <w:t xml:space="preserve"> Theory complements the public subset by focusing more directly on theory-sensitive moral reasoning. As with the public subset, preprocessing produces a structured benchmark form suitable for prompt-evaluation workflows. In the final benchmark layer, </w:t>
-      </w:r>
-      <w:proofErr w:type="spellStart"/>
-      <w:r>
-        <w:t>MoReBench</w:t>
-      </w:r>
-      <w:proofErr w:type="spellEnd"/>
-      <w:r>
-        <w:t xml:space="preserve"> Theory contributes </w:t>
+      <w:r>
+        <w:t>MoReBench Theory complements the public subset by focusing more directly on theory-sensitive moral reasoning. As with the public subset, preprocessing produces a structured benchmark form suitable for prompt-evaluation workflows. In the final benchmark layer, MoReBench Theory contributes </w:t>
       </w:r>
       <w:r>
         <w:rPr>
@@ -7574,15 +7605,7 @@
         <w:pStyle w:val="BodyText"/>
       </w:pPr>
       <w:r>
-        <w:t xml:space="preserve">Its methodological role is to test whether a response model can differentiate more explicitly among moral frameworks when prompted to do so. In practice, this makes it a more specialised reasoning benchmark than </w:t>
-      </w:r>
-      <w:proofErr w:type="spellStart"/>
-      <w:r>
-        <w:t>MoralBench</w:t>
-      </w:r>
-      <w:proofErr w:type="spellEnd"/>
-      <w:r>
-        <w:t>, but still part of the same prompt-based layer.</w:t>
+        <w:t>Its methodological role is to test whether a response model can differentiate more explicitly among moral frameworks when prompted to do so. In practice, this makes it a more specialised reasoning benchmark than MoralBench, but still part of the same prompt-based layer.</w:t>
       </w:r>
     </w:p>
     <w:p>
@@ -7944,10 +7967,10 @@
         <w:tblLook w:val="04A0" w:firstRow="1" w:lastRow="0" w:firstColumn="1" w:lastColumn="0" w:noHBand="0" w:noVBand="1"/>
       </w:tblPr>
       <w:tblGrid>
-        <w:gridCol w:w="1658"/>
-        <w:gridCol w:w="2913"/>
-        <w:gridCol w:w="2658"/>
-        <w:gridCol w:w="1405"/>
+        <w:gridCol w:w="1659"/>
+        <w:gridCol w:w="2592"/>
+        <w:gridCol w:w="2979"/>
+        <w:gridCol w:w="1404"/>
       </w:tblGrid>
       <w:tr>
         <w:trPr>
@@ -7983,7 +8006,7 @@
         </w:tc>
         <w:tc>
           <w:tcPr>
-            <w:tcW w:w="0" w:type="auto"/>
+            <w:tcW w:w="2592" w:type="dxa"/>
             <w:tcBorders>
               <w:top w:val="single" w:sz="2" w:space="0" w:color="auto"/>
               <w:left w:val="single" w:sz="2" w:space="0" w:color="auto"/>
@@ -8010,7 +8033,7 @@
         </w:tc>
         <w:tc>
           <w:tcPr>
-            <w:tcW w:w="0" w:type="auto"/>
+            <w:tcW w:w="2979" w:type="dxa"/>
             <w:tcBorders>
               <w:top w:val="single" w:sz="2" w:space="0" w:color="auto"/>
               <w:left w:val="single" w:sz="2" w:space="0" w:color="auto"/>
@@ -8096,7 +8119,7 @@
         </w:tc>
         <w:tc>
           <w:tcPr>
-            <w:tcW w:w="0" w:type="auto"/>
+            <w:tcW w:w="2592" w:type="dxa"/>
             <w:tcBorders>
               <w:top w:val="single" w:sz="2" w:space="0" w:color="auto"/>
               <w:left w:val="single" w:sz="2" w:space="0" w:color="auto"/>
@@ -8123,7 +8146,7 @@
         </w:tc>
         <w:tc>
           <w:tcPr>
-            <w:tcW w:w="0" w:type="auto"/>
+            <w:tcW w:w="2979" w:type="dxa"/>
             <w:tcBorders>
               <w:top w:val="single" w:sz="2" w:space="0" w:color="auto"/>
               <w:left w:val="single" w:sz="2" w:space="0" w:color="auto"/>
@@ -8206,7 +8229,7 @@
         </w:tc>
         <w:tc>
           <w:tcPr>
-            <w:tcW w:w="0" w:type="auto"/>
+            <w:tcW w:w="2592" w:type="dxa"/>
             <w:tcBorders>
               <w:top w:val="single" w:sz="2" w:space="0" w:color="auto"/>
               <w:left w:val="single" w:sz="2" w:space="0" w:color="auto"/>
@@ -8233,7 +8256,7 @@
         </w:tc>
         <w:tc>
           <w:tcPr>
-            <w:tcW w:w="0" w:type="auto"/>
+            <w:tcW w:w="2979" w:type="dxa"/>
             <w:tcBorders>
               <w:top w:val="single" w:sz="2" w:space="0" w:color="auto"/>
               <w:left w:val="single" w:sz="2" w:space="0" w:color="auto"/>
@@ -8316,7 +8339,7 @@
         </w:tc>
         <w:tc>
           <w:tcPr>
-            <w:tcW w:w="0" w:type="auto"/>
+            <w:tcW w:w="2592" w:type="dxa"/>
             <w:tcBorders>
               <w:top w:val="single" w:sz="2" w:space="0" w:color="auto"/>
               <w:left w:val="single" w:sz="2" w:space="0" w:color="auto"/>
@@ -8343,7 +8366,7 @@
         </w:tc>
         <w:tc>
           <w:tcPr>
-            <w:tcW w:w="0" w:type="auto"/>
+            <w:tcW w:w="2979" w:type="dxa"/>
             <w:tcBorders>
               <w:top w:val="single" w:sz="2" w:space="0" w:color="auto"/>
               <w:left w:val="single" w:sz="2" w:space="0" w:color="auto"/>
@@ -8426,7 +8449,7 @@
         </w:tc>
         <w:tc>
           <w:tcPr>
-            <w:tcW w:w="0" w:type="auto"/>
+            <w:tcW w:w="2592" w:type="dxa"/>
             <w:tcBorders>
               <w:top w:val="single" w:sz="2" w:space="0" w:color="auto"/>
               <w:left w:val="single" w:sz="2" w:space="0" w:color="auto"/>
@@ -8453,7 +8476,7 @@
         </w:tc>
         <w:tc>
           <w:tcPr>
-            <w:tcW w:w="0" w:type="auto"/>
+            <w:tcW w:w="2979" w:type="dxa"/>
             <w:tcBorders>
               <w:top w:val="single" w:sz="2" w:space="0" w:color="auto"/>
               <w:left w:val="single" w:sz="2" w:space="0" w:color="auto"/>
@@ -8536,7 +8559,7 @@
         </w:tc>
         <w:tc>
           <w:tcPr>
-            <w:tcW w:w="0" w:type="auto"/>
+            <w:tcW w:w="2592" w:type="dxa"/>
             <w:tcBorders>
               <w:top w:val="single" w:sz="2" w:space="0" w:color="auto"/>
               <w:left w:val="single" w:sz="2" w:space="0" w:color="auto"/>
@@ -8563,7 +8586,7 @@
         </w:tc>
         <w:tc>
           <w:tcPr>
-            <w:tcW w:w="0" w:type="auto"/>
+            <w:tcW w:w="2979" w:type="dxa"/>
             <w:tcBorders>
               <w:top w:val="single" w:sz="2" w:space="0" w:color="auto"/>
               <w:left w:val="single" w:sz="2" w:space="0" w:color="auto"/>
@@ -8935,6 +8958,7 @@
     <w:tbl>
       <w:tblPr>
         <w:tblW w:w="0" w:type="auto"/>
+        <w:jc w:val="center"/>
         <w:tblBorders>
           <w:top w:val="single" w:sz="2" w:space="0" w:color="auto"/>
           <w:left w:val="single" w:sz="2" w:space="0" w:color="auto"/>
@@ -8948,13 +8972,14 @@
         <w:tblLook w:val="04A0" w:firstRow="1" w:lastRow="0" w:firstColumn="1" w:lastColumn="0" w:noHBand="0" w:noVBand="1"/>
       </w:tblPr>
       <w:tblGrid>
-        <w:gridCol w:w="1993"/>
-        <w:gridCol w:w="6641"/>
+        <w:gridCol w:w="2434"/>
+        <w:gridCol w:w="3340"/>
       </w:tblGrid>
       <w:tr>
         <w:trPr>
           <w:trHeight w:val="502"/>
           <w:tblHeader/>
+          <w:jc w:val="center"/>
         </w:trPr>
         <w:tc>
           <w:tcPr>
@@ -9036,6 +9061,9 @@
         </w:tc>
       </w:tr>
       <w:tr>
+        <w:trPr>
+          <w:jc w:val="center"/>
+        </w:trPr>
         <w:tc>
           <w:tcPr>
             <w:tcW w:w="0" w:type="auto"/>
@@ -9109,14 +9137,16 @@
             <w:r>
               <w:rPr>
                 <w:shd w:val="clear" w:color="auto" w:fill="FFFFFF"/>
-                <w:lang w:val="en-SG"/>
-              </w:rPr>
-              <w:t>Contains the active implementation of the project, including preprocessing, benchmark construction, training, evaluation, and utility scripts.</w:t>
+              </w:rPr>
+              <w:t>Project code</w:t>
             </w:r>
           </w:p>
         </w:tc>
       </w:tr>
       <w:tr>
+        <w:trPr>
+          <w:jc w:val="center"/>
+        </w:trPr>
         <w:tc>
           <w:tcPr>
             <w:tcW w:w="0" w:type="auto"/>
@@ -9149,6 +9179,299 @@
                 <w:lang w:val="en-SG"/>
               </w:rPr>
               <w:t>Data/</w:t>
+            </w:r>
+          </w:p>
+        </w:tc>
+        <w:tc>
+          <w:tcPr>
+            <w:tcW w:w="0" w:type="auto"/>
+            <w:tcBorders>
+              <w:top w:val="single" w:sz="2" w:space="0" w:color="auto"/>
+              <w:left w:val="single" w:sz="2" w:space="0" w:color="auto"/>
+              <w:bottom w:val="single" w:sz="2" w:space="0" w:color="auto"/>
+              <w:right w:val="single" w:sz="2" w:space="0" w:color="auto"/>
+            </w:tcBorders>
+            <w:tcMar>
+              <w:top w:w="60" w:type="dxa"/>
+              <w:left w:w="60" w:type="dxa"/>
+              <w:bottom w:w="60" w:type="dxa"/>
+              <w:right w:w="60" w:type="dxa"/>
+            </w:tcMar>
+            <w:hideMark/>
+          </w:tcPr>
+          <w:p>
+            <w:pPr>
+              <w:spacing w:after="0" w:line="259" w:lineRule="auto"/>
+              <w:rPr>
+                <w:shd w:val="clear" w:color="auto" w:fill="FFFFFF"/>
+                <w:lang w:val="en-SG"/>
+              </w:rPr>
+            </w:pPr>
+            <w:r>
+              <w:t>Data and benchmark files</w:t>
+            </w:r>
+          </w:p>
+        </w:tc>
+      </w:tr>
+      <w:tr>
+        <w:trPr>
+          <w:jc w:val="center"/>
+        </w:trPr>
+        <w:tc>
+          <w:tcPr>
+            <w:tcW w:w="0" w:type="auto"/>
+            <w:tcBorders>
+              <w:top w:val="single" w:sz="2" w:space="0" w:color="auto"/>
+              <w:left w:val="single" w:sz="2" w:space="0" w:color="auto"/>
+              <w:bottom w:val="single" w:sz="2" w:space="0" w:color="auto"/>
+              <w:right w:val="single" w:sz="2" w:space="0" w:color="auto"/>
+            </w:tcBorders>
+            <w:tcMar>
+              <w:top w:w="60" w:type="dxa"/>
+              <w:left w:w="60" w:type="dxa"/>
+              <w:bottom w:w="60" w:type="dxa"/>
+              <w:right w:w="60" w:type="dxa"/>
+            </w:tcMar>
+            <w:vAlign w:val="center"/>
+            <w:hideMark/>
+          </w:tcPr>
+          <w:p>
+            <w:pPr>
+              <w:spacing w:after="0" w:line="259" w:lineRule="auto"/>
+              <w:rPr>
+                <w:shd w:val="clear" w:color="auto" w:fill="FFFFFF"/>
+                <w:lang w:val="en-SG"/>
+              </w:rPr>
+            </w:pPr>
+            <w:r>
+              <w:rPr>
+                <w:shd w:val="clear" w:color="auto" w:fill="FFFFFF"/>
+                <w:lang w:val="en-SG"/>
+              </w:rPr>
+              <w:t>notebooks/</w:t>
+            </w:r>
+          </w:p>
+        </w:tc>
+        <w:tc>
+          <w:tcPr>
+            <w:tcW w:w="0" w:type="auto"/>
+            <w:tcBorders>
+              <w:top w:val="single" w:sz="2" w:space="0" w:color="auto"/>
+              <w:left w:val="single" w:sz="2" w:space="0" w:color="auto"/>
+              <w:bottom w:val="single" w:sz="2" w:space="0" w:color="auto"/>
+              <w:right w:val="single" w:sz="2" w:space="0" w:color="auto"/>
+            </w:tcBorders>
+            <w:tcMar>
+              <w:top w:w="60" w:type="dxa"/>
+              <w:left w:w="60" w:type="dxa"/>
+              <w:bottom w:w="60" w:type="dxa"/>
+              <w:right w:w="60" w:type="dxa"/>
+            </w:tcMar>
+            <w:hideMark/>
+          </w:tcPr>
+          <w:p>
+            <w:pPr>
+              <w:spacing w:after="0" w:line="259" w:lineRule="auto"/>
+              <w:rPr>
+                <w:shd w:val="clear" w:color="auto" w:fill="FFFFFF"/>
+                <w:lang w:val="en-SG"/>
+              </w:rPr>
+            </w:pPr>
+            <w:r>
+              <w:rPr>
+                <w:shd w:val="clear" w:color="auto" w:fill="FFFFFF"/>
+                <w:lang w:val="en-SG"/>
+              </w:rPr>
+              <w:t>EDA and visualisation notebooks</w:t>
+            </w:r>
+          </w:p>
+        </w:tc>
+      </w:tr>
+      <w:tr>
+        <w:trPr>
+          <w:jc w:val="center"/>
+        </w:trPr>
+        <w:tc>
+          <w:tcPr>
+            <w:tcW w:w="0" w:type="auto"/>
+            <w:tcBorders>
+              <w:top w:val="single" w:sz="2" w:space="0" w:color="auto"/>
+              <w:left w:val="single" w:sz="2" w:space="0" w:color="auto"/>
+              <w:bottom w:val="single" w:sz="2" w:space="0" w:color="auto"/>
+              <w:right w:val="single" w:sz="2" w:space="0" w:color="auto"/>
+            </w:tcBorders>
+            <w:tcMar>
+              <w:top w:w="60" w:type="dxa"/>
+              <w:left w:w="60" w:type="dxa"/>
+              <w:bottom w:w="60" w:type="dxa"/>
+              <w:right w:w="60" w:type="dxa"/>
+            </w:tcMar>
+            <w:vAlign w:val="center"/>
+            <w:hideMark/>
+          </w:tcPr>
+          <w:p>
+            <w:pPr>
+              <w:spacing w:after="0" w:line="259" w:lineRule="auto"/>
+              <w:rPr>
+                <w:shd w:val="clear" w:color="auto" w:fill="FFFFFF"/>
+                <w:lang w:val="en-SG"/>
+              </w:rPr>
+            </w:pPr>
+            <w:r>
+              <w:rPr>
+                <w:shd w:val="clear" w:color="auto" w:fill="FFFFFF"/>
+                <w:lang w:val="en-SG"/>
+              </w:rPr>
+              <w:t>results/</w:t>
+            </w:r>
+          </w:p>
+        </w:tc>
+        <w:tc>
+          <w:tcPr>
+            <w:tcW w:w="0" w:type="auto"/>
+            <w:tcBorders>
+              <w:top w:val="single" w:sz="2" w:space="0" w:color="auto"/>
+              <w:left w:val="single" w:sz="2" w:space="0" w:color="auto"/>
+              <w:bottom w:val="single" w:sz="2" w:space="0" w:color="auto"/>
+              <w:right w:val="single" w:sz="2" w:space="0" w:color="auto"/>
+            </w:tcBorders>
+            <w:tcMar>
+              <w:top w:w="60" w:type="dxa"/>
+              <w:left w:w="60" w:type="dxa"/>
+              <w:bottom w:w="60" w:type="dxa"/>
+              <w:right w:w="60" w:type="dxa"/>
+            </w:tcMar>
+            <w:hideMark/>
+          </w:tcPr>
+          <w:p>
+            <w:pPr>
+              <w:spacing w:after="0" w:line="259" w:lineRule="auto"/>
+              <w:rPr>
+                <w:shd w:val="clear" w:color="auto" w:fill="FFFFFF"/>
+                <w:lang w:val="en-SG"/>
+              </w:rPr>
+            </w:pPr>
+            <w:r>
+              <w:t>Experimental outputs</w:t>
+            </w:r>
+          </w:p>
+        </w:tc>
+      </w:tr>
+      <w:tr>
+        <w:trPr>
+          <w:jc w:val="center"/>
+        </w:trPr>
+        <w:tc>
+          <w:tcPr>
+            <w:tcW w:w="0" w:type="auto"/>
+            <w:tcBorders>
+              <w:top w:val="single" w:sz="2" w:space="0" w:color="auto"/>
+              <w:left w:val="single" w:sz="2" w:space="0" w:color="auto"/>
+              <w:bottom w:val="single" w:sz="2" w:space="0" w:color="auto"/>
+              <w:right w:val="single" w:sz="2" w:space="0" w:color="auto"/>
+            </w:tcBorders>
+            <w:tcMar>
+              <w:top w:w="60" w:type="dxa"/>
+              <w:left w:w="60" w:type="dxa"/>
+              <w:bottom w:w="60" w:type="dxa"/>
+              <w:right w:w="60" w:type="dxa"/>
+            </w:tcMar>
+            <w:vAlign w:val="center"/>
+            <w:hideMark/>
+          </w:tcPr>
+          <w:p>
+            <w:pPr>
+              <w:spacing w:after="0" w:line="259" w:lineRule="auto"/>
+              <w:rPr>
+                <w:shd w:val="clear" w:color="auto" w:fill="FFFFFF"/>
+                <w:lang w:val="en-SG"/>
+              </w:rPr>
+            </w:pPr>
+            <w:r>
+              <w:rPr>
+                <w:shd w:val="clear" w:color="auto" w:fill="FFFFFF"/>
+                <w:lang w:val="en-SG"/>
+              </w:rPr>
+              <w:t>literature/</w:t>
+            </w:r>
+          </w:p>
+        </w:tc>
+        <w:tc>
+          <w:tcPr>
+            <w:tcW w:w="0" w:type="auto"/>
+            <w:tcBorders>
+              <w:top w:val="single" w:sz="2" w:space="0" w:color="auto"/>
+              <w:left w:val="single" w:sz="2" w:space="0" w:color="auto"/>
+              <w:bottom w:val="single" w:sz="2" w:space="0" w:color="auto"/>
+              <w:right w:val="single" w:sz="2" w:space="0" w:color="auto"/>
+            </w:tcBorders>
+            <w:tcMar>
+              <w:top w:w="60" w:type="dxa"/>
+              <w:left w:w="60" w:type="dxa"/>
+              <w:bottom w:w="60" w:type="dxa"/>
+              <w:right w:w="60" w:type="dxa"/>
+            </w:tcMar>
+            <w:hideMark/>
+          </w:tcPr>
+          <w:p>
+            <w:pPr>
+              <w:spacing w:after="0" w:line="259" w:lineRule="auto"/>
+              <w:rPr>
+                <w:shd w:val="clear" w:color="auto" w:fill="FFFFFF"/>
+                <w:lang w:val="en-SG"/>
+              </w:rPr>
+            </w:pPr>
+            <w:r>
+              <w:t>Reference materials</w:t>
+            </w:r>
+          </w:p>
+        </w:tc>
+      </w:tr>
+      <w:tr>
+        <w:trPr>
+          <w:jc w:val="center"/>
+        </w:trPr>
+        <w:tc>
+          <w:tcPr>
+            <w:tcW w:w="0" w:type="auto"/>
+            <w:tcBorders>
+              <w:top w:val="single" w:sz="2" w:space="0" w:color="auto"/>
+              <w:left w:val="single" w:sz="2" w:space="0" w:color="auto"/>
+              <w:bottom w:val="single" w:sz="2" w:space="0" w:color="auto"/>
+              <w:right w:val="single" w:sz="2" w:space="0" w:color="auto"/>
+            </w:tcBorders>
+            <w:tcMar>
+              <w:top w:w="60" w:type="dxa"/>
+              <w:left w:w="60" w:type="dxa"/>
+              <w:bottom w:w="60" w:type="dxa"/>
+              <w:right w:w="60" w:type="dxa"/>
+            </w:tcMar>
+            <w:vAlign w:val="center"/>
+            <w:hideMark/>
+          </w:tcPr>
+          <w:p>
+            <w:pPr>
+              <w:spacing w:after="0" w:line="259" w:lineRule="auto"/>
+              <w:rPr>
+                <w:shd w:val="clear" w:color="auto" w:fill="FFFFFF"/>
+                <w:lang w:val="en-SG"/>
+              </w:rPr>
+            </w:pPr>
+            <w:proofErr w:type="spellStart"/>
+            <w:r>
+              <w:rPr>
+                <w:shd w:val="clear" w:color="auto" w:fill="FFFFFF"/>
+                <w:lang w:val="en-SG"/>
+              </w:rPr>
+              <w:t>venv</w:t>
+            </w:r>
+            <w:proofErr w:type="spellEnd"/>
+            <w:r>
+              <w:rPr>
+                <w:shd w:val="clear" w:color="auto" w:fill="FFFFFF"/>
+                <w:lang w:val="en-SG"/>
+              </w:rPr>
+              <w:t>/</w:t>
             </w:r>
           </w:p>
         </w:tc>
@@ -9183,12 +9506,15 @@
                 <w:shd w:val="clear" w:color="auto" w:fill="FFFFFF"/>
                 <w:lang w:val="en-SG"/>
               </w:rPr>
-              <w:t>Stores raw source data, processed datasets, benchmark layers, and supporting data resources used throughout the project.</w:t>
+              <w:t>virtual environment</w:t>
             </w:r>
           </w:p>
         </w:tc>
       </w:tr>
       <w:tr>
+        <w:trPr>
+          <w:jc w:val="center"/>
+        </w:trPr>
         <w:tc>
           <w:tcPr>
             <w:tcW w:w="0" w:type="auto"/>
@@ -9220,7 +9546,7 @@
                 <w:shd w:val="clear" w:color="auto" w:fill="FFFFFF"/>
                 <w:lang w:val="en-SG"/>
               </w:rPr>
-              <w:t>notebooks/</w:t>
+              <w:t>README.md</w:t>
             </w:r>
           </w:p>
         </w:tc>
@@ -9255,28 +9581,22 @@
                 <w:shd w:val="clear" w:color="auto" w:fill="FFFFFF"/>
                 <w:lang w:val="en-SG"/>
               </w:rPr>
-              <w:t xml:space="preserve">Contains </w:t>
-            </w:r>
-            <w:proofErr w:type="spellStart"/>
+              <w:t>Repository overview</w:t>
+            </w:r>
             <w:r>
               <w:rPr>
                 <w:shd w:val="clear" w:color="auto" w:fill="FFFFFF"/>
                 <w:lang w:val="en-SG"/>
               </w:rPr>
-              <w:t>Jupyter</w:t>
-            </w:r>
-            <w:proofErr w:type="spellEnd"/>
-            <w:r>
-              <w:rPr>
-                <w:shd w:val="clear" w:color="auto" w:fill="FFFFFF"/>
-                <w:lang w:val="en-SG"/>
-              </w:rPr>
-              <w:t xml:space="preserve"> notebooks used for exploratory data analysis, cleaning inspection, and thesis-oriented visualisation.</w:t>
+              <w:t>.</w:t>
             </w:r>
           </w:p>
         </w:tc>
       </w:tr>
       <w:tr>
+        <w:trPr>
+          <w:jc w:val="center"/>
+        </w:trPr>
         <w:tc>
           <w:tcPr>
             <w:tcW w:w="0" w:type="auto"/>
@@ -9308,7 +9628,7 @@
                 <w:shd w:val="clear" w:color="auto" w:fill="FFFFFF"/>
                 <w:lang w:val="en-SG"/>
               </w:rPr>
-              <w:t>results/</w:t>
+              <w:t>requirements.txt</w:t>
             </w:r>
           </w:p>
         </w:tc>
@@ -9343,12 +9663,192 @@
                 <w:shd w:val="clear" w:color="auto" w:fill="FFFFFF"/>
                 <w:lang w:val="en-SG"/>
               </w:rPr>
-              <w:t>Stores saved outputs from the experimental pipeline, including metrics, training logs, model artefacts, prompt-evaluation runs, and replay files.</w:t>
+              <w:t>Python dependencies</w:t>
+            </w:r>
+            <w:r>
+              <w:rPr>
+                <w:shd w:val="clear" w:color="auto" w:fill="FFFFFF"/>
+                <w:lang w:val="en-SG"/>
+              </w:rPr>
+              <w:t>.</w:t>
+            </w:r>
+          </w:p>
+        </w:tc>
+      </w:tr>
+    </w:tbl>
+    <w:p>
+      <w:pPr>
+        <w:pStyle w:val="Caption"/>
+      </w:pPr>
+      <w:r>
+        <w:t xml:space="preserve">Table </w:t>
+      </w:r>
+      <w:r>
+        <w:fldChar w:fldCharType="begin"/>
+      </w:r>
+      <w:r>
+        <w:instrText xml:space="preserve"> SEQ Table \* ARABIC </w:instrText>
+      </w:r>
+      <w:r>
+        <w:fldChar w:fldCharType="separate"/>
+      </w:r>
+      <w:r>
+        <w:rPr>
+          <w:noProof/>
+        </w:rPr>
+        <w:t>5</w:t>
+      </w:r>
+      <w:r>
+        <w:fldChar w:fldCharType="end"/>
+      </w:r>
+      <w:r>
+        <w:t xml:space="preserve"> </w:t>
+      </w:r>
+      <w:r>
+        <w:t>Top-level repository structure</w:t>
+      </w:r>
+    </w:p>
+    <w:p>
+      <w:pPr>
+        <w:pStyle w:val="Heading4"/>
+      </w:pPr>
+      <w:r>
+        <w:lastRenderedPageBreak/>
+        <w:t xml:space="preserve"> Code Layout</w:t>
+      </w:r>
+    </w:p>
+    <w:p>
+      <w:pPr>
+        <w:pStyle w:val="BodyText"/>
+      </w:pPr>
+      <w:r>
+        <w:t>The active codebase is centred on </w:t>
+      </w:r>
+      <w:proofErr w:type="spellStart"/>
+      <w:r>
+        <w:t>src</w:t>
+      </w:r>
+      <w:proofErr w:type="spellEnd"/>
+      <w:r>
+        <w:t>/</w:t>
+      </w:r>
+      <w:proofErr w:type="spellStart"/>
+      <w:r>
+        <w:t>ai_ethics</w:t>
+      </w:r>
+      <w:proofErr w:type="spellEnd"/>
+      <w:r>
+        <w:t>/, while the root-level scripts in </w:t>
+      </w:r>
+      <w:proofErr w:type="spellStart"/>
+      <w:r>
+        <w:t>src</w:t>
+      </w:r>
+      <w:proofErr w:type="spellEnd"/>
+      <w:r>
+        <w:t>/ act mainly as entry points. This gives the project one clear code root instead of multiple overlapping script locations. Within the package, preprocessing, data loading, training, evaluation, and tooling are separated into modules, helping to keep the codebase modular and maintainable.</w:t>
+      </w:r>
+    </w:p>
+    <w:tbl>
+      <w:tblPr>
+        <w:tblW w:w="8644" w:type="dxa"/>
+        <w:jc w:val="center"/>
+        <w:tblBorders>
+          <w:top w:val="single" w:sz="2" w:space="0" w:color="auto"/>
+          <w:left w:val="single" w:sz="2" w:space="0" w:color="auto"/>
+          <w:bottom w:val="single" w:sz="2" w:space="0" w:color="auto"/>
+          <w:right w:val="single" w:sz="2" w:space="0" w:color="auto"/>
+        </w:tblBorders>
+        <w:tblCellMar>
+          <w:left w:w="0" w:type="dxa"/>
+          <w:right w:w="0" w:type="dxa"/>
+        </w:tblCellMar>
+        <w:tblLook w:val="04A0" w:firstRow="1" w:lastRow="0" w:firstColumn="1" w:lastColumn="0" w:noHBand="0" w:noVBand="1"/>
+      </w:tblPr>
+      <w:tblGrid>
+        <w:gridCol w:w="2081"/>
+        <w:gridCol w:w="6563"/>
+      </w:tblGrid>
+      <w:tr>
+        <w:trPr>
+          <w:tblHeader/>
+          <w:jc w:val="center"/>
+        </w:trPr>
+        <w:tc>
+          <w:tcPr>
+            <w:tcW w:w="2124" w:type="dxa"/>
+            <w:tcBorders>
+              <w:top w:val="single" w:sz="2" w:space="0" w:color="auto"/>
+              <w:left w:val="single" w:sz="2" w:space="0" w:color="auto"/>
+              <w:bottom w:val="single" w:sz="2" w:space="0" w:color="auto"/>
+              <w:right w:val="single" w:sz="2" w:space="0" w:color="auto"/>
+            </w:tcBorders>
+            <w:tcMar>
+              <w:top w:w="60" w:type="dxa"/>
+              <w:left w:w="60" w:type="dxa"/>
+              <w:bottom w:w="60" w:type="dxa"/>
+              <w:right w:w="60" w:type="dxa"/>
+            </w:tcMar>
+            <w:hideMark/>
+          </w:tcPr>
+          <w:p>
+            <w:pPr>
+              <w:pStyle w:val="BodyText"/>
+              <w:jc w:val="left"/>
+              <w:rPr>
+                <w:b/>
+                <w:bCs/>
+              </w:rPr>
+            </w:pPr>
+            <w:r>
+              <w:rPr>
+                <w:b/>
+                <w:bCs/>
+              </w:rPr>
+              <w:t>Package / module</w:t>
+            </w:r>
+          </w:p>
+        </w:tc>
+        <w:tc>
+          <w:tcPr>
+            <w:tcW w:w="6520" w:type="dxa"/>
+            <w:tcBorders>
+              <w:top w:val="single" w:sz="2" w:space="0" w:color="auto"/>
+              <w:left w:val="single" w:sz="2" w:space="0" w:color="auto"/>
+              <w:bottom w:val="single" w:sz="2" w:space="0" w:color="auto"/>
+              <w:right w:val="single" w:sz="2" w:space="0" w:color="auto"/>
+            </w:tcBorders>
+            <w:tcMar>
+              <w:top w:w="60" w:type="dxa"/>
+              <w:left w:w="60" w:type="dxa"/>
+              <w:bottom w:w="60" w:type="dxa"/>
+              <w:right w:w="60" w:type="dxa"/>
+            </w:tcMar>
+            <w:hideMark/>
+          </w:tcPr>
+          <w:p>
+            <w:pPr>
+              <w:pStyle w:val="BodyText"/>
+              <w:jc w:val="left"/>
+              <w:rPr>
+                <w:b/>
+                <w:bCs/>
+              </w:rPr>
+            </w:pPr>
+            <w:r>
+              <w:rPr>
+                <w:b/>
+                <w:bCs/>
+              </w:rPr>
+              <w:t>Description</w:t>
             </w:r>
           </w:p>
         </w:tc>
       </w:tr>
       <w:tr>
+        <w:trPr>
+          <w:jc w:val="center"/>
+        </w:trPr>
         <w:tc>
           <w:tcPr>
             <w:tcW w:w="0" w:type="auto"/>
@@ -9364,24 +9864,450 @@
               <w:bottom w:w="60" w:type="dxa"/>
               <w:right w:w="60" w:type="dxa"/>
             </w:tcMar>
-            <w:vAlign w:val="center"/>
             <w:hideMark/>
           </w:tcPr>
           <w:p>
             <w:pPr>
-              <w:spacing w:after="0" w:line="259" w:lineRule="auto"/>
-              <w:rPr>
-                <w:shd w:val="clear" w:color="auto" w:fill="FFFFFF"/>
-                <w:lang w:val="en-SG"/>
-              </w:rPr>
+              <w:pStyle w:val="BodyText"/>
             </w:pPr>
             <w:r>
-              <w:rPr>
-                <w:shd w:val="clear" w:color="auto" w:fill="FFFFFF"/>
-                <w:lang w:val="en-SG"/>
-              </w:rPr>
-              <w:lastRenderedPageBreak/>
-              <w:t>literature/</w:t>
+              <w:t>data/</w:t>
+            </w:r>
+          </w:p>
+        </w:tc>
+        <w:tc>
+          <w:tcPr>
+            <w:tcW w:w="6817" w:type="dxa"/>
+            <w:tcBorders>
+              <w:top w:val="single" w:sz="2" w:space="0" w:color="auto"/>
+              <w:left w:val="single" w:sz="2" w:space="0" w:color="auto"/>
+              <w:bottom w:val="single" w:sz="2" w:space="0" w:color="auto"/>
+              <w:right w:val="single" w:sz="2" w:space="0" w:color="auto"/>
+            </w:tcBorders>
+            <w:tcMar>
+              <w:top w:w="60" w:type="dxa"/>
+              <w:left w:w="60" w:type="dxa"/>
+              <w:bottom w:w="60" w:type="dxa"/>
+              <w:right w:w="60" w:type="dxa"/>
+            </w:tcMar>
+            <w:hideMark/>
+          </w:tcPr>
+          <w:p>
+            <w:pPr>
+              <w:pStyle w:val="BodyText"/>
+            </w:pPr>
+            <w:r>
+              <w:t>Data loading and preprocessing</w:t>
+            </w:r>
+          </w:p>
+        </w:tc>
+      </w:tr>
+      <w:tr>
+        <w:trPr>
+          <w:jc w:val="center"/>
+        </w:trPr>
+        <w:tc>
+          <w:tcPr>
+            <w:tcW w:w="0" w:type="auto"/>
+            <w:tcBorders>
+              <w:top w:val="single" w:sz="2" w:space="0" w:color="auto"/>
+              <w:left w:val="single" w:sz="2" w:space="0" w:color="auto"/>
+              <w:bottom w:val="single" w:sz="2" w:space="0" w:color="auto"/>
+              <w:right w:val="single" w:sz="2" w:space="0" w:color="auto"/>
+            </w:tcBorders>
+            <w:tcMar>
+              <w:top w:w="60" w:type="dxa"/>
+              <w:left w:w="60" w:type="dxa"/>
+              <w:bottom w:w="60" w:type="dxa"/>
+              <w:right w:w="60" w:type="dxa"/>
+            </w:tcMar>
+            <w:hideMark/>
+          </w:tcPr>
+          <w:p>
+            <w:pPr>
+              <w:pStyle w:val="BodyText"/>
+            </w:pPr>
+            <w:r>
+              <w:t>training/</w:t>
+            </w:r>
+          </w:p>
+        </w:tc>
+        <w:tc>
+          <w:tcPr>
+            <w:tcW w:w="6817" w:type="dxa"/>
+            <w:tcBorders>
+              <w:top w:val="single" w:sz="2" w:space="0" w:color="auto"/>
+              <w:left w:val="single" w:sz="2" w:space="0" w:color="auto"/>
+              <w:bottom w:val="single" w:sz="2" w:space="0" w:color="auto"/>
+              <w:right w:val="single" w:sz="2" w:space="0" w:color="auto"/>
+            </w:tcBorders>
+            <w:tcMar>
+              <w:top w:w="60" w:type="dxa"/>
+              <w:left w:w="60" w:type="dxa"/>
+              <w:bottom w:w="60" w:type="dxa"/>
+              <w:right w:w="60" w:type="dxa"/>
+            </w:tcMar>
+            <w:hideMark/>
+          </w:tcPr>
+          <w:p>
+            <w:pPr>
+              <w:pStyle w:val="BodyText"/>
+            </w:pPr>
+            <w:r>
+              <w:t>Supervised training pipelines</w:t>
+            </w:r>
+          </w:p>
+        </w:tc>
+      </w:tr>
+      <w:tr>
+        <w:trPr>
+          <w:jc w:val="center"/>
+        </w:trPr>
+        <w:tc>
+          <w:tcPr>
+            <w:tcW w:w="0" w:type="auto"/>
+            <w:tcBorders>
+              <w:top w:val="single" w:sz="2" w:space="0" w:color="auto"/>
+              <w:left w:val="single" w:sz="2" w:space="0" w:color="auto"/>
+              <w:bottom w:val="single" w:sz="2" w:space="0" w:color="auto"/>
+              <w:right w:val="single" w:sz="2" w:space="0" w:color="auto"/>
+            </w:tcBorders>
+            <w:tcMar>
+              <w:top w:w="60" w:type="dxa"/>
+              <w:left w:w="60" w:type="dxa"/>
+              <w:bottom w:w="60" w:type="dxa"/>
+              <w:right w:w="60" w:type="dxa"/>
+            </w:tcMar>
+            <w:hideMark/>
+          </w:tcPr>
+          <w:p>
+            <w:pPr>
+              <w:pStyle w:val="BodyText"/>
+            </w:pPr>
+            <w:r>
+              <w:t>evaluation/</w:t>
+            </w:r>
+          </w:p>
+        </w:tc>
+        <w:tc>
+          <w:tcPr>
+            <w:tcW w:w="6817" w:type="dxa"/>
+            <w:tcBorders>
+              <w:top w:val="single" w:sz="2" w:space="0" w:color="auto"/>
+              <w:left w:val="single" w:sz="2" w:space="0" w:color="auto"/>
+              <w:bottom w:val="single" w:sz="2" w:space="0" w:color="auto"/>
+              <w:right w:val="single" w:sz="2" w:space="0" w:color="auto"/>
+            </w:tcBorders>
+            <w:tcMar>
+              <w:top w:w="60" w:type="dxa"/>
+              <w:left w:w="60" w:type="dxa"/>
+              <w:bottom w:w="60" w:type="dxa"/>
+              <w:right w:w="60" w:type="dxa"/>
+            </w:tcMar>
+            <w:hideMark/>
+          </w:tcPr>
+          <w:p>
+            <w:pPr>
+              <w:pStyle w:val="BodyText"/>
+            </w:pPr>
+            <w:r>
+              <w:t>Evaluation and scoring logic</w:t>
+            </w:r>
+          </w:p>
+        </w:tc>
+      </w:tr>
+      <w:tr>
+        <w:trPr>
+          <w:jc w:val="center"/>
+        </w:trPr>
+        <w:tc>
+          <w:tcPr>
+            <w:tcW w:w="0" w:type="auto"/>
+            <w:tcBorders>
+              <w:top w:val="single" w:sz="2" w:space="0" w:color="auto"/>
+              <w:left w:val="single" w:sz="2" w:space="0" w:color="auto"/>
+              <w:bottom w:val="single" w:sz="2" w:space="0" w:color="auto"/>
+              <w:right w:val="single" w:sz="2" w:space="0" w:color="auto"/>
+            </w:tcBorders>
+            <w:tcMar>
+              <w:top w:w="60" w:type="dxa"/>
+              <w:left w:w="60" w:type="dxa"/>
+              <w:bottom w:w="60" w:type="dxa"/>
+              <w:right w:w="60" w:type="dxa"/>
+            </w:tcMar>
+            <w:hideMark/>
+          </w:tcPr>
+          <w:p>
+            <w:pPr>
+              <w:pStyle w:val="BodyText"/>
+            </w:pPr>
+            <w:r>
+              <w:t>features/</w:t>
+            </w:r>
+          </w:p>
+        </w:tc>
+        <w:tc>
+          <w:tcPr>
+            <w:tcW w:w="6817" w:type="dxa"/>
+            <w:tcBorders>
+              <w:top w:val="single" w:sz="2" w:space="0" w:color="auto"/>
+              <w:left w:val="single" w:sz="2" w:space="0" w:color="auto"/>
+              <w:bottom w:val="single" w:sz="2" w:space="0" w:color="auto"/>
+              <w:right w:val="single" w:sz="2" w:space="0" w:color="auto"/>
+            </w:tcBorders>
+            <w:tcMar>
+              <w:top w:w="60" w:type="dxa"/>
+              <w:left w:w="60" w:type="dxa"/>
+              <w:bottom w:w="60" w:type="dxa"/>
+              <w:right w:w="60" w:type="dxa"/>
+            </w:tcMar>
+            <w:hideMark/>
+          </w:tcPr>
+          <w:p>
+            <w:pPr>
+              <w:pStyle w:val="BodyText"/>
+            </w:pPr>
+            <w:r>
+              <w:t>Feature engineering</w:t>
+            </w:r>
+          </w:p>
+        </w:tc>
+      </w:tr>
+      <w:tr>
+        <w:trPr>
+          <w:jc w:val="center"/>
+        </w:trPr>
+        <w:tc>
+          <w:tcPr>
+            <w:tcW w:w="0" w:type="auto"/>
+            <w:tcBorders>
+              <w:top w:val="single" w:sz="2" w:space="0" w:color="auto"/>
+              <w:left w:val="single" w:sz="2" w:space="0" w:color="auto"/>
+              <w:bottom w:val="single" w:sz="2" w:space="0" w:color="auto"/>
+              <w:right w:val="single" w:sz="2" w:space="0" w:color="auto"/>
+            </w:tcBorders>
+            <w:tcMar>
+              <w:top w:w="60" w:type="dxa"/>
+              <w:left w:w="60" w:type="dxa"/>
+              <w:bottom w:w="60" w:type="dxa"/>
+              <w:right w:w="60" w:type="dxa"/>
+            </w:tcMar>
+            <w:hideMark/>
+          </w:tcPr>
+          <w:p>
+            <w:pPr>
+              <w:pStyle w:val="BodyText"/>
+            </w:pPr>
+            <w:r>
+              <w:t>utils/</w:t>
+            </w:r>
+          </w:p>
+        </w:tc>
+        <w:tc>
+          <w:tcPr>
+            <w:tcW w:w="6817" w:type="dxa"/>
+            <w:tcBorders>
+              <w:top w:val="single" w:sz="2" w:space="0" w:color="auto"/>
+              <w:left w:val="single" w:sz="2" w:space="0" w:color="auto"/>
+              <w:bottom w:val="single" w:sz="2" w:space="0" w:color="auto"/>
+              <w:right w:val="single" w:sz="2" w:space="0" w:color="auto"/>
+            </w:tcBorders>
+            <w:tcMar>
+              <w:top w:w="60" w:type="dxa"/>
+              <w:left w:w="60" w:type="dxa"/>
+              <w:bottom w:w="60" w:type="dxa"/>
+              <w:right w:w="60" w:type="dxa"/>
+            </w:tcMar>
+            <w:hideMark/>
+          </w:tcPr>
+          <w:p>
+            <w:pPr>
+              <w:pStyle w:val="BodyText"/>
+            </w:pPr>
+            <w:r>
+              <w:t>Shared utilities</w:t>
+            </w:r>
+          </w:p>
+        </w:tc>
+      </w:tr>
+      <w:tr>
+        <w:trPr>
+          <w:jc w:val="center"/>
+        </w:trPr>
+        <w:tc>
+          <w:tcPr>
+            <w:tcW w:w="0" w:type="auto"/>
+            <w:tcBorders>
+              <w:top w:val="single" w:sz="2" w:space="0" w:color="auto"/>
+              <w:left w:val="single" w:sz="2" w:space="0" w:color="auto"/>
+              <w:bottom w:val="single" w:sz="2" w:space="0" w:color="auto"/>
+              <w:right w:val="single" w:sz="2" w:space="0" w:color="auto"/>
+            </w:tcBorders>
+            <w:tcMar>
+              <w:top w:w="60" w:type="dxa"/>
+              <w:left w:w="60" w:type="dxa"/>
+              <w:bottom w:w="60" w:type="dxa"/>
+              <w:right w:w="60" w:type="dxa"/>
+            </w:tcMar>
+            <w:hideMark/>
+          </w:tcPr>
+          <w:p>
+            <w:pPr>
+              <w:pStyle w:val="BodyText"/>
+            </w:pPr>
+            <w:r>
+              <w:t>__init__.py</w:t>
+            </w:r>
+          </w:p>
+        </w:tc>
+        <w:tc>
+          <w:tcPr>
+            <w:tcW w:w="6817" w:type="dxa"/>
+            <w:tcBorders>
+              <w:top w:val="single" w:sz="2" w:space="0" w:color="auto"/>
+              <w:left w:val="single" w:sz="2" w:space="0" w:color="auto"/>
+              <w:bottom w:val="single" w:sz="2" w:space="0" w:color="auto"/>
+              <w:right w:val="single" w:sz="2" w:space="0" w:color="auto"/>
+            </w:tcBorders>
+            <w:tcMar>
+              <w:top w:w="60" w:type="dxa"/>
+              <w:left w:w="60" w:type="dxa"/>
+              <w:bottom w:w="60" w:type="dxa"/>
+              <w:right w:w="60" w:type="dxa"/>
+            </w:tcMar>
+            <w:hideMark/>
+          </w:tcPr>
+          <w:p>
+            <w:pPr>
+              <w:pStyle w:val="BodyText"/>
+            </w:pPr>
+            <w:r>
+              <w:t>Package initialisation</w:t>
+            </w:r>
+          </w:p>
+        </w:tc>
+      </w:tr>
+    </w:tbl>
+    <w:p>
+      <w:pPr>
+        <w:pStyle w:val="Caption"/>
+      </w:pPr>
+      <w:r>
+        <w:t xml:space="preserve">Table </w:t>
+      </w:r>
+      <w:r>
+        <w:fldChar w:fldCharType="begin"/>
+      </w:r>
+      <w:r>
+        <w:instrText xml:space="preserve"> SEQ Table \* ARABIC </w:instrText>
+      </w:r>
+      <w:r>
+        <w:fldChar w:fldCharType="separate"/>
+      </w:r>
+      <w:r>
+        <w:rPr>
+          <w:noProof/>
+        </w:rPr>
+        <w:t>6</w:t>
+      </w:r>
+      <w:r>
+        <w:fldChar w:fldCharType="end"/>
+      </w:r>
+      <w:r>
+        <w:t xml:space="preserve">. </w:t>
+      </w:r>
+      <w:r>
+        <w:t>Code package structure for </w:t>
+      </w:r>
+      <w:proofErr w:type="spellStart"/>
+      <w:r>
+        <w:t>src</w:t>
+      </w:r>
+      <w:proofErr w:type="spellEnd"/>
+      <w:r>
+        <w:t>/</w:t>
+      </w:r>
+      <w:proofErr w:type="spellStart"/>
+      <w:r>
+        <w:t>ai_ethics</w:t>
+      </w:r>
+      <w:proofErr w:type="spellEnd"/>
+      <w:r>
+        <w:t>/.</w:t>
+      </w:r>
+    </w:p>
+    <w:p>
+      <w:pPr>
+        <w:pStyle w:val="Heading4"/>
+      </w:pPr>
+      <w:r>
+        <w:t xml:space="preserve"> Data Layout</w:t>
+      </w:r>
+    </w:p>
+    <w:p>
+      <w:pPr>
+        <w:pStyle w:val="BodyText"/>
+      </w:pPr>
+      <w:r>
+        <w:t>The data layout mirrors the benchmark strategy of the project. Raw sources are kept separate from processed outputs, benchmark layers are organised by research role, and EDA outputs are stored independently from final experiment results. This makes it possible to trace how a raw source becomes a processed benchmark and then becomes an experiment input.</w:t>
+      </w:r>
+    </w:p>
+    <w:tbl>
+      <w:tblPr>
+        <w:tblW w:w="0" w:type="auto"/>
+        <w:jc w:val="center"/>
+        <w:tblBorders>
+          <w:top w:val="single" w:sz="2" w:space="0" w:color="auto"/>
+          <w:left w:val="single" w:sz="2" w:space="0" w:color="auto"/>
+          <w:bottom w:val="single" w:sz="2" w:space="0" w:color="auto"/>
+          <w:right w:val="single" w:sz="2" w:space="0" w:color="auto"/>
+        </w:tblBorders>
+        <w:tblCellMar>
+          <w:left w:w="0" w:type="dxa"/>
+          <w:right w:w="0" w:type="dxa"/>
+        </w:tblCellMar>
+        <w:tblLook w:val="04A0" w:firstRow="1" w:lastRow="0" w:firstColumn="1" w:lastColumn="0" w:noHBand="0" w:noVBand="1"/>
+      </w:tblPr>
+      <w:tblGrid>
+        <w:gridCol w:w="4012"/>
+        <w:gridCol w:w="3512"/>
+      </w:tblGrid>
+      <w:tr>
+        <w:trPr>
+          <w:tblHeader/>
+          <w:jc w:val="center"/>
+        </w:trPr>
+        <w:tc>
+          <w:tcPr>
+            <w:tcW w:w="0" w:type="auto"/>
+            <w:tcBorders>
+              <w:top w:val="single" w:sz="2" w:space="0" w:color="auto"/>
+              <w:left w:val="single" w:sz="2" w:space="0" w:color="auto"/>
+              <w:bottom w:val="single" w:sz="2" w:space="0" w:color="auto"/>
+              <w:right w:val="single" w:sz="2" w:space="0" w:color="auto"/>
+            </w:tcBorders>
+            <w:tcMar>
+              <w:top w:w="60" w:type="dxa"/>
+              <w:left w:w="60" w:type="dxa"/>
+              <w:bottom w:w="60" w:type="dxa"/>
+              <w:right w:w="60" w:type="dxa"/>
+            </w:tcMar>
+            <w:hideMark/>
+          </w:tcPr>
+          <w:p>
+            <w:pPr>
+              <w:pStyle w:val="BodyText"/>
+              <w:rPr>
+                <w:b/>
+                <w:bCs/>
+              </w:rPr>
+            </w:pPr>
+            <w:r>
+              <w:rPr>
+                <w:b/>
+                <w:bCs/>
+              </w:rPr>
+              <w:t>Data directory</w:t>
             </w:r>
           </w:p>
         </w:tc>
@@ -9400,28 +10326,30 @@
               <w:bottom w:w="60" w:type="dxa"/>
               <w:right w:w="60" w:type="dxa"/>
             </w:tcMar>
-            <w:vAlign w:val="center"/>
             <w:hideMark/>
           </w:tcPr>
           <w:p>
             <w:pPr>
-              <w:spacing w:after="0" w:line="259" w:lineRule="auto"/>
-              <w:rPr>
-                <w:shd w:val="clear" w:color="auto" w:fill="FFFFFF"/>
-                <w:lang w:val="en-SG"/>
+              <w:pStyle w:val="BodyText"/>
+              <w:rPr>
+                <w:b/>
+                <w:bCs/>
               </w:rPr>
             </w:pPr>
             <w:r>
               <w:rPr>
-                <w:shd w:val="clear" w:color="auto" w:fill="FFFFFF"/>
-                <w:lang w:val="en-SG"/>
-              </w:rPr>
-              <w:t>Contains supporting papers, notes, and related background materials used during the literature review and project development.</w:t>
+                <w:b/>
+                <w:bCs/>
+              </w:rPr>
+              <w:t>Description</w:t>
             </w:r>
           </w:p>
         </w:tc>
       </w:tr>
       <w:tr>
+        <w:trPr>
+          <w:jc w:val="center"/>
+        </w:trPr>
         <w:tc>
           <w:tcPr>
             <w:tcW w:w="0" w:type="auto"/>
@@ -9437,32 +10365,14 @@
               <w:bottom w:w="60" w:type="dxa"/>
               <w:right w:w="60" w:type="dxa"/>
             </w:tcMar>
-            <w:vAlign w:val="center"/>
             <w:hideMark/>
           </w:tcPr>
           <w:p>
             <w:pPr>
-              <w:spacing w:after="0" w:line="259" w:lineRule="auto"/>
-              <w:rPr>
-                <w:shd w:val="clear" w:color="auto" w:fill="FFFFFF"/>
-                <w:lang w:val="en-SG"/>
-              </w:rPr>
+              <w:pStyle w:val="BodyText"/>
             </w:pPr>
-            <w:proofErr w:type="spellStart"/>
-            <w:r>
-              <w:rPr>
-                <w:shd w:val="clear" w:color="auto" w:fill="FFFFFF"/>
-                <w:lang w:val="en-SG"/>
-              </w:rPr>
-              <w:t>venv</w:t>
-            </w:r>
-            <w:proofErr w:type="spellEnd"/>
-            <w:r>
-              <w:rPr>
-                <w:shd w:val="clear" w:color="auto" w:fill="FFFFFF"/>
-                <w:lang w:val="en-SG"/>
-              </w:rPr>
-              <w:t>/</w:t>
+            <w:r>
+              <w:t>Data/raw/</w:t>
             </w:r>
           </w:p>
         </w:tc>
@@ -9481,28 +10391,22 @@
               <w:bottom w:w="60" w:type="dxa"/>
               <w:right w:w="60" w:type="dxa"/>
             </w:tcMar>
-            <w:vAlign w:val="center"/>
             <w:hideMark/>
           </w:tcPr>
           <w:p>
             <w:pPr>
-              <w:spacing w:after="0" w:line="259" w:lineRule="auto"/>
-              <w:rPr>
-                <w:shd w:val="clear" w:color="auto" w:fill="FFFFFF"/>
-                <w:lang w:val="en-SG"/>
-              </w:rPr>
+              <w:pStyle w:val="BodyText"/>
             </w:pPr>
             <w:r>
-              <w:rPr>
-                <w:shd w:val="clear" w:color="auto" w:fill="FFFFFF"/>
-                <w:lang w:val="en-SG"/>
-              </w:rPr>
-              <w:t>Local Python virtual environment used to maintain dependency isolation and reproducible execution.</w:t>
+              <w:t>Raw source datasets</w:t>
             </w:r>
           </w:p>
         </w:tc>
       </w:tr>
       <w:tr>
+        <w:trPr>
+          <w:jc w:val="center"/>
+        </w:trPr>
         <w:tc>
           <w:tcPr>
             <w:tcW w:w="0" w:type="auto"/>
@@ -9518,23 +10422,14 @@
               <w:bottom w:w="60" w:type="dxa"/>
               <w:right w:w="60" w:type="dxa"/>
             </w:tcMar>
-            <w:vAlign w:val="center"/>
             <w:hideMark/>
           </w:tcPr>
           <w:p>
             <w:pPr>
-              <w:spacing w:after="0" w:line="259" w:lineRule="auto"/>
-              <w:rPr>
-                <w:shd w:val="clear" w:color="auto" w:fill="FFFFFF"/>
-                <w:lang w:val="en-SG"/>
-              </w:rPr>
+              <w:pStyle w:val="BodyText"/>
             </w:pPr>
             <w:r>
-              <w:rPr>
-                <w:shd w:val="clear" w:color="auto" w:fill="FFFFFF"/>
-                <w:lang w:val="en-SG"/>
-              </w:rPr>
-              <w:t>README.md</w:t>
+              <w:t>Data/processed/</w:t>
             </w:r>
           </w:p>
         </w:tc>
@@ -9553,28 +10448,22 @@
               <w:bottom w:w="60" w:type="dxa"/>
               <w:right w:w="60" w:type="dxa"/>
             </w:tcMar>
-            <w:vAlign w:val="center"/>
             <w:hideMark/>
           </w:tcPr>
           <w:p>
             <w:pPr>
-              <w:spacing w:after="0" w:line="259" w:lineRule="auto"/>
-              <w:rPr>
-                <w:shd w:val="clear" w:color="auto" w:fill="FFFFFF"/>
-                <w:lang w:val="en-SG"/>
-              </w:rPr>
+              <w:pStyle w:val="BodyText"/>
             </w:pPr>
             <w:r>
-              <w:rPr>
-                <w:shd w:val="clear" w:color="auto" w:fill="FFFFFF"/>
-                <w:lang w:val="en-SG"/>
-              </w:rPr>
-              <w:t>Provides a high-level overview of the repository and guidance on how to run the main workflows.</w:t>
+              <w:t>Cleaned and benchmark-ready data</w:t>
             </w:r>
           </w:p>
         </w:tc>
       </w:tr>
       <w:tr>
+        <w:trPr>
+          <w:jc w:val="center"/>
+        </w:trPr>
         <w:tc>
           <w:tcPr>
             <w:tcW w:w="0" w:type="auto"/>
@@ -9590,23 +10479,22 @@
               <w:bottom w:w="60" w:type="dxa"/>
               <w:right w:w="60" w:type="dxa"/>
             </w:tcMar>
-            <w:vAlign w:val="center"/>
             <w:hideMark/>
           </w:tcPr>
           <w:p>
             <w:pPr>
-              <w:spacing w:after="0" w:line="259" w:lineRule="auto"/>
-              <w:rPr>
-                <w:shd w:val="clear" w:color="auto" w:fill="FFFFFF"/>
-                <w:lang w:val="en-SG"/>
-              </w:rPr>
+              <w:pStyle w:val="BodyText"/>
             </w:pPr>
             <w:r>
-              <w:rPr>
-                <w:shd w:val="clear" w:color="auto" w:fill="FFFFFF"/>
-                <w:lang w:val="en-SG"/>
-              </w:rPr>
-              <w:t>requirements.txt</w:t>
+              <w:t>Data/processed/</w:t>
+            </w:r>
+            <w:proofErr w:type="spellStart"/>
+            <w:r>
+              <w:t>benchmark_supervised</w:t>
+            </w:r>
+            <w:proofErr w:type="spellEnd"/>
+            <w:r>
+              <w:t>/</w:t>
             </w:r>
           </w:p>
         </w:tc>
@@ -9625,134 +10513,21 @@
               <w:bottom w:w="60" w:type="dxa"/>
               <w:right w:w="60" w:type="dxa"/>
             </w:tcMar>
-            <w:vAlign w:val="center"/>
             <w:hideMark/>
           </w:tcPr>
           <w:p>
             <w:pPr>
-              <w:spacing w:after="0" w:line="259" w:lineRule="auto"/>
-              <w:rPr>
-                <w:shd w:val="clear" w:color="auto" w:fill="FFFFFF"/>
-                <w:lang w:val="en-SG"/>
-              </w:rPr>
+              <w:pStyle w:val="BodyText"/>
             </w:pPr>
             <w:r>
-              <w:rPr>
-                <w:shd w:val="clear" w:color="auto" w:fill="FFFFFF"/>
-                <w:lang w:val="en-SG"/>
-              </w:rPr>
-              <w:t>Lists the Python dependencies required to reproduce the project environment.</w:t>
+              <w:t>Supervised benchmarks</w:t>
             </w:r>
           </w:p>
         </w:tc>
       </w:tr>
-    </w:tbl>
-    <w:p>
-      <w:pPr>
-        <w:spacing w:line="259" w:lineRule="auto"/>
-        <w:rPr>
-          <w:shd w:val="clear" w:color="auto" w:fill="FFFFFF"/>
-          <w:lang w:val="en-SG"/>
-        </w:rPr>
-      </w:pPr>
-    </w:p>
-    <w:p>
-      <w:pPr>
-        <w:pStyle w:val="Caption"/>
-      </w:pPr>
-      <w:r>
-        <w:t xml:space="preserve">Table </w:t>
-      </w:r>
-      <w:r>
-        <w:fldChar w:fldCharType="begin"/>
-      </w:r>
-      <w:r>
-        <w:instrText xml:space="preserve"> SEQ Table \* ARABIC </w:instrText>
-      </w:r>
-      <w:r>
-        <w:fldChar w:fldCharType="separate"/>
-      </w:r>
-      <w:r>
-        <w:rPr>
-          <w:noProof/>
-        </w:rPr>
-        <w:t>5</w:t>
-      </w:r>
-      <w:r>
-        <w:fldChar w:fldCharType="end"/>
-      </w:r>
-      <w:r>
-        <w:t xml:space="preserve"> </w:t>
-      </w:r>
-      <w:r>
-        <w:t>Top-level repository structure</w:t>
-      </w:r>
-      <w:r>
-        <w:t xml:space="preserve"> </w:t>
-      </w:r>
-    </w:p>
-    <w:p>
-      <w:pPr>
-        <w:pStyle w:val="Heading4"/>
-      </w:pPr>
-      <w:r>
-        <w:t xml:space="preserve"> Code Layout</w:t>
-      </w:r>
-    </w:p>
-    <w:p>
-      <w:pPr>
-        <w:pStyle w:val="BodyText"/>
-      </w:pPr>
-      <w:r>
-        <w:t>The active codebase is centred on </w:t>
-      </w:r>
-      <w:proofErr w:type="spellStart"/>
-      <w:r>
-        <w:t>src</w:t>
-      </w:r>
-      <w:proofErr w:type="spellEnd"/>
-      <w:r>
-        <w:t>/</w:t>
-      </w:r>
-      <w:proofErr w:type="spellStart"/>
-      <w:r>
-        <w:t>ai_ethics</w:t>
-      </w:r>
-      <w:proofErr w:type="spellEnd"/>
-      <w:r>
-        <w:t>/, while the root-level scripts in </w:t>
-      </w:r>
-      <w:proofErr w:type="spellStart"/>
-      <w:r>
-        <w:t>src</w:t>
-      </w:r>
-      <w:proofErr w:type="spellEnd"/>
-      <w:r>
-        <w:t>/ act mainly as entry points. This gives the project one clear code root instead of multiple overlapping script locations. Within the package, preprocessing, data loading, training, evaluation, and tooling are separated into modules, helping to keep the codebase modular and maintainable.</w:t>
-      </w:r>
-    </w:p>
-    <w:tbl>
-      <w:tblPr>
-        <w:tblW w:w="0" w:type="auto"/>
-        <w:tblBorders>
-          <w:top w:val="single" w:sz="2" w:space="0" w:color="auto"/>
-          <w:left w:val="single" w:sz="2" w:space="0" w:color="auto"/>
-          <w:bottom w:val="single" w:sz="2" w:space="0" w:color="auto"/>
-          <w:right w:val="single" w:sz="2" w:space="0" w:color="auto"/>
-        </w:tblBorders>
-        <w:tblCellMar>
-          <w:left w:w="0" w:type="dxa"/>
-          <w:right w:w="0" w:type="dxa"/>
-        </w:tblCellMar>
-        <w:tblLook w:val="04A0" w:firstRow="1" w:lastRow="0" w:firstColumn="1" w:lastColumn="0" w:noHBand="0" w:noVBand="1"/>
-      </w:tblPr>
-      <w:tblGrid>
-        <w:gridCol w:w="1509"/>
-        <w:gridCol w:w="7125"/>
-      </w:tblGrid>
       <w:tr>
         <w:trPr>
-          <w:tblHeader/>
+          <w:jc w:val="center"/>
         </w:trPr>
         <w:tc>
           <w:tcPr>
@@ -9769,16 +10544,22 @@
               <w:bottom w:w="60" w:type="dxa"/>
               <w:right w:w="60" w:type="dxa"/>
             </w:tcMar>
-            <w:vAlign w:val="center"/>
             <w:hideMark/>
           </w:tcPr>
           <w:p>
             <w:pPr>
               <w:pStyle w:val="BodyText"/>
-              <w:spacing w:before="0"/>
             </w:pPr>
             <w:r>
-              <w:t>Package/ module</w:t>
+              <w:t>Data/processed/</w:t>
+            </w:r>
+            <w:proofErr w:type="spellStart"/>
+            <w:r>
+              <w:t>benchmark_reasoning</w:t>
+            </w:r>
+            <w:proofErr w:type="spellEnd"/>
+            <w:r>
+              <w:t>/</w:t>
             </w:r>
           </w:p>
         </w:tc>
@@ -9797,21 +10578,22 @@
               <w:bottom w:w="60" w:type="dxa"/>
               <w:right w:w="60" w:type="dxa"/>
             </w:tcMar>
-            <w:vAlign w:val="center"/>
             <w:hideMark/>
           </w:tcPr>
           <w:p>
             <w:pPr>
               <w:pStyle w:val="BodyText"/>
-              <w:spacing w:before="0"/>
             </w:pPr>
             <w:r>
-              <w:t>Description</w:t>
+              <w:t>Reasoning benchmarks</w:t>
             </w:r>
           </w:p>
         </w:tc>
       </w:tr>
       <w:tr>
+        <w:trPr>
+          <w:jc w:val="center"/>
+        </w:trPr>
         <w:tc>
           <w:tcPr>
             <w:tcW w:w="0" w:type="auto"/>
@@ -9827,16 +10609,22 @@
               <w:bottom w:w="60" w:type="dxa"/>
               <w:right w:w="60" w:type="dxa"/>
             </w:tcMar>
-            <w:vAlign w:val="center"/>
             <w:hideMark/>
           </w:tcPr>
           <w:p>
             <w:pPr>
               <w:pStyle w:val="BodyText"/>
-              <w:spacing w:before="0"/>
             </w:pPr>
             <w:r>
-              <w:t>data/</w:t>
+              <w:t>Data/processed/</w:t>
+            </w:r>
+            <w:proofErr w:type="spellStart"/>
+            <w:r>
+              <w:t>benchmark_interpretive</w:t>
+            </w:r>
+            <w:proofErr w:type="spellEnd"/>
+            <w:r>
+              <w:t>/</w:t>
             </w:r>
           </w:p>
         </w:tc>
@@ -9855,21 +10643,22 @@
               <w:bottom w:w="60" w:type="dxa"/>
               <w:right w:w="60" w:type="dxa"/>
             </w:tcMar>
-            <w:vAlign w:val="center"/>
             <w:hideMark/>
           </w:tcPr>
           <w:p>
             <w:pPr>
               <w:pStyle w:val="BodyText"/>
-              <w:spacing w:before="0"/>
             </w:pPr>
             <w:r>
-              <w:t>Contains dataset loading, preprocessing, normalisation, benchmark construction, and supporting data-handling utilities.</w:t>
+              <w:t>Interpretive benchmark</w:t>
             </w:r>
           </w:p>
         </w:tc>
       </w:tr>
       <w:tr>
+        <w:trPr>
+          <w:jc w:val="center"/>
+        </w:trPr>
         <w:tc>
           <w:tcPr>
             <w:tcW w:w="0" w:type="auto"/>
@@ -9885,16 +10674,14 @@
               <w:bottom w:w="60" w:type="dxa"/>
               <w:right w:w="60" w:type="dxa"/>
             </w:tcMar>
-            <w:vAlign w:val="center"/>
             <w:hideMark/>
           </w:tcPr>
           <w:p>
             <w:pPr>
               <w:pStyle w:val="BodyText"/>
-              <w:spacing w:before="0"/>
             </w:pPr>
             <w:r>
-              <w:t>training/</w:t>
+              <w:t>Data directory</w:t>
             </w:r>
           </w:p>
         </w:tc>
@@ -9913,256 +10700,14 @@
               <w:bottom w:w="60" w:type="dxa"/>
               <w:right w:w="60" w:type="dxa"/>
             </w:tcMar>
-            <w:vAlign w:val="center"/>
             <w:hideMark/>
           </w:tcPr>
           <w:p>
             <w:pPr>
               <w:pStyle w:val="BodyText"/>
-              <w:spacing w:before="0"/>
             </w:pPr>
             <w:r>
-              <w:t>Contains supervised training pipelines and related logic for baseline and transformer-based models.</w:t>
-            </w:r>
-          </w:p>
-        </w:tc>
-      </w:tr>
-      <w:tr>
-        <w:tc>
-          <w:tcPr>
-            <w:tcW w:w="0" w:type="auto"/>
-            <w:tcBorders>
-              <w:top w:val="single" w:sz="2" w:space="0" w:color="auto"/>
-              <w:left w:val="single" w:sz="2" w:space="0" w:color="auto"/>
-              <w:bottom w:val="single" w:sz="2" w:space="0" w:color="auto"/>
-              <w:right w:val="single" w:sz="2" w:space="0" w:color="auto"/>
-            </w:tcBorders>
-            <w:tcMar>
-              <w:top w:w="60" w:type="dxa"/>
-              <w:left w:w="60" w:type="dxa"/>
-              <w:bottom w:w="60" w:type="dxa"/>
-              <w:right w:w="60" w:type="dxa"/>
-            </w:tcMar>
-            <w:vAlign w:val="center"/>
-            <w:hideMark/>
-          </w:tcPr>
-          <w:p>
-            <w:pPr>
-              <w:pStyle w:val="BodyText"/>
-              <w:spacing w:before="0"/>
-            </w:pPr>
-            <w:r>
-              <w:t>evaluation/</w:t>
-            </w:r>
-          </w:p>
-        </w:tc>
-        <w:tc>
-          <w:tcPr>
-            <w:tcW w:w="0" w:type="auto"/>
-            <w:tcBorders>
-              <w:top w:val="single" w:sz="2" w:space="0" w:color="auto"/>
-              <w:left w:val="single" w:sz="2" w:space="0" w:color="auto"/>
-              <w:bottom w:val="single" w:sz="2" w:space="0" w:color="auto"/>
-              <w:right w:val="single" w:sz="2" w:space="0" w:color="auto"/>
-            </w:tcBorders>
-            <w:tcMar>
-              <w:top w:w="60" w:type="dxa"/>
-              <w:left w:w="60" w:type="dxa"/>
-              <w:bottom w:w="60" w:type="dxa"/>
-              <w:right w:w="60" w:type="dxa"/>
-            </w:tcMar>
-            <w:vAlign w:val="center"/>
-            <w:hideMark/>
-          </w:tcPr>
-          <w:p>
-            <w:pPr>
-              <w:pStyle w:val="BodyText"/>
-              <w:spacing w:before="0"/>
-            </w:pPr>
-            <w:r>
-              <w:t>Contains evaluation logic, including prompt-based scoring, aggregation, and model-assessment workflows.</w:t>
-            </w:r>
-          </w:p>
-        </w:tc>
-      </w:tr>
-      <w:tr>
-        <w:tc>
-          <w:tcPr>
-            <w:tcW w:w="0" w:type="auto"/>
-            <w:tcBorders>
-              <w:top w:val="single" w:sz="2" w:space="0" w:color="auto"/>
-              <w:left w:val="single" w:sz="2" w:space="0" w:color="auto"/>
-              <w:bottom w:val="single" w:sz="2" w:space="0" w:color="auto"/>
-              <w:right w:val="single" w:sz="2" w:space="0" w:color="auto"/>
-            </w:tcBorders>
-            <w:tcMar>
-              <w:top w:w="60" w:type="dxa"/>
-              <w:left w:w="60" w:type="dxa"/>
-              <w:bottom w:w="60" w:type="dxa"/>
-              <w:right w:w="60" w:type="dxa"/>
-            </w:tcMar>
-            <w:vAlign w:val="center"/>
-            <w:hideMark/>
-          </w:tcPr>
-          <w:p>
-            <w:pPr>
-              <w:pStyle w:val="BodyText"/>
-              <w:spacing w:before="0"/>
-            </w:pPr>
-            <w:r>
-              <w:t>features/</w:t>
-            </w:r>
-          </w:p>
-        </w:tc>
-        <w:tc>
-          <w:tcPr>
-            <w:tcW w:w="0" w:type="auto"/>
-            <w:tcBorders>
-              <w:top w:val="single" w:sz="2" w:space="0" w:color="auto"/>
-              <w:left w:val="single" w:sz="2" w:space="0" w:color="auto"/>
-              <w:bottom w:val="single" w:sz="2" w:space="0" w:color="auto"/>
-              <w:right w:val="single" w:sz="2" w:space="0" w:color="auto"/>
-            </w:tcBorders>
-            <w:tcMar>
-              <w:top w:w="60" w:type="dxa"/>
-              <w:left w:w="60" w:type="dxa"/>
-              <w:bottom w:w="60" w:type="dxa"/>
-              <w:right w:w="60" w:type="dxa"/>
-            </w:tcMar>
-            <w:vAlign w:val="center"/>
-            <w:hideMark/>
-          </w:tcPr>
-          <w:p>
-            <w:pPr>
-              <w:pStyle w:val="BodyText"/>
-              <w:spacing w:before="0"/>
-            </w:pPr>
-            <w:r>
-              <w:t>Contains feature engineering and text representation support used in downstream modelling.</w:t>
-            </w:r>
-          </w:p>
-        </w:tc>
-      </w:tr>
-      <w:tr>
-        <w:tc>
-          <w:tcPr>
-            <w:tcW w:w="0" w:type="auto"/>
-            <w:tcBorders>
-              <w:top w:val="single" w:sz="2" w:space="0" w:color="auto"/>
-              <w:left w:val="single" w:sz="2" w:space="0" w:color="auto"/>
-              <w:bottom w:val="single" w:sz="2" w:space="0" w:color="auto"/>
-              <w:right w:val="single" w:sz="2" w:space="0" w:color="auto"/>
-            </w:tcBorders>
-            <w:tcMar>
-              <w:top w:w="60" w:type="dxa"/>
-              <w:left w:w="60" w:type="dxa"/>
-              <w:bottom w:w="60" w:type="dxa"/>
-              <w:right w:w="60" w:type="dxa"/>
-            </w:tcMar>
-            <w:vAlign w:val="center"/>
-            <w:hideMark/>
-          </w:tcPr>
-          <w:p>
-            <w:pPr>
-              <w:pStyle w:val="BodyText"/>
-              <w:spacing w:before="0"/>
-            </w:pPr>
-            <w:r>
-              <w:t>utils/</w:t>
-            </w:r>
-          </w:p>
-        </w:tc>
-        <w:tc>
-          <w:tcPr>
-            <w:tcW w:w="0" w:type="auto"/>
-            <w:tcBorders>
-              <w:top w:val="single" w:sz="2" w:space="0" w:color="auto"/>
-              <w:left w:val="single" w:sz="2" w:space="0" w:color="auto"/>
-              <w:bottom w:val="single" w:sz="2" w:space="0" w:color="auto"/>
-              <w:right w:val="single" w:sz="2" w:space="0" w:color="auto"/>
-            </w:tcBorders>
-            <w:tcMar>
-              <w:top w:w="60" w:type="dxa"/>
-              <w:left w:w="60" w:type="dxa"/>
-              <w:bottom w:w="60" w:type="dxa"/>
-              <w:right w:w="60" w:type="dxa"/>
-            </w:tcMar>
-            <w:vAlign w:val="center"/>
-            <w:hideMark/>
-          </w:tcPr>
-          <w:p>
-            <w:pPr>
-              <w:pStyle w:val="BodyText"/>
-              <w:spacing w:before="0"/>
-            </w:pPr>
-            <w:r>
-              <w:t>Contains shared helper functions and general utility code used across different parts of the project.</w:t>
-            </w:r>
-          </w:p>
-        </w:tc>
-      </w:tr>
-      <w:tr>
-        <w:tc>
-          <w:tcPr>
-            <w:tcW w:w="0" w:type="auto"/>
-            <w:tcBorders>
-              <w:top w:val="single" w:sz="2" w:space="0" w:color="auto"/>
-              <w:left w:val="single" w:sz="2" w:space="0" w:color="auto"/>
-              <w:bottom w:val="single" w:sz="2" w:space="0" w:color="auto"/>
-              <w:right w:val="single" w:sz="2" w:space="0" w:color="auto"/>
-            </w:tcBorders>
-            <w:tcMar>
-              <w:top w:w="60" w:type="dxa"/>
-              <w:left w:w="60" w:type="dxa"/>
-              <w:bottom w:w="60" w:type="dxa"/>
-              <w:right w:w="60" w:type="dxa"/>
-            </w:tcMar>
-            <w:vAlign w:val="center"/>
-            <w:hideMark/>
-          </w:tcPr>
-          <w:p>
-            <w:pPr>
-              <w:pStyle w:val="BodyText"/>
-              <w:spacing w:before="0"/>
-            </w:pPr>
-            <w:r>
-              <w:t>__init__.py</w:t>
-            </w:r>
-          </w:p>
-        </w:tc>
-        <w:tc>
-          <w:tcPr>
-            <w:tcW w:w="0" w:type="auto"/>
-            <w:tcBorders>
-              <w:top w:val="single" w:sz="2" w:space="0" w:color="auto"/>
-              <w:left w:val="single" w:sz="2" w:space="0" w:color="auto"/>
-              <w:bottom w:val="single" w:sz="2" w:space="0" w:color="auto"/>
-              <w:right w:val="single" w:sz="2" w:space="0" w:color="auto"/>
-            </w:tcBorders>
-            <w:tcMar>
-              <w:top w:w="60" w:type="dxa"/>
-              <w:left w:w="60" w:type="dxa"/>
-              <w:bottom w:w="60" w:type="dxa"/>
-              <w:right w:w="60" w:type="dxa"/>
-            </w:tcMar>
-            <w:vAlign w:val="center"/>
-            <w:hideMark/>
-          </w:tcPr>
-          <w:p>
-            <w:pPr>
-              <w:pStyle w:val="BodyText"/>
-              <w:spacing w:before="0"/>
-            </w:pPr>
-            <w:r>
-              <w:t>Initialises the </w:t>
-            </w:r>
-            <w:proofErr w:type="spellStart"/>
-            <w:r>
-              <w:t>ai_ethics</w:t>
-            </w:r>
-            <w:proofErr w:type="spellEnd"/>
-            <w:r>
-              <w:t> package and supports internal package imports.</w:t>
+              <w:t>Description</w:t>
             </w:r>
           </w:p>
         </w:tc>
@@ -10173,9 +10718,6 @@
         <w:pStyle w:val="Caption"/>
       </w:pPr>
       <w:r>
-        <w:br/>
-      </w:r>
-      <w:r>
         <w:t xml:space="preserve">Table </w:t>
       </w:r>
       <w:r>
@@ -10191,31 +10733,23 @@
         <w:rPr>
           <w:noProof/>
         </w:rPr>
-        <w:t>6</w:t>
+        <w:t>7</w:t>
       </w:r>
       <w:r>
         <w:fldChar w:fldCharType="end"/>
       </w:r>
       <w:r>
-        <w:t xml:space="preserve">. </w:t>
-      </w:r>
-      <w:r>
-        <w:t>Code package structure for </w:t>
+        <w:t xml:space="preserve"> </w:t>
+      </w:r>
+      <w:r>
+        <w:t>Data directory flow from Data/raw/ to Data/processed/ and Data/</w:t>
       </w:r>
       <w:proofErr w:type="spellStart"/>
       <w:r>
-        <w:t>src</w:t>
+        <w:t>eda</w:t>
       </w:r>
       <w:proofErr w:type="spellEnd"/>
       <w:r>
-        <w:t>/</w:t>
-      </w:r>
-      <w:proofErr w:type="spellStart"/>
-      <w:r>
-        <w:t>ai_ethics</w:t>
-      </w:r>
-      <w:proofErr w:type="spellEnd"/>
-      <w:r>
         <w:t>/.</w:t>
       </w:r>
     </w:p>
@@ -10224,7 +10758,7 @@
         <w:pStyle w:val="Heading4"/>
       </w:pPr>
       <w:r>
-        <w:t xml:space="preserve"> Data Layout</w:t>
+        <w:t xml:space="preserve"> Core Architecture</w:t>
       </w:r>
     </w:p>
     <w:p>
@@ -10232,557 +10766,11 @@
         <w:pStyle w:val="BodyText"/>
       </w:pPr>
       <w:r>
-        <w:t xml:space="preserve">The data layout mirrors the benchmark strategy of the project. Raw sources are kept separate from processed outputs, benchmark layers are organised by research role, and EDA outputs are stored independently from final experiment results. This makes it possible </w:t>
+        <w:t xml:space="preserve">The core architecture of the project is pipeline-oriented. Data move through acquisition, exploration, preprocessing, benchmark construction, experiment execution, and results aggregation. The architecture is deliberately script-driven rather than hidden behind a more </w:t>
       </w:r>
       <w:r>
         <w:lastRenderedPageBreak/>
-        <w:t>to trace how a raw source becomes a processed benchmark and then becomes an experiment input.</w:t>
-      </w:r>
-    </w:p>
-    <w:tbl>
-      <w:tblPr>
-        <w:tblW w:w="0" w:type="auto"/>
-        <w:tblBorders>
-          <w:top w:val="single" w:sz="2" w:space="0" w:color="auto"/>
-          <w:left w:val="single" w:sz="2" w:space="0" w:color="auto"/>
-          <w:bottom w:val="single" w:sz="2" w:space="0" w:color="auto"/>
-          <w:right w:val="single" w:sz="2" w:space="0" w:color="auto"/>
-        </w:tblBorders>
-        <w:tblCellMar>
-          <w:left w:w="0" w:type="dxa"/>
-          <w:right w:w="0" w:type="dxa"/>
-        </w:tblCellMar>
-        <w:tblLook w:val="04A0" w:firstRow="1" w:lastRow="0" w:firstColumn="1" w:lastColumn="0" w:noHBand="0" w:noVBand="1"/>
-      </w:tblPr>
-      <w:tblGrid>
-        <w:gridCol w:w="4012"/>
-        <w:gridCol w:w="4622"/>
-      </w:tblGrid>
-      <w:tr>
-        <w:trPr>
-          <w:tblHeader/>
-        </w:trPr>
-        <w:tc>
-          <w:tcPr>
-            <w:tcW w:w="0" w:type="auto"/>
-            <w:tcBorders>
-              <w:top w:val="single" w:sz="2" w:space="0" w:color="auto"/>
-              <w:left w:val="single" w:sz="2" w:space="0" w:color="auto"/>
-              <w:bottom w:val="single" w:sz="2" w:space="0" w:color="auto"/>
-              <w:right w:val="single" w:sz="2" w:space="0" w:color="auto"/>
-            </w:tcBorders>
-            <w:tcMar>
-              <w:top w:w="60" w:type="dxa"/>
-              <w:left w:w="60" w:type="dxa"/>
-              <w:bottom w:w="60" w:type="dxa"/>
-              <w:right w:w="60" w:type="dxa"/>
-            </w:tcMar>
-            <w:vAlign w:val="center"/>
-            <w:hideMark/>
-          </w:tcPr>
-          <w:p>
-            <w:pPr>
-              <w:pStyle w:val="BodyText"/>
-              <w:spacing w:before="0"/>
-            </w:pPr>
-            <w:r>
-              <w:t>Data directory</w:t>
-            </w:r>
-          </w:p>
-        </w:tc>
-        <w:tc>
-          <w:tcPr>
-            <w:tcW w:w="0" w:type="auto"/>
-            <w:tcBorders>
-              <w:top w:val="single" w:sz="2" w:space="0" w:color="auto"/>
-              <w:left w:val="single" w:sz="2" w:space="0" w:color="auto"/>
-              <w:bottom w:val="single" w:sz="2" w:space="0" w:color="auto"/>
-              <w:right w:val="single" w:sz="2" w:space="0" w:color="auto"/>
-            </w:tcBorders>
-            <w:tcMar>
-              <w:top w:w="60" w:type="dxa"/>
-              <w:left w:w="60" w:type="dxa"/>
-              <w:bottom w:w="60" w:type="dxa"/>
-              <w:right w:w="60" w:type="dxa"/>
-            </w:tcMar>
-            <w:vAlign w:val="center"/>
-            <w:hideMark/>
-          </w:tcPr>
-          <w:p>
-            <w:pPr>
-              <w:pStyle w:val="BodyText"/>
-              <w:spacing w:before="0"/>
-            </w:pPr>
-            <w:r>
-              <w:t>Description</w:t>
-            </w:r>
-          </w:p>
-        </w:tc>
-      </w:tr>
-      <w:tr>
-        <w:tc>
-          <w:tcPr>
-            <w:tcW w:w="0" w:type="auto"/>
-            <w:tcBorders>
-              <w:top w:val="single" w:sz="2" w:space="0" w:color="auto"/>
-              <w:left w:val="single" w:sz="2" w:space="0" w:color="auto"/>
-              <w:bottom w:val="single" w:sz="2" w:space="0" w:color="auto"/>
-              <w:right w:val="single" w:sz="2" w:space="0" w:color="auto"/>
-            </w:tcBorders>
-            <w:tcMar>
-              <w:top w:w="60" w:type="dxa"/>
-              <w:left w:w="60" w:type="dxa"/>
-              <w:bottom w:w="60" w:type="dxa"/>
-              <w:right w:w="60" w:type="dxa"/>
-            </w:tcMar>
-            <w:vAlign w:val="center"/>
-            <w:hideMark/>
-          </w:tcPr>
-          <w:p>
-            <w:pPr>
-              <w:pStyle w:val="BodyText"/>
-              <w:spacing w:before="0"/>
-            </w:pPr>
-            <w:r>
-              <w:t>Data/raw/</w:t>
-            </w:r>
-          </w:p>
-        </w:tc>
-        <w:tc>
-          <w:tcPr>
-            <w:tcW w:w="0" w:type="auto"/>
-            <w:tcBorders>
-              <w:top w:val="single" w:sz="2" w:space="0" w:color="auto"/>
-              <w:left w:val="single" w:sz="2" w:space="0" w:color="auto"/>
-              <w:bottom w:val="single" w:sz="2" w:space="0" w:color="auto"/>
-              <w:right w:val="single" w:sz="2" w:space="0" w:color="auto"/>
-            </w:tcBorders>
-            <w:tcMar>
-              <w:top w:w="60" w:type="dxa"/>
-              <w:left w:w="60" w:type="dxa"/>
-              <w:bottom w:w="60" w:type="dxa"/>
-              <w:right w:w="60" w:type="dxa"/>
-            </w:tcMar>
-            <w:vAlign w:val="center"/>
-            <w:hideMark/>
-          </w:tcPr>
-          <w:p>
-            <w:pPr>
-              <w:pStyle w:val="BodyText"/>
-              <w:spacing w:before="0"/>
-            </w:pPr>
-            <w:r>
-              <w:t>Stores the original source datasets in their raw form for provenance and reproducibility.</w:t>
-            </w:r>
-          </w:p>
-        </w:tc>
-      </w:tr>
-      <w:tr>
-        <w:tc>
-          <w:tcPr>
-            <w:tcW w:w="0" w:type="auto"/>
-            <w:tcBorders>
-              <w:top w:val="single" w:sz="2" w:space="0" w:color="auto"/>
-              <w:left w:val="single" w:sz="2" w:space="0" w:color="auto"/>
-              <w:bottom w:val="single" w:sz="2" w:space="0" w:color="auto"/>
-              <w:right w:val="single" w:sz="2" w:space="0" w:color="auto"/>
-            </w:tcBorders>
-            <w:tcMar>
-              <w:top w:w="60" w:type="dxa"/>
-              <w:left w:w="60" w:type="dxa"/>
-              <w:bottom w:w="60" w:type="dxa"/>
-              <w:right w:w="60" w:type="dxa"/>
-            </w:tcMar>
-            <w:vAlign w:val="center"/>
-            <w:hideMark/>
-          </w:tcPr>
-          <w:p>
-            <w:pPr>
-              <w:pStyle w:val="BodyText"/>
-              <w:spacing w:before="0"/>
-            </w:pPr>
-            <w:r>
-              <w:t>Data/processed/</w:t>
-            </w:r>
-          </w:p>
-        </w:tc>
-        <w:tc>
-          <w:tcPr>
-            <w:tcW w:w="0" w:type="auto"/>
-            <w:tcBorders>
-              <w:top w:val="single" w:sz="2" w:space="0" w:color="auto"/>
-              <w:left w:val="single" w:sz="2" w:space="0" w:color="auto"/>
-              <w:bottom w:val="single" w:sz="2" w:space="0" w:color="auto"/>
-              <w:right w:val="single" w:sz="2" w:space="0" w:color="auto"/>
-            </w:tcBorders>
-            <w:tcMar>
-              <w:top w:w="60" w:type="dxa"/>
-              <w:left w:w="60" w:type="dxa"/>
-              <w:bottom w:w="60" w:type="dxa"/>
-              <w:right w:w="60" w:type="dxa"/>
-            </w:tcMar>
-            <w:vAlign w:val="center"/>
-            <w:hideMark/>
-          </w:tcPr>
-          <w:p>
-            <w:pPr>
-              <w:pStyle w:val="BodyText"/>
-              <w:spacing w:before="0"/>
-            </w:pPr>
-            <w:r>
-              <w:t>Stores cleaned, normalised, and benchmark-ready data generated from the raw sources.</w:t>
-            </w:r>
-          </w:p>
-        </w:tc>
-      </w:tr>
-      <w:tr>
-        <w:tc>
-          <w:tcPr>
-            <w:tcW w:w="0" w:type="auto"/>
-            <w:tcBorders>
-              <w:top w:val="single" w:sz="2" w:space="0" w:color="auto"/>
-              <w:left w:val="single" w:sz="2" w:space="0" w:color="auto"/>
-              <w:bottom w:val="single" w:sz="2" w:space="0" w:color="auto"/>
-              <w:right w:val="single" w:sz="2" w:space="0" w:color="auto"/>
-            </w:tcBorders>
-            <w:tcMar>
-              <w:top w:w="60" w:type="dxa"/>
-              <w:left w:w="60" w:type="dxa"/>
-              <w:bottom w:w="60" w:type="dxa"/>
-              <w:right w:w="60" w:type="dxa"/>
-            </w:tcMar>
-            <w:vAlign w:val="center"/>
-            <w:hideMark/>
-          </w:tcPr>
-          <w:p>
-            <w:pPr>
-              <w:pStyle w:val="BodyText"/>
-              <w:spacing w:before="0"/>
-            </w:pPr>
-            <w:r>
-              <w:t>Data/processed/</w:t>
-            </w:r>
-            <w:proofErr w:type="spellStart"/>
-            <w:r>
-              <w:t>benchmark_supervised</w:t>
-            </w:r>
-            <w:proofErr w:type="spellEnd"/>
-            <w:r>
-              <w:t>/</w:t>
-            </w:r>
-          </w:p>
-        </w:tc>
-        <w:tc>
-          <w:tcPr>
-            <w:tcW w:w="0" w:type="auto"/>
-            <w:tcBorders>
-              <w:top w:val="single" w:sz="2" w:space="0" w:color="auto"/>
-              <w:left w:val="single" w:sz="2" w:space="0" w:color="auto"/>
-              <w:bottom w:val="single" w:sz="2" w:space="0" w:color="auto"/>
-              <w:right w:val="single" w:sz="2" w:space="0" w:color="auto"/>
-            </w:tcBorders>
-            <w:tcMar>
-              <w:top w:w="60" w:type="dxa"/>
-              <w:left w:w="60" w:type="dxa"/>
-              <w:bottom w:w="60" w:type="dxa"/>
-              <w:right w:w="60" w:type="dxa"/>
-            </w:tcMar>
-            <w:vAlign w:val="center"/>
-            <w:hideMark/>
-          </w:tcPr>
-          <w:p>
-            <w:pPr>
-              <w:pStyle w:val="BodyText"/>
-              <w:spacing w:before="0"/>
-            </w:pPr>
-            <w:r>
-              <w:t xml:space="preserve">Contains processed datasets used for supervised benchmark evaluation, including ETHICS, </w:t>
-            </w:r>
-            <w:proofErr w:type="spellStart"/>
-            <w:r>
-              <w:t>NormBank</w:t>
-            </w:r>
-            <w:proofErr w:type="spellEnd"/>
-            <w:r>
-              <w:t>, and MFRC.</w:t>
-            </w:r>
-          </w:p>
-        </w:tc>
-      </w:tr>
-      <w:tr>
-        <w:tc>
-          <w:tcPr>
-            <w:tcW w:w="0" w:type="auto"/>
-            <w:tcBorders>
-              <w:top w:val="single" w:sz="2" w:space="0" w:color="auto"/>
-              <w:left w:val="single" w:sz="2" w:space="0" w:color="auto"/>
-              <w:bottom w:val="single" w:sz="2" w:space="0" w:color="auto"/>
-              <w:right w:val="single" w:sz="2" w:space="0" w:color="auto"/>
-            </w:tcBorders>
-            <w:tcMar>
-              <w:top w:w="60" w:type="dxa"/>
-              <w:left w:w="60" w:type="dxa"/>
-              <w:bottom w:w="60" w:type="dxa"/>
-              <w:right w:w="60" w:type="dxa"/>
-            </w:tcMar>
-            <w:vAlign w:val="center"/>
-            <w:hideMark/>
-          </w:tcPr>
-          <w:p>
-            <w:pPr>
-              <w:pStyle w:val="BodyText"/>
-              <w:spacing w:before="0"/>
-            </w:pPr>
-            <w:r>
-              <w:t>Data/processed/</w:t>
-            </w:r>
-            <w:proofErr w:type="spellStart"/>
-            <w:r>
-              <w:t>benchmark_reasoning</w:t>
-            </w:r>
-            <w:proofErr w:type="spellEnd"/>
-            <w:r>
-              <w:t>/</w:t>
-            </w:r>
-          </w:p>
-        </w:tc>
-        <w:tc>
-          <w:tcPr>
-            <w:tcW w:w="0" w:type="auto"/>
-            <w:tcBorders>
-              <w:top w:val="single" w:sz="2" w:space="0" w:color="auto"/>
-              <w:left w:val="single" w:sz="2" w:space="0" w:color="auto"/>
-              <w:bottom w:val="single" w:sz="2" w:space="0" w:color="auto"/>
-              <w:right w:val="single" w:sz="2" w:space="0" w:color="auto"/>
-            </w:tcBorders>
-            <w:tcMar>
-              <w:top w:w="60" w:type="dxa"/>
-              <w:left w:w="60" w:type="dxa"/>
-              <w:bottom w:w="60" w:type="dxa"/>
-              <w:right w:w="60" w:type="dxa"/>
-            </w:tcMar>
-            <w:vAlign w:val="center"/>
-            <w:hideMark/>
-          </w:tcPr>
-          <w:p>
-            <w:pPr>
-              <w:pStyle w:val="BodyText"/>
-              <w:spacing w:before="0"/>
-            </w:pPr>
-            <w:r>
-              <w:t xml:space="preserve">Contains prompt-based reasoning benchmarks such as </w:t>
-            </w:r>
-            <w:proofErr w:type="spellStart"/>
-            <w:r>
-              <w:t>MoralBench</w:t>
-            </w:r>
-            <w:proofErr w:type="spellEnd"/>
-            <w:r>
-              <w:t xml:space="preserve">, </w:t>
-            </w:r>
-            <w:proofErr w:type="spellStart"/>
-            <w:r>
-              <w:t>MoReBench</w:t>
-            </w:r>
-            <w:proofErr w:type="spellEnd"/>
-            <w:r>
-              <w:t xml:space="preserve"> Public, and </w:t>
-            </w:r>
-            <w:proofErr w:type="spellStart"/>
-            <w:r>
-              <w:t>MoReBench</w:t>
-            </w:r>
-            <w:proofErr w:type="spellEnd"/>
-            <w:r>
-              <w:t xml:space="preserve"> Theory.</w:t>
-            </w:r>
-          </w:p>
-        </w:tc>
-      </w:tr>
-      <w:tr>
-        <w:tc>
-          <w:tcPr>
-            <w:tcW w:w="0" w:type="auto"/>
-            <w:tcBorders>
-              <w:top w:val="single" w:sz="2" w:space="0" w:color="auto"/>
-              <w:left w:val="single" w:sz="2" w:space="0" w:color="auto"/>
-              <w:bottom w:val="single" w:sz="2" w:space="0" w:color="auto"/>
-              <w:right w:val="single" w:sz="2" w:space="0" w:color="auto"/>
-            </w:tcBorders>
-            <w:tcMar>
-              <w:top w:w="60" w:type="dxa"/>
-              <w:left w:w="60" w:type="dxa"/>
-              <w:bottom w:w="60" w:type="dxa"/>
-              <w:right w:w="60" w:type="dxa"/>
-            </w:tcMar>
-            <w:vAlign w:val="center"/>
-            <w:hideMark/>
-          </w:tcPr>
-          <w:p>
-            <w:pPr>
-              <w:pStyle w:val="BodyText"/>
-              <w:spacing w:before="0"/>
-            </w:pPr>
-            <w:r>
-              <w:t>Data/processed/</w:t>
-            </w:r>
-            <w:proofErr w:type="spellStart"/>
-            <w:r>
-              <w:t>benchmark_interpretive</w:t>
-            </w:r>
-            <w:proofErr w:type="spellEnd"/>
-            <w:r>
-              <w:t>/</w:t>
-            </w:r>
-          </w:p>
-        </w:tc>
-        <w:tc>
-          <w:tcPr>
-            <w:tcW w:w="0" w:type="auto"/>
-            <w:tcBorders>
-              <w:top w:val="single" w:sz="2" w:space="0" w:color="auto"/>
-              <w:left w:val="single" w:sz="2" w:space="0" w:color="auto"/>
-              <w:bottom w:val="single" w:sz="2" w:space="0" w:color="auto"/>
-              <w:right w:val="single" w:sz="2" w:space="0" w:color="auto"/>
-            </w:tcBorders>
-            <w:tcMar>
-              <w:top w:w="60" w:type="dxa"/>
-              <w:left w:w="60" w:type="dxa"/>
-              <w:bottom w:w="60" w:type="dxa"/>
-              <w:right w:w="60" w:type="dxa"/>
-            </w:tcMar>
-            <w:vAlign w:val="center"/>
-            <w:hideMark/>
-          </w:tcPr>
-          <w:p>
-            <w:pPr>
-              <w:pStyle w:val="BodyText"/>
-              <w:spacing w:before="0"/>
-            </w:pPr>
-            <w:r>
-              <w:t>Contains the interpretive benchmark layer used for consciousness-like proxy evaluation.</w:t>
-            </w:r>
-          </w:p>
-        </w:tc>
-      </w:tr>
-      <w:tr>
-        <w:tc>
-          <w:tcPr>
-            <w:tcW w:w="0" w:type="auto"/>
-            <w:tcBorders>
-              <w:top w:val="single" w:sz="2" w:space="0" w:color="auto"/>
-              <w:left w:val="single" w:sz="2" w:space="0" w:color="auto"/>
-              <w:bottom w:val="single" w:sz="2" w:space="0" w:color="auto"/>
-              <w:right w:val="single" w:sz="2" w:space="0" w:color="auto"/>
-            </w:tcBorders>
-            <w:tcMar>
-              <w:top w:w="60" w:type="dxa"/>
-              <w:left w:w="60" w:type="dxa"/>
-              <w:bottom w:w="60" w:type="dxa"/>
-              <w:right w:w="60" w:type="dxa"/>
-            </w:tcMar>
-            <w:vAlign w:val="center"/>
-            <w:hideMark/>
-          </w:tcPr>
-          <w:p>
-            <w:pPr>
-              <w:pStyle w:val="BodyText"/>
-              <w:spacing w:before="0"/>
-            </w:pPr>
-            <w:r>
-              <w:t>Data/processed/resources/</w:t>
-            </w:r>
-          </w:p>
-        </w:tc>
-        <w:tc>
-          <w:tcPr>
-            <w:tcW w:w="0" w:type="auto"/>
-            <w:tcBorders>
-              <w:top w:val="single" w:sz="2" w:space="0" w:color="auto"/>
-              <w:left w:val="single" w:sz="2" w:space="0" w:color="auto"/>
-              <w:bottom w:val="single" w:sz="2" w:space="0" w:color="auto"/>
-              <w:right w:val="single" w:sz="2" w:space="0" w:color="auto"/>
-            </w:tcBorders>
-            <w:tcMar>
-              <w:top w:w="60" w:type="dxa"/>
-              <w:left w:w="60" w:type="dxa"/>
-              <w:bottom w:w="60" w:type="dxa"/>
-              <w:right w:w="60" w:type="dxa"/>
-            </w:tcMar>
-            <w:vAlign w:val="center"/>
-            <w:hideMark/>
-          </w:tcPr>
-          <w:p>
-            <w:pPr>
-              <w:pStyle w:val="BodyText"/>
-              <w:spacing w:before="0"/>
-            </w:pPr>
-            <w:r>
-              <w:t>Contains supporting analytical resources, such as MFD2, that inform interpretation but are not primary benchmark layers.</w:t>
-            </w:r>
-          </w:p>
-        </w:tc>
-      </w:tr>
-    </w:tbl>
-    <w:p>
-      <w:pPr>
-        <w:pStyle w:val="BodyText"/>
-      </w:pPr>
-    </w:p>
-    <w:p>
-      <w:pPr>
-        <w:pStyle w:val="Caption"/>
-      </w:pPr>
-      <w:r>
-        <w:t xml:space="preserve">Table </w:t>
-      </w:r>
-      <w:r>
-        <w:fldChar w:fldCharType="begin"/>
-      </w:r>
-      <w:r>
-        <w:instrText xml:space="preserve"> SEQ Table \* ARABIC </w:instrText>
-      </w:r>
-      <w:r>
-        <w:fldChar w:fldCharType="separate"/>
-      </w:r>
-      <w:r>
-        <w:rPr>
-          <w:noProof/>
-        </w:rPr>
-        <w:t>7</w:t>
-      </w:r>
-      <w:r>
-        <w:fldChar w:fldCharType="end"/>
-      </w:r>
-      <w:r>
-        <w:t xml:space="preserve"> </w:t>
-      </w:r>
-      <w:r>
-        <w:t>Data directory flow from Data/raw/ to Data/processed/ and Data/</w:t>
-      </w:r>
-      <w:proofErr w:type="spellStart"/>
-      <w:r>
-        <w:t>eda</w:t>
-      </w:r>
-      <w:proofErr w:type="spellEnd"/>
-      <w:r>
-        <w:t>/.</w:t>
-      </w:r>
-    </w:p>
-    <w:p>
-      <w:pPr>
-        <w:pStyle w:val="Heading4"/>
-      </w:pPr>
-      <w:r>
-        <w:t xml:space="preserve"> Core Architecture</w:t>
-      </w:r>
-    </w:p>
-    <w:p>
-      <w:pPr>
-        <w:pStyle w:val="BodyText"/>
-      </w:pPr>
-      <w:r>
-        <w:t>The core architecture of the project is pipeline-oriented. Data move through acquisition, exploration, preprocessing, benchmark construction, experiment execution, and results aggregation. The architecture is deliberately script-driven rather than hidden behind a more complex orchestration framework, since clarity and reproducibility are more important in this project than engineering abstraction for its own sake.</w:t>
+        <w:t>complex orchestration framework, since clarity and reproducibility are more important in this project than engineering abstraction for its own sake.</w:t>
       </w:r>
     </w:p>
     <w:p>
@@ -10904,7 +10892,6 @@
         <w:pStyle w:val="Heading4"/>
       </w:pPr>
       <w:r>
-        <w:lastRenderedPageBreak/>
         <w:t xml:space="preserve"> Training Pipeline</w:t>
       </w:r>
     </w:p>
@@ -11122,6 +11109,7 @@
         <w:pStyle w:val="Heading4"/>
       </w:pPr>
       <w:r>
+        <w:lastRenderedPageBreak/>
         <w:t xml:space="preserve"> EDA and Analysis Notebooks</w:t>
       </w:r>
     </w:p>
@@ -11155,6 +11143,699 @@
       </w:pPr>
       <w:r>
         <w:t>The results/ directory is the main evidence store for experiments. It contains metric tables, training logs, saved models, prompt-evaluation outputs, and example outputs. Structuring the results directory in this way makes it possible to connect each table or figure in the thesis back to a concrete run artefact. This is especially important in the later chapters, where interpretation depends on traceability.</w:t>
+      </w:r>
+    </w:p>
+    <w:tbl>
+      <w:tblPr>
+        <w:tblW w:w="0" w:type="auto"/>
+        <w:jc w:val="center"/>
+        <w:tblBorders>
+          <w:top w:val="single" w:sz="2" w:space="0" w:color="auto"/>
+          <w:left w:val="single" w:sz="2" w:space="0" w:color="auto"/>
+          <w:bottom w:val="single" w:sz="2" w:space="0" w:color="auto"/>
+          <w:right w:val="single" w:sz="2" w:space="0" w:color="auto"/>
+        </w:tblBorders>
+        <w:tblCellMar>
+          <w:left w:w="0" w:type="dxa"/>
+          <w:right w:w="0" w:type="dxa"/>
+        </w:tblCellMar>
+        <w:tblLook w:val="04A0" w:firstRow="1" w:lastRow="0" w:firstColumn="1" w:lastColumn="0" w:noHBand="0" w:noVBand="1"/>
+      </w:tblPr>
+      <w:tblGrid>
+        <w:gridCol w:w="3540"/>
+        <w:gridCol w:w="4240"/>
+      </w:tblGrid>
+      <w:tr>
+        <w:trPr>
+          <w:tblHeader/>
+          <w:jc w:val="center"/>
+        </w:trPr>
+        <w:tc>
+          <w:tcPr>
+            <w:tcW w:w="0" w:type="auto"/>
+            <w:tcBorders>
+              <w:top w:val="single" w:sz="2" w:space="0" w:color="auto"/>
+              <w:left w:val="single" w:sz="2" w:space="0" w:color="auto"/>
+              <w:bottom w:val="single" w:sz="2" w:space="0" w:color="auto"/>
+              <w:right w:val="single" w:sz="2" w:space="0" w:color="auto"/>
+            </w:tcBorders>
+            <w:tcMar>
+              <w:top w:w="60" w:type="dxa"/>
+              <w:left w:w="60" w:type="dxa"/>
+              <w:bottom w:w="60" w:type="dxa"/>
+              <w:right w:w="60" w:type="dxa"/>
+            </w:tcMar>
+            <w:hideMark/>
+          </w:tcPr>
+          <w:p>
+            <w:pPr>
+              <w:pStyle w:val="BodyText"/>
+              <w:rPr>
+                <w:b/>
+                <w:bCs/>
+              </w:rPr>
+            </w:pPr>
+            <w:r>
+              <w:rPr>
+                <w:b/>
+                <w:bCs/>
+              </w:rPr>
+              <w:t>Results directory</w:t>
+            </w:r>
+          </w:p>
+        </w:tc>
+        <w:tc>
+          <w:tcPr>
+            <w:tcW w:w="0" w:type="auto"/>
+            <w:tcBorders>
+              <w:top w:val="single" w:sz="2" w:space="0" w:color="auto"/>
+              <w:left w:val="single" w:sz="2" w:space="0" w:color="auto"/>
+              <w:bottom w:val="single" w:sz="2" w:space="0" w:color="auto"/>
+              <w:right w:val="single" w:sz="2" w:space="0" w:color="auto"/>
+            </w:tcBorders>
+            <w:tcMar>
+              <w:top w:w="60" w:type="dxa"/>
+              <w:left w:w="60" w:type="dxa"/>
+              <w:bottom w:w="60" w:type="dxa"/>
+              <w:right w:w="60" w:type="dxa"/>
+            </w:tcMar>
+            <w:hideMark/>
+          </w:tcPr>
+          <w:p>
+            <w:pPr>
+              <w:pStyle w:val="BodyText"/>
+              <w:rPr>
+                <w:b/>
+                <w:bCs/>
+              </w:rPr>
+            </w:pPr>
+            <w:r>
+              <w:rPr>
+                <w:b/>
+                <w:bCs/>
+              </w:rPr>
+              <w:t>Description</w:t>
+            </w:r>
+          </w:p>
+        </w:tc>
+      </w:tr>
+      <w:tr>
+        <w:trPr>
+          <w:jc w:val="center"/>
+        </w:trPr>
+        <w:tc>
+          <w:tcPr>
+            <w:tcW w:w="0" w:type="auto"/>
+            <w:tcBorders>
+              <w:top w:val="single" w:sz="2" w:space="0" w:color="auto"/>
+              <w:left w:val="single" w:sz="2" w:space="0" w:color="auto"/>
+              <w:bottom w:val="single" w:sz="2" w:space="0" w:color="auto"/>
+              <w:right w:val="single" w:sz="2" w:space="0" w:color="auto"/>
+            </w:tcBorders>
+            <w:tcMar>
+              <w:top w:w="60" w:type="dxa"/>
+              <w:left w:w="60" w:type="dxa"/>
+              <w:bottom w:w="60" w:type="dxa"/>
+              <w:right w:w="60" w:type="dxa"/>
+            </w:tcMar>
+            <w:hideMark/>
+          </w:tcPr>
+          <w:p>
+            <w:pPr>
+              <w:pStyle w:val="BodyText"/>
+            </w:pPr>
+            <w:r>
+              <w:t>results/</w:t>
+            </w:r>
+          </w:p>
+        </w:tc>
+        <w:tc>
+          <w:tcPr>
+            <w:tcW w:w="0" w:type="auto"/>
+            <w:tcBorders>
+              <w:top w:val="single" w:sz="2" w:space="0" w:color="auto"/>
+              <w:left w:val="single" w:sz="2" w:space="0" w:color="auto"/>
+              <w:bottom w:val="single" w:sz="2" w:space="0" w:color="auto"/>
+              <w:right w:val="single" w:sz="2" w:space="0" w:color="auto"/>
+            </w:tcBorders>
+            <w:tcMar>
+              <w:top w:w="60" w:type="dxa"/>
+              <w:left w:w="60" w:type="dxa"/>
+              <w:bottom w:w="60" w:type="dxa"/>
+              <w:right w:w="60" w:type="dxa"/>
+            </w:tcMar>
+            <w:hideMark/>
+          </w:tcPr>
+          <w:p>
+            <w:pPr>
+              <w:pStyle w:val="BodyText"/>
+            </w:pPr>
+            <w:r>
+              <w:t>Training, evaluation, and reporting outputs</w:t>
+            </w:r>
+          </w:p>
+        </w:tc>
+      </w:tr>
+      <w:tr>
+        <w:trPr>
+          <w:jc w:val="center"/>
+        </w:trPr>
+        <w:tc>
+          <w:tcPr>
+            <w:tcW w:w="0" w:type="auto"/>
+            <w:tcBorders>
+              <w:top w:val="single" w:sz="2" w:space="0" w:color="auto"/>
+              <w:left w:val="single" w:sz="2" w:space="0" w:color="auto"/>
+              <w:bottom w:val="single" w:sz="2" w:space="0" w:color="auto"/>
+              <w:right w:val="single" w:sz="2" w:space="0" w:color="auto"/>
+            </w:tcBorders>
+            <w:tcMar>
+              <w:top w:w="60" w:type="dxa"/>
+              <w:left w:w="60" w:type="dxa"/>
+              <w:bottom w:w="60" w:type="dxa"/>
+              <w:right w:w="60" w:type="dxa"/>
+            </w:tcMar>
+            <w:hideMark/>
+          </w:tcPr>
+          <w:p>
+            <w:pPr>
+              <w:pStyle w:val="BodyText"/>
+            </w:pPr>
+            <w:r>
+              <w:t>results/metrics.csv</w:t>
+            </w:r>
+          </w:p>
+        </w:tc>
+        <w:tc>
+          <w:tcPr>
+            <w:tcW w:w="0" w:type="auto"/>
+            <w:tcBorders>
+              <w:top w:val="single" w:sz="2" w:space="0" w:color="auto"/>
+              <w:left w:val="single" w:sz="2" w:space="0" w:color="auto"/>
+              <w:bottom w:val="single" w:sz="2" w:space="0" w:color="auto"/>
+              <w:right w:val="single" w:sz="2" w:space="0" w:color="auto"/>
+            </w:tcBorders>
+            <w:tcMar>
+              <w:top w:w="60" w:type="dxa"/>
+              <w:left w:w="60" w:type="dxa"/>
+              <w:bottom w:w="60" w:type="dxa"/>
+              <w:right w:w="60" w:type="dxa"/>
+            </w:tcMar>
+            <w:hideMark/>
+          </w:tcPr>
+          <w:p>
+            <w:pPr>
+              <w:pStyle w:val="BodyText"/>
+            </w:pPr>
+            <w:r>
+              <w:t>RQ1 supervised metrics</w:t>
+            </w:r>
+          </w:p>
+        </w:tc>
+      </w:tr>
+      <w:tr>
+        <w:trPr>
+          <w:jc w:val="center"/>
+        </w:trPr>
+        <w:tc>
+          <w:tcPr>
+            <w:tcW w:w="0" w:type="auto"/>
+            <w:tcBorders>
+              <w:top w:val="single" w:sz="2" w:space="0" w:color="auto"/>
+              <w:left w:val="single" w:sz="2" w:space="0" w:color="auto"/>
+              <w:bottom w:val="single" w:sz="2" w:space="0" w:color="auto"/>
+              <w:right w:val="single" w:sz="2" w:space="0" w:color="auto"/>
+            </w:tcBorders>
+            <w:tcMar>
+              <w:top w:w="60" w:type="dxa"/>
+              <w:left w:w="60" w:type="dxa"/>
+              <w:bottom w:w="60" w:type="dxa"/>
+              <w:right w:w="60" w:type="dxa"/>
+            </w:tcMar>
+            <w:hideMark/>
+          </w:tcPr>
+          <w:p>
+            <w:pPr>
+              <w:pStyle w:val="BodyText"/>
+            </w:pPr>
+            <w:r>
+              <w:t>results/training_run_summaries.csv</w:t>
+            </w:r>
+          </w:p>
+        </w:tc>
+        <w:tc>
+          <w:tcPr>
+            <w:tcW w:w="0" w:type="auto"/>
+            <w:tcBorders>
+              <w:top w:val="single" w:sz="2" w:space="0" w:color="auto"/>
+              <w:left w:val="single" w:sz="2" w:space="0" w:color="auto"/>
+              <w:bottom w:val="single" w:sz="2" w:space="0" w:color="auto"/>
+              <w:right w:val="single" w:sz="2" w:space="0" w:color="auto"/>
+            </w:tcBorders>
+            <w:tcMar>
+              <w:top w:w="60" w:type="dxa"/>
+              <w:left w:w="60" w:type="dxa"/>
+              <w:bottom w:w="60" w:type="dxa"/>
+              <w:right w:w="60" w:type="dxa"/>
+            </w:tcMar>
+            <w:hideMark/>
+          </w:tcPr>
+          <w:p>
+            <w:pPr>
+              <w:pStyle w:val="BodyText"/>
+            </w:pPr>
+            <w:r>
+              <w:t>Training run summaries</w:t>
+            </w:r>
+          </w:p>
+        </w:tc>
+      </w:tr>
+      <w:tr>
+        <w:trPr>
+          <w:jc w:val="center"/>
+        </w:trPr>
+        <w:tc>
+          <w:tcPr>
+            <w:tcW w:w="0" w:type="auto"/>
+            <w:tcBorders>
+              <w:top w:val="single" w:sz="2" w:space="0" w:color="auto"/>
+              <w:left w:val="single" w:sz="2" w:space="0" w:color="auto"/>
+              <w:bottom w:val="single" w:sz="2" w:space="0" w:color="auto"/>
+              <w:right w:val="single" w:sz="2" w:space="0" w:color="auto"/>
+            </w:tcBorders>
+            <w:tcMar>
+              <w:top w:w="60" w:type="dxa"/>
+              <w:left w:w="60" w:type="dxa"/>
+              <w:bottom w:w="60" w:type="dxa"/>
+              <w:right w:w="60" w:type="dxa"/>
+            </w:tcMar>
+            <w:hideMark/>
+          </w:tcPr>
+          <w:p>
+            <w:pPr>
+              <w:pStyle w:val="BodyText"/>
+            </w:pPr>
+            <w:r>
+              <w:t>results/models/</w:t>
+            </w:r>
+          </w:p>
+        </w:tc>
+        <w:tc>
+          <w:tcPr>
+            <w:tcW w:w="0" w:type="auto"/>
+            <w:tcBorders>
+              <w:top w:val="single" w:sz="2" w:space="0" w:color="auto"/>
+              <w:left w:val="single" w:sz="2" w:space="0" w:color="auto"/>
+              <w:bottom w:val="single" w:sz="2" w:space="0" w:color="auto"/>
+              <w:right w:val="single" w:sz="2" w:space="0" w:color="auto"/>
+            </w:tcBorders>
+            <w:tcMar>
+              <w:top w:w="60" w:type="dxa"/>
+              <w:left w:w="60" w:type="dxa"/>
+              <w:bottom w:w="60" w:type="dxa"/>
+              <w:right w:w="60" w:type="dxa"/>
+            </w:tcMar>
+            <w:hideMark/>
+          </w:tcPr>
+          <w:p>
+            <w:pPr>
+              <w:pStyle w:val="BodyText"/>
+            </w:pPr>
+            <w:r>
+              <w:t>Model artefacts and checkpoints</w:t>
+            </w:r>
+          </w:p>
+        </w:tc>
+      </w:tr>
+      <w:tr>
+        <w:trPr>
+          <w:jc w:val="center"/>
+        </w:trPr>
+        <w:tc>
+          <w:tcPr>
+            <w:tcW w:w="0" w:type="auto"/>
+            <w:tcBorders>
+              <w:top w:val="single" w:sz="2" w:space="0" w:color="auto"/>
+              <w:left w:val="single" w:sz="2" w:space="0" w:color="auto"/>
+              <w:bottom w:val="single" w:sz="2" w:space="0" w:color="auto"/>
+              <w:right w:val="single" w:sz="2" w:space="0" w:color="auto"/>
+            </w:tcBorders>
+            <w:tcMar>
+              <w:top w:w="60" w:type="dxa"/>
+              <w:left w:w="60" w:type="dxa"/>
+              <w:bottom w:w="60" w:type="dxa"/>
+              <w:right w:w="60" w:type="dxa"/>
+            </w:tcMar>
+            <w:hideMark/>
+          </w:tcPr>
+          <w:p>
+            <w:pPr>
+              <w:pStyle w:val="BodyText"/>
+            </w:pPr>
+            <w:r>
+              <w:t>results/</w:t>
+            </w:r>
+            <w:proofErr w:type="spellStart"/>
+            <w:r>
+              <w:t>training_logs</w:t>
+            </w:r>
+            <w:proofErr w:type="spellEnd"/>
+            <w:r>
+              <w:t>/</w:t>
+            </w:r>
+          </w:p>
+        </w:tc>
+        <w:tc>
+          <w:tcPr>
+            <w:tcW w:w="0" w:type="auto"/>
+            <w:tcBorders>
+              <w:top w:val="single" w:sz="2" w:space="0" w:color="auto"/>
+              <w:left w:val="single" w:sz="2" w:space="0" w:color="auto"/>
+              <w:bottom w:val="single" w:sz="2" w:space="0" w:color="auto"/>
+              <w:right w:val="single" w:sz="2" w:space="0" w:color="auto"/>
+            </w:tcBorders>
+            <w:tcMar>
+              <w:top w:w="60" w:type="dxa"/>
+              <w:left w:w="60" w:type="dxa"/>
+              <w:bottom w:w="60" w:type="dxa"/>
+              <w:right w:w="60" w:type="dxa"/>
+            </w:tcMar>
+            <w:hideMark/>
+          </w:tcPr>
+          <w:p>
+            <w:pPr>
+              <w:pStyle w:val="BodyText"/>
+            </w:pPr>
+            <w:r>
+              <w:t>Training logs</w:t>
+            </w:r>
+          </w:p>
+        </w:tc>
+      </w:tr>
+      <w:tr>
+        <w:trPr>
+          <w:jc w:val="center"/>
+        </w:trPr>
+        <w:tc>
+          <w:tcPr>
+            <w:tcW w:w="0" w:type="auto"/>
+            <w:tcBorders>
+              <w:top w:val="single" w:sz="2" w:space="0" w:color="auto"/>
+              <w:left w:val="single" w:sz="2" w:space="0" w:color="auto"/>
+              <w:bottom w:val="single" w:sz="2" w:space="0" w:color="auto"/>
+              <w:right w:val="single" w:sz="2" w:space="0" w:color="auto"/>
+            </w:tcBorders>
+            <w:tcMar>
+              <w:top w:w="60" w:type="dxa"/>
+              <w:left w:w="60" w:type="dxa"/>
+              <w:bottom w:w="60" w:type="dxa"/>
+              <w:right w:w="60" w:type="dxa"/>
+            </w:tcMar>
+            <w:hideMark/>
+          </w:tcPr>
+          <w:p>
+            <w:pPr>
+              <w:pStyle w:val="BodyText"/>
+            </w:pPr>
+            <w:r>
+              <w:t>results/</w:t>
+            </w:r>
+            <w:proofErr w:type="spellStart"/>
+            <w:r>
+              <w:t>prompt_eval</w:t>
+            </w:r>
+            <w:proofErr w:type="spellEnd"/>
+            <w:r>
+              <w:t>/</w:t>
+            </w:r>
+          </w:p>
+        </w:tc>
+        <w:tc>
+          <w:tcPr>
+            <w:tcW w:w="0" w:type="auto"/>
+            <w:tcBorders>
+              <w:top w:val="single" w:sz="2" w:space="0" w:color="auto"/>
+              <w:left w:val="single" w:sz="2" w:space="0" w:color="auto"/>
+              <w:bottom w:val="single" w:sz="2" w:space="0" w:color="auto"/>
+              <w:right w:val="single" w:sz="2" w:space="0" w:color="auto"/>
+            </w:tcBorders>
+            <w:tcMar>
+              <w:top w:w="60" w:type="dxa"/>
+              <w:left w:w="60" w:type="dxa"/>
+              <w:bottom w:w="60" w:type="dxa"/>
+              <w:right w:w="60" w:type="dxa"/>
+            </w:tcMar>
+            <w:hideMark/>
+          </w:tcPr>
+          <w:p>
+            <w:pPr>
+              <w:pStyle w:val="BodyText"/>
+            </w:pPr>
+            <w:r>
+              <w:t>Prompt-evaluation outputs</w:t>
+            </w:r>
+          </w:p>
+        </w:tc>
+      </w:tr>
+      <w:tr>
+        <w:trPr>
+          <w:jc w:val="center"/>
+        </w:trPr>
+        <w:tc>
+          <w:tcPr>
+            <w:tcW w:w="0" w:type="auto"/>
+            <w:tcBorders>
+              <w:top w:val="single" w:sz="2" w:space="0" w:color="auto"/>
+              <w:left w:val="single" w:sz="2" w:space="0" w:color="auto"/>
+              <w:bottom w:val="single" w:sz="2" w:space="0" w:color="auto"/>
+              <w:right w:val="single" w:sz="2" w:space="0" w:color="auto"/>
+            </w:tcBorders>
+            <w:tcMar>
+              <w:top w:w="60" w:type="dxa"/>
+              <w:left w:w="60" w:type="dxa"/>
+              <w:bottom w:w="60" w:type="dxa"/>
+              <w:right w:w="60" w:type="dxa"/>
+            </w:tcMar>
+            <w:hideMark/>
+          </w:tcPr>
+          <w:p>
+            <w:pPr>
+              <w:pStyle w:val="BodyText"/>
+            </w:pPr>
+            <w:r>
+              <w:t>results/</w:t>
+            </w:r>
+            <w:proofErr w:type="spellStart"/>
+            <w:r>
+              <w:t>prompt_eval_manual</w:t>
+            </w:r>
+            <w:proofErr w:type="spellEnd"/>
+            <w:r>
+              <w:t>/</w:t>
+            </w:r>
+          </w:p>
+        </w:tc>
+        <w:tc>
+          <w:tcPr>
+            <w:tcW w:w="0" w:type="auto"/>
+            <w:tcBorders>
+              <w:top w:val="single" w:sz="2" w:space="0" w:color="auto"/>
+              <w:left w:val="single" w:sz="2" w:space="0" w:color="auto"/>
+              <w:bottom w:val="single" w:sz="2" w:space="0" w:color="auto"/>
+              <w:right w:val="single" w:sz="2" w:space="0" w:color="auto"/>
+            </w:tcBorders>
+            <w:tcMar>
+              <w:top w:w="60" w:type="dxa"/>
+              <w:left w:w="60" w:type="dxa"/>
+              <w:bottom w:w="60" w:type="dxa"/>
+              <w:right w:w="60" w:type="dxa"/>
+            </w:tcMar>
+            <w:hideMark/>
+          </w:tcPr>
+          <w:p>
+            <w:pPr>
+              <w:pStyle w:val="BodyText"/>
+            </w:pPr>
+            <w:r>
+              <w:t>Replay files and templates</w:t>
+            </w:r>
+          </w:p>
+        </w:tc>
+      </w:tr>
+      <w:tr>
+        <w:trPr>
+          <w:jc w:val="center"/>
+        </w:trPr>
+        <w:tc>
+          <w:tcPr>
+            <w:tcW w:w="0" w:type="auto"/>
+            <w:tcBorders>
+              <w:top w:val="single" w:sz="2" w:space="0" w:color="auto"/>
+              <w:left w:val="single" w:sz="2" w:space="0" w:color="auto"/>
+              <w:bottom w:val="single" w:sz="2" w:space="0" w:color="auto"/>
+              <w:right w:val="single" w:sz="2" w:space="0" w:color="auto"/>
+            </w:tcBorders>
+            <w:tcMar>
+              <w:top w:w="60" w:type="dxa"/>
+              <w:left w:w="60" w:type="dxa"/>
+              <w:bottom w:w="60" w:type="dxa"/>
+              <w:right w:w="60" w:type="dxa"/>
+            </w:tcMar>
+            <w:hideMark/>
+          </w:tcPr>
+          <w:p>
+            <w:pPr>
+              <w:pStyle w:val="BodyText"/>
+            </w:pPr>
+            <w:r>
+              <w:t>results/ualitative_examples.txt</w:t>
+            </w:r>
+          </w:p>
+        </w:tc>
+        <w:tc>
+          <w:tcPr>
+            <w:tcW w:w="0" w:type="auto"/>
+            <w:tcBorders>
+              <w:top w:val="single" w:sz="2" w:space="0" w:color="auto"/>
+              <w:left w:val="single" w:sz="2" w:space="0" w:color="auto"/>
+              <w:bottom w:val="single" w:sz="2" w:space="0" w:color="auto"/>
+              <w:right w:val="single" w:sz="2" w:space="0" w:color="auto"/>
+            </w:tcBorders>
+            <w:tcMar>
+              <w:top w:w="60" w:type="dxa"/>
+              <w:left w:w="60" w:type="dxa"/>
+              <w:bottom w:w="60" w:type="dxa"/>
+              <w:right w:w="60" w:type="dxa"/>
+            </w:tcMar>
+            <w:hideMark/>
+          </w:tcPr>
+          <w:p>
+            <w:pPr>
+              <w:pStyle w:val="BodyText"/>
+            </w:pPr>
+            <w:r>
+              <w:t>Qualitative examples</w:t>
+            </w:r>
+          </w:p>
+        </w:tc>
+      </w:tr>
+    </w:tbl>
+    <w:p>
+      <w:pPr>
+        <w:pStyle w:val="Caption"/>
+      </w:pPr>
+      <w:r>
+        <w:t xml:space="preserve">Table </w:t>
+      </w:r>
+      <w:r>
+        <w:fldChar w:fldCharType="begin"/>
+      </w:r>
+      <w:r>
+        <w:instrText xml:space="preserve"> SEQ Table \* ARABIC </w:instrText>
+      </w:r>
+      <w:r>
+        <w:fldChar w:fldCharType="separate"/>
+      </w:r>
+      <w:r>
+        <w:rPr>
+          <w:noProof/>
+        </w:rPr>
+        <w:t>8</w:t>
+      </w:r>
+      <w:r>
+        <w:fldChar w:fldCharType="end"/>
+      </w:r>
+      <w:r>
+        <w:t xml:space="preserve"> </w:t>
+      </w:r>
+      <w:r>
+        <w:t>Results directory structure showing metrics, models, training logs, and prompt-eval outputs.</w:t>
+      </w:r>
+    </w:p>
+    <w:p>
+      <w:pPr>
+        <w:pStyle w:val="Heading4"/>
+      </w:pPr>
+      <w:r>
+        <w:t xml:space="preserve"> Testing and Quality Assurance</w:t>
+      </w:r>
+    </w:p>
+    <w:p>
+      <w:pPr>
+        <w:pStyle w:val="BodyText"/>
+        <w:rPr>
+          <w:b/>
+          <w:bCs/>
+        </w:rPr>
+      </w:pPr>
+      <w:r>
+        <w:t>Testing and quality assurance in this project are currently based on workflow checks, smoke tests, saved-output inspection, and metric plausibility rather than a full automated test suite. Small-sample smoke runs are used to confirm that experiments complete successfully and write the expected artefacts before larger runs are attempted. This is a practical compromise for a research codebase, although the absence of a fuller automated test suite remains a limitation that should be acknowledged.</w:t>
+      </w:r>
+    </w:p>
+    <w:p>
+      <w:pPr>
+        <w:pStyle w:val="Heading2"/>
+        <w:rPr>
+          <w:lang w:val="en-SG"/>
+        </w:rPr>
+      </w:pPr>
+      <w:bookmarkStart w:id="14" w:name="_Toc225616039"/>
+      <w:r>
+        <w:t xml:space="preserve">Chapter </w:t>
+      </w:r>
+      <w:r>
+        <w:t>8</w:t>
+      </w:r>
+      <w:r>
+        <w:t xml:space="preserve">: </w:t>
+      </w:r>
+      <w:r>
+        <w:rPr>
+          <w:lang w:val="en-SG"/>
+        </w:rPr>
+        <w:t>Research Question 1 - Supervised Experiments and Results</w:t>
+      </w:r>
+      <w:bookmarkEnd w:id="14"/>
+    </w:p>
+    <w:p>
+      <w:pPr>
+        <w:pStyle w:val="Heading4"/>
+      </w:pPr>
+      <w:r>
+        <w:lastRenderedPageBreak/>
+        <w:t>8.1 Experimental Scope</w:t>
+      </w:r>
+    </w:p>
+    <w:p>
+      <w:pPr>
+        <w:pStyle w:val="BodyText"/>
+      </w:pPr>
+      <w:r>
+        <w:t xml:space="preserve">Research Question 1 compares AI model performance across the supervised moral datasets ETHICS, </w:t>
+      </w:r>
+      <w:proofErr w:type="spellStart"/>
+      <w:r>
+        <w:t>NormBank</w:t>
+      </w:r>
+      <w:proofErr w:type="spellEnd"/>
+      <w:r>
+        <w:t>, and MFRC using classical classifiers and transformer encoders. The aim is to establish a baseline for cross-dataset comparison rather than optimise each model fully.</w:t>
+      </w:r>
+    </w:p>
+    <w:p>
+      <w:pPr>
+        <w:pStyle w:val="BodyText"/>
+      </w:pPr>
+      <w:r>
+        <w:t xml:space="preserve">The chapter reports the latest saved run per dataset-model pair. Coverage is not uniform across datasets: ETHICS has the broadest set of runs, MFRC the narrowest, and </w:t>
+      </w:r>
+      <w:proofErr w:type="spellStart"/>
+      <w:r>
+        <w:t>NormBank</w:t>
+      </w:r>
+      <w:proofErr w:type="spellEnd"/>
+      <w:r>
+        <w:t xml:space="preserve"> a near-complete set affected by a benchmark-construction issue discussed later.</w:t>
       </w:r>
     </w:p>
     <w:tbl>
@@ -11173,8 +11854,9 @@
         <w:tblLook w:val="04A0" w:firstRow="1" w:lastRow="0" w:firstColumn="1" w:lastColumn="0" w:noHBand="0" w:noVBand="1"/>
       </w:tblPr>
       <w:tblGrid>
-        <w:gridCol w:w="3540"/>
-        <w:gridCol w:w="5094"/>
+        <w:gridCol w:w="1187"/>
+        <w:gridCol w:w="6327"/>
+        <w:gridCol w:w="1120"/>
       </w:tblGrid>
       <w:tr>
         <w:trPr>
@@ -11195,15 +11877,23 @@
               <w:bottom w:w="60" w:type="dxa"/>
               <w:right w:w="60" w:type="dxa"/>
             </w:tcMar>
-            <w:vAlign w:val="center"/>
             <w:hideMark/>
           </w:tcPr>
           <w:p>
             <w:pPr>
               <w:pStyle w:val="BodyText"/>
+              <w:jc w:val="center"/>
+              <w:rPr>
+                <w:b/>
+                <w:bCs/>
+              </w:rPr>
             </w:pPr>
             <w:r>
-              <w:t>Results directory</w:t>
+              <w:rPr>
+                <w:b/>
+                <w:bCs/>
+              </w:rPr>
+              <w:t>Dataset</w:t>
             </w:r>
           </w:p>
         </w:tc>
@@ -11222,15 +11912,58 @@
               <w:bottom w:w="60" w:type="dxa"/>
               <w:right w:w="60" w:type="dxa"/>
             </w:tcMar>
-            <w:vAlign w:val="center"/>
             <w:hideMark/>
           </w:tcPr>
           <w:p>
             <w:pPr>
               <w:pStyle w:val="BodyText"/>
+              <w:jc w:val="center"/>
+              <w:rPr>
+                <w:b/>
+                <w:bCs/>
+              </w:rPr>
             </w:pPr>
             <w:r>
-              <w:t>Description</w:t>
+              <w:rPr>
+                <w:b/>
+                <w:bCs/>
+              </w:rPr>
+              <w:t>Saved model runs</w:t>
+            </w:r>
+          </w:p>
+        </w:tc>
+        <w:tc>
+          <w:tcPr>
+            <w:tcW w:w="0" w:type="auto"/>
+            <w:tcBorders>
+              <w:top w:val="single" w:sz="2" w:space="0" w:color="auto"/>
+              <w:left w:val="single" w:sz="2" w:space="0" w:color="auto"/>
+              <w:bottom w:val="single" w:sz="2" w:space="0" w:color="auto"/>
+              <w:right w:val="single" w:sz="2" w:space="0" w:color="auto"/>
+            </w:tcBorders>
+            <w:tcMar>
+              <w:top w:w="60" w:type="dxa"/>
+              <w:left w:w="60" w:type="dxa"/>
+              <w:bottom w:w="60" w:type="dxa"/>
+              <w:right w:w="60" w:type="dxa"/>
+            </w:tcMar>
+            <w:hideMark/>
+          </w:tcPr>
+          <w:p>
+            <w:pPr>
+              <w:pStyle w:val="BodyText"/>
+              <w:jc w:val="center"/>
+              <w:rPr>
+                <w:b/>
+                <w:bCs/>
+              </w:rPr>
+            </w:pPr>
+            <w:r>
+              <w:rPr>
+                <w:b/>
+                <w:bCs/>
+              </w:rPr>
+              <w:t>Coverage</w:t>
             </w:r>
           </w:p>
         </w:tc>
@@ -11251,15 +11984,15 @@
               <w:bottom w:w="60" w:type="dxa"/>
               <w:right w:w="60" w:type="dxa"/>
             </w:tcMar>
-            <w:vAlign w:val="center"/>
             <w:hideMark/>
           </w:tcPr>
           <w:p>
             <w:pPr>
               <w:pStyle w:val="BodyText"/>
+              <w:jc w:val="left"/>
             </w:pPr>
             <w:r>
-              <w:t>results/</w:t>
+              <w:t>ETHICS</w:t>
             </w:r>
           </w:p>
         </w:tc>
@@ -11278,15 +12011,63 @@
               <w:bottom w:w="60" w:type="dxa"/>
               <w:right w:w="60" w:type="dxa"/>
             </w:tcMar>
-            <w:vAlign w:val="center"/>
             <w:hideMark/>
           </w:tcPr>
           <w:p>
             <w:pPr>
               <w:pStyle w:val="BodyText"/>
+              <w:jc w:val="left"/>
             </w:pPr>
             <w:r>
-              <w:t>Stores all saved outputs generated by training, evaluation, and reporting workflows.</w:t>
+              <w:t xml:space="preserve">TF-IDF + Logistic Regression; TF-IDF + Linear SVC; </w:t>
+            </w:r>
+            <w:proofErr w:type="spellStart"/>
+            <w:r>
+              <w:t>DistilBERT</w:t>
+            </w:r>
+            <w:proofErr w:type="spellEnd"/>
+            <w:r>
+              <w:t xml:space="preserve">; BERT; </w:t>
+            </w:r>
+            <w:proofErr w:type="spellStart"/>
+            <w:r>
+              <w:t>RoBERTa</w:t>
+            </w:r>
+            <w:proofErr w:type="spellEnd"/>
+            <w:r>
+              <w:t xml:space="preserve">; </w:t>
+            </w:r>
+            <w:proofErr w:type="spellStart"/>
+            <w:r>
+              <w:t>DeBERTa</w:t>
+            </w:r>
+            <w:proofErr w:type="spellEnd"/>
+          </w:p>
+        </w:tc>
+        <w:tc>
+          <w:tcPr>
+            <w:tcW w:w="0" w:type="auto"/>
+            <w:tcBorders>
+              <w:top w:val="single" w:sz="2" w:space="0" w:color="auto"/>
+              <w:left w:val="single" w:sz="2" w:space="0" w:color="auto"/>
+              <w:bottom w:val="single" w:sz="2" w:space="0" w:color="auto"/>
+              <w:right w:val="single" w:sz="2" w:space="0" w:color="auto"/>
+            </w:tcBorders>
+            <w:tcMar>
+              <w:top w:w="60" w:type="dxa"/>
+              <w:left w:w="60" w:type="dxa"/>
+              <w:bottom w:w="60" w:type="dxa"/>
+              <w:right w:w="60" w:type="dxa"/>
+            </w:tcMar>
+            <w:hideMark/>
+          </w:tcPr>
+          <w:p>
+            <w:pPr>
+              <w:pStyle w:val="BodyText"/>
+              <w:jc w:val="left"/>
+            </w:pPr>
+            <w:r>
+              <w:t>Broadest</w:t>
             </w:r>
           </w:p>
         </w:tc>
@@ -11307,17 +12088,18 @@
               <w:bottom w:w="60" w:type="dxa"/>
               <w:right w:w="60" w:type="dxa"/>
             </w:tcMar>
-            <w:vAlign w:val="center"/>
             <w:hideMark/>
           </w:tcPr>
           <w:p>
             <w:pPr>
               <w:pStyle w:val="BodyText"/>
+              <w:jc w:val="left"/>
             </w:pPr>
-            <w:r>
-              <w:lastRenderedPageBreak/>
-              <w:t>results/metrics.csv</w:t>
-            </w:r>
+            <w:proofErr w:type="spellStart"/>
+            <w:r>
+              <w:t>NormBank</w:t>
+            </w:r>
+            <w:proofErr w:type="spellEnd"/>
           </w:p>
         </w:tc>
         <w:tc>
@@ -11335,15 +12117,55 @@
               <w:bottom w:w="60" w:type="dxa"/>
               <w:right w:w="60" w:type="dxa"/>
             </w:tcMar>
-            <w:vAlign w:val="center"/>
             <w:hideMark/>
           </w:tcPr>
           <w:p>
             <w:pPr>
               <w:pStyle w:val="BodyText"/>
+              <w:jc w:val="left"/>
             </w:pPr>
             <w:r>
-              <w:t>Consolidated supervised evaluation metrics used for model comparison in Research Question 1.</w:t>
+              <w:t xml:space="preserve">TF-IDF + Logistic Regression; TF-IDF + Linear SVC; Bag-of-Words + Multinomial Naive Bayes; </w:t>
+            </w:r>
+            <w:proofErr w:type="spellStart"/>
+            <w:r>
+              <w:t>DistilBERT</w:t>
+            </w:r>
+            <w:proofErr w:type="spellEnd"/>
+            <w:r>
+              <w:t xml:space="preserve">; BERT; </w:t>
+            </w:r>
+            <w:proofErr w:type="spellStart"/>
+            <w:r>
+              <w:t>RoBERTa</w:t>
+            </w:r>
+            <w:proofErr w:type="spellEnd"/>
+          </w:p>
+        </w:tc>
+        <w:tc>
+          <w:tcPr>
+            <w:tcW w:w="0" w:type="auto"/>
+            <w:tcBorders>
+              <w:top w:val="single" w:sz="2" w:space="0" w:color="auto"/>
+              <w:left w:val="single" w:sz="2" w:space="0" w:color="auto"/>
+              <w:bottom w:val="single" w:sz="2" w:space="0" w:color="auto"/>
+              <w:right w:val="single" w:sz="2" w:space="0" w:color="auto"/>
+            </w:tcBorders>
+            <w:tcMar>
+              <w:top w:w="60" w:type="dxa"/>
+              <w:left w:w="60" w:type="dxa"/>
+              <w:bottom w:w="60" w:type="dxa"/>
+              <w:right w:w="60" w:type="dxa"/>
+            </w:tcMar>
+            <w:hideMark/>
+          </w:tcPr>
+          <w:p>
+            <w:pPr>
+              <w:pStyle w:val="BodyText"/>
+              <w:jc w:val="left"/>
+            </w:pPr>
+            <w:r>
+              <w:t>Broad</w:t>
             </w:r>
           </w:p>
         </w:tc>
@@ -11364,15 +12186,15 @@
               <w:bottom w:w="60" w:type="dxa"/>
               <w:right w:w="60" w:type="dxa"/>
             </w:tcMar>
-            <w:vAlign w:val="center"/>
             <w:hideMark/>
           </w:tcPr>
           <w:p>
             <w:pPr>
               <w:pStyle w:val="BodyText"/>
+              <w:jc w:val="left"/>
             </w:pPr>
             <w:r>
-              <w:t>results/training_run_summaries.csv</w:t>
+              <w:t>MFRC</w:t>
             </w:r>
           </w:p>
         </w:tc>
@@ -11391,44 +12213,23 @@
               <w:bottom w:w="60" w:type="dxa"/>
               <w:right w:w="60" w:type="dxa"/>
             </w:tcMar>
-            <w:vAlign w:val="center"/>
             <w:hideMark/>
           </w:tcPr>
           <w:p>
             <w:pPr>
               <w:pStyle w:val="BodyText"/>
+              <w:jc w:val="left"/>
             </w:pPr>
             <w:r>
-              <w:t>Stores run-level summaries for supervised model training experiments.</w:t>
-            </w:r>
-          </w:p>
-        </w:tc>
-      </w:tr>
-      <w:tr>
-        <w:tc>
-          <w:tcPr>
-            <w:tcW w:w="0" w:type="auto"/>
-            <w:tcBorders>
-              <w:top w:val="single" w:sz="2" w:space="0" w:color="auto"/>
-              <w:left w:val="single" w:sz="2" w:space="0" w:color="auto"/>
-              <w:bottom w:val="single" w:sz="2" w:space="0" w:color="auto"/>
-              <w:right w:val="single" w:sz="2" w:space="0" w:color="auto"/>
-            </w:tcBorders>
-            <w:tcMar>
-              <w:top w:w="60" w:type="dxa"/>
-              <w:left w:w="60" w:type="dxa"/>
-              <w:bottom w:w="60" w:type="dxa"/>
-              <w:right w:w="60" w:type="dxa"/>
-            </w:tcMar>
-            <w:vAlign w:val="center"/>
-            <w:hideMark/>
-          </w:tcPr>
-          <w:p>
-            <w:pPr>
-              <w:pStyle w:val="BodyText"/>
-            </w:pPr>
-            <w:r>
-              <w:t>results/models/</w:t>
+              <w:t xml:space="preserve">TF-IDF + Logistic Regression; </w:t>
+            </w:r>
+            <w:proofErr w:type="spellStart"/>
+            <w:r>
+              <w:t>DistilBERT</w:t>
+            </w:r>
+            <w:proofErr w:type="spellEnd"/>
+            <w:r>
+              <w:t>; BERT</w:t>
             </w:r>
           </w:p>
         </w:tc>
@@ -11447,263 +12248,15 @@
               <w:bottom w:w="60" w:type="dxa"/>
               <w:right w:w="60" w:type="dxa"/>
             </w:tcMar>
-            <w:vAlign w:val="center"/>
             <w:hideMark/>
           </w:tcPr>
           <w:p>
             <w:pPr>
               <w:pStyle w:val="BodyText"/>
+              <w:jc w:val="left"/>
             </w:pPr>
             <w:r>
-              <w:t>Contains saved supervised model artefacts and checkpoints.</w:t>
-            </w:r>
-          </w:p>
-        </w:tc>
-      </w:tr>
-      <w:tr>
-        <w:tc>
-          <w:tcPr>
-            <w:tcW w:w="0" w:type="auto"/>
-            <w:tcBorders>
-              <w:top w:val="single" w:sz="2" w:space="0" w:color="auto"/>
-              <w:left w:val="single" w:sz="2" w:space="0" w:color="auto"/>
-              <w:bottom w:val="single" w:sz="2" w:space="0" w:color="auto"/>
-              <w:right w:val="single" w:sz="2" w:space="0" w:color="auto"/>
-            </w:tcBorders>
-            <w:tcMar>
-              <w:top w:w="60" w:type="dxa"/>
-              <w:left w:w="60" w:type="dxa"/>
-              <w:bottom w:w="60" w:type="dxa"/>
-              <w:right w:w="60" w:type="dxa"/>
-            </w:tcMar>
-            <w:vAlign w:val="center"/>
-            <w:hideMark/>
-          </w:tcPr>
-          <w:p>
-            <w:pPr>
-              <w:pStyle w:val="BodyText"/>
-            </w:pPr>
-            <w:r>
-              <w:t>results/</w:t>
-            </w:r>
-            <w:proofErr w:type="spellStart"/>
-            <w:r>
-              <w:t>training_logs</w:t>
-            </w:r>
-            <w:proofErr w:type="spellEnd"/>
-            <w:r>
-              <w:t>/</w:t>
-            </w:r>
-          </w:p>
-        </w:tc>
-        <w:tc>
-          <w:tcPr>
-            <w:tcW w:w="0" w:type="auto"/>
-            <w:tcBorders>
-              <w:top w:val="single" w:sz="2" w:space="0" w:color="auto"/>
-              <w:left w:val="single" w:sz="2" w:space="0" w:color="auto"/>
-              <w:bottom w:val="single" w:sz="2" w:space="0" w:color="auto"/>
-              <w:right w:val="single" w:sz="2" w:space="0" w:color="auto"/>
-            </w:tcBorders>
-            <w:tcMar>
-              <w:top w:w="60" w:type="dxa"/>
-              <w:left w:w="60" w:type="dxa"/>
-              <w:bottom w:w="60" w:type="dxa"/>
-              <w:right w:w="60" w:type="dxa"/>
-            </w:tcMar>
-            <w:vAlign w:val="center"/>
-            <w:hideMark/>
-          </w:tcPr>
-          <w:p>
-            <w:pPr>
-              <w:pStyle w:val="BodyText"/>
-            </w:pPr>
-            <w:r>
-              <w:t>Contains logs produced during supervised training runs.</w:t>
-            </w:r>
-          </w:p>
-        </w:tc>
-      </w:tr>
-      <w:tr>
-        <w:tc>
-          <w:tcPr>
-            <w:tcW w:w="0" w:type="auto"/>
-            <w:tcBorders>
-              <w:top w:val="single" w:sz="2" w:space="0" w:color="auto"/>
-              <w:left w:val="single" w:sz="2" w:space="0" w:color="auto"/>
-              <w:bottom w:val="single" w:sz="2" w:space="0" w:color="auto"/>
-              <w:right w:val="single" w:sz="2" w:space="0" w:color="auto"/>
-            </w:tcBorders>
-            <w:tcMar>
-              <w:top w:w="60" w:type="dxa"/>
-              <w:left w:w="60" w:type="dxa"/>
-              <w:bottom w:w="60" w:type="dxa"/>
-              <w:right w:w="60" w:type="dxa"/>
-            </w:tcMar>
-            <w:vAlign w:val="center"/>
-            <w:hideMark/>
-          </w:tcPr>
-          <w:p>
-            <w:pPr>
-              <w:pStyle w:val="BodyText"/>
-            </w:pPr>
-            <w:r>
-              <w:t>results/</w:t>
-            </w:r>
-            <w:proofErr w:type="spellStart"/>
-            <w:r>
-              <w:t>prompt_eval</w:t>
-            </w:r>
-            <w:proofErr w:type="spellEnd"/>
-            <w:r>
-              <w:t>/</w:t>
-            </w:r>
-          </w:p>
-        </w:tc>
-        <w:tc>
-          <w:tcPr>
-            <w:tcW w:w="0" w:type="auto"/>
-            <w:tcBorders>
-              <w:top w:val="single" w:sz="2" w:space="0" w:color="auto"/>
-              <w:left w:val="single" w:sz="2" w:space="0" w:color="auto"/>
-              <w:bottom w:val="single" w:sz="2" w:space="0" w:color="auto"/>
-              <w:right w:val="single" w:sz="2" w:space="0" w:color="auto"/>
-            </w:tcBorders>
-            <w:tcMar>
-              <w:top w:w="60" w:type="dxa"/>
-              <w:left w:w="60" w:type="dxa"/>
-              <w:bottom w:w="60" w:type="dxa"/>
-              <w:right w:w="60" w:type="dxa"/>
-            </w:tcMar>
-            <w:vAlign w:val="center"/>
-            <w:hideMark/>
-          </w:tcPr>
-          <w:p>
-            <w:pPr>
-              <w:pStyle w:val="BodyText"/>
-            </w:pPr>
-            <w:r>
-              <w:t>Contains prompt-evaluation run folders with raw responses, item scores, scenario scores, model summaries, and example outputs.</w:t>
-            </w:r>
-          </w:p>
-        </w:tc>
-      </w:tr>
-      <w:tr>
-        <w:tc>
-          <w:tcPr>
-            <w:tcW w:w="0" w:type="auto"/>
-            <w:tcBorders>
-              <w:top w:val="single" w:sz="2" w:space="0" w:color="auto"/>
-              <w:left w:val="single" w:sz="2" w:space="0" w:color="auto"/>
-              <w:bottom w:val="single" w:sz="2" w:space="0" w:color="auto"/>
-              <w:right w:val="single" w:sz="2" w:space="0" w:color="auto"/>
-            </w:tcBorders>
-            <w:tcMar>
-              <w:top w:w="60" w:type="dxa"/>
-              <w:left w:w="60" w:type="dxa"/>
-              <w:bottom w:w="60" w:type="dxa"/>
-              <w:right w:w="60" w:type="dxa"/>
-            </w:tcMar>
-            <w:vAlign w:val="center"/>
-            <w:hideMark/>
-          </w:tcPr>
-          <w:p>
-            <w:pPr>
-              <w:pStyle w:val="BodyText"/>
-            </w:pPr>
-            <w:r>
-              <w:t>results/</w:t>
-            </w:r>
-            <w:proofErr w:type="spellStart"/>
-            <w:r>
-              <w:t>prompt_eval_manual</w:t>
-            </w:r>
-            <w:proofErr w:type="spellEnd"/>
-            <w:r>
-              <w:t>/</w:t>
-            </w:r>
-          </w:p>
-        </w:tc>
-        <w:tc>
-          <w:tcPr>
-            <w:tcW w:w="0" w:type="auto"/>
-            <w:tcBorders>
-              <w:top w:val="single" w:sz="2" w:space="0" w:color="auto"/>
-              <w:left w:val="single" w:sz="2" w:space="0" w:color="auto"/>
-              <w:bottom w:val="single" w:sz="2" w:space="0" w:color="auto"/>
-              <w:right w:val="single" w:sz="2" w:space="0" w:color="auto"/>
-            </w:tcBorders>
-            <w:tcMar>
-              <w:top w:w="60" w:type="dxa"/>
-              <w:left w:w="60" w:type="dxa"/>
-              <w:bottom w:w="60" w:type="dxa"/>
-              <w:right w:w="60" w:type="dxa"/>
-            </w:tcMar>
-            <w:vAlign w:val="center"/>
-            <w:hideMark/>
-          </w:tcPr>
-          <w:p>
-            <w:pPr>
-              <w:pStyle w:val="BodyText"/>
-            </w:pPr>
-            <w:r>
-              <w:t>Contains manually prepared replay files and CSV templates used for replay-based prompt evaluation.</w:t>
-            </w:r>
-          </w:p>
-        </w:tc>
-      </w:tr>
-      <w:tr>
-        <w:tc>
-          <w:tcPr>
-            <w:tcW w:w="0" w:type="auto"/>
-            <w:tcBorders>
-              <w:top w:val="single" w:sz="2" w:space="0" w:color="auto"/>
-              <w:left w:val="single" w:sz="2" w:space="0" w:color="auto"/>
-              <w:bottom w:val="single" w:sz="2" w:space="0" w:color="auto"/>
-              <w:right w:val="single" w:sz="2" w:space="0" w:color="auto"/>
-            </w:tcBorders>
-            <w:tcMar>
-              <w:top w:w="60" w:type="dxa"/>
-              <w:left w:w="60" w:type="dxa"/>
-              <w:bottom w:w="60" w:type="dxa"/>
-              <w:right w:w="60" w:type="dxa"/>
-            </w:tcMar>
-            <w:vAlign w:val="center"/>
-            <w:hideMark/>
-          </w:tcPr>
-          <w:p>
-            <w:pPr>
-              <w:pStyle w:val="BodyText"/>
-            </w:pPr>
-            <w:r>
-              <w:t>results/ualitative_examples.txt</w:t>
-            </w:r>
-          </w:p>
-        </w:tc>
-        <w:tc>
-          <w:tcPr>
-            <w:tcW w:w="0" w:type="auto"/>
-            <w:tcBorders>
-              <w:top w:val="single" w:sz="2" w:space="0" w:color="auto"/>
-              <w:left w:val="single" w:sz="2" w:space="0" w:color="auto"/>
-              <w:bottom w:val="single" w:sz="2" w:space="0" w:color="auto"/>
-              <w:right w:val="single" w:sz="2" w:space="0" w:color="auto"/>
-            </w:tcBorders>
-            <w:tcMar>
-              <w:top w:w="60" w:type="dxa"/>
-              <w:left w:w="60" w:type="dxa"/>
-              <w:bottom w:w="60" w:type="dxa"/>
-              <w:right w:w="60" w:type="dxa"/>
-            </w:tcMar>
-            <w:vAlign w:val="center"/>
-            <w:hideMark/>
-          </w:tcPr>
-          <w:p>
-            <w:pPr>
-              <w:pStyle w:val="BodyText"/>
-            </w:pPr>
-            <w:r>
-              <w:t>Stores saved qualitative supervised examples for error inspection and discussion.</w:t>
+              <w:t>Narrowest</w:t>
             </w:r>
           </w:p>
         </w:tc>
@@ -11729,7 +12282,7 @@
         <w:rPr>
           <w:noProof/>
         </w:rPr>
-        <w:t>8</w:t>
+        <w:t>9</w:t>
       </w:r>
       <w:r>
         <w:fldChar w:fldCharType="end"/>
@@ -11738,7 +12291,7 @@
         <w:t xml:space="preserve"> </w:t>
       </w:r>
       <w:r>
-        <w:t>Results directory structure showing metrics, models, training logs, and prompt-eval outputs.]</w:t>
+        <w:t>Saved Supervised Model Coverage by Dataset.</w:t>
       </w:r>
     </w:p>
     <w:p>
@@ -11746,68 +12299,69 @@
         <w:pStyle w:val="Heading4"/>
       </w:pPr>
       <w:r>
-        <w:t xml:space="preserve"> Testing and Quality Assurance</w:t>
+        <w:t>8.2 Model Families</w:t>
       </w:r>
     </w:p>
     <w:p>
       <w:pPr>
         <w:pStyle w:val="BodyText"/>
-        <w:rPr>
-          <w:b/>
-          <w:bCs/>
-        </w:rPr>
-      </w:pPr>
-      <w:r>
-        <w:t>Testing and quality assurance in this project are currently based on workflow checks, smoke tests, saved-output inspection, and metric plausibility rather than a full automated test suite. Small-sample smoke runs are used to confirm that experiments complete successfully and write the expected artefacts before larger runs are attempted. This is a practical compromise for a research codebase, although the absence of a fuller automated test suite remains a limitation that should be acknowledged.</w:t>
-      </w:r>
-    </w:p>
-    <w:p>
-      <w:pPr>
-        <w:pStyle w:val="Heading2"/>
-        <w:rPr>
-          <w:lang w:val="en-SG"/>
-        </w:rPr>
-      </w:pPr>
-      <w:bookmarkStart w:id="14" w:name="_Toc225616039"/>
-      <w:r>
-        <w:t xml:space="preserve">Chapter </w:t>
-      </w:r>
-      <w:r>
-        <w:t>8</w:t>
-      </w:r>
-      <w:r>
-        <w:t xml:space="preserve">: </w:t>
-      </w:r>
-      <w:r>
-        <w:rPr>
-          <w:lang w:val="en-SG"/>
-        </w:rPr>
-        <w:t>Research Question 1 - Supervised Experiments and Results</w:t>
-      </w:r>
-      <w:bookmarkEnd w:id="14"/>
+      </w:pPr>
+      <w:r>
+        <w:t xml:space="preserve">Two model families are used in the supervised comparison. The first consists of classical baselines: TF-IDF with logistic regression, TF-IDF with Linear SVC, and bag-of-words with Multinomial Naive Bayes. The second consists of transformer encoders: </w:t>
+      </w:r>
+      <w:proofErr w:type="spellStart"/>
+      <w:r>
+        <w:t>DistilBERT</w:t>
+      </w:r>
+      <w:proofErr w:type="spellEnd"/>
+      <w:r>
+        <w:t xml:space="preserve">, BERT, </w:t>
+      </w:r>
+      <w:proofErr w:type="spellStart"/>
+      <w:r>
+        <w:t>RoBERTa</w:t>
+      </w:r>
+      <w:proofErr w:type="spellEnd"/>
+      <w:r>
+        <w:t xml:space="preserve">, and </w:t>
+      </w:r>
+      <w:proofErr w:type="spellStart"/>
+      <w:r>
+        <w:t>DeBERTa</w:t>
+      </w:r>
+      <w:proofErr w:type="spellEnd"/>
+      <w:r>
+        <w:t>. This allows comparison between sparse-feature methods and contextual encoders on moral and normative benchmarks.</w:t>
+      </w:r>
     </w:p>
     <w:p>
       <w:pPr>
         <w:pStyle w:val="Heading4"/>
       </w:pPr>
       <w:r>
-        <w:t>8.1 Experimental Scope</w:t>
+        <w:t>8.3 Training Configuration and Run Strategy</w:t>
       </w:r>
     </w:p>
     <w:p>
       <w:pPr>
         <w:pStyle w:val="BodyText"/>
-      </w:pPr>
-      <w:r>
-        <w:t xml:space="preserve">Research Question 1 examines how different AI models perform across supervised moral datasets. The experiments provide a baseline comparison across ETHICS, </w:t>
-      </w:r>
-      <w:proofErr w:type="spellStart"/>
-      <w:r>
-        <w:t>NormBank</w:t>
-      </w:r>
-      <w:proofErr w:type="spellEnd"/>
-      <w:r>
-        <w:t>, and MFRC using both classical classifiers and transformer encoders. The aim is not to exhaustively optimise each model, but to establish a defensible basis for cross-dataset comparison, while recognising that strong benchmark performance is not equivalent to moral understanding.</w:t>
+        <w:rPr>
+          <w:lang w:val="en-US"/>
+        </w:rPr>
+      </w:pPr>
+      <w:r>
+        <w:rPr>
+          <w:lang w:val="en-US"/>
+        </w:rPr>
+        <w:t>The supervised experiments use a simple baseline configuration. Classical models are run with standard settings, while transformer models are fine-tuned for a limited number of epochs under fixed hyperparameters. Smoke tests were used before full runs to confirm that the pipeline behaved as expected. The chapter should therefore be read as a comparison of baseline supervised capability under a common workflow, not as an attempt to extract maximum performance from every model.</w:t>
+      </w:r>
+    </w:p>
+    <w:p>
+      <w:pPr>
+        <w:pStyle w:val="Heading4"/>
+      </w:pPr>
+      <w:r>
+        <w:t>8.4 Evaluation Metrics</w:t>
       </w:r>
     </w:p>
     <w:p>
@@ -11815,680 +12369,13 @@
         <w:pStyle w:val="BodyText"/>
       </w:pPr>
       <w:r>
-        <w:t xml:space="preserve">The chapter reports the latest saved run per dataset-model pair. Model coverage is not perfectly uniform across datasets: ETHICS has the broadest set of saved runs, MFRC the </w:t>
-      </w:r>
-      <w:r>
-        <w:lastRenderedPageBreak/>
-        <w:t xml:space="preserve">narrowest, and </w:t>
-      </w:r>
-      <w:proofErr w:type="spellStart"/>
-      <w:r>
-        <w:t>NormBank</w:t>
-      </w:r>
-      <w:proofErr w:type="spellEnd"/>
-      <w:r>
-        <w:t xml:space="preserve"> a near-complete set that is affected by a benchmark-construction issue discussed later in the chapter.</w:t>
-      </w:r>
-    </w:p>
-    <w:tbl>
-      <w:tblPr>
-        <w:tblW w:w="0" w:type="auto"/>
-        <w:tblBorders>
-          <w:top w:val="single" w:sz="2" w:space="0" w:color="auto"/>
-          <w:left w:val="single" w:sz="2" w:space="0" w:color="auto"/>
-          <w:bottom w:val="single" w:sz="2" w:space="0" w:color="auto"/>
-          <w:right w:val="single" w:sz="2" w:space="0" w:color="auto"/>
-        </w:tblBorders>
-        <w:tblCellMar>
-          <w:left w:w="0" w:type="dxa"/>
-          <w:right w:w="0" w:type="dxa"/>
-        </w:tblCellMar>
-        <w:tblLook w:val="04A0" w:firstRow="1" w:lastRow="0" w:firstColumn="1" w:lastColumn="0" w:noHBand="0" w:noVBand="1"/>
-      </w:tblPr>
-      <w:tblGrid>
-        <w:gridCol w:w="1187"/>
-        <w:gridCol w:w="4376"/>
-        <w:gridCol w:w="3071"/>
-      </w:tblGrid>
-      <w:tr>
-        <w:trPr>
-          <w:tblHeader/>
-        </w:trPr>
-        <w:tc>
-          <w:tcPr>
-            <w:tcW w:w="0" w:type="auto"/>
-            <w:tcBorders>
-              <w:top w:val="single" w:sz="2" w:space="0" w:color="auto"/>
-              <w:left w:val="single" w:sz="2" w:space="0" w:color="auto"/>
-              <w:bottom w:val="single" w:sz="2" w:space="0" w:color="auto"/>
-              <w:right w:val="single" w:sz="2" w:space="0" w:color="auto"/>
-            </w:tcBorders>
-            <w:tcMar>
-              <w:top w:w="60" w:type="dxa"/>
-              <w:left w:w="60" w:type="dxa"/>
-              <w:bottom w:w="60" w:type="dxa"/>
-              <w:right w:w="60" w:type="dxa"/>
-            </w:tcMar>
-            <w:vAlign w:val="center"/>
-            <w:hideMark/>
-          </w:tcPr>
-          <w:p>
-            <w:pPr>
-              <w:pStyle w:val="BodyText"/>
-              <w:spacing w:before="0"/>
-              <w:jc w:val="center"/>
-              <w:rPr>
-                <w:b/>
-                <w:bCs/>
-              </w:rPr>
-            </w:pPr>
-            <w:r>
-              <w:rPr>
-                <w:b/>
-                <w:bCs/>
-              </w:rPr>
-              <w:t>Dataset</w:t>
-            </w:r>
-          </w:p>
-        </w:tc>
-        <w:tc>
-          <w:tcPr>
-            <w:tcW w:w="0" w:type="auto"/>
-            <w:tcBorders>
-              <w:top w:val="single" w:sz="2" w:space="0" w:color="auto"/>
-              <w:left w:val="single" w:sz="2" w:space="0" w:color="auto"/>
-              <w:bottom w:val="single" w:sz="2" w:space="0" w:color="auto"/>
-              <w:right w:val="single" w:sz="2" w:space="0" w:color="auto"/>
-            </w:tcBorders>
-            <w:tcMar>
-              <w:top w:w="60" w:type="dxa"/>
-              <w:left w:w="60" w:type="dxa"/>
-              <w:bottom w:w="60" w:type="dxa"/>
-              <w:right w:w="60" w:type="dxa"/>
-            </w:tcMar>
-            <w:vAlign w:val="center"/>
-            <w:hideMark/>
-          </w:tcPr>
-          <w:p>
-            <w:pPr>
-              <w:pStyle w:val="BodyText"/>
-              <w:spacing w:before="0"/>
-              <w:jc w:val="center"/>
-              <w:rPr>
-                <w:b/>
-                <w:bCs/>
-              </w:rPr>
-            </w:pPr>
-            <w:r>
-              <w:rPr>
-                <w:b/>
-                <w:bCs/>
-              </w:rPr>
-              <w:t>Saved model runs included</w:t>
-            </w:r>
-          </w:p>
-        </w:tc>
-        <w:tc>
-          <w:tcPr>
-            <w:tcW w:w="0" w:type="auto"/>
-            <w:tcBorders>
-              <w:top w:val="single" w:sz="2" w:space="0" w:color="auto"/>
-              <w:left w:val="single" w:sz="2" w:space="0" w:color="auto"/>
-              <w:bottom w:val="single" w:sz="2" w:space="0" w:color="auto"/>
-              <w:right w:val="single" w:sz="2" w:space="0" w:color="auto"/>
-            </w:tcBorders>
-            <w:tcMar>
-              <w:top w:w="60" w:type="dxa"/>
-              <w:left w:w="60" w:type="dxa"/>
-              <w:bottom w:w="60" w:type="dxa"/>
-              <w:right w:w="60" w:type="dxa"/>
-            </w:tcMar>
-            <w:vAlign w:val="center"/>
-            <w:hideMark/>
-          </w:tcPr>
-          <w:p>
-            <w:pPr>
-              <w:pStyle w:val="BodyText"/>
-              <w:spacing w:before="0"/>
-              <w:jc w:val="center"/>
-              <w:rPr>
-                <w:b/>
-                <w:bCs/>
-              </w:rPr>
-            </w:pPr>
-            <w:r>
-              <w:rPr>
-                <w:b/>
-                <w:bCs/>
-              </w:rPr>
-              <w:t>Coverage summary</w:t>
-            </w:r>
-          </w:p>
-        </w:tc>
-      </w:tr>
-      <w:tr>
-        <w:tc>
-          <w:tcPr>
-            <w:tcW w:w="0" w:type="auto"/>
-            <w:tcBorders>
-              <w:top w:val="single" w:sz="2" w:space="0" w:color="auto"/>
-              <w:left w:val="single" w:sz="2" w:space="0" w:color="auto"/>
-              <w:bottom w:val="single" w:sz="2" w:space="0" w:color="auto"/>
-              <w:right w:val="single" w:sz="2" w:space="0" w:color="auto"/>
-            </w:tcBorders>
-            <w:tcMar>
-              <w:top w:w="60" w:type="dxa"/>
-              <w:left w:w="60" w:type="dxa"/>
-              <w:bottom w:w="60" w:type="dxa"/>
-              <w:right w:w="60" w:type="dxa"/>
-            </w:tcMar>
-            <w:vAlign w:val="center"/>
-            <w:hideMark/>
-          </w:tcPr>
-          <w:p>
-            <w:pPr>
-              <w:pStyle w:val="BodyText"/>
-              <w:spacing w:before="0"/>
-              <w:jc w:val="left"/>
-            </w:pPr>
-            <w:r>
-              <w:t>ETHICS</w:t>
-            </w:r>
-          </w:p>
-        </w:tc>
-        <w:tc>
-          <w:tcPr>
-            <w:tcW w:w="0" w:type="auto"/>
-            <w:tcBorders>
-              <w:top w:val="single" w:sz="2" w:space="0" w:color="auto"/>
-              <w:left w:val="single" w:sz="2" w:space="0" w:color="auto"/>
-              <w:bottom w:val="single" w:sz="2" w:space="0" w:color="auto"/>
-              <w:right w:val="single" w:sz="2" w:space="0" w:color="auto"/>
-            </w:tcBorders>
-            <w:tcMar>
-              <w:top w:w="60" w:type="dxa"/>
-              <w:left w:w="60" w:type="dxa"/>
-              <w:bottom w:w="60" w:type="dxa"/>
-              <w:right w:w="60" w:type="dxa"/>
-            </w:tcMar>
-            <w:vAlign w:val="center"/>
-            <w:hideMark/>
-          </w:tcPr>
-          <w:p>
-            <w:pPr>
-              <w:pStyle w:val="BodyText"/>
-              <w:spacing w:before="0"/>
-              <w:jc w:val="left"/>
-            </w:pPr>
-            <w:r>
-              <w:t xml:space="preserve">TF-IDF + Logistic Regression; TF-IDF + Linear SVC; </w:t>
-            </w:r>
-            <w:proofErr w:type="spellStart"/>
-            <w:r>
-              <w:t>DistilBERT</w:t>
-            </w:r>
-            <w:proofErr w:type="spellEnd"/>
-            <w:r>
-              <w:t xml:space="preserve">; BERT; </w:t>
-            </w:r>
-            <w:proofErr w:type="spellStart"/>
-            <w:r>
-              <w:t>RoBERTa</w:t>
-            </w:r>
-            <w:proofErr w:type="spellEnd"/>
-            <w:r>
-              <w:t xml:space="preserve">; </w:t>
-            </w:r>
-            <w:proofErr w:type="spellStart"/>
-            <w:r>
-              <w:t>DeBERTa</w:t>
-            </w:r>
-            <w:proofErr w:type="spellEnd"/>
-          </w:p>
-        </w:tc>
-        <w:tc>
-          <w:tcPr>
-            <w:tcW w:w="0" w:type="auto"/>
-            <w:tcBorders>
-              <w:top w:val="single" w:sz="2" w:space="0" w:color="auto"/>
-              <w:left w:val="single" w:sz="2" w:space="0" w:color="auto"/>
-              <w:bottom w:val="single" w:sz="2" w:space="0" w:color="auto"/>
-              <w:right w:val="single" w:sz="2" w:space="0" w:color="auto"/>
-            </w:tcBorders>
-            <w:tcMar>
-              <w:top w:w="60" w:type="dxa"/>
-              <w:left w:w="60" w:type="dxa"/>
-              <w:bottom w:w="60" w:type="dxa"/>
-              <w:right w:w="60" w:type="dxa"/>
-            </w:tcMar>
-            <w:vAlign w:val="center"/>
-            <w:hideMark/>
-          </w:tcPr>
-          <w:p>
-            <w:pPr>
-              <w:pStyle w:val="BodyText"/>
-              <w:spacing w:before="0"/>
-              <w:jc w:val="left"/>
-            </w:pPr>
-            <w:r>
-              <w:t>Broadest saved model coverage in the supervised layer</w:t>
-            </w:r>
-          </w:p>
-        </w:tc>
-      </w:tr>
-      <w:tr>
-        <w:tc>
-          <w:tcPr>
-            <w:tcW w:w="0" w:type="auto"/>
-            <w:tcBorders>
-              <w:top w:val="single" w:sz="2" w:space="0" w:color="auto"/>
-              <w:left w:val="single" w:sz="2" w:space="0" w:color="auto"/>
-              <w:bottom w:val="single" w:sz="2" w:space="0" w:color="auto"/>
-              <w:right w:val="single" w:sz="2" w:space="0" w:color="auto"/>
-            </w:tcBorders>
-            <w:tcMar>
-              <w:top w:w="60" w:type="dxa"/>
-              <w:left w:w="60" w:type="dxa"/>
-              <w:bottom w:w="60" w:type="dxa"/>
-              <w:right w:w="60" w:type="dxa"/>
-            </w:tcMar>
-            <w:vAlign w:val="center"/>
-            <w:hideMark/>
-          </w:tcPr>
-          <w:p>
-            <w:pPr>
-              <w:pStyle w:val="BodyText"/>
-              <w:spacing w:before="0"/>
-              <w:jc w:val="left"/>
-            </w:pPr>
-            <w:proofErr w:type="spellStart"/>
-            <w:r>
-              <w:t>NormBank</w:t>
-            </w:r>
-            <w:proofErr w:type="spellEnd"/>
-          </w:p>
-        </w:tc>
-        <w:tc>
-          <w:tcPr>
-            <w:tcW w:w="0" w:type="auto"/>
-            <w:tcBorders>
-              <w:top w:val="single" w:sz="2" w:space="0" w:color="auto"/>
-              <w:left w:val="single" w:sz="2" w:space="0" w:color="auto"/>
-              <w:bottom w:val="single" w:sz="2" w:space="0" w:color="auto"/>
-              <w:right w:val="single" w:sz="2" w:space="0" w:color="auto"/>
-            </w:tcBorders>
-            <w:tcMar>
-              <w:top w:w="60" w:type="dxa"/>
-              <w:left w:w="60" w:type="dxa"/>
-              <w:bottom w:w="60" w:type="dxa"/>
-              <w:right w:w="60" w:type="dxa"/>
-            </w:tcMar>
-            <w:vAlign w:val="center"/>
-            <w:hideMark/>
-          </w:tcPr>
-          <w:p>
-            <w:pPr>
-              <w:pStyle w:val="BodyText"/>
-              <w:spacing w:before="0"/>
-              <w:jc w:val="left"/>
-            </w:pPr>
-            <w:r>
-              <w:t xml:space="preserve">TF-IDF + Logistic Regression; TF-IDF + Linear SVC; Bag-of-Words + Multinomial Naive Bayes; </w:t>
-            </w:r>
-            <w:proofErr w:type="spellStart"/>
-            <w:r>
-              <w:t>DistilBERT</w:t>
-            </w:r>
-            <w:proofErr w:type="spellEnd"/>
-            <w:r>
-              <w:t xml:space="preserve">; BERT; </w:t>
-            </w:r>
-            <w:proofErr w:type="spellStart"/>
-            <w:r>
-              <w:t>RoBERTa</w:t>
-            </w:r>
-            <w:proofErr w:type="spellEnd"/>
-          </w:p>
-        </w:tc>
-        <w:tc>
-          <w:tcPr>
-            <w:tcW w:w="0" w:type="auto"/>
-            <w:tcBorders>
-              <w:top w:val="single" w:sz="2" w:space="0" w:color="auto"/>
-              <w:left w:val="single" w:sz="2" w:space="0" w:color="auto"/>
-              <w:bottom w:val="single" w:sz="2" w:space="0" w:color="auto"/>
-              <w:right w:val="single" w:sz="2" w:space="0" w:color="auto"/>
-            </w:tcBorders>
-            <w:tcMar>
-              <w:top w:w="60" w:type="dxa"/>
-              <w:left w:w="60" w:type="dxa"/>
-              <w:bottom w:w="60" w:type="dxa"/>
-              <w:right w:w="60" w:type="dxa"/>
-            </w:tcMar>
-            <w:vAlign w:val="center"/>
-            <w:hideMark/>
-          </w:tcPr>
-          <w:p>
-            <w:pPr>
-              <w:pStyle w:val="BodyText"/>
-              <w:spacing w:before="0"/>
-              <w:jc w:val="left"/>
-            </w:pPr>
-            <w:r>
-              <w:t>Broad saved coverage, but later interpreted cautiously because of likely label leakage</w:t>
-            </w:r>
-          </w:p>
-        </w:tc>
-      </w:tr>
-      <w:tr>
-        <w:tc>
-          <w:tcPr>
-            <w:tcW w:w="0" w:type="auto"/>
-            <w:tcBorders>
-              <w:top w:val="single" w:sz="2" w:space="0" w:color="auto"/>
-              <w:left w:val="single" w:sz="2" w:space="0" w:color="auto"/>
-              <w:bottom w:val="single" w:sz="2" w:space="0" w:color="auto"/>
-              <w:right w:val="single" w:sz="2" w:space="0" w:color="auto"/>
-            </w:tcBorders>
-            <w:tcMar>
-              <w:top w:w="60" w:type="dxa"/>
-              <w:left w:w="60" w:type="dxa"/>
-              <w:bottom w:w="60" w:type="dxa"/>
-              <w:right w:w="60" w:type="dxa"/>
-            </w:tcMar>
-            <w:vAlign w:val="center"/>
-            <w:hideMark/>
-          </w:tcPr>
-          <w:p>
-            <w:pPr>
-              <w:pStyle w:val="BodyText"/>
-              <w:spacing w:before="0"/>
-              <w:jc w:val="left"/>
-            </w:pPr>
-            <w:r>
-              <w:t>MFRC</w:t>
-            </w:r>
-          </w:p>
-        </w:tc>
-        <w:tc>
-          <w:tcPr>
-            <w:tcW w:w="0" w:type="auto"/>
-            <w:tcBorders>
-              <w:top w:val="single" w:sz="2" w:space="0" w:color="auto"/>
-              <w:left w:val="single" w:sz="2" w:space="0" w:color="auto"/>
-              <w:bottom w:val="single" w:sz="2" w:space="0" w:color="auto"/>
-              <w:right w:val="single" w:sz="2" w:space="0" w:color="auto"/>
-            </w:tcBorders>
-            <w:tcMar>
-              <w:top w:w="60" w:type="dxa"/>
-              <w:left w:w="60" w:type="dxa"/>
-              <w:bottom w:w="60" w:type="dxa"/>
-              <w:right w:w="60" w:type="dxa"/>
-            </w:tcMar>
-            <w:vAlign w:val="center"/>
-            <w:hideMark/>
-          </w:tcPr>
-          <w:p>
-            <w:pPr>
-              <w:pStyle w:val="BodyText"/>
-              <w:spacing w:before="0"/>
-              <w:jc w:val="left"/>
-            </w:pPr>
-            <w:r>
-              <w:t xml:space="preserve">TF-IDF + Logistic Regression; </w:t>
-            </w:r>
-            <w:proofErr w:type="spellStart"/>
-            <w:r>
-              <w:t>DistilBERT</w:t>
-            </w:r>
-            <w:proofErr w:type="spellEnd"/>
-            <w:r>
-              <w:t>; BERT</w:t>
-            </w:r>
-          </w:p>
-        </w:tc>
-        <w:tc>
-          <w:tcPr>
-            <w:tcW w:w="0" w:type="auto"/>
-            <w:tcBorders>
-              <w:top w:val="single" w:sz="2" w:space="0" w:color="auto"/>
-              <w:left w:val="single" w:sz="2" w:space="0" w:color="auto"/>
-              <w:bottom w:val="single" w:sz="2" w:space="0" w:color="auto"/>
-              <w:right w:val="single" w:sz="2" w:space="0" w:color="auto"/>
-            </w:tcBorders>
-            <w:tcMar>
-              <w:top w:w="60" w:type="dxa"/>
-              <w:left w:w="60" w:type="dxa"/>
-              <w:bottom w:w="60" w:type="dxa"/>
-              <w:right w:w="60" w:type="dxa"/>
-            </w:tcMar>
-            <w:vAlign w:val="center"/>
-            <w:hideMark/>
-          </w:tcPr>
-          <w:p>
-            <w:pPr>
-              <w:pStyle w:val="BodyText"/>
-              <w:spacing w:before="0"/>
-              <w:jc w:val="left"/>
-            </w:pPr>
-            <w:r>
-              <w:t>Narrowest saved model coverage in the supervised layer</w:t>
-            </w:r>
-          </w:p>
-        </w:tc>
-      </w:tr>
-    </w:tbl>
-    <w:p>
-      <w:pPr>
-        <w:pStyle w:val="Caption"/>
-      </w:pPr>
-      <w:r>
-        <w:t xml:space="preserve">Table </w:t>
-      </w:r>
-      <w:r>
-        <w:fldChar w:fldCharType="begin"/>
-      </w:r>
-      <w:r>
-        <w:instrText xml:space="preserve"> SEQ Table \* ARABIC </w:instrText>
-      </w:r>
-      <w:r>
-        <w:fldChar w:fldCharType="separate"/>
-      </w:r>
-      <w:r>
-        <w:rPr>
-          <w:noProof/>
-        </w:rPr>
-        <w:t>9</w:t>
-      </w:r>
-      <w:r>
-        <w:fldChar w:fldCharType="end"/>
-      </w:r>
-      <w:r>
-        <w:t xml:space="preserve"> </w:t>
-      </w:r>
-      <w:r>
-        <w:t>Saved Supervised Model Coverage by Dataset.</w:t>
-      </w:r>
-    </w:p>
-    <w:p>
-      <w:pPr>
-        <w:pStyle w:val="Heading4"/>
-      </w:pPr>
-      <w:r>
-        <w:t>8.2 Model Families</w:t>
-      </w:r>
-    </w:p>
-    <w:p>
-      <w:pPr>
-        <w:pStyle w:val="BodyText"/>
-      </w:pPr>
-      <w:r>
-        <w:t xml:space="preserve">Two broad model families are used in the supervised comparison. The first consists of classical baselines: TF-IDF with logistic regression, TF-IDF with Linear SVC, and bag-of-words with Multinomial Naive Bayes. These models are included because they are efficient, transparent, and often competitive on text classification tasks. The second family consists of transformer-based encoders, including </w:t>
-      </w:r>
-      <w:proofErr w:type="spellStart"/>
-      <w:r>
-        <w:t>DistilBERT</w:t>
-      </w:r>
-      <w:proofErr w:type="spellEnd"/>
-      <w:r>
-        <w:t xml:space="preserve">, BERT, </w:t>
-      </w:r>
-      <w:proofErr w:type="spellStart"/>
-      <w:r>
-        <w:t>RoBERTa</w:t>
-      </w:r>
-      <w:proofErr w:type="spellEnd"/>
-      <w:r>
-        <w:t xml:space="preserve">, and </w:t>
-      </w:r>
-      <w:proofErr w:type="spellStart"/>
-      <w:r>
-        <w:t>DeBERTa</w:t>
-      </w:r>
-      <w:proofErr w:type="spellEnd"/>
-      <w:r>
-        <w:t>. These models provide contextual text representations and serve as stronger modern baselines for downstream classification. Together, these model families allow the project to test whether contextual encoders provide meaningful gains over sparse-feature methods on moral and normative benchmarks.</w:t>
-      </w:r>
-    </w:p>
-    <w:p>
-      <w:pPr>
-        <w:pStyle w:val="Heading4"/>
-      </w:pPr>
-      <w:r>
-        <w:t>8.3 Training Configuration and Run Strategy</w:t>
-      </w:r>
-    </w:p>
-    <w:p>
-      <w:pPr>
-        <w:pStyle w:val="BodyText"/>
-      </w:pPr>
-      <w:r>
-        <w:t>The supervised experiments use a deliberately simple baseline configuration. Classical models are run with standard baseline settings, while transformer models are fine-tuned for a limited number of epochs under fixed hyperparameters. This decision ensures that the first round of comparison reflects baseline model behaviour rather than extensive tuning effort. Before full experiments are launched, smoke tests are used to confirm that data loading, training, logging, metric writing, and artefact saving all behave as expected. Once these checks pass, full runs are executed on the benchmark splits and their outputs are written to the results/ directory for later analysis.</w:t>
-      </w:r>
-    </w:p>
-    <w:p>
-      <w:pPr>
-        <w:pStyle w:val="BodyText"/>
-      </w:pPr>
-      <w:r>
-        <w:t>This means the chapter should be read as a comparison of </w:t>
-      </w:r>
-      <w:r>
-        <w:rPr>
-          <w:b/>
-          <w:bCs/>
-        </w:rPr>
-        <w:t>baseline supervised capability under a common workflow</w:t>
-      </w:r>
-      <w:r>
-        <w:t>, rather than as an attempt to extract the absolute maximum performance from every model through extensive optimisation.</w:t>
-      </w:r>
-    </w:p>
-    <w:p>
-      <w:pPr>
-        <w:pStyle w:val="Heading4"/>
-      </w:pPr>
-      <w:r>
-        <w:t>8.4 Evaluation Metrics</w:t>
-      </w:r>
-    </w:p>
-    <w:p>
-      <w:pPr>
-        <w:pStyle w:val="BodyText"/>
-      </w:pPr>
-      <w:r>
-        <w:t>The evaluation metrics for Research Question 1 are chosen to reflect the fact that class balance and confidence quality matter in moral datasets. Accuracy is reported for completeness, but </w:t>
-      </w:r>
-      <w:r>
-        <w:rPr>
-          <w:b/>
-          <w:bCs/>
-        </w:rPr>
-        <w:t>macro F1</w:t>
-      </w:r>
-      <w:r>
-        <w:t>, </w:t>
-      </w:r>
-      <w:r>
-        <w:rPr>
-          <w:b/>
-          <w:bCs/>
-        </w:rPr>
-        <w:t>balanced accuracy</w:t>
-      </w:r>
-      <w:r>
-        <w:t>, and </w:t>
-      </w:r>
-      <w:proofErr w:type="gramStart"/>
-      <w:r>
-        <w:rPr>
-          <w:b/>
-          <w:bCs/>
-        </w:rPr>
-        <w:t>Matthews</w:t>
-      </w:r>
-      <w:proofErr w:type="gramEnd"/>
-      <w:r>
-        <w:rPr>
-          <w:b/>
-          <w:bCs/>
-        </w:rPr>
-        <w:t xml:space="preserve"> correlation coefficient</w:t>
-      </w:r>
-      <w:r>
-        <w:t> </w:t>
-      </w:r>
-      <w:proofErr w:type="gramStart"/>
-      <w:r>
-        <w:t>are</w:t>
-      </w:r>
-      <w:proofErr w:type="gramEnd"/>
-      <w:r>
-        <w:t xml:space="preserve"> treated as the most informative metrics because they provide a stronger </w:t>
-      </w:r>
-      <w:r>
-        <w:lastRenderedPageBreak/>
-        <w:t>basis for comparison when label distributions are uneven. Where probability outputs are available, </w:t>
-      </w:r>
-      <w:r>
-        <w:rPr>
-          <w:b/>
-          <w:bCs/>
-        </w:rPr>
-        <w:t>AUROC</w:t>
-      </w:r>
-      <w:r>
-        <w:t>, </w:t>
-      </w:r>
-      <w:r>
-        <w:rPr>
-          <w:b/>
-          <w:bCs/>
-        </w:rPr>
-        <w:t>PR AUC</w:t>
-      </w:r>
-      <w:r>
-        <w:t>, </w:t>
-      </w:r>
-      <w:r>
-        <w:rPr>
-          <w:b/>
-          <w:bCs/>
-        </w:rPr>
-        <w:t>Brier score</w:t>
-      </w:r>
-      <w:r>
-        <w:t>, and </w:t>
-      </w:r>
-      <w:r>
-        <w:rPr>
-          <w:b/>
-          <w:bCs/>
-        </w:rPr>
-        <w:t>expected calibration error</w:t>
-      </w:r>
-      <w:r>
-        <w:t> are also reported in order to assess ranking quality and confidence reliability. This combination of metrics provides a more defensible view of model performance than relying on accuracy alone.</w:t>
+        <w:t xml:space="preserve">The metrics for Research Question 1 are chosen to reflect class balance and confidence quality. Accuracy is reported for completeness, but macro F1, balanced accuracy, and </w:t>
+      </w:r>
+      <w:r>
+        <w:t>Matthew’s</w:t>
+      </w:r>
+      <w:r>
+        <w:t xml:space="preserve"> correlation coefficient are treated as the main metrics because they are more informative under imbalance. Where probability outputs are available, AUROC, PR AUC, Brier score, and expected calibration error are also reported. Together, these provide a stronger basis for comparison than accuracy alone.</w:t>
       </w:r>
     </w:p>
     <w:tbl>
@@ -12537,8 +12424,17 @@
           <w:p>
             <w:pPr>
               <w:pStyle w:val="BodyText"/>
+              <w:rPr>
+                <w:b/>
+                <w:bCs/>
+              </w:rPr>
             </w:pPr>
             <w:r>
+              <w:rPr>
+                <w:b/>
+                <w:bCs/>
+              </w:rPr>
+              <w:lastRenderedPageBreak/>
               <w:t>Metric</w:t>
             </w:r>
           </w:p>
@@ -12564,8 +12460,16 @@
           <w:p>
             <w:pPr>
               <w:pStyle w:val="BodyText"/>
+              <w:rPr>
+                <w:b/>
+                <w:bCs/>
+              </w:rPr>
             </w:pPr>
             <w:r>
+              <w:rPr>
+                <w:b/>
+                <w:bCs/>
+              </w:rPr>
               <w:t>What it tells you</w:t>
             </w:r>
           </w:p>
@@ -12591,8 +12495,16 @@
           <w:p>
             <w:pPr>
               <w:pStyle w:val="BodyText"/>
+              <w:rPr>
+                <w:b/>
+                <w:bCs/>
+              </w:rPr>
             </w:pPr>
             <w:r>
+              <w:rPr>
+                <w:b/>
+                <w:bCs/>
+              </w:rPr>
               <w:t>Role in thesis</w:t>
             </w:r>
           </w:p>
@@ -13109,7 +13021,10 @@
               <w:pStyle w:val="BodyText"/>
             </w:pPr>
             <w:r>
-              <w:t>lower is better</w:t>
+              <w:t xml:space="preserve">lower </w:t>
+            </w:r>
+            <w:r>
+              <w:t>better</w:t>
             </w:r>
           </w:p>
         </w:tc>
@@ -13195,7 +13110,10 @@
               <w:pStyle w:val="BodyText"/>
             </w:pPr>
             <w:r>
-              <w:t>lower is better</w:t>
+              <w:t xml:space="preserve">lower </w:t>
+            </w:r>
+            <w:r>
+              <w:t>better</w:t>
             </w:r>
           </w:p>
         </w:tc>
@@ -13246,7 +13164,7 @@
         <w:pStyle w:val="BodyText"/>
       </w:pPr>
       <w:r>
-        <w:t xml:space="preserve">The supervised results are strongly dataset-dependent. On ETHICS, transformer models outperform the classical baselines, with </w:t>
+        <w:t xml:space="preserve">Supervised performance varies by dataset. On ETHICS, transformer models outperform the classical baselines, with </w:t>
       </w:r>
       <w:proofErr w:type="spellStart"/>
       <w:r>
@@ -13254,7 +13172,7 @@
       </w:r>
       <w:proofErr w:type="spellEnd"/>
       <w:r>
-        <w:t xml:space="preserve"> producing the strongest saved result. On MFRC, performance drops substantially across all saved runs, indicating that the noisier discourse setting is a harder test of generalisation. </w:t>
+        <w:t xml:space="preserve"> producing the strongest saved result. On MFRC, performance is substantially lower across all saved runs, making it the hardest benchmark in the supervised layer. </w:t>
       </w:r>
       <w:proofErr w:type="spellStart"/>
       <w:r>
@@ -13262,7 +13180,7 @@
       </w:r>
       <w:proofErr w:type="spellEnd"/>
       <w:r>
-        <w:t xml:space="preserve"> produces near-perfect scores for several models, although these results are affected by likely label leakage.</w:t>
+        <w:t xml:space="preserve"> shows near-perfect scores for several models, but these are affected by likely label leakage.</w:t>
       </w:r>
     </w:p>
     <w:p>
@@ -13270,7 +13188,7 @@
         <w:pStyle w:val="BodyText"/>
       </w:pPr>
       <w:r>
-        <w:t xml:space="preserve">Cross-dataset comparison is interpreted primarily through macro F1. Under that metric, the best saved result on ETHICS is </w:t>
+        <w:t xml:space="preserve">Macro F1 is the main ranking metric. The best saved result on ETHICS is </w:t>
       </w:r>
       <w:proofErr w:type="spellStart"/>
       <w:r>
@@ -13278,7 +13196,7 @@
       </w:r>
       <w:proofErr w:type="spellEnd"/>
       <w:r>
-        <w:t xml:space="preserve">/deberta-v3-base with accuracy 0.803 and macro F1 0.796, the best saved result on MFRC is </w:t>
+        <w:t xml:space="preserve">/deberta-v3-base with accuracy 0.803 and macro F1 0.796. The best saved result on MFRC is </w:t>
       </w:r>
       <w:proofErr w:type="spellStart"/>
       <w:r>
@@ -13286,7 +13204,7 @@
       </w:r>
       <w:proofErr w:type="spellEnd"/>
       <w:r>
-        <w:t xml:space="preserve">-base-uncased with accuracy 0.705 and macro F1 0.322, and the strongest saved result on </w:t>
+        <w:t xml:space="preserve">-base-uncased with accuracy 0.705 and macro F1 0.322. The strongest saved result on </w:t>
       </w:r>
       <w:proofErr w:type="spellStart"/>
       <w:r>
@@ -13302,7 +13220,7 @@
       </w:r>
       <w:proofErr w:type="spellEnd"/>
       <w:r>
-        <w:t xml:space="preserve"> with accuracy 1.000 and macro F1 1.000, though this is not treated as fully reliable</w:t>
+        <w:t xml:space="preserve"> with accuracy 1.000 and macro F1 1.000, though this is not treated as reliable.</w:t>
       </w:r>
     </w:p>
     <w:tbl>
@@ -13322,11 +13240,11 @@
       </w:tblPr>
       <w:tblGrid>
         <w:gridCol w:w="1187"/>
-        <w:gridCol w:w="2639"/>
-        <w:gridCol w:w="1040"/>
-        <w:gridCol w:w="1060"/>
-        <w:gridCol w:w="1926"/>
-        <w:gridCol w:w="660"/>
+        <w:gridCol w:w="2583"/>
+        <w:gridCol w:w="1093"/>
+        <w:gridCol w:w="1103"/>
+        <w:gridCol w:w="1974"/>
+        <w:gridCol w:w="694"/>
       </w:tblGrid>
       <w:tr>
         <w:trPr>
@@ -13353,8 +13271,16 @@
           <w:p>
             <w:pPr>
               <w:pStyle w:val="BodyText"/>
+              <w:rPr>
+                <w:b/>
+                <w:bCs/>
+              </w:rPr>
             </w:pPr>
             <w:r>
+              <w:rPr>
+                <w:b/>
+                <w:bCs/>
+              </w:rPr>
               <w:t>Dataset</w:t>
             </w:r>
           </w:p>
@@ -13380,8 +13306,16 @@
           <w:p>
             <w:pPr>
               <w:pStyle w:val="BodyText"/>
+              <w:rPr>
+                <w:b/>
+                <w:bCs/>
+              </w:rPr>
             </w:pPr>
             <w:r>
+              <w:rPr>
+                <w:b/>
+                <w:bCs/>
+              </w:rPr>
               <w:t>Best saved model</w:t>
             </w:r>
           </w:p>
@@ -13407,8 +13341,16 @@
           <w:p>
             <w:pPr>
               <w:pStyle w:val="BodyText"/>
+              <w:rPr>
+                <w:b/>
+                <w:bCs/>
+              </w:rPr>
             </w:pPr>
             <w:r>
+              <w:rPr>
+                <w:b/>
+                <w:bCs/>
+              </w:rPr>
               <w:t>Accuracy</w:t>
             </w:r>
           </w:p>
@@ -13434,8 +13376,16 @@
           <w:p>
             <w:pPr>
               <w:pStyle w:val="BodyText"/>
+              <w:rPr>
+                <w:b/>
+                <w:bCs/>
+              </w:rPr>
             </w:pPr>
             <w:r>
+              <w:rPr>
+                <w:b/>
+                <w:bCs/>
+              </w:rPr>
               <w:t>Macro F1</w:t>
             </w:r>
           </w:p>
@@ -13461,8 +13411,16 @@
           <w:p>
             <w:pPr>
               <w:pStyle w:val="BodyText"/>
+              <w:rPr>
+                <w:b/>
+                <w:bCs/>
+              </w:rPr>
             </w:pPr>
             <w:r>
+              <w:rPr>
+                <w:b/>
+                <w:bCs/>
+              </w:rPr>
               <w:t>Balanced accuracy</w:t>
             </w:r>
           </w:p>
@@ -13488,8 +13446,16 @@
           <w:p>
             <w:pPr>
               <w:pStyle w:val="BodyText"/>
+              <w:rPr>
+                <w:b/>
+                <w:bCs/>
+              </w:rPr>
             </w:pPr>
             <w:r>
+              <w:rPr>
+                <w:b/>
+                <w:bCs/>
+              </w:rPr>
               <w:t>MCC</w:t>
             </w:r>
           </w:p>
@@ -14287,38 +14253,65 @@
     <w:p>
       <w:pPr>
         <w:pStyle w:val="BodyText"/>
+        <w:rPr>
+          <w:lang w:val="en-US"/>
+        </w:rPr>
       </w:pPr>
       <w:proofErr w:type="spellStart"/>
       <w:r>
+        <w:rPr>
+          <w:lang w:val="en-US"/>
+        </w:rPr>
         <w:t>NormBank</w:t>
       </w:r>
       <w:proofErr w:type="spellEnd"/>
       <w:r>
-        <w:t xml:space="preserve"> produced unusually strong results in the current supervised benchmark layer. Several models, including TF-IDF with logistic regression, TF-IDF with Linear SVC, </w:t>
+        <w:rPr>
+          <w:lang w:val="en-US"/>
+        </w:rPr>
+        <w:t xml:space="preserve"> produced unusually strong results in the supervised benchmark layer. TF-IDF with logistic regression, TF-IDF with Linear SVC, </w:t>
       </w:r>
       <w:proofErr w:type="spellStart"/>
       <w:r>
+        <w:rPr>
+          <w:lang w:val="en-US"/>
+        </w:rPr>
         <w:t>DistilBERT</w:t>
       </w:r>
       <w:proofErr w:type="spellEnd"/>
       <w:r>
+        <w:rPr>
+          <w:lang w:val="en-US"/>
+        </w:rPr>
         <w:t xml:space="preserve">, BERT, and </w:t>
       </w:r>
       <w:proofErr w:type="spellStart"/>
       <w:r>
+        <w:rPr>
+          <w:lang w:val="en-US"/>
+        </w:rPr>
         <w:t>RoBERTa</w:t>
       </w:r>
       <w:proofErr w:type="spellEnd"/>
       <w:r>
-        <w:t xml:space="preserve">, achieved perfect or near-perfect scores in the saved outputs, while even the weakest saved baseline remained very strong. At first inspection, this could suggest that </w:t>
+        <w:rPr>
+          <w:lang w:val="en-US"/>
+        </w:rPr>
+        <w:t xml:space="preserve"> all achieved perfect or near-perfect scores, while even the weakest baseline remained strong. This could suggest that </w:t>
       </w:r>
       <w:proofErr w:type="spellStart"/>
       <w:r>
+        <w:rPr>
+          <w:lang w:val="en-US"/>
+        </w:rPr>
         <w:t>NormBank</w:t>
       </w:r>
       <w:proofErr w:type="spellEnd"/>
       <w:r>
-        <w:t xml:space="preserve"> is substantially easier than ETHICS and MFRC. However, further inspection of the processed benchmark indicates that this result should be treated with caution.</w:t>
+        <w:rPr>
+          <w:lang w:val="en-US"/>
+        </w:rPr>
+        <w:t xml:space="preserve"> is easier than ETHICS and MFRC, but inspection of the processed benchmark shows that the result should be treated cautiously</w:t>
       </w:r>
     </w:p>
     <w:p>
@@ -14371,7 +14364,7 @@
         <w:pStyle w:val="BodyText"/>
       </w:pPr>
       <w:r>
-        <w:t xml:space="preserve">In the current processed form of </w:t>
+        <w:t xml:space="preserve">In its current processed form, </w:t>
       </w:r>
       <w:proofErr w:type="spellStart"/>
       <w:r>
@@ -14379,7 +14372,15 @@
       </w:r>
       <w:proofErr w:type="spellEnd"/>
       <w:r>
-        <w:t xml:space="preserve">, the input text includes the norm-status phrase associated with the target label, such as taboo, normal, or expected. This creates likely label leakage, since the model input appears to contain direct information about the class it is meant to predict. The near-perfect </w:t>
+        <w:t xml:space="preserve"> likely contains label leakage because the input text includes the target norm-status phrase, such as taboo, normal, or expected. Its near-perfect results should therefore not be treated as reliable evidence of genuine normative generalisation.</w:t>
+      </w:r>
+    </w:p>
+    <w:p>
+      <w:pPr>
+        <w:pStyle w:val="BodyText"/>
+      </w:pPr>
+      <w:r>
+        <w:t xml:space="preserve">The </w:t>
       </w:r>
       <w:proofErr w:type="spellStart"/>
       <w:r>
@@ -14387,23 +14388,7 @@
       </w:r>
       <w:proofErr w:type="spellEnd"/>
       <w:r>
-        <w:t xml:space="preserve"> results should therefore not be treated as reliable evidence of genuine normative generalisation.</w:t>
-      </w:r>
-    </w:p>
-    <w:p>
-      <w:pPr>
-        <w:pStyle w:val="BodyText"/>
-      </w:pPr>
-      <w:r>
-        <w:t xml:space="preserve">The </w:t>
-      </w:r>
-      <w:proofErr w:type="spellStart"/>
-      <w:r>
-        <w:t>NormBank</w:t>
-      </w:r>
-      <w:proofErr w:type="spellEnd"/>
-      <w:r>
-        <w:t xml:space="preserve"> runs are retained for transparency, but they function mainly as a methodological warning about benchmark construction and preprocessing rather than as strong standalone evidence of model capability.</w:t>
+        <w:t xml:space="preserve"> runs are retained for transparency, but serve mainly as a warning about benchmark construction and preprocessing rather than as strong standalone evidence of model capability.</w:t>
       </w:r>
     </w:p>
     <w:p>
@@ -14553,43 +14538,82 @@
     <w:p>
       <w:pPr>
         <w:pStyle w:val="BodyText"/>
-        <w:rPr>
-          <w:lang w:val="en-US"/>
-        </w:rPr>
-      </w:pPr>
-      <w:r>
-        <w:rPr>
-          <w:lang w:val="en-US"/>
-        </w:rPr>
-        <w:t xml:space="preserve">Headline metrics do not fully explain model </w:t>
+      </w:pPr>
+      <w:r>
+        <w:t>Headline metrics do not fully explain model behaviour, so the results should also be interpreted through qualitative examples and calibration-related metrics where available. Likely error sources include ambiguous cases, rare labels, overlapping moral categories, and overconfident misclassifications, especially in MFRC where discourse context is noisier. Calibration analysis helps distinguish between models that are merely accurate and models whose confidence better reflects correctness.</w:t>
+      </w:r>
+    </w:p>
+    <w:p>
+      <w:pPr>
+        <w:pStyle w:val="BodyText"/>
+      </w:pPr>
+      <w:r>
+        <w:t>In the current notebook outputs, calibration is shown through dataset-specific expected calibration error (ECE) plots. These are useful as supporting evidence, but are better treated as appendix material unless needed directly in the main discussion.</w:t>
+      </w:r>
+    </w:p>
+    <w:p>
+      <w:pPr>
+        <w:pStyle w:val="Heading4"/>
+      </w:pPr>
+      <w:r>
+        <w:t>8.10 Answer to Research Question 1</w:t>
+      </w:r>
+    </w:p>
+    <w:p>
+      <w:pPr>
+        <w:pStyle w:val="BodyText"/>
+      </w:pPr>
+      <w:r>
+        <w:t xml:space="preserve">Research Question 1 asked how different AI models perform across supervised moral datasets. The results show that transformer models generally outperform the classical baselines, but the ranking is not stable across all datasets. </w:t>
       </w:r>
       <w:proofErr w:type="spellStart"/>
       <w:r>
-        <w:rPr>
-          <w:lang w:val="en-US"/>
-        </w:rPr>
-        <w:t>behaviour</w:t>
+        <w:t>DeBERTa</w:t>
       </w:r>
       <w:proofErr w:type="spellEnd"/>
       <w:r>
-        <w:rPr>
-          <w:lang w:val="en-US"/>
-        </w:rPr>
-        <w:t>, so the results should also be interpreted through qualitative examples and calibration-related metrics where available. Likely error sources include ambiguous cases, rare labels, overlapping moral categories, and overconfident misclassifications, especially in MFRC where discourse context is noisier. Calibration analysis helps distinguish between models that are merely accurate and models whose confidence better reflects correctness.</w:t>
+        <w:t xml:space="preserve"> performs best on ETHICS, </w:t>
+      </w:r>
+      <w:proofErr w:type="spellStart"/>
+      <w:r>
+        <w:t>NormBank</w:t>
+      </w:r>
+      <w:proofErr w:type="spellEnd"/>
+      <w:r>
+        <w:t xml:space="preserve"> is comparatively easy across several models, and MFRC remains the most challenging benchmark. The main conclusion is therefore that supervised moral benchmark performance is both model-dependent and dataset-dependent rather than a single unified property.</w:t>
+      </w:r>
+    </w:p>
+    <w:p>
+      <w:pPr>
+        <w:pStyle w:val="Heading2"/>
+        <w:rPr>
+          <w:shd w:val="clear" w:color="auto" w:fill="FFFFFF"/>
+        </w:rPr>
+      </w:pPr>
+      <w:bookmarkStart w:id="15" w:name="_Toc225616040"/>
+      <w:r>
+        <w:rPr>
+          <w:shd w:val="clear" w:color="auto" w:fill="FFFFFF"/>
+        </w:rPr>
+        <w:lastRenderedPageBreak/>
+        <w:t>Chapter 9: Prompt-Based Evaluation for Research Questions 2 and 3</w:t>
+      </w:r>
+      <w:bookmarkEnd w:id="15"/>
+    </w:p>
+    <w:p>
+      <w:pPr>
+        <w:pStyle w:val="Heading4"/>
+      </w:pPr>
+      <w:r>
+        <w:t>9.1 Chapter Overview</w:t>
       </w:r>
     </w:p>
     <w:p>
       <w:pPr>
         <w:pStyle w:val="BodyText"/>
-        <w:rPr>
-          <w:lang w:val="en-US"/>
-        </w:rPr>
-      </w:pPr>
-      <w:r>
-        <w:rPr>
-          <w:lang w:val="en-US"/>
-        </w:rPr>
-        <w:t>In the current notebook outputs, calibration is shown through dataset-specific expected calibration error (ECE) plots. These are useful as supporting evidence, but are better treated as appendix material unless needed directly in the main discussion.</w:t>
+      </w:pPr>
+      <w:r>
+        <w:t>This chapter reports the prompt-based results for Research Questions 2 and 3. Unlike the supervised layer, it evaluates generated responses for chatgpt_web, claude_web, and deepseek_web using replay-based prompt files. The completed layer includes MoralBench, a MoReBench Public subset, and the interpretive benchmark.</w:t>
       </w:r>
     </w:p>
     <w:p>
@@ -14597,7 +14621,7 @@
         <w:pStyle w:val="Heading4"/>
       </w:pPr>
       <w:r>
-        <w:t>8.10 Answer to Research Question 1</w:t>
+        <w:t>9.2 Research Question 2: Open-Ended Moral Reasoning</w:t>
       </w:r>
     </w:p>
     <w:p>
@@ -14605,32 +14629,15 @@
         <w:pStyle w:val="BodyText"/>
       </w:pPr>
       <w:r>
-        <w:t xml:space="preserve">Research Question 1 asked how different AI models perform across supervised moral datasets. The results show that transformer models generally outperform the classical baselines, but the ranking is not stable across all datasets. </w:t>
-      </w:r>
-      <w:proofErr w:type="spellStart"/>
-      <w:r>
-        <w:t>DeBERTa</w:t>
-      </w:r>
-      <w:proofErr w:type="spellEnd"/>
-      <w:r>
-        <w:t xml:space="preserve"> performs best on ETHICS, </w:t>
-      </w:r>
-      <w:proofErr w:type="spellStart"/>
-      <w:r>
-        <w:t>NormBank</w:t>
-      </w:r>
-      <w:proofErr w:type="spellEnd"/>
-      <w:r>
-        <w:t xml:space="preserve"> is comparatively easy across several models, and MFRC remains the most challenging benchmark. The main conclusion is therefore that supervised moral benchmark performance is both model-dependent and dataset-dependent rather than a single unified property.</w:t>
-      </w:r>
-    </w:p>
-    <w:p>
-      <w:pPr>
-        <w:pStyle w:val="Heading4"/>
-      </w:pPr>
-      <w:r>
-        <w:lastRenderedPageBreak/>
-        <w:t>8.11 Chapter Summary</w:t>
+        <w:t>Research Question 2 is addressed using MoralBench and a 50-item subset of MoReBench Public. These benchmarks evaluate generated answers rather than held-out labels, so the chapter focuses on response adequacy, heuristic alignment, and rubric-sensitive reasoning coverage.</w:t>
+      </w:r>
+    </w:p>
+    <w:p>
+      <w:pPr>
+        <w:pStyle w:val="Heading5"/>
+      </w:pPr>
+      <w:r>
+        <w:t>9.2.1 Benchmark Scope and Execution</w:t>
       </w:r>
     </w:p>
     <w:p>
@@ -14638,39 +14645,18 @@
         <w:pStyle w:val="BodyText"/>
       </w:pPr>
       <w:r>
-        <w:t xml:space="preserve">This chapter has presented the supervised experiments and results used to answer Research Question 1. It has shown that baseline comparisons across ETHICS, </w:t>
-      </w:r>
-      <w:proofErr w:type="spellStart"/>
-      <w:r>
-        <w:t>NormBank</w:t>
-      </w:r>
-      <w:proofErr w:type="spellEnd"/>
-      <w:r>
-        <w:t>, and MFRC provide useful but non-uniform evidence about model capability. These findings form the empirical basis for the later discussion and also motivate a shift from fixed-label prediction to prompt-based evaluation in the next chapter.</w:t>
-      </w:r>
-    </w:p>
-    <w:p>
-      <w:pPr>
-        <w:pStyle w:val="Heading2"/>
-        <w:rPr>
-          <w:shd w:val="clear" w:color="auto" w:fill="FFFFFF"/>
-        </w:rPr>
-      </w:pPr>
-      <w:bookmarkStart w:id="15" w:name="_Toc225616040"/>
-      <w:r>
-        <w:rPr>
-          <w:shd w:val="clear" w:color="auto" w:fill="FFFFFF"/>
-        </w:rPr>
-        <w:t>Chapter 9: Prompt-Based Evaluation for Research Questions 2 and 3</w:t>
-      </w:r>
-      <w:bookmarkEnd w:id="15"/>
-    </w:p>
-    <w:p>
-      <w:pPr>
-        <w:pStyle w:val="Heading4"/>
-      </w:pPr>
-      <w:r>
-        <w:t>9.1 Chapter Overview</w:t>
+        <w:t>The reasoning layer contains two completed runs per model: the full 88-item MoralBench set and a 50-item MoReBench Public subset. All three models were run through the same scoring pipeline, producing raw responses, item scores, scenario summaries, and model summaries. The workflow is replay-based rather than live, so the results support comparative benchmarking within this project’s design, but should remain benchmark-specific</w:t>
+      </w:r>
+      <w:r>
+        <w:t>.</w:t>
+      </w:r>
+    </w:p>
+    <w:p>
+      <w:pPr>
+        <w:pStyle w:val="Heading5"/>
+      </w:pPr>
+      <w:r>
+        <w:t>9.2.2 MoralBench Results</w:t>
       </w:r>
     </w:p>
     <w:p>
@@ -14678,211 +14664,27 @@
         <w:pStyle w:val="BodyText"/>
       </w:pPr>
       <w:r>
-        <w:t xml:space="preserve">This chapter presents the prompt-based evaluation results for Research Questions 2 and 3. Unlike the supervised benchmark layer in the previous chapter, this stage evaluates generated responses rather than predicted labels. In the final execution state of the project, the prompt-evaluation pipeline was run across three response-model labels, namely </w:t>
-      </w:r>
-      <w:proofErr w:type="spellStart"/>
-      <w:r>
-        <w:t>chatgpt_web</w:t>
-      </w:r>
-      <w:proofErr w:type="spellEnd"/>
-      <w:r>
-        <w:t xml:space="preserve">, </w:t>
-      </w:r>
-      <w:proofErr w:type="spellStart"/>
-      <w:r>
-        <w:t>claude_web</w:t>
-      </w:r>
-      <w:proofErr w:type="spellEnd"/>
-      <w:r>
-        <w:t xml:space="preserve">, and </w:t>
-      </w:r>
-      <w:proofErr w:type="spellStart"/>
-      <w:r>
-        <w:t>deepseek_web</w:t>
-      </w:r>
-      <w:proofErr w:type="spellEnd"/>
-      <w:r>
-        <w:t>, using replay-based prompt files and the project’s standard run -&gt; score -&gt; aggregate procedure.</w:t>
-      </w:r>
-    </w:p>
-    <w:p>
-      <w:pPr>
-        <w:pStyle w:val="BodyText"/>
+        <w:t>The MoralBench results show a clear ranking across the three evaluated models. chatgpt_web achieved a primary score of </w:t>
+      </w:r>
+      <w:r>
         <w:rPr>
           <w:b/>
           <w:bCs/>
         </w:rPr>
-      </w:pPr>
-      <w:r>
-        <w:t xml:space="preserve">The completed prompt-based benchmark layer contains three major result groups. First, </w:t>
-      </w:r>
-      <w:proofErr w:type="spellStart"/>
-      <w:r>
-        <w:t>MoralBench</w:t>
-      </w:r>
-      <w:proofErr w:type="spellEnd"/>
-      <w:r>
-        <w:t xml:space="preserve"> was run in full for all three models using 88 items. Second, </w:t>
-      </w:r>
-      <w:proofErr w:type="spellStart"/>
-      <w:r>
-        <w:t>MoReBench</w:t>
-      </w:r>
-      <w:proofErr w:type="spellEnd"/>
-      <w:r>
-        <w:t xml:space="preserve"> Public was run as a 50-item subset for all three models. Third, the interpretive benchmark was expanded to 40 items and executed for all three models. This means that the final prompt-based layer is no longer limited to smoke tests or one-off demonstrations. It now supports a comparative analysis across multiple models and across both reasoning-oriented and theory-informed interpretive evaluation.</w:t>
-      </w:r>
-    </w:p>
-    <w:p>
-      <w:pPr>
-        <w:pStyle w:val="Heading4"/>
-      </w:pPr>
-      <w:r>
-        <w:t>9.2 Research Question 2: Open-Ended Moral Reasoning</w:t>
-      </w:r>
-    </w:p>
-    <w:p>
-      <w:pPr>
-        <w:pStyle w:val="BodyText"/>
-      </w:pPr>
-      <w:r>
-        <w:t xml:space="preserve">Research Question 2 asks how different AI models behave on open-ended moral reasoning benchmarks. In this project, that question is addressed using </w:t>
-      </w:r>
-      <w:proofErr w:type="spellStart"/>
-      <w:r>
-        <w:t>MoralBench</w:t>
-      </w:r>
-      <w:proofErr w:type="spellEnd"/>
-      <w:r>
-        <w:t xml:space="preserve"> and a 50-item subset of </w:t>
-      </w:r>
-      <w:proofErr w:type="spellStart"/>
-      <w:r>
-        <w:t>MoReBench</w:t>
-      </w:r>
-      <w:proofErr w:type="spellEnd"/>
-      <w:r>
-        <w:t xml:space="preserve"> Public. These benchmarks are methodologically distinct from the supervised datasets used in Chapter 8 because they assess the quality and structure of generated answers rather than held-out label prediction. The present chapter therefore evaluates response adequacy, heuristic alignment, and rubric-sensitive reasoning coverage rather than classification accuracy.</w:t>
-      </w:r>
-    </w:p>
-    <w:p>
-      <w:pPr>
-        <w:pStyle w:val="Heading5"/>
-      </w:pPr>
-      <w:r>
-        <w:t>9.2.1 Benchmark Scope and Execution</w:t>
-      </w:r>
-    </w:p>
-    <w:p>
-      <w:pPr>
-        <w:pStyle w:val="BodyText"/>
-      </w:pPr>
-      <w:r>
-        <w:t xml:space="preserve">The final reasoning layer contains two completed benchmark runs per model. </w:t>
-      </w:r>
-      <w:proofErr w:type="spellStart"/>
-      <w:r>
-        <w:t>MoralBench</w:t>
-      </w:r>
-      <w:proofErr w:type="spellEnd"/>
-      <w:r>
-        <w:t xml:space="preserve"> contributes a full 88-item prompt set, while </w:t>
-      </w:r>
-      <w:proofErr w:type="spellStart"/>
-      <w:r>
-        <w:t>MoReBench</w:t>
-      </w:r>
-      <w:proofErr w:type="spellEnd"/>
-      <w:r>
-        <w:t xml:space="preserve"> Public contributes a 50-item subset selected from the larger structured benchmark. All three model labels were executed through the same replay-based scoring pipeline, producing complete artefacts for each run, including raw responses, item-level scores, scenario-level summaries, and model-level summaries.</w:t>
-      </w:r>
-    </w:p>
-    <w:p>
-      <w:pPr>
-        <w:pStyle w:val="BodyText"/>
-      </w:pPr>
-      <w:r>
-        <w:t xml:space="preserve">The use of a replay-based workflow should be noted explicitly. The benchmark logic, scorer, and aggregation pipeline were executed in full, but the responses were supplied through stored replay files rather than through direct live API collection. This still supports </w:t>
-      </w:r>
-      <w:r>
-        <w:lastRenderedPageBreak/>
-        <w:t>comparative benchmarking within the project’s defined evaluation layer, but the resulting claims should remain benchmark-specific and methodologically cautious.</w:t>
-      </w:r>
-    </w:p>
-    <w:p>
-      <w:pPr>
-        <w:pStyle w:val="Heading5"/>
-      </w:pPr>
-      <w:r>
-        <w:t xml:space="preserve">9.2.2 </w:t>
-      </w:r>
-      <w:proofErr w:type="spellStart"/>
-      <w:r>
-        <w:t>MoralBench</w:t>
-      </w:r>
-      <w:proofErr w:type="spellEnd"/>
-      <w:r>
-        <w:t xml:space="preserve"> Results</w:t>
-      </w:r>
-    </w:p>
-    <w:p>
-      <w:pPr>
-        <w:pStyle w:val="BodyText"/>
-      </w:pPr>
-      <w:r>
-        <w:t xml:space="preserve">The </w:t>
-      </w:r>
-      <w:proofErr w:type="spellStart"/>
-      <w:r>
-        <w:t>MoralBench</w:t>
-      </w:r>
-      <w:proofErr w:type="spellEnd"/>
-      <w:r>
-        <w:t xml:space="preserve"> results show a clear ranking across the three evaluated models. </w:t>
-      </w:r>
-      <w:proofErr w:type="spellStart"/>
-      <w:r>
-        <w:t>chatgpt_web</w:t>
-      </w:r>
-      <w:proofErr w:type="spellEnd"/>
-      <w:r>
-        <w:t> achieved a primary score of </w:t>
+        <w:t>1.000</w:t>
+      </w:r>
+      <w:r>
+        <w:t>, deepseek_web achieved </w:t>
       </w:r>
       <w:r>
         <w:rPr>
           <w:b/>
           <w:bCs/>
         </w:rPr>
-        <w:t>1.000</w:t>
-      </w:r>
-      <w:r>
-        <w:t>, </w:t>
-      </w:r>
-      <w:proofErr w:type="spellStart"/>
-      <w:r>
-        <w:t>deepseek_web</w:t>
-      </w:r>
-      <w:proofErr w:type="spellEnd"/>
-      <w:r>
-        <w:t> achieved </w:t>
-      </w:r>
-      <w:r>
-        <w:rPr>
-          <w:b/>
-          <w:bCs/>
-        </w:rPr>
         <w:t>0.981</w:t>
       </w:r>
       <w:r>
-        <w:t>, and </w:t>
-      </w:r>
-      <w:proofErr w:type="spellStart"/>
-      <w:r>
-        <w:t>claude_web</w:t>
-      </w:r>
-      <w:proofErr w:type="spellEnd"/>
-      <w:r>
-        <w:t> achieved </w:t>
+        <w:t>, and claude_web achieved </w:t>
       </w:r>
       <w:r>
         <w:rPr>
@@ -14969,11 +14771,9 @@
             <w:pPr>
               <w:pStyle w:val="BodyText"/>
             </w:pPr>
-            <w:proofErr w:type="spellStart"/>
             <w:r>
               <w:t>chatgpt_web</w:t>
             </w:r>
-            <w:proofErr w:type="spellEnd"/>
           </w:p>
         </w:tc>
         <w:tc>
@@ -14998,11 +14798,9 @@
             <w:pPr>
               <w:pStyle w:val="BodyText"/>
             </w:pPr>
-            <w:proofErr w:type="spellStart"/>
             <w:r>
               <w:t>claude_web</w:t>
             </w:r>
-            <w:proofErr w:type="spellEnd"/>
           </w:p>
         </w:tc>
         <w:tc>
@@ -15027,11 +14825,9 @@
             <w:pPr>
               <w:pStyle w:val="BodyText"/>
             </w:pPr>
-            <w:proofErr w:type="spellStart"/>
             <w:r>
               <w:t>deepseek_web</w:t>
             </w:r>
-            <w:proofErr w:type="spellEnd"/>
           </w:p>
         </w:tc>
       </w:tr>
@@ -15058,11 +14854,9 @@
             <w:pPr>
               <w:pStyle w:val="BodyText"/>
             </w:pPr>
-            <w:proofErr w:type="spellStart"/>
             <w:r>
               <w:t>MoralBench</w:t>
             </w:r>
-            <w:proofErr w:type="spellEnd"/>
           </w:p>
         </w:tc>
         <w:tc>
@@ -15170,13 +14964,8 @@
             <w:pPr>
               <w:pStyle w:val="BodyText"/>
             </w:pPr>
-            <w:proofErr w:type="spellStart"/>
-            <w:r>
-              <w:t>MoReBench</w:t>
-            </w:r>
-            <w:proofErr w:type="spellEnd"/>
-            <w:r>
-              <w:t xml:space="preserve"> Public</w:t>
+            <w:r>
+              <w:t>MoReBench Public</w:t>
             </w:r>
           </w:p>
         </w:tc>
@@ -15322,6 +15111,7 @@
         <w:rPr>
           <w:noProof/>
         </w:rPr>
+        <w:lastRenderedPageBreak/>
         <w:drawing>
           <wp:inline distT="0" distB="0" distL="0" distR="0" wp14:anchorId="045C32FF" wp14:editId="393B3FFE">
             <wp:extent cx="5943600" cy="2876550"/>
@@ -15399,71 +15189,15 @@
         <w:pStyle w:val="BodyText"/>
       </w:pPr>
       <w:r>
-        <w:t xml:space="preserve">Under the implemented </w:t>
-      </w:r>
-      <w:proofErr w:type="spellStart"/>
-      <w:r>
-        <w:t>MoralBench</w:t>
-      </w:r>
-      <w:proofErr w:type="spellEnd"/>
-      <w:r>
-        <w:t xml:space="preserve"> heuristic, </w:t>
-      </w:r>
-      <w:proofErr w:type="spellStart"/>
-      <w:r>
-        <w:t>chatgpt_web</w:t>
-      </w:r>
-      <w:proofErr w:type="spellEnd"/>
-      <w:r>
-        <w:t> shows perfect structural alignment, while </w:t>
-      </w:r>
-      <w:proofErr w:type="spellStart"/>
-      <w:r>
-        <w:t>deepseek_web</w:t>
-      </w:r>
-      <w:proofErr w:type="spellEnd"/>
-      <w:r>
-        <w:t> is only slightly lower. </w:t>
-      </w:r>
-      <w:proofErr w:type="spellStart"/>
-      <w:r>
-        <w:t>claude_web</w:t>
-      </w:r>
-      <w:proofErr w:type="spellEnd"/>
-      <w:r>
-        <w:t xml:space="preserve"> is noticeably weaker on this benchmark. Because the </w:t>
-      </w:r>
-      <w:proofErr w:type="spellStart"/>
-      <w:r>
-        <w:t>MoralBench</w:t>
-      </w:r>
-      <w:proofErr w:type="spellEnd"/>
-      <w:r>
-        <w:t xml:space="preserve"> scorer rewards structural features such as explicit answer choice, foundation alignment, and reasoning markers, these scores should be interpreted as benchmark-alignment results rather than as comprehensive measures of moral depth. Even so, the completed run now supports a legitimate comparative claim: within this benchmark and under this scoring procedure, </w:t>
-      </w:r>
-      <w:proofErr w:type="spellStart"/>
-      <w:r>
-        <w:t>chatgpt_web</w:t>
-      </w:r>
-      <w:proofErr w:type="spellEnd"/>
-      <w:r>
-        <w:t> performed best, followed closely by </w:t>
-      </w:r>
-      <w:proofErr w:type="spellStart"/>
-      <w:r>
-        <w:t>deepseek_web</w:t>
-      </w:r>
-      <w:proofErr w:type="spellEnd"/>
-      <w:r>
-        <w:t>, with </w:t>
-      </w:r>
-      <w:proofErr w:type="spellStart"/>
-      <w:r>
-        <w:t>claude_web</w:t>
-      </w:r>
-      <w:proofErr w:type="spellEnd"/>
-      <w:r>
-        <w:t> substantially lower.</w:t>
+        <w:t xml:space="preserve">Under the implemented MoralBench heuristic, chatgpt_web shows the strongest structural alignment, deepseek_web is slightly lower, and claude_web is weaker. Because the scorer rewards </w:t>
+      </w:r>
+      <w:proofErr w:type="gramStart"/>
+      <w:r>
+        <w:t>features</w:t>
+      </w:r>
+      <w:proofErr w:type="gramEnd"/>
+      <w:r>
+        <w:t xml:space="preserve"> such as explicit answer choice, foundation alignment, and reasoning markers, the results reflect benchmark alignment rather than comprehensive moral depth. Within this benchmark, chatgpt_web performed best, followed closely by deepseek_web, with claude_web substantially lower.</w:t>
       </w:r>
     </w:p>
     <w:p>
@@ -15471,112 +15205,23 @@
         <w:pStyle w:val="Heading5"/>
       </w:pPr>
       <w:r>
-        <w:t xml:space="preserve">9.2.3 </w:t>
-      </w:r>
-      <w:proofErr w:type="spellStart"/>
-      <w:r>
-        <w:t>MoReBench</w:t>
-      </w:r>
-      <w:proofErr w:type="spellEnd"/>
-      <w:r>
-        <w:t xml:space="preserve"> Public Results</w:t>
-      </w:r>
-    </w:p>
-    <w:p>
-      <w:pPr>
-        <w:pStyle w:val="BodyText"/>
-      </w:pPr>
-      <w:r>
-        <w:t xml:space="preserve">The </w:t>
-      </w:r>
-      <w:proofErr w:type="spellStart"/>
-      <w:r>
-        <w:t>MoReBench</w:t>
-      </w:r>
-      <w:proofErr w:type="spellEnd"/>
-      <w:r>
-        <w:t xml:space="preserve"> Public 50-item subset produces a tighter ranking than </w:t>
-      </w:r>
-      <w:proofErr w:type="spellStart"/>
-      <w:r>
-        <w:t>MoralBench</w:t>
-      </w:r>
-      <w:proofErr w:type="spellEnd"/>
-      <w:r>
-        <w:t>. </w:t>
-      </w:r>
-      <w:proofErr w:type="spellStart"/>
-      <w:r>
-        <w:t>chatgpt_web</w:t>
-      </w:r>
-      <w:proofErr w:type="spellEnd"/>
-      <w:r>
-        <w:t> achieved a primary score of 0.738, </w:t>
-      </w:r>
-      <w:proofErr w:type="spellStart"/>
-      <w:r>
-        <w:t>claude_web</w:t>
-      </w:r>
-      <w:proofErr w:type="spellEnd"/>
-      <w:r>
-        <w:t> 0.725, and </w:t>
-      </w:r>
-      <w:proofErr w:type="spellStart"/>
-      <w:r>
-        <w:t>deepseek_web</w:t>
-      </w:r>
-      <w:proofErr w:type="spellEnd"/>
-      <w:r>
-        <w:t> 0.712.</w:t>
-      </w:r>
-    </w:p>
-    <w:p>
-      <w:pPr>
-        <w:pStyle w:val="BodyText"/>
-      </w:pPr>
-      <w:r>
-        <w:lastRenderedPageBreak/>
-        <w:t xml:space="preserve">These smaller differences suggest that the richer dilemma structure and rubric-overlap scoring of </w:t>
-      </w:r>
-      <w:proofErr w:type="spellStart"/>
-      <w:r>
-        <w:t>MoReBench</w:t>
-      </w:r>
-      <w:proofErr w:type="spellEnd"/>
-      <w:r>
-        <w:t xml:space="preserve"> Public produce a less sharply separated ranking. </w:t>
-      </w:r>
-      <w:proofErr w:type="spellStart"/>
-      <w:r>
-        <w:t>chatgpt_web</w:t>
-      </w:r>
-      <w:proofErr w:type="spellEnd"/>
-      <w:r>
-        <w:t> remains the strongest model, but </w:t>
-      </w:r>
-      <w:proofErr w:type="spellStart"/>
-      <w:r>
-        <w:t>claude_web</w:t>
-      </w:r>
-      <w:proofErr w:type="spellEnd"/>
-      <w:r>
-        <w:t xml:space="preserve"> is much closer to it here than on </w:t>
-      </w:r>
-      <w:proofErr w:type="spellStart"/>
-      <w:r>
-        <w:t>MoralBench</w:t>
-      </w:r>
-      <w:proofErr w:type="spellEnd"/>
-      <w:r>
-        <w:t xml:space="preserve">. This shows that prompt-based reasoning performance is benchmark-dependent and that </w:t>
-      </w:r>
-      <w:proofErr w:type="spellStart"/>
-      <w:r>
-        <w:t>MoReBench</w:t>
-      </w:r>
-      <w:proofErr w:type="spellEnd"/>
-      <w:r>
-        <w:t xml:space="preserve"> Public rewards broader deliberative coverage rather than only short structural alignment</w:t>
+        <w:t>9.2.3 MoReBench Public Results</w:t>
+      </w:r>
+    </w:p>
+    <w:p>
+      <w:pPr>
+        <w:pStyle w:val="C-BodyText"/>
+      </w:pPr>
+      <w:r>
+        <w:t>The MoReBench Public 50-item subset produces a tighter ranking than MoralBench. chatgpt_web scored 0.738, claude_web 0.725, and deepseek_web 0.712.</w:t>
+      </w:r>
+    </w:p>
+    <w:p>
+      <w:pPr>
+        <w:pStyle w:val="C-BodyText"/>
+      </w:pPr>
+      <w:r>
+        <w:t>These smaller differences suggest that MoReBench Public produces a less sharply separated ranking. chatgpt_web remains strongest, but claude_web is much closer than on MoralBench. This shows that prompt-based reasoning performance is benchmark-dependent.</w:t>
       </w:r>
     </w:p>
     <w:p>
@@ -15592,47 +15237,7 @@
         <w:pStyle w:val="C-BodyText"/>
       </w:pPr>
       <w:r>
-        <w:t xml:space="preserve">Taken together, the reasoning benchmarks are strong enough to support comparative analysis. </w:t>
-      </w:r>
-      <w:proofErr w:type="spellStart"/>
-      <w:r>
-        <w:t>chatgpt_web</w:t>
-      </w:r>
-      <w:proofErr w:type="spellEnd"/>
-      <w:r>
-        <w:t xml:space="preserve"> ranks first on both </w:t>
-      </w:r>
-      <w:proofErr w:type="spellStart"/>
-      <w:r>
-        <w:t>MoralBench</w:t>
-      </w:r>
-      <w:proofErr w:type="spellEnd"/>
-      <w:r>
-        <w:t xml:space="preserve"> and </w:t>
-      </w:r>
-      <w:proofErr w:type="spellStart"/>
-      <w:r>
-        <w:t>MoReBench</w:t>
-      </w:r>
-      <w:proofErr w:type="spellEnd"/>
-      <w:r>
-        <w:t xml:space="preserve"> Public, while </w:t>
-      </w:r>
-      <w:proofErr w:type="spellStart"/>
-      <w:r>
-        <w:t>deepseek_web</w:t>
-      </w:r>
-      <w:proofErr w:type="spellEnd"/>
-      <w:r>
-        <w:t xml:space="preserve"> and </w:t>
-      </w:r>
-      <w:proofErr w:type="spellStart"/>
-      <w:r>
-        <w:t>claude_web</w:t>
-      </w:r>
-      <w:proofErr w:type="spellEnd"/>
-      <w:r>
-        <w:t xml:space="preserve"> switch positions across the two benchmarks. This suggests that there is no single model hierarchy that fully generalises across reasoning tasks.</w:t>
+        <w:t>Taken together, the reasoning benchmarks are strong enough to support comparative analysis. chatgpt_web ranks first on both MoralBench and MoReBench Public, while deepseek_web and claude_web switch positions across the two benchmarks. This suggests that there is no single model hierarchy that fully generalises across reasoning tasks.</w:t>
       </w:r>
     </w:p>
     <w:p>
@@ -15640,15 +15245,7 @@
         <w:pStyle w:val="C-BodyText"/>
       </w:pPr>
       <w:r>
-        <w:t xml:space="preserve">These findings should still be interpreted cautiously. The scoring is heuristic and format-sensitive, and the </w:t>
-      </w:r>
-      <w:proofErr w:type="spellStart"/>
-      <w:r>
-        <w:t>MoReBench</w:t>
-      </w:r>
-      <w:proofErr w:type="spellEnd"/>
-      <w:r>
-        <w:t xml:space="preserve"> Public result is based on only 50 items rather than the full benchmark. The results therefore support comparative analysis within this benchmark design, but not a universal ranking of language models.</w:t>
+        <w:t>These findings should still be interpreted cautiously. The scoring is heuristic and format-sensitive, and the MoReBench Public result is based on only 50 items rather than the full benchmark. The results therefore support comparative analysis within this benchmark design, but not a universal ranking of language models.</w:t>
       </w:r>
     </w:p>
     <w:p>
@@ -15671,79 +15268,11 @@
         <w:pStyle w:val="BodyText"/>
       </w:pPr>
       <w:r>
-        <w:t xml:space="preserve">Research Question 2 asked how different AI models behave on open-ended moral reasoning benchmarks. The completed prompt-based evaluation shows that all three evaluated models can be compared meaningfully on both </w:t>
-      </w:r>
-      <w:proofErr w:type="spellStart"/>
-      <w:r>
-        <w:t>MoralBench</w:t>
-      </w:r>
-      <w:proofErr w:type="spellEnd"/>
-      <w:r>
-        <w:t xml:space="preserve"> and </w:t>
-      </w:r>
-      <w:proofErr w:type="spellStart"/>
-      <w:r>
-        <w:t>MoReBench</w:t>
-      </w:r>
-      <w:proofErr w:type="spellEnd"/>
-      <w:r>
-        <w:t xml:space="preserve"> Public, and that their performance differs by benchmark. In the current runs, </w:t>
-      </w:r>
-      <w:proofErr w:type="spellStart"/>
-      <w:r>
-        <w:t>chatgpt_web</w:t>
-      </w:r>
-      <w:proofErr w:type="spellEnd"/>
-      <w:r>
-        <w:t> performs best overall, </w:t>
-      </w:r>
-      <w:proofErr w:type="spellStart"/>
-      <w:r>
-        <w:t>deepseek_web</w:t>
-      </w:r>
-      <w:proofErr w:type="spellEnd"/>
-      <w:r>
-        <w:t xml:space="preserve"> performs very strongly on </w:t>
-      </w:r>
-      <w:proofErr w:type="spellStart"/>
-      <w:r>
-        <w:t>MoralBench</w:t>
-      </w:r>
-      <w:proofErr w:type="spellEnd"/>
-      <w:r>
-        <w:t xml:space="preserve"> but less strongly on </w:t>
-      </w:r>
-      <w:proofErr w:type="spellStart"/>
-      <w:r>
-        <w:t>MoReBench</w:t>
-      </w:r>
-      <w:proofErr w:type="spellEnd"/>
-      <w:r>
-        <w:t xml:space="preserve"> Public, and </w:t>
-      </w:r>
-      <w:proofErr w:type="spellStart"/>
-      <w:r>
-        <w:t>claude_web</w:t>
-      </w:r>
-      <w:proofErr w:type="spellEnd"/>
-      <w:r>
-        <w:t xml:space="preserve"> performs weakly relative to the others on </w:t>
-      </w:r>
-      <w:proofErr w:type="spellStart"/>
-      <w:r>
-        <w:t>MoralBench</w:t>
-      </w:r>
-      <w:proofErr w:type="spellEnd"/>
-      <w:r>
-        <w:t xml:space="preserve"> but remains competitive on </w:t>
-      </w:r>
-      <w:proofErr w:type="spellStart"/>
-      <w:r>
-        <w:t>MoReBench</w:t>
-      </w:r>
-      <w:proofErr w:type="spellEnd"/>
-      <w:r>
-        <w:t xml:space="preserve"> Public. The main conclusion is therefore that open-ended moral reasoning performance is model-dependent and benchmark-dependent rather than a single stable property.</w:t>
+        <w:t xml:space="preserve">Research Question 2 asked how different AI models behave on open-ended moral reasoning benchmarks. The completed prompt-based evaluation shows that all three </w:t>
+      </w:r>
+      <w:r>
+        <w:lastRenderedPageBreak/>
+        <w:t>evaluated models can be compared meaningfully on both MoralBench and MoReBench Public, and that their performance differs by benchmark. In the current runs, chatgpt_web performs best overall, deepseek_web performs very strongly on MoralBench but less strongly on MoReBench Public, and claude_web performs weakly relative to the others on MoralBench but remains competitive on MoReBench Public. The main conclusion is therefore that open-ended moral reasoning performance is model-dependent and benchmark-dependent rather than a single stable property.</w:t>
       </w:r>
     </w:p>
     <w:p>
@@ -15787,50 +15316,42 @@
         <w:pStyle w:val="BodyText"/>
       </w:pPr>
       <w:r>
+        <w:t>This strengthening matters methodologically. With only a very small custom prompt set, interpretive claims would be too dependent on prompt wording. By expanding the benchmark to 40 prompts and running all three models through the same scoring and aggregation pipeline, the project now supports a more credible proxy-based comparison.</w:t>
+      </w:r>
+    </w:p>
+    <w:p>
+      <w:pPr>
+        <w:pStyle w:val="Heading5"/>
+      </w:pPr>
+      <w:r>
+        <w:t>9.3.2 Overall Proxy Results</w:t>
+      </w:r>
+    </w:p>
+    <w:p>
+      <w:pPr>
+        <w:pStyle w:val="BodyText"/>
+      </w:pPr>
+      <w:r>
+        <w:t>The interpretive model summaries show a clear pattern. chatgpt_web achieved the following primary scores:</w:t>
+      </w:r>
+    </w:p>
+    <w:p>
+      <w:pPr>
+        <w:pStyle w:val="BodyText"/>
+      </w:pPr>
+    </w:p>
+    <w:p>
+      <w:pPr>
+        <w:pStyle w:val="Caption"/>
+        <w:rPr>
+          <w:shd w:val="clear" w:color="auto" w:fill="FFFFFF"/>
+        </w:rPr>
+      </w:pPr>
+      <w:r>
+        <w:rPr>
+          <w:noProof/>
+        </w:rPr>
         <w:lastRenderedPageBreak/>
-        <w:t>This strengthening matters methodologically. With only a very small custom prompt set, interpretive claims would be too dependent on prompt wording. By expanding the benchmark to 40 prompts and running all three models through the same scoring and aggregation pipeline, the project now supports a more credible proxy-based comparison.</w:t>
-      </w:r>
-    </w:p>
-    <w:p>
-      <w:pPr>
-        <w:pStyle w:val="Heading5"/>
-      </w:pPr>
-      <w:r>
-        <w:t>9.3.2 Overall Proxy Results</w:t>
-      </w:r>
-    </w:p>
-    <w:p>
-      <w:pPr>
-        <w:pStyle w:val="BodyText"/>
-      </w:pPr>
-      <w:r>
-        <w:t>The interpretive model summaries show a clear pattern. </w:t>
-      </w:r>
-      <w:proofErr w:type="spellStart"/>
-      <w:r>
-        <w:t>chatgpt_web</w:t>
-      </w:r>
-      <w:proofErr w:type="spellEnd"/>
-      <w:r>
-        <w:t> achieved the following primary scores:</w:t>
-      </w:r>
-    </w:p>
-    <w:p>
-      <w:pPr>
-        <w:pStyle w:val="BodyText"/>
-      </w:pPr>
-    </w:p>
-    <w:p>
-      <w:pPr>
-        <w:pStyle w:val="Caption"/>
-        <w:rPr>
-          <w:shd w:val="clear" w:color="auto" w:fill="FFFFFF"/>
-        </w:rPr>
-      </w:pPr>
-      <w:r>
-        <w:rPr>
-          <w:noProof/>
-        </w:rPr>
         <w:drawing>
           <wp:inline distT="0" distB="0" distL="0" distR="0" wp14:anchorId="4D773F33" wp14:editId="7C7774E3">
             <wp:extent cx="5943600" cy="5180965"/>
@@ -15994,31 +15515,7 @@
         <w:pStyle w:val="BodyText"/>
       </w:pPr>
       <w:r>
-        <w:t>A useful comparative point is that </w:t>
-      </w:r>
-      <w:proofErr w:type="spellStart"/>
-      <w:r>
-        <w:t>chatgpt_web</w:t>
-      </w:r>
-      <w:proofErr w:type="spellEnd"/>
-      <w:r>
-        <w:t> and </w:t>
-      </w:r>
-      <w:proofErr w:type="spellStart"/>
-      <w:r>
-        <w:t>deepseek_web</w:t>
-      </w:r>
-      <w:proofErr w:type="spellEnd"/>
-      <w:r>
-        <w:t> are almost indistinguishable at the aggregate level in the current interpretive setup, whereas </w:t>
-      </w:r>
-      <w:proofErr w:type="spellStart"/>
-      <w:r>
-        <w:t>claude_web</w:t>
-      </w:r>
-      <w:proofErr w:type="spellEnd"/>
-      <w:r>
-        <w:t> separates more clearly from them. This makes the interpretive layer more informative than a single-model case study and allows the chapter to discuss relative rather than purely descriptive proxy behaviour.</w:t>
+        <w:t>A useful comparative point is that chatgpt_web and deepseek_web are almost indistinguishable at the aggregate level in the current interpretive setup, whereas claude_web separates more clearly from them. This makes the interpretive layer more informative than a single-model case study and allows the chapter to discuss relative rather than purely descriptive proxy behaviour.</w:t>
       </w:r>
     </w:p>
     <w:p>
@@ -16034,15 +15531,7 @@
         <w:pStyle w:val="BodyText"/>
       </w:pPr>
       <w:r>
-        <w:t>The scenario summaries clarify where the stronger and weaker proxy signals originate. For </w:t>
-      </w:r>
-      <w:proofErr w:type="spellStart"/>
-      <w:r>
-        <w:t>chatgpt_web</w:t>
-      </w:r>
-      <w:proofErr w:type="spellEnd"/>
-      <w:r>
-        <w:t>, </w:t>
+        <w:t>The scenario summaries clarify where the stronger and weaker proxy signals originate. For chatgpt_web, </w:t>
       </w:r>
       <w:proofErr w:type="spellStart"/>
       <w:r>
@@ -16125,21 +15614,8 @@
       <w:pPr>
         <w:pStyle w:val="BodyText"/>
       </w:pPr>
-      <w:proofErr w:type="spellStart"/>
-      <w:r>
-        <w:t>deepseek_web</w:t>
-      </w:r>
-      <w:proofErr w:type="spellEnd"/>
-      <w:r>
-        <w:t> shows the same calibration pattern, including identical average confidence and calibration error values in the two factual groups. It also matches </w:t>
-      </w:r>
-      <w:proofErr w:type="spellStart"/>
-      <w:r>
-        <w:t>chatgpt_web</w:t>
-      </w:r>
-      <w:proofErr w:type="spellEnd"/>
-      <w:r>
-        <w:t> on practical and policy constraint integration, where both models achieve full average constraint coverage of </w:t>
+      <w:r>
+        <w:t>deepseek_web shows the same calibration pattern, including identical average confidence and calibration error values in the two factual groups. It also matches chatgpt_web on practical and policy constraint integration, where both models achieve full average constraint coverage of </w:t>
       </w:r>
       <w:r>
         <w:rPr>
@@ -16158,39 +15634,23 @@
       </w:pPr>
       <w:r>
         <w:lastRenderedPageBreak/>
-        <w:t>For </w:t>
+        <w:t>For claude_web, the interpretation is more complicated. Both factual calibration groups have </w:t>
       </w:r>
       <w:proofErr w:type="spellStart"/>
       <w:r>
-        <w:t>claude_web</w:t>
+        <w:t>avg_correctness</w:t>
       </w:r>
       <w:proofErr w:type="spellEnd"/>
       <w:r>
-        <w:t>, the interpretation is more complicated. Both factual calibration groups have </w:t>
+        <w:t xml:space="preserve"> = 1.0, but </w:t>
       </w:r>
       <w:proofErr w:type="spellStart"/>
       <w:r>
-        <w:t>avg_correctness</w:t>
+        <w:t>avg_format_compliance</w:t>
       </w:r>
       <w:proofErr w:type="spellEnd"/>
       <w:r>
-        <w:t xml:space="preserve"> = 1.0, but </w:t>
-      </w:r>
-      <w:proofErr w:type="spellStart"/>
-      <w:r>
-        <w:t>avg_format_compliance</w:t>
-      </w:r>
-      <w:proofErr w:type="spellEnd"/>
-      <w:r>
-        <w:t xml:space="preserve"> = 0.0, which depresses the aggregate calibration score. This means the low calibration result for </w:t>
-      </w:r>
-      <w:proofErr w:type="spellStart"/>
-      <w:r>
-        <w:t>claude_web</w:t>
-      </w:r>
-      <w:proofErr w:type="spellEnd"/>
-      <w:r>
-        <w:t> reflects scoring-format mismatch as much as content weakness. In other words, Claude’s answers were substantively correct in the calibration groups, but they did not consistently match the expected response format used by the heuristic scorer.</w:t>
+        <w:t xml:space="preserve"> = 0.0, which depresses the aggregate calibration score. This means the low calibration result for claude_web reflects scoring-format mismatch as much as content weakness. In other words, Claude’s answers were substantively correct in the calibration groups, but they did not consistently match the expected response format used by the heuristic scorer.</w:t>
       </w:r>
     </w:p>
     <w:p>
@@ -16282,7 +15742,15 @@
         <w:pStyle w:val="BodyText"/>
       </w:pPr>
       <w:r>
-        <w:t>Across all three models, the weakest scenario groups are the agency-related ones and the self-model groups. For chatgpt_web and deepseek_web, decision_reason_alignment averages </w:t>
+        <w:t xml:space="preserve">Across all three models, the weakest scenario groups are the agency-related ones and the self-model groups. </w:t>
+      </w:r>
+    </w:p>
+    <w:p>
+      <w:pPr>
+        <w:pStyle w:val="BodyText"/>
+      </w:pPr>
+      <w:r>
+        <w:t>For chatgpt_web and deepseek_web, decision_reason_alignment averages </w:t>
       </w:r>
       <w:r>
         <w:rPr>
@@ -16310,15 +15778,15 @@
         <w:t>0.417</w:t>
       </w:r>
       <w:r>
-        <w:t>. For </w:t>
-      </w:r>
-      <w:proofErr w:type="spellStart"/>
-      <w:r>
-        <w:t>claude_web</w:t>
-      </w:r>
-      <w:proofErr w:type="spellEnd"/>
-      <w:r>
-        <w:t>, </w:t>
+        <w:t xml:space="preserve">. </w:t>
+      </w:r>
+    </w:p>
+    <w:p>
+      <w:pPr>
+        <w:pStyle w:val="BodyText"/>
+      </w:pPr>
+      <w:r>
+        <w:t>For claude_web, </w:t>
       </w:r>
       <w:proofErr w:type="spellStart"/>
       <w:r>
@@ -16370,31 +15838,7 @@
         <w:pStyle w:val="BodyText"/>
       </w:pPr>
       <w:r>
-        <w:t>The interpretive benchmark now supports a cautious comparative claim across three models. Within the current proxy design, </w:t>
-      </w:r>
-      <w:proofErr w:type="spellStart"/>
-      <w:r>
-        <w:t>chatgpt_web</w:t>
-      </w:r>
-      <w:proofErr w:type="spellEnd"/>
-      <w:r>
-        <w:t> and </w:t>
-      </w:r>
-      <w:proofErr w:type="spellStart"/>
-      <w:r>
-        <w:t>deepseek_web</w:t>
-      </w:r>
-      <w:proofErr w:type="spellEnd"/>
-      <w:r>
-        <w:t> perform very similarly and noticeably outperform </w:t>
-      </w:r>
-      <w:proofErr w:type="spellStart"/>
-      <w:r>
-        <w:t>claude_web</w:t>
-      </w:r>
-      <w:proofErr w:type="spellEnd"/>
-      <w:r>
-        <w:t> on most aggregate proxy dimensions. The strongest current evidence concerns metacognitive calibration and cross-context integration. The weakest evidence concerns self-model consistency, where all three models score low under the present heuristic, and agency coherence, where the benchmark appears especially sensitive to phrasing and recommendation markers.</w:t>
+        <w:t>The interpretive benchmark now supports a cautious comparative claim across three models. Within the current proxy design, chatgpt_web and deepseek_web perform very similarly and noticeably outperform claude_web on most aggregate proxy dimensions. The strongest current evidence concerns metacognitive calibration and cross-context integration. The weakest evidence concerns self-model consistency, where all three models score low under the present heuristic, and agency coherence, where the benchmark appears especially sensitive to phrasing and recommendation markers.</w:t>
       </w:r>
     </w:p>
     <w:p>
@@ -16430,31 +15874,81 @@
         <w:pStyle w:val="BodyText"/>
       </w:pPr>
       <w:r>
-        <w:t>Research Question 3 asked what observable metrics might indicate consciousness-like behaviour in AI systems. The completed interpretive benchmark shows that outputs can be compared meaningfully across five theory-informed proxy families, and that the evaluated models differ in how strongly they satisfy those proxy criteria. In the current runs, the clearest positive signals are metacognitive calibration and cross-context integration, especially for </w:t>
+        <w:t>Research Question 3 asked what observable metrics might indicate consciousness-like behaviour in AI systems. The interpretive benchmark shows that outputs can be compared across five theory-informed proxy families and that the evaluated models differ in how strongly they satisfy those criteria. The clearest positive signals are metacognitive calibration and cross-context integration, especially for chatgpt_web and deepseek_web, while self-model consistency and agency coherence remain weaker. These findings support structured proxy comparison, but not claims of actual consciousness.</w:t>
+      </w:r>
+    </w:p>
+    <w:p>
+      <w:pPr>
+        <w:pStyle w:val="Heading4"/>
+      </w:pPr>
+      <w:r>
+        <w:t>9.4 Limitations of the Prompt-Based Results</w:t>
+      </w:r>
+    </w:p>
+    <w:p>
+      <w:pPr>
+        <w:pStyle w:val="BodyText"/>
+        <w:rPr>
+          <w:lang w:val="en-US"/>
+        </w:rPr>
+      </w:pPr>
+      <w:r>
+        <w:rPr>
+          <w:lang w:val="en-US"/>
+        </w:rPr>
+        <w:t xml:space="preserve">The prompt-based layer still has clear limitations. The runs are replay-based, the scores are heuristic and format-sensitive, </w:t>
       </w:r>
       <w:proofErr w:type="spellStart"/>
       <w:r>
-        <w:t>chatgpt_web</w:t>
+        <w:rPr>
+          <w:lang w:val="en-US"/>
+        </w:rPr>
+        <w:t>MoReBench</w:t>
       </w:r>
       <w:proofErr w:type="spellEnd"/>
       <w:r>
-        <w:t> and </w:t>
+        <w:rPr>
+          <w:lang w:val="en-US"/>
+        </w:rPr>
+        <w:t xml:space="preserve"> Public is represented only by a 50-item subset, and the overall scale remains small. These limits define the scope of the results. The strongest defensible claim is that the project implements a comparative prompt-based benchmark layer that distinguishes between models on moral reasoning and interpretive proxy tasks. These findings are also not interchangeable with the supervised results in Chapter 8, since the two layers evaluate different kinds of </w:t>
       </w:r>
       <w:proofErr w:type="spellStart"/>
       <w:r>
-        <w:t>deepseek_web</w:t>
+        <w:rPr>
+          <w:lang w:val="en-US"/>
+        </w:rPr>
+        <w:t>behaviour</w:t>
       </w:r>
       <w:proofErr w:type="spellEnd"/>
       <w:r>
-        <w:t>. Identity persistence is moderate, while self-model consistency and agency coherence remain comparatively weak under the implemented heuristic. These findings support the use of structured proxy metrics for cautious interpretive comparison, but they do not justify claims of actual consciousness.</w:t>
-      </w:r>
+        <w:rPr>
+          <w:lang w:val="en-US"/>
+        </w:rPr>
+        <w:t>.</w:t>
+      </w:r>
+    </w:p>
+    <w:p>
+      <w:pPr>
+        <w:pStyle w:val="Heading2"/>
+        <w:rPr>
+          <w:lang w:val="en-SG"/>
+        </w:rPr>
+      </w:pPr>
+      <w:bookmarkStart w:id="16" w:name="_Toc225616041"/>
+      <w:r>
+        <w:rPr>
+          <w:lang w:val="en-SG"/>
+        </w:rPr>
+        <w:t>Chapter 10: Discussion</w:t>
+      </w:r>
+      <w:bookmarkEnd w:id="16"/>
     </w:p>
     <w:p>
       <w:pPr>
         <w:pStyle w:val="Heading4"/>
       </w:pPr>
       <w:r>
-        <w:t>9.4 Limitations of the Prompt-Based Results</w:t>
+        <w:t>10.1 Overview</w:t>
       </w:r>
     </w:p>
     <w:p>
@@ -16462,15 +15956,95 @@
         <w:pStyle w:val="BodyText"/>
       </w:pPr>
       <w:r>
-        <w:t xml:space="preserve">Although the prompt-based layer is stronger than in the earlier project state, several limitations remain. The runs are replay-based rather than fully live, the reasoning and interpretive scores are heuristic and format-sensitive, </w:t>
+        <w:t>This chapter brings together the supervised and prompt-based results in order to address the broader aims of the thesis. The main finding is that AI ethics evaluation cannot be reduced to a single benchmark format. Research Question 1 required supervised classification evidence, Research Question 2 required prompt-based moral reasoning evidence, and Research Question 3 required theory-informed proxy evaluation. Taken together, the results support a layered approach rather than a single leaderboard-style comparison.</w:t>
+      </w:r>
+    </w:p>
+    <w:p>
+      <w:pPr>
+        <w:pStyle w:val="Heading4"/>
+      </w:pPr>
+      <w:r>
+        <w:t>10.2 Research Question 1</w:t>
+      </w:r>
+    </w:p>
+    <w:p>
+      <w:pPr>
+        <w:pStyle w:val="BodyText"/>
+      </w:pPr>
+      <w:r>
+        <w:t xml:space="preserve">The supervised results were dataset-dependent. Transformer models generally outperformed classical baselines, but the strongest model varied by dataset. </w:t>
       </w:r>
       <w:proofErr w:type="spellStart"/>
       <w:r>
+        <w:t>DeBERTa</w:t>
+      </w:r>
+      <w:proofErr w:type="spellEnd"/>
+      <w:r>
+        <w:t xml:space="preserve"> performed best on ETHICS, MFRC was much harder across all saved runs, and </w:t>
+      </w:r>
+      <w:proofErr w:type="spellStart"/>
+      <w:r>
+        <w:t>NormBank’s</w:t>
+      </w:r>
+      <w:proofErr w:type="spellEnd"/>
+      <w:r>
+        <w:t xml:space="preserve"> near-perfect scores were likely inflated by label leakage. Supervised evaluation is therefore useful for comparing label-reproduction performance, but not for establishing moral reasoning or normative understanding.</w:t>
+      </w:r>
+    </w:p>
+    <w:p>
+      <w:pPr>
+        <w:pStyle w:val="Heading4"/>
+      </w:pPr>
+      <w:r>
+        <w:lastRenderedPageBreak/>
+        <w:t>10.3 Research Question 2</w:t>
+      </w:r>
+    </w:p>
+    <w:p>
+      <w:pPr>
+        <w:pStyle w:val="BodyText"/>
+      </w:pPr>
+      <w:r>
+        <w:rPr>
+          <w:lang w:val="en-US"/>
+        </w:rPr>
+        <w:t xml:space="preserve">Prompt-based reasoning was also benchmark-dependent. ChatGPT performed strongest overall across </w:t>
+      </w:r>
+      <w:proofErr w:type="spellStart"/>
+      <w:r>
+        <w:rPr>
+          <w:lang w:val="en-US"/>
+        </w:rPr>
+        <w:t>MoralBench</w:t>
+      </w:r>
+      <w:proofErr w:type="spellEnd"/>
+      <w:r>
+        <w:rPr>
+          <w:lang w:val="en-US"/>
+        </w:rPr>
+        <w:t xml:space="preserve"> and the </w:t>
+      </w:r>
+      <w:proofErr w:type="spellStart"/>
+      <w:r>
+        <w:rPr>
+          <w:lang w:val="en-US"/>
+        </w:rPr>
         <w:t>MoReBench</w:t>
       </w:r>
       <w:proofErr w:type="spellEnd"/>
       <w:r>
-        <w:t xml:space="preserve"> Public is represented only by a 50-item subset, and the overall scale remains small relative to industrial benchmark studies.</w:t>
+        <w:rPr>
+          <w:lang w:val="en-US"/>
+        </w:rPr>
+        <w:t xml:space="preserve"> Public subset, but the ranking changed across the two benchmarks. These results support comparative reasoning analysis, though the scores remain heuristic and format-sensitive.</w:t>
+      </w:r>
+    </w:p>
+    <w:p>
+      <w:pPr>
+        <w:pStyle w:val="Heading4"/>
+      </w:pPr>
+      <w:r>
+        <w:t>10.4 Research Question 3</w:t>
       </w:r>
     </w:p>
     <w:p>
@@ -16478,31 +16052,85 @@
         <w:pStyle w:val="BodyText"/>
       </w:pPr>
       <w:r>
-        <w:t>These limitations do not invalidate the results, but they define their scope. The strongest defensible claim is that the project implements a comparative prompt-based benchmark layer that distinguishes between models on moral reasoning and interpretive proxy tasks. These results should also not be treated as interchangeable with the supervised results in Chapter 8, since the two layers evaluate different kinds of behaviour.</w:t>
+        <w:rPr>
+          <w:lang w:val="en-US"/>
+        </w:rPr>
+        <w:t>The interpretive benchmark used five proxy families: self-model consistency, metacognitive calibration, identity persistence, cross-context integration, and agency coherence. ChatGPT and DeepSeek performed similarly and generally outperformed Claude, with the strongest signals in metacognitive calibration and cross-context integration. These findings support proxy-based interpretive evaluation, but not claims of actual consciousness</w:t>
+      </w:r>
+    </w:p>
+    <w:p>
+      <w:pPr>
+        <w:pStyle w:val="Heading4"/>
+      </w:pPr>
+      <w:r>
+        <w:t>10.5 Comparison Between the Layers</w:t>
+      </w:r>
+    </w:p>
+    <w:p>
+      <w:pPr>
+        <w:pStyle w:val="BodyText"/>
+      </w:pPr>
+      <w:r>
+        <w:t>The three benchmark layers provide different kinds of evidence: supervised classification on structured datasets, generated reasoning on moral benchmarks, and alignment with theory-linked behavioural proxies. They are related, but not interchangeable. One of the main contributions of the thesis is therefore to show that classification, reasoning, and proxy evaluation should not be collapsed into a single claim about “ethical AI performance.”</w:t>
+      </w:r>
+    </w:p>
+    <w:p>
+      <w:pPr>
+        <w:pStyle w:val="Heading4"/>
+      </w:pPr>
+      <w:r>
+        <w:t>10.6 Literature, Ethics, and Limitations</w:t>
+      </w:r>
+    </w:p>
+    <w:p>
+      <w:pPr>
+        <w:pStyle w:val="BodyText"/>
+      </w:pPr>
+      <w:r>
+        <w:t>The findings are consistent with the literature in showing that AI ethics evaluation is plural, that introspection-like output should be interpreted cautiously, and that evaluation infrastructure can itself be a meaningful research contribution. The project relied on public secondary datasets and used aggregate reporting and data minimisation throughout. Its main limitations are that the prompt-based runs are replay-based, the reasoning and interpretive scorers are heuristic, MoReBench Public was used only as a 50-item subset, and some interpretive findings are sensitive to scorer design. These limits constrain the generality of the conclusions</w:t>
+      </w:r>
+      <w:r>
+        <w:t>.</w:t>
+      </w:r>
+    </w:p>
+    <w:p>
+      <w:pPr>
+        <w:pStyle w:val="Heading4"/>
+      </w:pPr>
+      <w:r>
+        <w:t>10.7 Future Work</w:t>
+      </w:r>
+    </w:p>
+    <w:p>
+      <w:pPr>
+        <w:pStyle w:val="BodyText"/>
+      </w:pPr>
+      <w:r>
+        <w:t>Future work should expand the reasoning layer, refine the interpretive scorer, and add limited human review of selected prompt outputs. More broadly, the thesis suggests that AI ethics evaluation should be treated as a set of linked but distinct measurement problems rather than a single composite score.</w:t>
       </w:r>
     </w:p>
     <w:p>
       <w:pPr>
         <w:pStyle w:val="Heading2"/>
         <w:rPr>
-          <w:lang w:val="en-SG"/>
-        </w:rPr>
-      </w:pPr>
-      <w:bookmarkStart w:id="16" w:name="_Toc225616041"/>
-      <w:r>
-        <w:rPr>
-          <w:lang w:val="en-SG"/>
-        </w:rPr>
-        <w:t>Chapter 10: Discussion</w:t>
-      </w:r>
-      <w:bookmarkEnd w:id="16"/>
+          <w:shd w:val="clear" w:color="auto" w:fill="FFFFFF"/>
+        </w:rPr>
+      </w:pPr>
+      <w:bookmarkStart w:id="17" w:name="_Toc225616042"/>
+      <w:r>
+        <w:rPr>
+          <w:shd w:val="clear" w:color="auto" w:fill="FFFFFF"/>
+        </w:rPr>
+        <w:t>Chapter 11: Conclusion</w:t>
+      </w:r>
+      <w:bookmarkEnd w:id="17"/>
     </w:p>
     <w:p>
       <w:pPr>
         <w:pStyle w:val="Heading4"/>
       </w:pPr>
       <w:r>
-        <w:t>10.1 Overview</w:t>
+        <w:t>11.1 Final Answers to the Research Questions</w:t>
       </w:r>
     </w:p>
     <w:p>
@@ -16510,7 +16138,43 @@
         <w:pStyle w:val="BodyText"/>
       </w:pPr>
       <w:r>
-        <w:t>This chapter brings together the supervised and prompt-based results in order to address the broader aims of the thesis. The main finding is that AI ethics evaluation cannot be reduced to a single benchmark format. Research Question 1 required supervised classification evidence, Research Question 2 required prompt-based moral reasoning evidence, and Research Question 3 required theory-informed proxy evaluation. Taken together, the results support a layered approach rather than a single leaderboard-style comparison.</w:t>
+        <w:t xml:space="preserve">Research Question 1 asked how different AI models perform across supervised moral datasets. Transformer models generally outperformed classical baselines, but results varied by dataset. </w:t>
+      </w:r>
+      <w:proofErr w:type="spellStart"/>
+      <w:r>
+        <w:t>DeBERTa</w:t>
+      </w:r>
+      <w:proofErr w:type="spellEnd"/>
+      <w:r>
+        <w:t xml:space="preserve"> performed best on ETHICS, </w:t>
+      </w:r>
+      <w:proofErr w:type="spellStart"/>
+      <w:r>
+        <w:t>NormBank</w:t>
+      </w:r>
+      <w:proofErr w:type="spellEnd"/>
+      <w:r>
+        <w:t xml:space="preserve"> appeared comparatively </w:t>
+      </w:r>
+      <w:r>
+        <w:lastRenderedPageBreak/>
+        <w:t>easy but was affected by likely label leakage, and MFRC remained the most challenging supervised benchmark.</w:t>
+      </w:r>
+    </w:p>
+    <w:p>
+      <w:pPr>
+        <w:pStyle w:val="BodyText"/>
+      </w:pPr>
+      <w:r>
+        <w:t>Research Question 2 asked how different AI models behave on open-ended moral reasoning benchmarks. The project answered this by implementing a prompt-evaluation layer spanning MoralBench and MoReBench Public, with comparative results across three model labels. ChatGPT performed strongest overall, but rankings varied by benchmark.</w:t>
+      </w:r>
+    </w:p>
+    <w:p>
+      <w:pPr>
+        <w:pStyle w:val="BodyText"/>
+      </w:pPr>
+      <w:r>
+        <w:t>Research Question 3 asked what observable metrics might indicate consciousness-like behaviour in AI systems. The project answered this through five theory-informed proxy metrics: self-model consistency, metacognitive calibration, identity persistence, cross-context integration, and agency coherence. These support cautious interpretive comparison, but not claims of actual consciousness</w:t>
       </w:r>
     </w:p>
     <w:p>
@@ -16518,8 +16182,7 @@
         <w:pStyle w:val="Heading4"/>
       </w:pPr>
       <w:r>
-        <w:lastRenderedPageBreak/>
-        <w:t>10.2 Research Question 1</w:t>
+        <w:t>11.2 Main Contributions</w:t>
       </w:r>
     </w:p>
     <w:p>
@@ -16533,35 +16196,43 @@
         <w:rPr>
           <w:lang w:val="en-US"/>
         </w:rPr>
-        <w:t xml:space="preserve">The supervised results showed that performance is strongly dataset-dependent. Transformer models generally outperformed classical baselines, but the strongest model varied by dataset. </w:t>
+        <w:t>This project makes four main contributions. First, it proposes a three-layer evaluation design separating supervised moral classification, open-ended moral reasoning, and consciousness-like proxy evaluation. Second, it implements a reproducible repository-</w:t>
       </w:r>
       <w:proofErr w:type="spellStart"/>
       <w:r>
         <w:rPr>
           <w:lang w:val="en-US"/>
         </w:rPr>
-        <w:t>DeBERTa</w:t>
+        <w:t>centred</w:t>
       </w:r>
       <w:proofErr w:type="spellEnd"/>
       <w:r>
         <w:rPr>
           <w:lang w:val="en-US"/>
         </w:rPr>
-        <w:t xml:space="preserve"> performed best on ETHICS, MFRC proved much harder across all saved runs, and </w:t>
+        <w:t xml:space="preserve"> workflow linking raw data, processed benchmarks, experiments, notebooks, and results. Third, it provides baseline supervised comparisons across ETHICS, </w:t>
       </w:r>
       <w:proofErr w:type="spellStart"/>
       <w:r>
         <w:rPr>
           <w:lang w:val="en-US"/>
         </w:rPr>
-        <w:t>NormBank’s</w:t>
+        <w:t>NormBank</w:t>
       </w:r>
       <w:proofErr w:type="spellEnd"/>
       <w:r>
         <w:rPr>
           <w:lang w:val="en-US"/>
         </w:rPr>
-        <w:t xml:space="preserve"> near-perfect scores were likely inflated by label leakage.</w:t>
+        <w:t>, and MFRC. Fourth, it implements a theory-informed prompt-based evaluation framework for both reasoning and interpretive analysis.</w:t>
+      </w:r>
+    </w:p>
+    <w:p>
+      <w:pPr>
+        <w:pStyle w:val="Heading4"/>
+      </w:pPr>
+      <w:r>
+        <w:t>11.3 Closing Remarks</w:t>
       </w:r>
     </w:p>
     <w:p>
@@ -16575,286 +16246,70 @@
         <w:rPr>
           <w:lang w:val="en-US"/>
         </w:rPr>
-        <w:t>This shows that supervised moral benchmark performance is not a single stable capability. Supervised evaluation is useful for comparing label-reproduction performance, but it cannot by itself establish moral reasoning or normative understanding.</w:t>
-      </w:r>
-    </w:p>
-    <w:p>
-      <w:pPr>
-        <w:pStyle w:val="Heading4"/>
-      </w:pPr>
-      <w:r>
-        <w:t>10.3 Research Question 2</w:t>
-      </w:r>
-    </w:p>
-    <w:p>
-      <w:pPr>
-        <w:pStyle w:val="BodyText"/>
-      </w:pPr>
-      <w:r>
-        <w:t xml:space="preserve">The prompt-based reasoning results showed that open-ended moral reasoning performance is also benchmark-dependent. ChatGPT performed strongest overall across </w:t>
+        <w:t xml:space="preserve">The main lesson of this thesis is that AI ethics evaluation requires methodological separation and interpretive caution. Different datasets and tasks support different kinds of claims, and treating them as interchangeable weakens both empirical </w:t>
       </w:r>
       <w:proofErr w:type="spellStart"/>
       <w:r>
-        <w:t>MoralBench</w:t>
+        <w:rPr>
+          <w:lang w:val="en-US"/>
+        </w:rPr>
+        <w:t>rigour</w:t>
       </w:r>
       <w:proofErr w:type="spellEnd"/>
       <w:r>
-        <w:t xml:space="preserve"> and the </w:t>
+        <w:rPr>
+          <w:lang w:val="en-US"/>
+        </w:rPr>
+        <w:t xml:space="preserve"> and conceptual clarity. By </w:t>
       </w:r>
       <w:proofErr w:type="spellStart"/>
       <w:r>
-        <w:t>MoReBench</w:t>
+        <w:rPr>
+          <w:lang w:val="en-US"/>
+        </w:rPr>
+        <w:t>organising</w:t>
       </w:r>
       <w:proofErr w:type="spellEnd"/>
       <w:r>
-        <w:t xml:space="preserve"> Public subset, but the ranking was not identical across the two benchmarks. DeepSeek performed especially well on </w:t>
+        <w:rPr>
+          <w:lang w:val="en-US"/>
+        </w:rPr>
+        <w:t xml:space="preserve"> the project around a layered benchmark design, this thesis provides a more defensible basis for evaluating moral classification, open-ended reasoning, and consciousness-like proxy </w:t>
       </w:r>
       <w:proofErr w:type="spellStart"/>
       <w:r>
-        <w:t>MoralBench</w:t>
+        <w:rPr>
+          <w:lang w:val="en-US"/>
+        </w:rPr>
+        <w:t>behaviour</w:t>
       </w:r>
       <w:proofErr w:type="spellEnd"/>
       <w:r>
-        <w:t xml:space="preserve">, while Claude was relatively stronger on </w:t>
-      </w:r>
-      <w:proofErr w:type="spellStart"/>
-      <w:r>
-        <w:t>MoReBench</w:t>
-      </w:r>
-      <w:proofErr w:type="spellEnd"/>
-      <w:r>
-        <w:t xml:space="preserve"> Public than on </w:t>
-      </w:r>
-      <w:proofErr w:type="spellStart"/>
-      <w:r>
-        <w:t>MoralBench</w:t>
-      </w:r>
-      <w:proofErr w:type="spellEnd"/>
-      <w:r>
-        <w:t>.</w:t>
-      </w:r>
-    </w:p>
-    <w:p>
-      <w:pPr>
-        <w:pStyle w:val="BodyText"/>
-      </w:pPr>
-      <w:r>
-        <w:t>These findings support comparative reasoning analysis, but they should be interpreted cautiously. The scores are heuristic and format-sensitive, so they are meaningful within the project’s benchmark design rather than as universal measures of moral reasoning ability.</w:t>
-      </w:r>
-    </w:p>
-    <w:p>
-      <w:pPr>
-        <w:pStyle w:val="Heading4"/>
-      </w:pPr>
-      <w:r>
-        <w:t>10.4 Research Question 3</w:t>
-      </w:r>
-    </w:p>
-    <w:p>
-      <w:pPr>
-        <w:pStyle w:val="BodyText"/>
         <w:rPr>
           <w:lang w:val="en-US"/>
         </w:rPr>
-      </w:pPr>
-      <w:r>
-        <w:rPr>
-          <w:lang w:val="en-US"/>
-        </w:rPr>
-        <w:t xml:space="preserve">Informed proxy families included self-model consistency, metacognitive calibration, identity persistence, cross-context integration, and agency coherence. ChatGPT and DeepSeek performed similarly and generally outperformed Claude, with the strongest signals appearing in metacognitive calibration and cross-context integration, while self-model consistency remained weak across all models. These findings support proxy-based interpretive evaluation, but not claims of actual consciousness, since the benchmark measures </w:t>
-      </w:r>
-      <w:proofErr w:type="spellStart"/>
-      <w:r>
-        <w:rPr>
-          <w:lang w:val="en-US"/>
-        </w:rPr>
-        <w:t>behavioural</w:t>
-      </w:r>
-      <w:proofErr w:type="spellEnd"/>
-      <w:r>
-        <w:rPr>
-          <w:lang w:val="en-US"/>
-        </w:rPr>
-        <w:t xml:space="preserve"> alignment rather than subjective awareness.</w:t>
-      </w:r>
-    </w:p>
-    <w:p>
-      <w:pPr>
-        <w:pStyle w:val="Heading4"/>
-      </w:pPr>
-      <w:r>
-        <w:t>10.5 Comparison Between the Layers</w:t>
-      </w:r>
-    </w:p>
-    <w:p>
-      <w:pPr>
-        <w:pStyle w:val="BodyText"/>
-      </w:pPr>
-      <w:r>
-        <w:t>The three benchmark layers provide different kinds of evidence: supervised classification on structured datasets, generated reasoning on moral benchmarks, and alignment with theory-linked behavioural proxies. They are related, but not interchangeable. One of the main contributions of the thesis is therefore to show that classification, reasoning, and proxy evaluation should not be collapsed into a single claim about “ethical AI performance.”</w:t>
-      </w:r>
-    </w:p>
-    <w:p>
-      <w:pPr>
-        <w:pStyle w:val="Heading4"/>
-      </w:pPr>
-      <w:r>
-        <w:t>10.6 Literature, Ethics, and Limitations</w:t>
-      </w:r>
-    </w:p>
-    <w:p>
-      <w:pPr>
-        <w:pStyle w:val="BodyText"/>
-      </w:pPr>
-      <w:r>
-        <w:t xml:space="preserve">The findings are consistent with the literature in showing that AI ethics evaluation is plural, that introspection-like output should be interpreted cautiously, and that evaluation infrastructure can itself be a meaningful research contribution. The project relied on public secondary datasets and used aggregate reporting and data minimisation throughout. Its main limitations are that the prompt-based runs are replay-based, the reasoning and interpretive scorers are heuristic, </w:t>
-      </w:r>
-      <w:proofErr w:type="spellStart"/>
-      <w:r>
-        <w:t>MoReBench</w:t>
-      </w:r>
-      <w:proofErr w:type="spellEnd"/>
-      <w:r>
-        <w:t xml:space="preserve"> Public was used only as a 50-item subset, </w:t>
-      </w:r>
-      <w:r>
-        <w:lastRenderedPageBreak/>
-        <w:t>and some interpretive findings are sensitive to scorer design. These limits constrain the generality of the conclusions.</w:t>
-      </w:r>
-    </w:p>
-    <w:p>
-      <w:pPr>
-        <w:pStyle w:val="Heading4"/>
-      </w:pPr>
-      <w:r>
-        <w:t>10.7 Future Work</w:t>
-      </w:r>
-    </w:p>
-    <w:p>
-      <w:pPr>
-        <w:pStyle w:val="BodyText"/>
-      </w:pPr>
-      <w:r>
-        <w:t>Future work should expand the reasoning layer, refine the interpretive scorer, and add limited human review of selected prompt outputs. More broadly, the thesis suggests that AI ethics evaluation should be treated as a set of linked but distinct measurement problems rather than a single composite score.</w:t>
+        <w:t xml:space="preserve"> in AI systems.</w:t>
+      </w:r>
+    </w:p>
+    <w:p>
+      <w:pPr>
+        <w:spacing w:line="259" w:lineRule="auto"/>
+        <w:rPr>
+          <w:rFonts w:eastAsiaTheme="majorEastAsia" w:cstheme="majorBidi"/>
+          <w:b/>
+          <w:bCs/>
+          <w:szCs w:val="26"/>
+        </w:rPr>
+      </w:pPr>
+      <w:bookmarkStart w:id="18" w:name="_Toc225616043"/>
+      <w:r>
+        <w:br w:type="page"/>
       </w:r>
     </w:p>
     <w:p>
       <w:pPr>
         <w:pStyle w:val="Heading2"/>
-        <w:rPr>
-          <w:shd w:val="clear" w:color="auto" w:fill="FFFFFF"/>
-        </w:rPr>
-      </w:pPr>
-      <w:bookmarkStart w:id="17" w:name="_Toc225616042"/>
-      <w:r>
-        <w:rPr>
-          <w:shd w:val="clear" w:color="auto" w:fill="FFFFFF"/>
-        </w:rPr>
-        <w:t>Chapter 11: Conclusion</w:t>
-      </w:r>
-      <w:bookmarkEnd w:id="17"/>
-    </w:p>
-    <w:p>
-      <w:pPr>
-        <w:pStyle w:val="Heading4"/>
-      </w:pPr>
-      <w:r>
-        <w:t>11.1 Final Answers to the Research Questions</w:t>
-      </w:r>
-    </w:p>
-    <w:p>
-      <w:pPr>
-        <w:pStyle w:val="BodyText"/>
-      </w:pPr>
-      <w:r>
-        <w:t xml:space="preserve">Research Question 1 asked how different AI models perform across supervised moral datasets. The project shows that transformer models generally outperform classical baselines, but that results vary substantially by dataset. </w:t>
-      </w:r>
-      <w:proofErr w:type="spellStart"/>
-      <w:r>
-        <w:t>DeBERTa</w:t>
-      </w:r>
-      <w:proofErr w:type="spellEnd"/>
-      <w:r>
-        <w:t xml:space="preserve"> performs best on ETHICS, </w:t>
-      </w:r>
-      <w:proofErr w:type="spellStart"/>
-      <w:r>
-        <w:t>NormBank</w:t>
-      </w:r>
-      <w:proofErr w:type="spellEnd"/>
-      <w:r>
-        <w:t xml:space="preserve"> appears comparatively easy across several models, and MFRC remains the most challenging supervised benchmark.</w:t>
-      </w:r>
-    </w:p>
-    <w:p>
-      <w:pPr>
-        <w:pStyle w:val="BodyText"/>
-      </w:pPr>
-      <w:r>
-        <w:t xml:space="preserve">Research Question 2 asked how different AI models behave on open-ended moral reasoning benchmarks. The project establishes the benchmark layer and prompt-evaluation pipeline needed to answer this question, but the currently saved outputs do not yet provide a final comparative result across multiple real </w:t>
-      </w:r>
-      <w:proofErr w:type="gramStart"/>
-      <w:r>
-        <w:t>model</w:t>
-      </w:r>
-      <w:proofErr w:type="gramEnd"/>
-      <w:r>
-        <w:t xml:space="preserve"> runs.</w:t>
-      </w:r>
-    </w:p>
-    <w:p>
-      <w:pPr>
-        <w:pStyle w:val="BodyText"/>
-      </w:pPr>
-      <w:r>
-        <w:t>Research Question 3 asked what observable metrics might indicate consciousness-like behaviour in AI systems. The project answers this by defining and implementing a set of theory-informed proxy metrics, namely self-model consistency, metacognitive calibration, identity persistence, cross-context integration, and agency coherence. These metrics provide a structured basis for cautious evaluation, but not evidence of actual consciousness.</w:t>
-      </w:r>
-    </w:p>
-    <w:p>
-      <w:pPr>
-        <w:pStyle w:val="Heading4"/>
-      </w:pPr>
-      <w:r>
-        <w:t>11.2 Main Contributions</w:t>
-      </w:r>
-    </w:p>
-    <w:p>
-      <w:pPr>
-        <w:pStyle w:val="BodyText"/>
-      </w:pPr>
-      <w:r>
-        <w:t xml:space="preserve">This project makes four main contributions. First, it proposes a three-layer evaluation design separating supervised moral classification, open-ended moral reasoning, and consciousness-like proxy evaluation. Second, it implements a reproducible repository-centred workflow linking raw data, processed benchmarks, experiments, notebooks, and saved results. Third, it provides baseline supervised comparisons across ETHICS, </w:t>
-      </w:r>
-      <w:proofErr w:type="spellStart"/>
-      <w:r>
-        <w:t>NormBank</w:t>
-      </w:r>
-      <w:proofErr w:type="spellEnd"/>
-      <w:r>
-        <w:t>, and MFRC. Fourth, it implements a theory-informed prompt-based evaluation framework for both reasoning and interpretive analysis.</w:t>
-      </w:r>
-    </w:p>
-    <w:p>
-      <w:pPr>
-        <w:pStyle w:val="Heading4"/>
-      </w:pPr>
-      <w:r>
-        <w:t>11.3 Closing Remarks</w:t>
-      </w:r>
-    </w:p>
-    <w:p>
-      <w:pPr>
-        <w:pStyle w:val="BodyText"/>
-      </w:pPr>
-      <w:r>
-        <w:t>The main lesson of this thesis is that AI ethics evaluation requires methodological separation and interpretive discipline. Different datasets and tasks support different kinds of claims, and treating them as interchangeable weakens both empirical rigor and conceptual clarity. By organising the project around layered benchmark design, this thesis provides a more defensible basis for evaluating moral performance, open-ended reasoning, and consciousness-like proxy behaviour in AI systems.</w:t>
-      </w:r>
-    </w:p>
-    <w:p>
-      <w:pPr>
-        <w:pStyle w:val="Heading2"/>
-      </w:pPr>
-      <w:bookmarkStart w:id="18" w:name="_Toc225616043"/>
+      </w:pPr>
       <w:r>
         <w:lastRenderedPageBreak/>
         <w:t>References</w:t>
@@ -16863,94 +16318,702 @@
     </w:p>
     <w:p>
       <w:pPr>
-        <w:pStyle w:val="BodyText"/>
-        <w:rPr>
-          <w:lang w:val="en-US"/>
-        </w:rPr>
-      </w:pPr>
-      <w:r>
-        <w:rPr>
-          <w:lang w:val="en-US"/>
-        </w:rPr>
+        <w:pStyle w:val="Bibliography"/>
+      </w:pPr>
+      <w:r>
         <w:fldChar w:fldCharType="begin"/>
       </w:r>
       <w:r>
-        <w:rPr>
-          <w:lang w:val="en-US"/>
-        </w:rPr>
-        <w:instrText xml:space="preserve"> ADDIN ZOTERO_ITEM CSL_CITATION {"citationID":"iJuDlmgs","properties":{"unsorted":false,"formattedCitation":"(Baars, 2005; Bender et al., 2021; Bommasani et al., 2021, 2023; Butlin et al., 2023; Chicco &amp; Jurman, 2020; Chiu et al., 2025; Dehaene et al., 2017; Devlin et al., 2019; Floridi &amp; Cowls, 2019; Friston, 2010; Graham et al., 2013; Graziano &amp; Webb, 2015; Hopp et al., 2021; Jain et al., 2024; Ji et al., 2024; Jiang et al., 2025; Jobin et al., 2019; Lau &amp; Rosenthal, 2011; Mittelstadt, 2019; Oizumi et al., 2014; Pyatkin et al., 2023; Scherrer et al., 2023; Selbst et al., 2019; Weidinger et al., 2021, 2022; Zhou et al., 2024; Ziems et al., 2023)","plainCitation":"(Baars, 2005; Bender et al., 2021; Bommasani et al., 2021, 2023; Butlin et al., 2023; Chicco &amp; Jurman, 2020; Chiu et al., 2025; Dehaene et al., 2017; Devlin et al., 2019; Floridi &amp; Cowls, 2019; Friston, 2010; Graham et al., 2013; Graziano &amp; Webb, 2015; Hopp et al., 2021; Jain et al., 2024; Ji et al., 2024; Jiang et al., 2025; Jobin et al., 2019; Lau &amp; Rosenthal, 2011; Mittelstadt, 2019; Oizumi et al., 2014; Pyatkin et al., 2023; Scherrer et al., 2023; Selbst et al., 2019; Weidinger et al., 2021, 2022; Zhou et al., 2024; Ziems et al., 2023)","noteIndex":0},"citationItems":[{"id":73,"uris":["http://zotero.org/users/local/DrAYrfxe/items/QIZSXPUX"],"itemData":{"id":73,"type":"chapter","container-title":"Progress in Brain Research","DOI":"10.1016/S0079-6123(05)50004-9","ISBN":"978-0-444-51851-4","language":"en","page":"45-53","publisher":"Elsevier","source":"DOI.org (Crossref)","title":"Global workspace theory of consciousness: toward a cognitive neuroscience of human experience","title-short":"Global workspace theory of consciousness","URL":"https://linkinghub.elsevier.com/retrieve/pii/S0079612305500049","volume":"150","author":[{"family":"Baars","given":"Bernard J."}],"accessed":{"date-parts":[["2026",3,28]]},"issued":{"date-parts":[["2005"]]}}},{"id":2,"uris":["http://zotero.org/users/local/DrAYrfxe/items/HI8KXJ3K"],"itemData":{"id":2,"type":"paper-conference","container-title":"Proceedings of the 2021 ACM Conference on Fairness, Accountability, and Transparency","DOI":"10.1145/3442188.3445922","event-title":"FAccT '21: 2021 ACM Conference on Fairness, Accountability, and Transparency","ISBN":"978-1-4503-8309-7","language":"en","page":"610-623","publisher":"ACM","publisher-place":"Virtual Event Canada","source":"DOI.org (Crossref)","title":"On the Dangers of Stochastic Parrots: Can Language Models Be Too Big? </w:instrText>
+        <w:instrText xml:space="preserve"> ADDIN ZOTERO_BIBL {"uncited":[],"omitted":[],"custom":[]} CSL_BIBLIOGRAPHY </w:instrText>
+      </w:r>
+      <w:r>
+        <w:fldChar w:fldCharType="separate"/>
+      </w:r>
+      <w:r>
+        <w:t xml:space="preserve">Bender, E. M., Gebru, T., McMillan-Major, A., &amp; </w:t>
+      </w:r>
+      <w:proofErr w:type="spellStart"/>
+      <w:r>
+        <w:t>Shmitchell</w:t>
+      </w:r>
+      <w:proofErr w:type="spellEnd"/>
+      <w:r>
+        <w:t xml:space="preserve">, S. (2021). On the Dangers of Stochastic Parrots: Can Language Models Be Too Big? </w:t>
       </w:r>
       <w:r>
         <w:rPr>
           <w:rFonts w:ascii="Segoe UI Emoji" w:hAnsi="Segoe UI Emoji" w:cs="Segoe UI Emoji"/>
-          <w:lang w:val="en-US"/>
-        </w:rPr>
-        <w:instrText>🦜</w:instrText>
-      </w:r>
-      <w:r>
-        <w:rPr>
-          <w:lang w:val="en-US"/>
-        </w:rPr>
-        <w:instrText xml:space="preserve">","title-short":"On the Dangers of Stochastic Parrots","URL":"https://dl.acm.org/doi/10.1145/3442188.3445922","author":[{"family":"Bender","given":"Emily M."},{"family":"Gebru","given":"Timnit"},{"family":"McMillan-Major","given":"Angelina"},{"family":"Shmitchell","given":"Shmargaret"}],"accessed":{"date-parts":[["2026",3,28]]},"issued":{"date-parts":[["2021",3,3]]}}},{"id":3,"uris":["http://zotero.org/users/local/DrAYrfxe/items/D7RWSS72"],"itemData":{"id":3,"type":"article","abstract":"AI is undergoing a paradigm shift with the rise of models (e.g., BERT, DALL-E, GPT-3) that are trained on broad data at scale and are adaptable to a wide range of downstream tasks. We call these models foundation models to underscore their critically central yet incomplete character. This report provides a thorough account of the opportunities and risks of foundation models, ranging from their capabilities (e.g., language, vision, robotics, reasoning, human interaction) and technical principles(e.g., model architectures, training procedures, data, systems, security, evaluation, theory) to their applications (e.g., law, healthcare, education) and societal impact (e.g., inequity, misuse, economic and environmental impact, legal and ethical considerations). Though foundation models are based on standard deep learning and transfer learning, their scale results in new emergent capabilities,and their effectiveness across so many tasks incentivizes homogenization. Homogenization provides powerful leverage but demands caution, as the defects of the foundation model are inherited by all the adapted models downstream. Despite the impending widespread deployment of foundation models, we currently lack a clear understanding of how they work, when they fail, and what they are even capable of due to their emergent properties. To tackle these questions, we believe much of the critical research on foundation models will require deep interdisciplinary collaboration commensurate with their fundamentally sociotechnical nature.","DOI":"10.48550/ARXIV.2108.07258","license":"Creative Commons Attribution 4.0 International","note":"version: 3","publisher":"arXiv","source":"DOI.org (Datacite)","title":"On the Opportunities and Risks of Foundation Models","URL":"https://arxiv.org/abs/2108.07258","author":[{"family":"Bommasani","given":"Rishi"},{"family":"Hudson","given":"Drew A."},{"family":"Adeli","given":"Ehsan"},{"family":"Altman","given":"Russ"},{"family":"Arora","given":"Simran"},{"family":"Arx","given":"Sydney","non-dropping-particle":"von"},{"family":"Bernstein","given":"Michael S."},{"family":"Bohg","given":"Jeannette"},{"family":"Bosselut","given":"Antoine"},{"family":"Brunskill","given":"Emma"},{"family":"Brynjolfsson","given":"Erik"},{"family":"Buch","given":"Shyamal"},{"family":"Card","given":"Dallas"},{"family":"Castellon","given":"Rodrigo"},{"family":"Chatterji","given":"Niladri"},{"family":"Chen","given":"Annie"},{"family":"Creel","given":"Kathleen"},{"family":"Davis","given":"Jared Quincy"},{"family":"Demszky","given":"Dora"},{"family":"Donahue","given":"Chris"},{"family":"Doumbouya","given":"Moussa"},{"family":"Durmus","given":"Esin"},{"family":"Ermon","given":"Stefano"},{"family":"Etchemendy","given":"John"},{"family":"Ethayarajh","given":"Kawin"},{"family":"Fei-Fei","given":"Li"},{"family":"Finn","given":"Chelsea"},{"family":"Gale","given":"Trevor"},{"family":"Gillespie","given":"Lauren"},{"family":"Goel","given":"Karan"},{"family":"Goodman","given":"Noah"},{"family":"Grossman","given":"Shelby"},{"family":"Guha","given":"Neel"},{"family":"Hashimoto","given":"Tatsunori"},{"family":"Henderson","given":"Peter"},{"family":"Hewitt","given":"John"},{"family":"Ho","given":"Daniel E."},{"family":"Hong","given":"Jenny"},{"family":"Hsu","given":"Kyle"},{"family":"Huang","given":"Jing"},{"family":"Icard","given":"Thomas"},{"family":"Jain","given":"Saahil"},{"family":"Jurafsky","given":"Dan"},{"family":"Kalluri","given":"Pratyusha"},{"family":"Karamcheti","given":"Siddharth"},{"family":"Keeling","given":"Geoff"},{"family":"Khani","given":"Fereshte"},{"family":"Khattab","given":"Omar"},{"family":"Koh","given":"Pang Wei"},{"family":"Krass","given":"Mark"},{"family":"Krishna","given":"Ranjay"},{"family":"Kuditipudi","given":"Rohith"},{"family":"Kumar","given":"Ananya"},{"family":"Ladhak","given":"Faisal"},{"family":"Lee","given":"Mina"},{"family":"Lee","given":"Tony"},{"family":"Leskovec","given":"Jure"},{"family":"Levent","given":"Isabelle"},{"family":"Li","given":"Xiang Lisa"},{"family":"Li","given":"Xuechen"},{"family":"Ma","given":"Tengyu"},{"family":"Malik","given":"Ali"},{"family":"Manning","given":"Christopher D."},{"family":"Mirchandani","given":"Suvir"},{"family":"Mitchell","given":"Eric"},{"family":"Munyikwa","given":"Zanele"},{"family":"Nair","given":"Suraj"},{"family":"Narayan","given":"Avanika"},{"family":"Narayanan","given":"Deepak"},{"family":"Newman","given":"Ben"},{"family":"Nie","given":"Allen"},{"family":"Niebles","given":"Juan Carlos"},{"family":"Nilforoshan","given":"Hamed"},{"family":"Nyarko","given":"Julian"},{"family":"Ogut","given":"Giray"},{"family":"Orr","given":"Laurel"},{"family":"Papadimitriou","given":"Isabel"},{"family":"Park","given":"Joon Sung"},{"family":"Piech","given":"Chris"},{"family":"Portelance","given":"Eva"},{"family":"Potts","given":"Christopher"},{"family":"Raghunathan","given":"Aditi"},{"family":"Reich","given":"Rob"},{"family":"Ren","given":"Hongyu"},{"family":"Rong","given":"Frieda"},{"family":"Roohani","given":"Yusuf"},{"family":"Ruiz","given":"Camilo"},{"family":"Ryan","given":"Jack"},{"family":"Ré","given":"Christopher"},{"family":"Sadigh","given":"Dorsa"},{"family":"Sagawa","given":"Shiori"},{"family":"Santhanam","given":"Keshav"},{"family":"Shih","given":"Andy"},{"family":"Srinivasan","given":"Krishnan"},{"family":"Tamkin","given":"Alex"},{"family":"Taori","given":"Rohan"},{"family":"Thomas","given":"Armin W."},{"family":"Tramèr","given":"Florian"},{"family":"Wang","given":"Rose E."},{"family":"Wang","given":"William"},{"family":"Wu","given":"Bohan"},{"family":"Wu","given":"Jiajun"},{"family":"Wu","given":"Yuhuai"},{"family":"Xie","given":"Sang Michael"},{"family":"Yasunaga","given":"Michihiro"},{"family":"You","given":"Jiaxuan"},{"family":"Zaharia","given":"Matei"},{"family":"Zhang","given":"Michael"},{"family":"Zhang","given":"Tianyi"},{"family":"Zhang","given":"Xikun"},{"family":"Zhang","given":"Yuhui"},{"family":"Zheng","given":"Lucia"},{"family":"Zhou","given":"Kaitlyn"},{"family":"Liang","given":"Percy"}],"accessed":{"date-parts":[["2026",3,28]]},"issued":{"date-parts":[["2021"]]}}},{"id":67,"uris":["http://zotero.org/users/local/DrAYrfxe/items/9ND5WZZT"],"itemData":{"id":67,"type":"article-journal","abstract":"Abstract\n            \n              Language models (LMs) like GPT‐3, PaLM, and ChatGPT are the foundation for almost all major language technologies, but their capabilities, limitations, and risks are not well understood. We present Holistic Evaluation of Language Models (HELM) to improve the transparency of LMs. LMs can serve many purposes and their behavior should satisfy many desiderata. To navigate the vast space of potential scenarios and metrics, we taxonomize the space and select representative subsets. We evaluate models on 16 core scenarios and 7 metrics, exposing important trade‐offs. We supplement our core evaluation with seven targeted evaluations to deeply analyze specific aspects (including world knowledge, reasoning, regurgitation of copyrighted content, and generation of disinformation). We benchmark 30 LMs, from OpenAI, Microsoft, Google, Meta, Cohere, AI21 Labs, and others. Prior to HELM, models were evaluated on just 17.9% of the core HELM scenarios, with some prominent models not sharing a single scenario in common. We improve this to 96.0%: all 30 models are now benchmarked under the same standardized conditions. Our evaluation surfaces 25 top‐level findings. For full transparency, we release all raw model prompts and completions publicly. HELM is a living benchmark for the community, continuously updated with new scenarios, metrics, and models\n              https://crfm.stanford.edu/helm/latest/\n              .","container-title":"Annals of the New York Academy of Sciences","DOI":"10.1111/nyas.15007","ISSN":"0077-8923, 1749-6632","issue":"1","journalAbbreviation":"Annals of the New York Academy of Sciences","language":"en","page":"140-146","source":"DOI.org (Crossref)","title":"Holistic Evaluation of Language Models","volume":"1525","author":[{"family":"Bommasani","given":"Rishi"},{"family":"Liang","given":"Percy"},{"family":"Lee","given":"Tony"}],"issued":{"date-parts":[["2023",7]]}}},{"id":5,"uris":["http://zotero.org/users/local/DrAYrfxe/items/DGC6GY8P"],"itemData":{"id":5,"type":"article","abstract":"Whether current or near-term AI systems could be conscious is a topic of scientific interest and increasing public concern. This report argues for, and exemplifies, a rigorous and empirically grounded approach to AI consciousness: assessing existing AI systems in detail, in light of our best-supported neuroscientific theories of consciousness. We survey several prominent scientific theories of consciousness, including recurrent processing theory, global workspace theory, higher-order theories, predictive processing, and attention schema theory. From these theories we derive \"indicator properties\" of consciousness, elucidated in computational terms that allow us to assess AI systems for these properties. We use these indicator properties to assess several recent AI systems, and we discuss how future systems might implement them. Our analysis suggests that no current AI systems are conscious, but also suggests that there are no obvious technical barriers to building AI systems which satisfy these indicators.","DOI":"10.48550/ARXIV.2308.08708","license":"Creative Commons Attribution Non Commercial Share Alike 4.0 International","note":"version: 3","publisher":"arXiv","source":"DOI.org (Datacite)","title":"Consciousness in Artificial Intelligence: Insights from the Science of Consciousness","title-short":"Consciousness in Artificial Intelligence","URL":"https://arxiv.org/abs/2308.08708","author":[{"family":"Butlin","given":"Patrick"},{"family":"Long","given":"Robert"},{"family":"Elmoznino","given":"Eric"},{"family":"Bengio","given":"Yoshua"},{"family":"Birch","given":"Jonathan"},{"family":"Constant","given":"Axel"},{"family":"Deane","given":"George"},{"family":"Fleming","given":"Stephen M."},{"family":"Frith","given":"Chris"},{"family":"Ji","given":"Xu"},{"family":"Kanai","given":"Ryota"},{"family":"Klein","given":"Colin"},{"family":"Lindsay","given":"Grace"},{"family":"Michel","given":"Matthias"},{"family":"Mudrik","given":"Liad"},{"family":"Peters","given":"Megan A. K."},{"family":"Schwitzgebel","given":"Eric"},{"family":"Simon","given":"Jonathan"},{"family":"VanRullen","given":"Rufin"}],"accessed":{"date-parts":[["2026",3,28]]},"issued":{"date-parts":[["2023"]]}}},{"id":68,"uris":["http://zotero.org/users/local/DrAYrfxe/items/CTV7LI92"],"itemData":{"id":68,"type":"article-journal","abstract":"Abstract\n            \n              Background\n              \n                To evaluate binary classifications and their confusion matrices, scientific researchers can employ several statistical rates, accordingly to the goal of the experiment they are investigating. Despite being a crucial issue in machine learning, no widespread consensus has been reached on a unified elective chosen measure yet. Accuracy and F\n                1\n                score computed on confusion matrices have been (and still are) among the most popular adopted metrics in binary classification tasks. However, these statistical measures can dangerously show overoptimistic inflated results, especially on imbalanced datasets.\n              \n            \n            \n              Results\n              The Matthews correlation coefficient (MCC), instead, is a more reliable statistical rate which produces a high score only if the prediction obtained good results in all of the four confusion matrix categories (true positives, false negatives, true negatives, and false positives), proportionally both to the size of positive elements and the size of negative elements in the dataset.\n            \n            \n              Conclusions\n              \n                In this article, we show how MCC produces a more informative and truthful score in evaluating binary classifications than accuracy and F\n                1\n                score, by first explaining the mathematical properties, and then the asset of MCC in six synthetic use cases and in a real genomics scenario. We believe that the Matthews correlation coefficient should be preferred to accuracy and F\n                1\n                score in evaluating binary classification tasks by all scientific communities.","container-title":"BMC Genomics","DOI":"10.1186/s12864-019-6413-7","ISSN":"1471-2164","issue":"1","journalAbbreviation":"BMC Genomics","language":"en","page":"6","source":"DOI.org (Crossref)","title":"The advantages of the Matthews correlation coefficient (MCC) over F1 score and accuracy in binary classification evaluation","volume":"21","author":[{"family":"Chicco","given":"Davide"},{"family":"Jurman","given":"Giuseppe"}],"issued":{"date-parts":[["2020",12]]}}},{"id":6,"uris":["http://zotero.org/users/local/DrAYrfxe/items/QLIUPQWQ"],"itemData":{"id":6,"type":"article","abstract":"As AI systems progress, we rely more on them to make decisions with us and for us. To ensure that such decisions are aligned with human values, it is imperative for us to understand not only what decisions they make but also how they come to those decisions. Reasoning language models, which provide both final responses and (partially transparent) intermediate thinking traces, present a timely opportunity to study AI procedural reasoning. Unlike math and code problems which often have objectively correct answers, moral dilemmas are an excellent testbed for process-focused evaluation because they allow for multiple defensible conclusions. To do so, we present MoReBench: 1,000 moral scenarios, each paired with a set of rubric criteria that experts consider essential to include (or avoid) when reasoning about the scenarios. MoReBench contains over 23 thousand criteria including identifying moral considerations, weighing trade-offs, and giving actionable recommendations to cover cases on AI advising humans moral decisions as well as making moral decisions autonomously. Separately, we curate MoReBench-Theory: 150 examples to test whether AI can reason under five major frameworks in normative ethics. Our results show that scaling laws and existing benchmarks on math, code, and scientific reasoning tasks fail to predict models' abilities to perform moral reasoning. Models also show partiality towards specific moral frameworks (e.g., Benthamite Act Utilitarianism and Kantian Deontology), which might be side effects of popular training paradigms. Together, these benchmarks advance process-focused reasoning evaluation towards safer and more transparent AI.","DOI":"10.48550/arXiv.2510.16380","note":"arXiv:2510.16380 [cs]","number":"arXiv:2510.16380","publisher":"arXiv","source":"arXiv.org","title":"MoReBench: Evaluating Procedural and Pluralistic Moral Reasoning in Language Models, More than Outcomes","title-short":"MoReBench","URL":"http://arxiv.org/abs/2510.16380","author":[{"family":"Chiu","given":"Yu Ying"},{"family":"Lee","given":"Michael S."},{"family":"Calcott","given":"Rachel"},{"family":"Handoko","given":"Brandon"},{"family":"Font-Reaulx","given":"Paul","dropping-particle":"de"},{"family":"Rodriguez","given":"Paula"},{"family":"Zhang","given":"Chen Bo Calvin"},{"family":"Han","given":"Ziwen"},{"family":"Sehwag","given":"Udari Madhushani"},{"family":"Maurya","given":"Yash"},{"family":"Knight","given":"Christina Q."},{"family":"Lloyd","given":"Harry R."},{"family":"Bacus","given":"Florence"},{"family":"Mazeika","given":"Mantas"},{"family":"Liu","given":"Bing"},{"family":"Choi","given":"Yejin"},{"family":"Gordon","given":"Mitchell L."},{"family":"Levine","given":"Sydney"}],"accessed":{"date-parts":[["2026",3,28]]},"issued":{"date-parts":[["2025",10,18]]}}},{"id":9,"uris":["http://zotero.org/users/local/DrAYrfxe/items/Z85YEKUC"],"itemData":{"id":9,"type":"article-journal","abstract":"The controversial question of whether machines may ever be conscious must be based on a careful consideration of how consciousness arises in the only physical system that undoubtedly possesses it: the human brain. We suggest that the word “consciousness” conflates two different types of information-processing computations in the brain: the selection of information for global broadcasting, thus making it flexibly available for computation and report (C1, consciousness in the first sense), and the self-monitoring of those computations, leading to a subjective sense of certainty or error (C2, consciousness in the second sense). We argue that despite their recent successes, current machines are still mostly implementing computations that reflect unconscious processing (C0) in the human brain. We review the psychological and neural science of unconscious (C0) and conscious computations (C1 and C2) and outline how they may inspire novel machine architectures.","container-title":"Science","DOI":"10.1126/science.aan8871","ISSN":"0036-8075, 1095-9203","issue":"6362","journalAbbreviation":"Science","language":"en","page":"486-492","source":"DOI.org (Crossref)","title":"What is consciousness, and could machines have it?","volume":"358","author":[{"family":"Dehaene","given":"Stanislas"},{"family":"Lau","given":"Hakwan"},{"family":"Kouider","given":"Sid"}],"issued":{"date-parts":[["2017",10,27]]}}},{"id":39,"uris":["http://zotero.org/users/local/DrAYrfxe/items/R7N9UBLS"],"itemData":{"id":39,"type":"paper-conference","container-title":"Proceedings of the 2019 Conference of the North","DOI":"10.18653/v1/N19-1423","event-title":"Proceedings of the 2019 Conference of the North","language":"en","page":"4171-4186","publisher":"Association for Computational Linguistics","publisher-place":"Minneapolis, Minnesota","source":"DOI.org (Crossref)","title":"[No title found]","URL":"http://aclweb.org/anthology/N19-1423","author":[{"family":"Devlin","given":"Jacob"},{"family":"Chang","given":"Ming-Wei"},{"family":"Lee","given":"Kenton"},{"family":"Toutanova","given":"Kristina"}],"accessed":{"date-parts":[["2026",3,28]]},"issued":{"date-parts":[["2019"]]}}},{"id":62,"uris":["http://zotero.org/users/local/DrAYrfxe/items/P3Q9YVGB"],"itemData":{"id":62,"type":"article-journal","container-title":"Harvard Data Science Review","DOI":"10.1162/99608f92.8cd550d1","journalAbbreviation":"Harvard Data Science Review","language":"en","source":"DOI.org (Crossref)","title":"A Unified Framework of Five Principles for AI in Society","URL":"https://hdsr.mitpress.mit.edu/pub/l0jsh9d1","author":[{"family":"Floridi","given":"Luciano"},{"family":"Cowls","given":"Josh"}],"accessed":{"date-parts":[["2026",3,28]]},"issued":{"date-parts":[["2019",6,23]]}}},{"id":23,"uris":["http://zotero.org/users/local/DrAYrfxe/items/5EV6SGC4"],"itemData":{"id":23,"type":"article-journal","container-title":"Nature Reviews Neuroscience","DOI":"10.1038/nrn2787","ISSN":"1471-003X, 1471-0048","issue":"2","journalAbbreviation":"Nat Rev Neurosci","language":"en","page":"127-138","source":"DOI.org (Crossref)","title":"The free-energy principle: a unified brain theory?","title-short":"The free-energy principle","volume":"11","author":[{"family":"Friston","given":"Karl"}],"issued":{"date-parts":[["2010",2]]}}},{"id":24,"uris":["http://zotero.org/users/local/DrAYrfxe/items/WU9XFE3J"],"itemData":{"id":24,"type":"chapter","container-title":"Advances in Experimental Social Psychology","DOI":"10.1016/B978-0-12-407236-7.00002-4","ISBN":"978-0-12-407236-7","language":"en","page":"55-130","publisher":"Elsevier","source":"DOI.org (Crossref)","title":"Moral Foundations Theory","URL":"https://linkinghub.elsevier.com/retrieve/pii/B9780124072367000024","volume":"47","author":[{"family":"Graham","given":"Jesse"},{"family":"Haidt","given":"Jonathan"},{"family":"Koleva","given":"Sena"},{"family":"Motyl","given":"Matt"},{"family":"Iyer","given":"Ravi"},{"family":"Wojcik","given":"Sean P."},{"family":"Ditto","given":"Peter H."}],"accessed":{"date-parts":[["2026",3,28]]},"issued":{"date-parts":[["2013"]]}}},{"id":11,"uris":["http://zotero.org/users/local/DrAYrfxe/items/LC3PWEGU"],"itemData":{"id":11,"type":"article-journal","container-title":"Frontiers in Psychology","DOI":"10.3389/fpsyg.2015.00500","ISSN":"1664-1078","journalAbbreviation":"Front. Psychol.","source":"DOI.org (Crossref)","title":"The attention schema theory: a mechanistic account of subjective awareness","title-short":"The attention schema theory","URL":"http://journal.frontiersin.org/article/10.3389/fpsyg.2015.00500/abstract","volume":"06","author":[{"family":"Graziano","given":"Michael S. A."},{"family":"Webb","given":"Taylor W."}],"accessed":{"date-parts":[["2026",3,28]]},"issued":{"date-parts":[["2015",4,23]]}}},{"id":25,"uris":["http://zotero.org/users/local/DrAYrfxe/items/DYVWC3AG"],"itemData":{"id":25,"type":"article-journal","container-title":"Behavior Research Methods","DOI":"10.3758/s13428-020-01433-0","ISSN":"1554-3528","issue":"1","journalAbbreviation":"Behav Res","language":"en","page":"232-246","source":"DOI.org (Crossref)","title":"The extended Moral Foundations Dictionary (eMFD): Development and applications of a crowd-sourced approach to extracting moral intuitions from text","title-short":"The extended Moral Foundations Dictionary (eMFD)","volume":"53","author":[{"family":"Hopp","given":"Frederic R."},{"family":"Fisher","given":"Jacob T."},{"family":"Cornell","given":"Devin"},{"family":"Huskey","given":"Richard"},{"family":"Weber","given":"René"}],"issued":{"date-parts":[["2021",2]]}}},{"id":47,"uris":["http://zotero.org/users/local/DrAYrfxe/items/MWZ9LJWT"],"itemData":{"id":47,"type":"article-journal","abstract":"We investigate the phenomenon of norm inconsistency: where LLMs apply different norms in similar situations. Specifically, we focus on the high-risk application of deciding whether to call the police in Amazon Ring home surveillance videos. We evaluate the decisions of three state-of-the-art LLMs — GPT-4, Gemini 1.0, and Claude 3 Sonnet — in relation to the activities portrayed in the videos, the subjects' skin-tone and gender, and the characteristics of the neighborhoods where the videos were recorded. Our analysis reveals significant norm inconsistencies: (1) a discordance between the recommendation to call the police and the actual presence of criminal activity, and (2) biases influenced by the racial demographics of the neighborhoods. These results highlight the arbitrariness of model decisions in the surveillance context and the limitations of current bias detection and mitigation strategies in normative decision-making.","container-title":"Proceedings of the AAAI/ACM Conference on AI, Ethics, and Society","DOI":"10.1609/aies.v7i1.31665","ISSN":"3065-8365","journalAbbreviation":"AIES","page":"624-633","source":"DOI.org (Crossref)","title":"As an AI Language Model, \"Yes I Would Recommend Calling the Police\": Norm Inconsistency in LLM Decision-Making","title-short":"As an AI Language Model, \"Yes I Would Recommend Calling the Police\"","volume":"7","author":[{"family":"Jain","given":"Shomik"},{"family":"Calacci","given":"D."},{"family":"Wilson","given":"Ashia"}],"issued":{"date-parts":[["2024",10,16]]}}},{"id":49,"uris":["http://zotero.org/users/local/DrAYrfxe/items/8WDULLHP"],"itemData":{"id":49,"type":"article","abstract":"In the rapidly evolving field of artificial intelligence, large language models (LLMs) have emerged as powerful tools for a myriad of applications, from natural language processing to decision-making support systems. However, as these models become increasingly integrated into societal frameworks, the imperative to ensure they operate within ethical and moral boundaries has never been more critical. This paper introduces a novel benchmark designed to measure and compare the moral reasoning capabilities of LLMs. We present the first comprehensive dataset specifically curated to probe the moral dimensions of LLM outputs, addressing a wide range of ethical dilemmas and scenarios reflective of real-world complexities.\n The main contribution of this work lies in the development of benchmark datasets and metrics for assessing the moral identity of LLMs, which accounts for nuance, contextual sensitivity, and alignment with human ethical standards. Our methodology involves a multi-faceted approach, combining quantitative analysis with qualitative insights from ethics scholars to ensure a thorough evaluation of model performance. By applying our benchmark across several leading LLMs, we uncover significant variations in moral reasoning capabilities of different models. These findings highlight the importance of considering moral reasoning in the development and evaluation of LLMs, as well as the need for ongoing research to address the biases and limitations uncovered in our study. We publicly release the benchmark at https://drive.google.com/drive/u/0/folders/1k93YZJserYc2CkqP8d4B3M3sgd3kA8W7 and also open-source the code of the project at https://github.com/agiresearch/MoralBench.","DOI":"10.48550/ARXIV.2406.04428","license":"arXiv.org perpetual, non-exclusive license","note":"version: 2","publisher":"arXiv","source":"DOI.org (Datacite)","title":"MoralBench: Moral Evaluation of LLMs","title-short":"MoralBench","URL":"https://arxiv.org/abs/2406.04428","author":[{"family":"Ji","given":"Jianchao"},{"family":"Chen","given":"Yutong"},{"family":"Jin","given":"Mingyu"},{"family":"Xu","given":"Wujiang"},{"family":"Hua","given":"Wenyue"},{"family":"Zhang","given":"Yongfeng"}],"accessed":{"date-parts":[["2026",3,28]]},"issued":{"date-parts":[["2024"]]}}},{"id":27,"uris":["http://zotero.org/users/local/DrAYrfxe/items/ZTTV4ETY"],"itemData":{"id":27,"type":"article-journal","container-title":"Nature Machine Intelligence","DOI":"10.1038/s42256-024-00969-6","ISSN":"2522-5839","issue":"1","journalAbbreviation":"Nat Mach Intell","language":"en","page":"145-160","source":"DOI.org (Crossref)","title":"Investigating machine moral judgement through the Delphi experiment","volume":"7","author":[{"family":"Jiang","given":"Liwei"},{"family":"Hwang","given":"Jena D."},{"family":"Bhagavatula","given":"Chandra"},{"family":"Bras","given":"Ronan Le"},{"family":"Liang","given":"Jenny T."},{"family":"Levine","given":"Sydney"},{"family":"Dodge","given":"Jesse"},{"family":"Sakaguchi","given":"Keisuke"},{"family":"Forbes","given":"Maxwell"},{"family":"Hessel","given":"Jack"},{"family":"Borchardt","given":"Jon"},{"family":"Sorensen","given":"Taylor"},{"family":"Gabriel","given":"Saadia"},{"family":"Tsvetkov","given":"Yulia"},{"family":"Etzioni","given":"Oren"},{"family":"Sap","given":"Maarten"},{"family":"Rini","given":"Regina"},{"family":"Choi","given":"Yejin"}],"issued":{"date-parts":[["2025",1,13]]}}},{"id":13,"uris":["http://zotero.org/users/local/DrAYrfxe/items/MMS5IZK5"],"itemData":{"id":13,"type":"article-journal","container-title":"Nature Machine Intelligence","DOI":"10.1038/s42256-019-0088-2","ISSN":"2522-5839","issue":"9","journalAbbreviation":"Nat Mach Intell","language":"en","page":"389-399","source":"DOI.org (Crossref)","title":"The global landscape of AI ethics guidelines","volume":"1","author":[{"family":"Jobin","given":"Anna"},{"family":"Ienca","given":"Marcello"},{"family":"Vayena","given":"Effy"}],"issued":{"date-parts":[["2019",9,2]]}}},{"id":28,"uris":["http://zotero.org/users/local/DrAYrfxe/items/CZLZU43W"],"itemData":{"id":28,"type":"article-journal","container-title":"Trends in Cognitive Sciences","DOI":"10.1016/j.tics.2011.05.009","ISSN":"13646613","issue":"8","journalAbbreviation":"Trends in Cognitive Sciences","language":"en","license":"https://www.elsevier.com/tdm/userlicense/1.0/","page":"365-373","source":"DOI.org (Crossref)","title":"Empirical support for higher-order theories of conscious awareness","volume":"15","author":[{"family":"Lau","given":"Hakwan"},{"family":"Rosenthal","given":"David"}],"issued":{"date-parts":[["2011",8]]}}},{"id":64,"uris":["http://zotero.org/users/local/DrAYrfxe/items/HIZJGYMX"],"itemData":{"id":64,"type":"article-journal","container-title":"Nature Machine Intelligence","DOI":"10.1038/s42256-019-0114-4","ISSN":"2522-5839","issue":"11","journalAbbreviation":"Nat Mach Intell","language":"en","page":"501-507","source":"DOI.org (Crossref)","title":"Principles alone cannot guarantee ethical AI","volume":"1","author":[{"family":"Mittelstadt","given":"Brent"}],"issued":{"date-parts":[["2019",11,4]]}}},{"id":30,"uris":["http://zotero.org/users/local/DrAYrfxe/items/8X2P9V7R"],"itemData":{"id":30,"type":"article-journal","container-title":"PLoS Computational Biology","DOI":"10.1371/journal.pcbi.1003588","ISSN":"1553-7358","issue":"5","journalAbbreviation":"PLoS Comput Biol","language":"en","page":"e1003588","source":"DOI.org (Crossref)","title":"From the Phenomenology to the Mechanisms of Consciousness: Integrated Information Theory 3.0","title-short":"From the Phenomenology to the Mechanisms of Consciousness","volume":"10","author":[{"family":"Oizumi","given":"Masafumi"},{"family":"Albantakis","given":"Larissa"},{"family":"Tononi","given":"Giulio"}],"editor":[{"family":"Sporns","given":"Olaf"}],"issued":{"date-parts":[["2014",5,8]]}}},{"id":71,"uris":["http://zotero.org/users/local/DrAYrfxe/items/E4EKGTFN"],"itemData":{"id":71,"type":"paper-conference","container-title":"Proceedings of the 61st Annual Meeting of the Association for Computational Linguistics (Volume 1: Long Papers)","DOI":"10.18653/v1/2023.acl-long.630","event-title":"Proceedings of the 61st Annual Meeting of the Association for Computational Linguistics (Volume 1: Long Papers)","language":"en","page":"11253-11271","publisher":"Association for Computational Linguistics","publisher-place":"Toronto, Canada","source":"DOI.org (Crossref)","title":"ClarifyDelphi: Reinforced Clarification Questions with Defeasibility Rewards for Social and Moral Situations","title-short":"ClarifyDelphi","URL":"https://aclanthology.org/2023.acl-long.630","author":[{"family":"Pyatkin","given":"Valentina"},{"family":"Hwang","given":"Jena D."},{"family":"Srikumar","given":"Vivek"},{"family":"Lu","given":"Ximing"},{"family":"Jiang","given":"Liwei"},{"family":"Choi","given":"Yejin"},{"family":"Bhagavatula","given":"Chandra"}],"accessed":{"date-parts":[["2026",3,28]]},"issued":{"date-parts":[["2023"]]}}},{"id":59,"uris":["http://zotero.org/users/local/DrAYrfxe/items/82G98GMJ"],"itemData":{"id":59,"type":"article","abstract":"This paper presents a case study on the design, administration, post-processing, and evaluation of surveys on large language models (LLMs). It comprises two components: (1) A statistical method for eliciting beliefs encoded in LLMs. We introduce statistical measures and evaluation metrics that quantify the probability of an LLM \"making a choice\", the associated uncertainty, and the consistency of that choice. (2) We apply this method to study what moral beliefs are encoded in different LLMs, especially in ambiguous cases where the right choice is not obvious. We design a large-scale survey comprising 680 high-ambiguity moral scenarios (e.g., \"Should I tell a white lie?\") and 687 low-ambiguity moral scenarios (e.g., \"Should I stop for a pedestrian on the road?\"). Each scenario includes a description, two possible actions, and auxiliary labels indicating violated rules (e.g., \"do not kill\"). We administer the survey to 28 open- and closed-source LLMs. We find that (a) in unambiguous scenarios, most models \"choose\" actions that align with commonsense. In ambiguous cases, most models express uncertainty. (b) Some models are uncertain about choosing the commonsense action because their responses are sensitive to the question-wording. (c) Some models reflect clear preferences in ambiguous scenarios. Specifically, closed-source models tend to agree with each other.","DOI":"10.48550/ARXIV.2307.14324","license":"arXiv.org perpetual, non-exclusive license","note":"version: 1","publisher":"arXiv","source":"DOI.org (Datacite)","title":"Evaluating the Moral Beliefs Encoded in LLMs","URL":"https://arxiv.org/abs/2307.14324","author":[{"family":"Scherrer","given":"Nino"},{"family":"Shi","given":"Claudia"},{"family":"Feder","given":"Amir"},{"family":"Blei","given":"David M."}],"accessed":{"date-parts":[["2026",3,28]]},"issued":{"date-parts":[["2023"]]}}},{"id":66,"uris":["http://zotero.org/users/local/DrAYrfxe/items/BE65VUA6"],"itemData":{"id":66,"type":"paper-conference","container-title":"Proceedings of the Conference on Fairness, Accountability, and Transparency","DOI":"10.1145/3287560.3287598","event-title":"FAT* '19: Conference on Fairness, Accountability, and Transparency","ISBN":"978-1-4503-6125-5","language":"en","page":"59-68","publisher":"ACM","publisher-place":"Atlanta GA USA","source":"DOI.org (Crossref)","title":"Fairness and Abstraction in Sociotechnical Systems","URL":"https://dl.acm.org/doi/10.1145/3287560.3287598","author":[{"family":"Selbst","given":"Andrew D."},{"family":"Boyd","given":"Danah"},{"family":"Friedler","given":"Sorelle A."},{"family":"Venkatasubramanian","given":"Suresh"},{"family":"Vertesi","given":"Janet"}],"accessed":{"date-parts":[["2026",3,28]]},"issued":{"date-parts":[["2019",1,29]]}}},{"id":15,"uris":["http://zotero.org/users/local/DrAYrfxe/items/XF44DUFA"],"itemData":{"id":15,"type":"article","abstract":"This paper aims to help structure the risk landscape associated with large-scale Language Models (LMs). In order to foster advances in responsible innovation, an in-depth understanding of the potential risks posed by these models is needed. A wide range of established and anticipated risks are analysed in detail, drawing on multidisciplinary expertise and literature from computer science, linguistics, and social sciences. We outline six specific risk areas: I. Discrimination, Exclusion and Toxicity, II. Information Hazards, III. Misinformation Harms, V. Malicious Uses, V. Human-Computer Interaction Harms, VI. Automation, Access, and Environmental Harms. The first area concerns the perpetuation of stereotypes, unfair discrimination, exclusionary norms, toxic language, and lower performance by social group for LMs. The second focuses on risks from private data leaks or LMs correctly inferring sensitive information. The third addresses risks arising from poor, false or misleading information including in sensitive domains, and knock-on risks such as the erosion of trust in shared information. The fourth considers risks from actors who try to use LMs to cause harm. The fifth focuses on risks specific to LLMs used to underpin conversational agents that interact with human users, including unsafe use, manipulation or deception. The sixth discusses the risk of environmental harm, job automation, and other challenges that may have a disparate effect on different social groups or communities. In total, we review 21 risks in-depth. We discuss the points of origin of different risks and point to potential mitigation approaches. Lastly, we discuss organisational responsibilities in implementing mitigations, and the role of collaboration and participation. We highlight directions for further research, particularly on expanding the toolkit for assessing and evaluating the outlined risks in LMs.","DOI":"10.48550/arXiv.2112.04359","note":"arXiv:2112.04359 [cs]","number":"arXiv:2112.04359","publisher":"arXiv","source":"arXiv.org","title":"Ethical and social risks of harm from Language Models","URL":"http://arxiv.org/abs/2112.04359","author":[{"family":"Weidinger","given":"Laura"},{"family":"Mellor","given":"John"},{"family":"Rauh","given":"Maribeth"},{"family":"Griffin","given":"Conor"},{"family":"Uesato","given":"Jonathan"},{"family":"Huang","given":"Po-Sen"},{"family":"Cheng","given":"Myra"},{"family":"Glaese","given":"Mia"},{"family":"Balle","given":"Borja"},{"family":"Kasirzadeh","given":"Atoosa"},{"family":"Kenton","given":"Zac"},{"family":"Brown","given":"Sasha"},{"family":"Hawkins","given":"Will"},{"family":"Stepleton","given":"Tom"},{"family":"Biles","given":"Courtney"},{"family":"Birhane","given":"Abeba"},{"family":"Haas","given":"Julia"},{"family":"Rimell","given":"Laura"},{"family":"Hendricks","given":"Lisa Anne"},{"family":"Isaac","given":"William"},{"family":"Legassick","given":"Sean"},{"family":"Irving","given":"Geoffrey"},{"family":"Gabriel","given":"Iason"}],"accessed":{"date-parts":[["2026",3,28]]},"issued":{"date-parts":[["2021",12,8]]}}},{"id":56,"uris":["http://zotero.org/users/local/DrAYrfxe/items/ILK9XG6B"],"itemData":{"id":56,"type":"paper-conference","container-title":"2022 ACM Conference on Fairness Accountability and Transparency","DOI":"10.1145/3531146.3533088","event-title":"FAccT '22: 2022 ACM Conference on Fairness, Accountability, and Transparency","ISBN":"978-1-4503-9352-2","language":"en","page":"214-229","publisher":"ACM","publisher-place":"Seoul Republic of Korea","source":"DOI.org (Crossref)","title":"Taxonomy of Risks posed by Language Models","URL":"https://dl.acm.org/doi/10.1145/3531146.3533088","author":[{"family":"Weidinger","given":"Laura"},{"family":"Uesato","given":"Jonathan"},{"family":"Rauh","given":"Maribeth"},{"family":"Griffin","given":"Conor"},{"family":"Huang","given":"Po-Sen"},{"family":"Mellor","given":"John"},{"family":"Glaese","given":"Amelia"},{"family":"Cheng","given":"Myra"},{"family":"Balle","given":"Borja"},{"family":"Kasirzadeh","given":"Atoosa"},{"family":"Biles","given":"Courtney"},{"family":"Brown","given":"Sasha"},{"family":"Kenton","given":"Zac"},{"family":"Hawkins","given":"Will"},{"family":"Stepleton","given":"Tom"},{"family":"Birhane","given":"Abeba"},{"family":"Hendricks","given":"Lisa Anne"},{"family":"Rimell","given":"Laura"},{"family":"Isaac","given":"William"},{"family":"Haas","given":"Julia"},{"family":"Legassick","given":"Sean"},{"family":"Irving","given":"Geoffrey"},{"family":"Gabriel","given":"Iason"}],"accessed":{"date-parts":[["2026",3,28]]},"issued":{"date-parts":[["2022",6,21]]}}},{"id":18,"uris":["http://zotero.org/users/local/DrAYrfxe/items/CDYCUHR4"],"itemData":{"id":18,"type":"paper-conference","container-title":"Findings of the Association for Computational Linguistics: NAACL 2024","DOI":"10.18653/v1/2024.findings-naacl.144","event-title":"Findings of the Association for Computational Linguistics: NAACL 2024","language":"en","page":"2227-2242","publisher":"Association for Computational Linguistics","publisher-place":"Mexico City, Mexico","source":"DOI.org (Crossref)","title":"Rethinking Machine Ethics – Can LLMs Perform Moral Reasoning through the Lens of Moral Theories?","URL":"https://aclanthology.org/2024.findings-naacl.144","author":[{"family":"Zhou","given":"Jingyan"},{"family":"Hu","given":"Minda"},{"family":"Li","given":"Junan"},{"family":"Zhang","given":"Xiaoying"},{"family":"Wu","given":"Xixin"},{"family":"King","given":"Irwin"},{"family":"Meng","given":"Helen"}],"accessed":{"date-parts":[["2026",3,28]]},"issued":{"date-parts":[["2024"]]}}},{"id":32,"uris":["http://zotero.org/users/local/DrAYrfxe/items/463AKMZ6"],"itemData":{"id":32,"type":"paper-conference","container-title":"Proceedings of the 61st Annual Meeting of the Association for Computational Linguistics (Volume 1: Long Papers)","DOI":"10.18653/v1/2023.acl-long.429","event-title":"Proceedings of the 61st Annual Meeting of the Association for Computational Linguistics (Volume 1: Long Papers)","language":"en","page":"7756-7776","publisher":"Association for Computational Linguistics","publisher-place":"Toronto, Canada","source":"DOI.org (Crossref)","title":"NormBank: A Knowledge Bank of Situational Social Norms","title-short":"NormBank","URL":"https://aclanthology.org/2023.acl-long.429","author":[{"family":"Ziems","given":"Caleb"},{"family":"Dwivedi-Yu","given":"Jane"},{"family":"Wang","given":"Yi-Chia"},{"family":"Halevy","given":"Alon"},{"family":"Yang","given":"Diyi"}],"accessed":{"date-parts":[["2026",3,28]]},"issued":{"date-parts":[["2023"]]}}}],"schema":"https://github.com/citation-style-language/schema/raw/master/csl-citation.json"} </w:instrText>
-      </w:r>
-      <w:r>
-        <w:rPr>
-          <w:lang w:val="en-US"/>
-        </w:rPr>
-        <w:fldChar w:fldCharType="separate"/>
-      </w:r>
-      <w:r>
-        <w:t xml:space="preserve">(Baars, 2005; Bender et al., 2021; </w:t>
-      </w:r>
+        </w:rPr>
+        <w:t>🦜</w:t>
+      </w:r>
+      <w:r>
+        <w:t xml:space="preserve">. </w:t>
+      </w:r>
+      <w:r>
+        <w:rPr>
+          <w:i/>
+          <w:iCs/>
+        </w:rPr>
+        <w:t>Proceedings of the 2021 ACM Conference on Fairness, Accountability, and Transparency</w:t>
+      </w:r>
+      <w:r>
+        <w:t>, 610–623. https://doi.org/10.1145/3442188.3445922</w:t>
+      </w:r>
+    </w:p>
+    <w:p>
+      <w:pPr>
+        <w:pStyle w:val="Bibliography"/>
+      </w:pPr>
       <w:proofErr w:type="spellStart"/>
       <w:r>
         <w:t>Bommasani</w:t>
       </w:r>
       <w:proofErr w:type="spellEnd"/>
       <w:r>
-        <w:t xml:space="preserve"> et al., 2021, 2023; Butlin et al., 2023; Chicco &amp; Jurman, 2020; Chiu et al., 2025; Dehaene et al., 2017; Devlin et al., 2019; </w:t>
+        <w:t xml:space="preserve">, R., Hudson, D. A., Adeli, E., Altman, R., Arora, S., von Arx, S., Bernstein, M. S., </w:t>
       </w:r>
       <w:proofErr w:type="spellStart"/>
       <w:r>
-        <w:t>Floridi</w:t>
+        <w:t>Bohg</w:t>
       </w:r>
       <w:proofErr w:type="spellEnd"/>
       <w:r>
-        <w:t xml:space="preserve"> &amp; Cowls, 2019; Friston, 2010; Graham et al., 2013; Graziano &amp; Webb, 2015; Hopp et al., 2021; Jain et al., 2024; Ji et al., 2024; Jiang et al., 2025; Jobin et al., 2019; Lau &amp; Rosenthal, 2011; Mittelstadt, 2019; </w:t>
+        <w:t xml:space="preserve">, J., </w:t>
       </w:r>
       <w:proofErr w:type="spellStart"/>
       <w:r>
-        <w:t>Oizumi</w:t>
+        <w:t>Bosselut</w:t>
       </w:r>
       <w:proofErr w:type="spellEnd"/>
       <w:r>
-        <w:t xml:space="preserve"> et al., 2014; </w:t>
+        <w:t xml:space="preserve">, A., Brunskill, E., Brynjolfsson, E., Buch, S., Card, D., Castellon, R., Chatterji, N., Chen, A., Creel, K., Davis, J. Q., Demszky, D., … Liang, P. (2021). </w:t>
+      </w:r>
+      <w:r>
+        <w:rPr>
+          <w:i/>
+          <w:iCs/>
+        </w:rPr>
+        <w:t>On the Opportunities and Risks of Foundation Models</w:t>
+      </w:r>
+      <w:r>
+        <w:t xml:space="preserve"> (Version 3). </w:t>
       </w:r>
       <w:proofErr w:type="spellStart"/>
       <w:r>
-        <w:t>Pyatkin</w:t>
+        <w:t>arXiv</w:t>
       </w:r>
       <w:proofErr w:type="spellEnd"/>
       <w:r>
-        <w:t xml:space="preserve"> et al., 2023; Scherrer et al., 2023; Selbst et al., 2019; Weidinger et al., 2021, 2022; Zhou et al., 2024; Ziems et al., 2023)</w:t>
-      </w:r>
-      <w:r>
-        <w:rPr>
-          <w:lang w:val="en-US"/>
-        </w:rPr>
+        <w:t>. https://doi.org/10.48550/ARXIV.2108.07258</w:t>
+      </w:r>
+    </w:p>
+    <w:p>
+      <w:pPr>
+        <w:pStyle w:val="Bibliography"/>
+      </w:pPr>
+      <w:proofErr w:type="spellStart"/>
+      <w:r>
+        <w:t>Butlin</w:t>
+      </w:r>
+      <w:proofErr w:type="spellEnd"/>
+      <w:r>
+        <w:t xml:space="preserve">, P., Long, R., </w:t>
+      </w:r>
+      <w:proofErr w:type="spellStart"/>
+      <w:r>
+        <w:t>Elmoznino</w:t>
+      </w:r>
+      <w:proofErr w:type="spellEnd"/>
+      <w:r>
+        <w:t xml:space="preserve">, E., Bengio, Y., Birch, J., Constant, A., Deane, G., Fleming, S. M., Frith, C., Ji, X., Kanai, R., Klein, C., Lindsay, G., Michel, M., </w:t>
+      </w:r>
+      <w:proofErr w:type="spellStart"/>
+      <w:r>
+        <w:t>Mudrik</w:t>
+      </w:r>
+      <w:proofErr w:type="spellEnd"/>
+      <w:r>
+        <w:t xml:space="preserve">, L., Peters, M. A. K., </w:t>
+      </w:r>
+      <w:proofErr w:type="spellStart"/>
+      <w:r>
+        <w:t>Schwitzgebel</w:t>
+      </w:r>
+      <w:proofErr w:type="spellEnd"/>
+      <w:r>
+        <w:t xml:space="preserve">, E., Simon, J., &amp; </w:t>
+      </w:r>
+      <w:proofErr w:type="spellStart"/>
+      <w:r>
+        <w:t>VanRullen</w:t>
+      </w:r>
+      <w:proofErr w:type="spellEnd"/>
+      <w:r>
+        <w:t xml:space="preserve">, R. (2023). </w:t>
+      </w:r>
+      <w:r>
+        <w:rPr>
+          <w:i/>
+          <w:iCs/>
+        </w:rPr>
+        <w:t>Consciousness in Artificial Intelligence: Insights from the Science of Consciousness</w:t>
+      </w:r>
+      <w:r>
+        <w:t xml:space="preserve"> (Version 3). </w:t>
+      </w:r>
+      <w:proofErr w:type="spellStart"/>
+      <w:r>
+        <w:t>arXiv</w:t>
+      </w:r>
+      <w:proofErr w:type="spellEnd"/>
+      <w:r>
+        <w:t>. https://doi.org/10.48550/ARXIV.2308.08708</w:t>
+      </w:r>
+    </w:p>
+    <w:p>
+      <w:pPr>
+        <w:pStyle w:val="Bibliography"/>
+      </w:pPr>
+      <w:r>
+        <w:t>Chiu, Y. Y., Lee, M. S., Calcott, R., Handoko, B., Font-</w:t>
+      </w:r>
+      <w:proofErr w:type="spellStart"/>
+      <w:r>
+        <w:t>Reaulx</w:t>
+      </w:r>
+      <w:proofErr w:type="spellEnd"/>
+      <w:r>
+        <w:t xml:space="preserve">, P. de, Rodriguez, P., Zhang, C. B. C., Han, Z., Sehwag, U. M., Maurya, Y., Knight, C. Q., Lloyd, H. R., Bacus, F., Mazeika, M., Liu, B., Choi, Y., Gordon, M. L., &amp; Levine, S. (2025). </w:t>
+      </w:r>
+      <w:proofErr w:type="spellStart"/>
+      <w:r>
+        <w:rPr>
+          <w:i/>
+          <w:iCs/>
+        </w:rPr>
+        <w:t>MoReBench</w:t>
+      </w:r>
+      <w:proofErr w:type="spellEnd"/>
+      <w:r>
+        <w:rPr>
+          <w:i/>
+          <w:iCs/>
+        </w:rPr>
+        <w:t xml:space="preserve">: Evaluating Procedural and Pluralistic Moral Reasoning in Language Models, </w:t>
+      </w:r>
+      <w:proofErr w:type="gramStart"/>
+      <w:r>
+        <w:rPr>
+          <w:i/>
+          <w:iCs/>
+        </w:rPr>
+        <w:t>More</w:t>
+      </w:r>
+      <w:proofErr w:type="gramEnd"/>
+      <w:r>
+        <w:rPr>
+          <w:i/>
+          <w:iCs/>
+        </w:rPr>
+        <w:t xml:space="preserve"> than Outcomes</w:t>
+      </w:r>
+      <w:r>
+        <w:t xml:space="preserve"> (arXiv:2510.16380). </w:t>
+      </w:r>
+      <w:proofErr w:type="spellStart"/>
+      <w:r>
+        <w:t>arXiv</w:t>
+      </w:r>
+      <w:proofErr w:type="spellEnd"/>
+      <w:r>
+        <w:t>. https://doi.org/10.48550/arXiv.2510.16380</w:t>
+      </w:r>
+    </w:p>
+    <w:p>
+      <w:pPr>
+        <w:pStyle w:val="Bibliography"/>
+      </w:pPr>
+      <w:r>
+        <w:t xml:space="preserve">Dehaene, S., Lau, H., &amp; </w:t>
+      </w:r>
+      <w:proofErr w:type="spellStart"/>
+      <w:r>
+        <w:t>Kouider</w:t>
+      </w:r>
+      <w:proofErr w:type="spellEnd"/>
+      <w:r>
+        <w:t xml:space="preserve">, S. (2017). What is consciousness, and could machines have it? </w:t>
+      </w:r>
+      <w:r>
+        <w:rPr>
+          <w:i/>
+          <w:iCs/>
+        </w:rPr>
+        <w:t>Science</w:t>
+      </w:r>
+      <w:r>
+        <w:t xml:space="preserve">, </w:t>
+      </w:r>
+      <w:r>
+        <w:rPr>
+          <w:i/>
+          <w:iCs/>
+        </w:rPr>
+        <w:t>358</w:t>
+      </w:r>
+      <w:r>
+        <w:t>(6362), 486–492. https://doi.org/10.1126/science.aan8871</w:t>
+      </w:r>
+    </w:p>
+    <w:p>
+      <w:pPr>
+        <w:pStyle w:val="Bibliography"/>
+      </w:pPr>
+      <w:r>
+        <w:lastRenderedPageBreak/>
+        <w:t xml:space="preserve">Devlin, J., Chang, M.-W., Lee, K., &amp; Toutanova, K. (2019). [No title found]. </w:t>
+      </w:r>
+      <w:r>
+        <w:rPr>
+          <w:i/>
+          <w:iCs/>
+        </w:rPr>
+        <w:t>Proceedings of the 2019 Conference of the North</w:t>
+      </w:r>
+      <w:r>
+        <w:t>, 4171–4186. https://doi.org/10.18653/v1/N19-1423</w:t>
+      </w:r>
+    </w:p>
+    <w:p>
+      <w:pPr>
+        <w:pStyle w:val="Bibliography"/>
+      </w:pPr>
+      <w:r>
+        <w:t xml:space="preserve">Friston, K. (2010). The free-energy principle: A unified brain theory? </w:t>
+      </w:r>
+      <w:r>
+        <w:rPr>
+          <w:i/>
+          <w:iCs/>
+        </w:rPr>
+        <w:t>Nature Reviews Neuroscience</w:t>
+      </w:r>
+      <w:r>
+        <w:t xml:space="preserve">, </w:t>
+      </w:r>
+      <w:r>
+        <w:rPr>
+          <w:i/>
+          <w:iCs/>
+        </w:rPr>
+        <w:t>11</w:t>
+      </w:r>
+      <w:r>
+        <w:t>(2), 127–138. https://doi.org/10.1038/nrn2787</w:t>
+      </w:r>
+    </w:p>
+    <w:p>
+      <w:pPr>
+        <w:pStyle w:val="Bibliography"/>
+      </w:pPr>
+      <w:r>
+        <w:t xml:space="preserve">Graham, J., Haidt, J., Koleva, S., Motyl, M., Iyer, R., Wojcik, S. P., &amp; Ditto, P. H. (2013). Moral Foundations Theory. In </w:t>
+      </w:r>
+      <w:r>
+        <w:rPr>
+          <w:i/>
+          <w:iCs/>
+        </w:rPr>
+        <w:t>Advances in Experimental Social Psychology</w:t>
+      </w:r>
+      <w:r>
+        <w:t xml:space="preserve"> (Vol. 47, pp. 55–130). Elsevier. https://doi.org/10.1016/B978-0-12-407236-7.00002-4</w:t>
+      </w:r>
+    </w:p>
+    <w:p>
+      <w:pPr>
+        <w:pStyle w:val="Bibliography"/>
+      </w:pPr>
+      <w:r>
+        <w:t xml:space="preserve">Graziano, M. S. A., &amp; Webb, T. W. (2015). The attention schema theory: A mechanistic account of subjective awareness. </w:t>
+      </w:r>
+      <w:r>
+        <w:rPr>
+          <w:i/>
+          <w:iCs/>
+        </w:rPr>
+        <w:t>Frontiers in Psychology</w:t>
+      </w:r>
+      <w:r>
+        <w:t xml:space="preserve">, </w:t>
+      </w:r>
+      <w:r>
+        <w:rPr>
+          <w:i/>
+          <w:iCs/>
+        </w:rPr>
+        <w:t>06</w:t>
+      </w:r>
+      <w:r>
+        <w:t>. https://doi.org/10.3389/fpsyg.2015.00500</w:t>
+      </w:r>
+    </w:p>
+    <w:p>
+      <w:pPr>
+        <w:pStyle w:val="Bibliography"/>
+      </w:pPr>
+      <w:r>
+        <w:t xml:space="preserve">Hendrycks, D., Burns, C., Basart, S., Critch, A., Li, J., Song, D., &amp; Steinhardt, J. (2023). </w:t>
+      </w:r>
+      <w:r>
+        <w:rPr>
+          <w:i/>
+          <w:iCs/>
+        </w:rPr>
+        <w:t>Aligning AI With Shared Human Values</w:t>
+      </w:r>
+      <w:r>
+        <w:t xml:space="preserve"> (arXiv:2008.02275). </w:t>
+      </w:r>
+      <w:proofErr w:type="spellStart"/>
+      <w:r>
+        <w:t>arXiv</w:t>
+      </w:r>
+      <w:proofErr w:type="spellEnd"/>
+      <w:r>
+        <w:t>. https://doi.org/10.48550/arXiv.2008.02275</w:t>
+      </w:r>
+    </w:p>
+    <w:p>
+      <w:pPr>
+        <w:pStyle w:val="Bibliography"/>
+      </w:pPr>
+      <w:r>
+        <w:t>Hopp, F. R., Fisher, J. T., Cornell, D., Huskey, R., &amp; Weber, R. (2021). The extended Moral Foundations Dictionary (</w:t>
+      </w:r>
+      <w:proofErr w:type="spellStart"/>
+      <w:r>
+        <w:t>eMFD</w:t>
+      </w:r>
+      <w:proofErr w:type="spellEnd"/>
+      <w:r>
+        <w:t xml:space="preserve">): Development and applications of a crowd-sourced approach to extracting moral intuitions from text. </w:t>
+      </w:r>
+      <w:r>
+        <w:rPr>
+          <w:i/>
+          <w:iCs/>
+        </w:rPr>
+        <w:t>Behavior Research Methods</w:t>
+      </w:r>
+      <w:r>
+        <w:t xml:space="preserve">, </w:t>
+      </w:r>
+      <w:r>
+        <w:rPr>
+          <w:i/>
+          <w:iCs/>
+        </w:rPr>
+        <w:t>53</w:t>
+      </w:r>
+      <w:r>
+        <w:t>(1), 232–246. https://doi.org/10.3758/s13428-020-01433-0</w:t>
+      </w:r>
+    </w:p>
+    <w:p>
+      <w:pPr>
+        <w:pStyle w:val="Bibliography"/>
+      </w:pPr>
+      <w:r>
+        <w:t xml:space="preserve">Ji, J., Chen, Y., Jin, M., Xu, W., Hua, W., &amp; Zhang, Y. (2024). </w:t>
+      </w:r>
+      <w:proofErr w:type="spellStart"/>
+      <w:r>
+        <w:rPr>
+          <w:i/>
+          <w:iCs/>
+        </w:rPr>
+        <w:t>MoralBench</w:t>
+      </w:r>
+      <w:proofErr w:type="spellEnd"/>
+      <w:r>
+        <w:rPr>
+          <w:i/>
+          <w:iCs/>
+        </w:rPr>
+        <w:t>: Moral Evaluation of LLMs</w:t>
+      </w:r>
+      <w:r>
+        <w:t xml:space="preserve"> (Version 2). </w:t>
+      </w:r>
+      <w:proofErr w:type="spellStart"/>
+      <w:r>
+        <w:t>arXiv</w:t>
+      </w:r>
+      <w:proofErr w:type="spellEnd"/>
+      <w:r>
+        <w:t>. https://doi.org/10.48550/ARXIV.2406.04428</w:t>
+      </w:r>
+    </w:p>
+    <w:p>
+      <w:pPr>
+        <w:pStyle w:val="Bibliography"/>
+      </w:pPr>
+      <w:r>
+        <w:lastRenderedPageBreak/>
+        <w:t xml:space="preserve">Jobin, A., Ienca, M., &amp; </w:t>
+      </w:r>
+      <w:proofErr w:type="spellStart"/>
+      <w:r>
+        <w:t>Vayena</w:t>
+      </w:r>
+      <w:proofErr w:type="spellEnd"/>
+      <w:r>
+        <w:t xml:space="preserve">, E. (2019). The global landscape of AI ethics guidelines. </w:t>
+      </w:r>
+      <w:r>
+        <w:rPr>
+          <w:i/>
+          <w:iCs/>
+        </w:rPr>
+        <w:t>Nature Machine Intelligence</w:t>
+      </w:r>
+      <w:r>
+        <w:t xml:space="preserve">, </w:t>
+      </w:r>
+      <w:r>
+        <w:rPr>
+          <w:i/>
+          <w:iCs/>
+        </w:rPr>
+        <w:t>1</w:t>
+      </w:r>
+      <w:r>
+        <w:t>(9), 389–399. https://doi.org/10.1038/s42256-019-0088-2</w:t>
+      </w:r>
+    </w:p>
+    <w:p>
+      <w:pPr>
+        <w:pStyle w:val="Bibliography"/>
+      </w:pPr>
+      <w:r>
+        <w:t xml:space="preserve">Lau, H., &amp; Rosenthal, D. (2011). Empirical support for higher-order theories of conscious awareness. </w:t>
+      </w:r>
+      <w:r>
+        <w:rPr>
+          <w:i/>
+          <w:iCs/>
+        </w:rPr>
+        <w:t>Trends in Cognitive Sciences</w:t>
+      </w:r>
+      <w:r>
+        <w:t xml:space="preserve">, </w:t>
+      </w:r>
+      <w:r>
+        <w:rPr>
+          <w:i/>
+          <w:iCs/>
+        </w:rPr>
+        <w:t>15</w:t>
+      </w:r>
+      <w:r>
+        <w:t>(8), 365–373. https://doi.org/10.1016/j.tics.2011.05.009</w:t>
+      </w:r>
+    </w:p>
+    <w:p>
+      <w:pPr>
+        <w:pStyle w:val="Bibliography"/>
+      </w:pPr>
+      <w:r>
+        <w:t xml:space="preserve">Liu, Y., Ott, M., Goyal, N., Du, J., Joshi, M., Chen, D., Levy, O., Lewis, M., Zettlemoyer, L., &amp; Stoyanov, V. (2019). </w:t>
+      </w:r>
+      <w:proofErr w:type="spellStart"/>
+      <w:r>
+        <w:rPr>
+          <w:i/>
+          <w:iCs/>
+        </w:rPr>
+        <w:t>RoBERTa</w:t>
+      </w:r>
+      <w:proofErr w:type="spellEnd"/>
+      <w:r>
+        <w:rPr>
+          <w:i/>
+          <w:iCs/>
+        </w:rPr>
+        <w:t>: A Robustly Optimized BERT Pretraining Approach</w:t>
+      </w:r>
+      <w:r>
+        <w:t xml:space="preserve"> (arXiv:1907.11692). </w:t>
+      </w:r>
+      <w:proofErr w:type="spellStart"/>
+      <w:r>
+        <w:t>arXiv</w:t>
+      </w:r>
+      <w:proofErr w:type="spellEnd"/>
+      <w:r>
+        <w:t>. https://doi.org/10.48550/arXiv.1907.11692</w:t>
+      </w:r>
+    </w:p>
+    <w:p>
+      <w:pPr>
+        <w:pStyle w:val="Bibliography"/>
+      </w:pPr>
+      <w:r>
+        <w:t xml:space="preserve">Sanh, V., Debut, L., </w:t>
+      </w:r>
+      <w:proofErr w:type="spellStart"/>
+      <w:r>
+        <w:t>Chaumond</w:t>
+      </w:r>
+      <w:proofErr w:type="spellEnd"/>
+      <w:r>
+        <w:t xml:space="preserve">, J., &amp; Wolf, T. (2020). </w:t>
+      </w:r>
+      <w:proofErr w:type="spellStart"/>
+      <w:r>
+        <w:rPr>
+          <w:i/>
+          <w:iCs/>
+        </w:rPr>
+        <w:t>DistilBERT</w:t>
+      </w:r>
+      <w:proofErr w:type="spellEnd"/>
+      <w:r>
+        <w:rPr>
+          <w:i/>
+          <w:iCs/>
+        </w:rPr>
+        <w:t>, a distilled version of BERT: Smaller, faster, cheaper and lighter</w:t>
+      </w:r>
+      <w:r>
+        <w:t xml:space="preserve"> (arXiv:1910.01108). </w:t>
+      </w:r>
+      <w:proofErr w:type="spellStart"/>
+      <w:r>
+        <w:t>arXiv</w:t>
+      </w:r>
+      <w:proofErr w:type="spellEnd"/>
+      <w:r>
+        <w:t>. https://doi.org/10.48550/arXiv.1910.01108</w:t>
+      </w:r>
+    </w:p>
+    <w:p>
+      <w:pPr>
+        <w:pStyle w:val="Bibliography"/>
+      </w:pPr>
+      <w:r>
+        <w:t xml:space="preserve">Weidinger, L., Mellor, J., Rauh, M., Griffin, C., Uesato, J., Huang, P.-S., Cheng, M., </w:t>
+      </w:r>
+      <w:proofErr w:type="spellStart"/>
+      <w:r>
+        <w:t>Glaese</w:t>
+      </w:r>
+      <w:proofErr w:type="spellEnd"/>
+      <w:r>
+        <w:t xml:space="preserve">, M., Balle, B., </w:t>
+      </w:r>
+      <w:proofErr w:type="spellStart"/>
+      <w:r>
+        <w:t>Kasirzadeh</w:t>
+      </w:r>
+      <w:proofErr w:type="spellEnd"/>
+      <w:r>
+        <w:t xml:space="preserve">, A., Kenton, Z., Brown, S., Hawkins, W., Stepleton, T., Biles, C., Birhane, A., Haas, J., </w:t>
+      </w:r>
+      <w:proofErr w:type="spellStart"/>
+      <w:r>
+        <w:t>Rimell</w:t>
+      </w:r>
+      <w:proofErr w:type="spellEnd"/>
+      <w:r>
+        <w:t xml:space="preserve">, L., Hendricks, L. A., … Gabriel, I. (2021). </w:t>
+      </w:r>
+      <w:r>
+        <w:rPr>
+          <w:i/>
+          <w:iCs/>
+        </w:rPr>
+        <w:t>Ethical and social risks of harm from Language Models</w:t>
+      </w:r>
+      <w:r>
+        <w:t xml:space="preserve"> (arXiv:2112.04359). </w:t>
+      </w:r>
+      <w:proofErr w:type="spellStart"/>
+      <w:r>
+        <w:t>arXiv</w:t>
+      </w:r>
+      <w:proofErr w:type="spellEnd"/>
+      <w:r>
+        <w:t>. https://doi.org/10.48550/arXiv.2112.04359</w:t>
+      </w:r>
+    </w:p>
+    <w:p>
+      <w:pPr>
+        <w:pStyle w:val="Bibliography"/>
+      </w:pPr>
+      <w:r>
+        <w:t xml:space="preserve">Zhou, J., Hu, M., Li, J., Zhang, X., Wu, X., King, I., &amp; Meng, H. (2024). Rethinking Machine Ethics – Can LLMs Perform Moral Reasoning through the Lens of Moral Theories? </w:t>
+      </w:r>
+      <w:r>
+        <w:rPr>
+          <w:i/>
+          <w:iCs/>
+        </w:rPr>
+        <w:t>Findings of the Association for Computational Linguistics: NAACL 2024</w:t>
+      </w:r>
+      <w:r>
+        <w:t>, 2227–2242. https://doi.org/10.18653/v1/2024.findings-naacl.144</w:t>
+      </w:r>
+    </w:p>
+    <w:p>
+      <w:pPr>
+        <w:pStyle w:val="Bibliography"/>
+      </w:pPr>
+      <w:r>
+        <w:lastRenderedPageBreak/>
+        <w:t xml:space="preserve">Ziems, C., Dwivedi-Yu, J., Wang, Y.-C., Halevy, A., &amp; Yang, D. (2023). </w:t>
+      </w:r>
+      <w:proofErr w:type="spellStart"/>
+      <w:r>
+        <w:t>NormBank</w:t>
+      </w:r>
+      <w:proofErr w:type="spellEnd"/>
+      <w:r>
+        <w:t xml:space="preserve">: A Knowledge Bank of Situational Social Norms. </w:t>
+      </w:r>
+      <w:r>
+        <w:rPr>
+          <w:i/>
+          <w:iCs/>
+        </w:rPr>
+        <w:t>Proceedings of the 61st Annual Meeting of the Association for Computational Linguistics (Volume 1: Long Papers)</w:t>
+      </w:r>
+      <w:r>
+        <w:t>, 7756–7776. https://doi.org/10.18653/v1/2023.acl-long.429</w:t>
+      </w:r>
+    </w:p>
+    <w:p>
+      <w:pPr>
+        <w:spacing w:line="259" w:lineRule="auto"/>
+        <w:rPr>
+          <w:shd w:val="clear" w:color="auto" w:fill="FFFFFF"/>
+          <w:lang w:val="en-SG"/>
+        </w:rPr>
+      </w:pPr>
+      <w:r>
         <w:fldChar w:fldCharType="end"/>
       </w:r>
+      <w:r>
+        <w:br w:type="page"/>
+      </w:r>
     </w:p>
     <w:p>
       <w:pPr>
         <w:pStyle w:val="Heading2"/>
       </w:pPr>
-    </w:p>
-    <w:p>
-      <w:pPr>
-        <w:pStyle w:val="Heading2"/>
-      </w:pPr>
-      <w:r>
+      <w:r>
+        <w:lastRenderedPageBreak/>
         <w:t xml:space="preserve"> </w:t>
       </w:r>
       <w:bookmarkStart w:id="19" w:name="_Toc225616044"/>
@@ -17007,99 +17070,6 @@
         <w:t>Appendix: Example Prompts and Responses</w:t>
       </w:r>
     </w:p>
-    <w:p>
-      <w:pPr>
-        <w:pStyle w:val="Heading2"/>
-      </w:pPr>
-      <w:r>
-        <w:t xml:space="preserve"> </w:t>
-      </w:r>
-      <w:bookmarkStart w:id="20" w:name="_Hlk100312797"/>
-      <w:bookmarkStart w:id="21" w:name="_Toc225616045"/>
-      <w:r>
-        <w:t>Appendix A: Repository and Command Reference</w:t>
-      </w:r>
-      <w:bookmarkEnd w:id="21"/>
-    </w:p>
-    <w:p>
-      <w:pPr>
-        <w:pStyle w:val="Heading2"/>
-      </w:pPr>
-      <w:r>
-        <w:t xml:space="preserve"> </w:t>
-      </w:r>
-      <w:bookmarkStart w:id="22" w:name="_Toc225616046"/>
-      <w:r>
-        <w:t>Appendix B: Completion Checklist Mapping</w:t>
-      </w:r>
-      <w:bookmarkEnd w:id="22"/>
-    </w:p>
-    <w:p>
-      <w:pPr>
-        <w:pStyle w:val="Heading2"/>
-      </w:pPr>
-      <w:r>
-        <w:t xml:space="preserve"> </w:t>
-      </w:r>
-      <w:bookmarkStart w:id="23" w:name="_Toc225616047"/>
-      <w:r>
-        <w:t>Appendix C: EDA Outputs and Figures</w:t>
-      </w:r>
-      <w:bookmarkEnd w:id="23"/>
-    </w:p>
-    <w:p>
-      <w:pPr>
-        <w:pStyle w:val="Heading2"/>
-      </w:pPr>
-      <w:r>
-        <w:t xml:space="preserve"> </w:t>
-      </w:r>
-      <w:bookmarkStart w:id="24" w:name="_Toc225616048"/>
-      <w:r>
-        <w:t>Appendix D: Model Configurations and Hyperparameter Settings</w:t>
-      </w:r>
-      <w:bookmarkEnd w:id="24"/>
-    </w:p>
-    <w:p>
-      <w:pPr>
-        <w:pStyle w:val="Heading2"/>
-      </w:pPr>
-      <w:r>
-        <w:t xml:space="preserve"> </w:t>
-      </w:r>
-      <w:bookmarkStart w:id="25" w:name="_Toc225616049"/>
-      <w:r>
-        <w:t>Appendix E: Prompt Evaluation Run Format</w:t>
-      </w:r>
-      <w:bookmarkEnd w:id="25"/>
-    </w:p>
-    <w:p>
-      <w:pPr>
-        <w:pStyle w:val="Heading2"/>
-      </w:pPr>
-      <w:r>
-        <w:t xml:space="preserve"> </w:t>
-      </w:r>
-      <w:bookmarkStart w:id="26" w:name="_Toc225616050"/>
-      <w:r>
-        <w:t>Appendix F: Training Logs and Saved Model Artifacts</w:t>
-      </w:r>
-      <w:bookmarkEnd w:id="26"/>
-    </w:p>
-    <w:p>
-      <w:pPr>
-        <w:pStyle w:val="Heading2"/>
-      </w:pPr>
-      <w:r>
-        <w:t xml:space="preserve"> </w:t>
-      </w:r>
-      <w:bookmarkStart w:id="27" w:name="_Toc225616051"/>
-      <w:r>
-        <w:t>Appendix G: Example Outputs and Qualitative Cases</w:t>
-      </w:r>
-      <w:bookmarkEnd w:id="27"/>
-    </w:p>
-    <w:bookmarkEnd w:id="20"/>
     <w:p>
       <w:pPr>
         <w:pStyle w:val="BodyText"/>
@@ -21114,7 +21084,7 @@
     <w:autoRedefine/>
     <w:uiPriority w:val="7"/>
     <w:qFormat/>
-    <w:rsid w:val="002A458B"/>
+    <w:rsid w:val="004C11A9"/>
     <w:pPr>
       <w:spacing w:before="120" w:after="0" w:line="240" w:lineRule="auto"/>
       <w:jc w:val="both"/>
@@ -21130,7 +21100,7 @@
     <w:basedOn w:val="DefaultParagraphFont"/>
     <w:link w:val="BodyText"/>
     <w:uiPriority w:val="7"/>
-    <w:rsid w:val="002A458B"/>
+    <w:rsid w:val="004C11A9"/>
     <w:rPr>
       <w:rFonts w:ascii="Times New Roman" w:hAnsi="Times New Roman" w:cs="Times New Roman"/>
       <w:sz w:val="24"/>
@@ -21337,7 +21307,7 @@
     <w:uiPriority w:val="35"/>
     <w:unhideWhenUsed/>
     <w:qFormat/>
-    <w:rsid w:val="004478DC"/>
+    <w:rsid w:val="005B0F9F"/>
     <w:pPr>
       <w:spacing w:after="200" w:line="240" w:lineRule="auto"/>
       <w:jc w:val="center"/>
@@ -21409,6 +21379,23 @@
       <w:rFonts w:eastAsia="Times New Roman"/>
       <w:lang w:val="en-SG" w:eastAsia="zh-CN"/>
     </w:rPr>
+  </w:style>
+  <w:style w:type="paragraph" w:styleId="Bibliography">
+    <w:name w:val="Bibliography"/>
+    <w:basedOn w:val="Normal"/>
+    <w:next w:val="Normal"/>
+    <w:uiPriority w:val="37"/>
+    <w:unhideWhenUsed/>
+    <w:rsid w:val="002C6765"/>
+    <w:pPr>
+      <w:spacing w:after="0"/>
+      <w:ind w:left="720" w:hanging="720"/>
+    </w:pPr>
+  </w:style>
+  <w:style w:type="character" w:customStyle="1" w:styleId="inlinemarkdown3nxm625">
+    <w:name w:val="_inlinemarkdown_3nxm6_25"/>
+    <w:basedOn w:val="DefaultParagraphFont"/>
+    <w:rsid w:val="00CC54FA"/>
   </w:style>
 </w:styles>
 </file>
@@ -21612,7 +21599,6 @@
     <w:rsid w:val="00182E63"/>
     <w:rsid w:val="001A0F9E"/>
     <w:rsid w:val="00371E6B"/>
-    <w:rsid w:val="003B338A"/>
     <w:rsid w:val="00466A66"/>
     <w:rsid w:val="00605008"/>
     <w:rsid w:val="006A1CAC"/>
@@ -21624,6 +21610,7 @@
     <w:rsid w:val="0098109B"/>
     <w:rsid w:val="00BA0FE0"/>
     <w:rsid w:val="00D2747B"/>
+    <w:rsid w:val="00E3028D"/>
     <w:rsid w:val="00F53CF8"/>
     <w:rsid w:val="00FE3591"/>
   </w:rsids>
